--- a/新泰週報20260614[2624]B4F.docx
+++ b/新泰週報20260614[2624]B4F.docx
@@ -12118,15 +12118,7 @@
                                       <w:color w:val="FFFFFF"/>
                                       <w:w w:val="66"/>
                                     </w:rPr>
-                                    <w:t xml:space="preserve">恭候　</w:t>
-                                  </w:r>
-                                  <w:r>
-                                    <w:rPr>
-                                      <w:rFonts w:ascii="華康儷中黑" w:eastAsia="華康儷中黑" w:hAnsi="Calibri" w:cs="Arial" w:hint="eastAsia"/>
-                                      <w:color w:val="FFFFFF"/>
-                                      <w:w w:val="66"/>
-                                    </w:rPr>
-                                    <w:t>神的話</w:t>
+                                    <w:t>恭候　神的話</w:t>
                                   </w:r>
                                 </w:p>
                               </w:txbxContent>
@@ -12171,15 +12163,7 @@
                                 <w:color w:val="FFFFFF"/>
                                 <w:w w:val="66"/>
                               </w:rPr>
-                              <w:t xml:space="preserve">恭候　</w:t>
-                            </w:r>
-                            <w:r>
-                              <w:rPr>
-                                <w:rFonts w:ascii="華康儷中黑" w:eastAsia="華康儷中黑" w:hAnsi="Calibri" w:cs="Arial" w:hint="eastAsia"/>
-                                <w:color w:val="FFFFFF"/>
-                                <w:w w:val="66"/>
-                              </w:rPr>
-                              <w:t>神的話</w:t>
+                              <w:t>恭候　神的話</w:t>
                             </w:r>
                           </w:p>
                         </w:txbxContent>
@@ -15840,7 +15824,7 @@
           </mc:Choice>
           <mc:Fallback>
             <w:pict>
-              <v:line w14:anchorId="1E279181" id="直線接點 2" o:spid="_x0000_s1026" style="position:absolute;z-index:251654144;visibility:visible;mso-wrap-style:square;mso-height-percent:0;mso-wrap-distance-left:9pt;mso-wrap-distance-top:0;mso-wrap-distance-right:9pt;mso-wrap-distance-bottom:0;mso-position-horizontal:absolute;mso-position-horizontal-relative:page;mso-position-vertical:absolute;mso-position-vertical-relative:page;mso-height-percent:0;mso-height-relative:margin" from="687.75pt,19.85pt" to="687.75pt,709.8pt" o:gfxdata="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" strokecolor="black [3213]" strokeweight=".5pt">
+              <v:line w14:anchorId="4C1F4F02" id="直線接點 2" o:spid="_x0000_s1026" style="position:absolute;z-index:251654144;visibility:visible;mso-wrap-style:square;mso-height-percent:0;mso-wrap-distance-left:9pt;mso-wrap-distance-top:0;mso-wrap-distance-right:9pt;mso-wrap-distance-bottom:0;mso-position-horizontal:absolute;mso-position-horizontal-relative:page;mso-position-vertical:absolute;mso-position-vertical-relative:page;mso-height-percent:0;mso-height-relative:margin" from="687.75pt,19.85pt" to="687.75pt,709.8pt" o:gfxdata="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" strokecolor="black [3213]" strokeweight=".5pt">
                 <v:stroke dashstyle="3 1" joinstyle="miter"/>
                 <w10:wrap anchorx="page" anchory="page"/>
               </v:line>
@@ -18871,17 +18855,7 @@
                 <w:szCs w:val="24"/>
                 <w:lang w:eastAsia="zh-HK"/>
               </w:rPr>
-              <w:t>黃麗</w:t>
-            </w:r>
-            <w:bookmarkStart w:id="6" w:name="_GoBack"/>
-            <w:bookmarkEnd w:id="6"/>
-            <w:r>
-              <w:rPr>
-                <w:rFonts w:ascii="標楷體" w:eastAsia="標楷體" w:hAnsi="標楷體" w:cstheme="majorBidi" w:hint="eastAsia"/>
-                <w:szCs w:val="24"/>
-                <w:lang w:eastAsia="zh-HK"/>
-              </w:rPr>
-              <w:t>卿</w:t>
+              <w:t>黃麗卿</w:t>
             </w:r>
           </w:p>
         </w:tc>
@@ -21990,7 +21964,7 @@
                 <w:w w:val="80"/>
                 <w:szCs w:val="24"/>
               </w:rPr>
-              <w:t>8</w:t>
+              <w:t>9</w:t>
             </w:r>
             <w:r>
               <w:rPr>
@@ -22124,19 +22098,11 @@
             </w:pPr>
             <w:r>
               <w:rPr>
-                <w:rFonts w:ascii="Barlow Condensed Medium" w:eastAsia="標楷體" w:hAnsi="Barlow Condensed Medium" w:cstheme="minorHAnsi" w:hint="eastAsia"/>
+                <w:rFonts w:ascii="Barlow Condensed Medium" w:eastAsia="標楷體" w:hAnsi="Barlow Condensed Medium" w:cstheme="minorHAnsi"/>
                 <w:w w:val="80"/>
                 <w:szCs w:val="24"/>
               </w:rPr>
-              <w:t>3</w:t>
-            </w:r>
-            <w:r>
-              <w:rPr>
-                <w:rFonts w:ascii="Barlow Condensed Medium" w:eastAsia="標楷體" w:hAnsi="Barlow Condensed Medium" w:cstheme="minorHAnsi"/>
-                <w:w w:val="80"/>
-                <w:szCs w:val="24"/>
-              </w:rPr>
-              <w:t>0</w:t>
+              <w:t>1</w:t>
             </w:r>
             <w:r>
               <w:rPr>
@@ -22170,11 +22136,11 @@
             </w:pPr>
             <w:r>
               <w:rPr>
-                <w:rFonts w:ascii="Barlow Condensed Medium" w:eastAsia="標楷體" w:hAnsi="Barlow Condensed Medium" w:cstheme="minorHAnsi" w:hint="eastAsia"/>
+                <w:rFonts w:ascii="Barlow Condensed Medium" w:eastAsia="標楷體" w:hAnsi="Barlow Condensed Medium" w:cstheme="minorHAnsi"/>
                 <w:w w:val="80"/>
                 <w:szCs w:val="24"/>
               </w:rPr>
-              <w:t>2</w:t>
+              <w:t>5</w:t>
             </w:r>
             <w:r>
               <w:rPr>
@@ -22211,15 +22177,7 @@
                 <w:w w:val="80"/>
                 <w:szCs w:val="24"/>
               </w:rPr>
-              <w:t>3</w:t>
-            </w:r>
-            <w:r>
-              <w:rPr>
-                <w:rFonts w:ascii="Barlow Condensed Medium" w:eastAsia="標楷體" w:hAnsi="Barlow Condensed Medium" w:cstheme="minorHAnsi" w:hint="eastAsia"/>
-                <w:w w:val="80"/>
-                <w:szCs w:val="24"/>
-              </w:rPr>
-              <w:t>0-1</w:t>
+              <w:t>2</w:t>
             </w:r>
             <w:r>
               <w:rPr>
@@ -22257,7 +22215,7 @@
                 <w:w w:val="80"/>
                 <w:szCs w:val="24"/>
               </w:rPr>
-              <w:t>1</w:t>
+              <w:t>6</w:t>
             </w:r>
             <w:r>
               <w:rPr>
@@ -22295,15 +22253,7 @@
                 <w:w w:val="80"/>
                 <w:szCs w:val="24"/>
               </w:rPr>
-              <w:t>3</w:t>
-            </w:r>
-            <w:r>
-              <w:rPr>
-                <w:rFonts w:ascii="Barlow Condensed Medium" w:eastAsia="標楷體" w:hAnsi="Barlow Condensed Medium" w:cstheme="minorHAnsi" w:hint="eastAsia"/>
-                <w:w w:val="80"/>
-                <w:szCs w:val="24"/>
-              </w:rPr>
-              <w:t>0-2</w:t>
+              <w:t>8</w:t>
             </w:r>
             <w:r>
               <w:rPr>
@@ -22340,7 +22290,7 @@
                 <w:w w:val="80"/>
                 <w:szCs w:val="24"/>
               </w:rPr>
-              <w:t>1</w:t>
+              <w:t>5</w:t>
             </w:r>
             <w:r>
               <w:rPr>
@@ -22398,11 +22348,11 @@
             </w:pPr>
             <w:r>
               <w:rPr>
-                <w:rFonts w:ascii="Barlow Condensed Medium" w:eastAsia="標楷體" w:hAnsi="Barlow Condensed Medium" w:cstheme="minorHAnsi" w:hint="eastAsia"/>
+                <w:rFonts w:ascii="Barlow Condensed Medium" w:eastAsia="標楷體" w:hAnsi="Barlow Condensed Medium" w:cstheme="minorHAnsi"/>
                 <w:w w:val="80"/>
                 <w:szCs w:val="24"/>
               </w:rPr>
-              <w:t>18</w:t>
+              <w:t>9-1</w:t>
             </w:r>
             <w:r>
               <w:rPr>
@@ -22436,11 +22386,11 @@
             </w:pPr>
             <w:r>
               <w:rPr>
-                <w:rFonts w:ascii="Barlow Condensed Medium" w:eastAsia="標楷體" w:hAnsi="Barlow Condensed Medium" w:cstheme="minorHAnsi" w:hint="eastAsia"/>
+                <w:rFonts w:ascii="Barlow Condensed Medium" w:eastAsia="標楷體" w:hAnsi="Barlow Condensed Medium" w:cstheme="minorHAnsi"/>
                 <w:w w:val="80"/>
                 <w:szCs w:val="24"/>
               </w:rPr>
-              <w:t>5</w:t>
+              <w:t>4</w:t>
             </w:r>
             <w:r>
               <w:rPr>
@@ -22471,6 +22421,23 @@
                 <w:szCs w:val="24"/>
               </w:rPr>
             </w:pPr>
+            <w:r>
+              <w:rPr>
+                <w:rFonts w:ascii="Barlow Condensed Medium" w:eastAsia="標楷體" w:hAnsi="Barlow Condensed Medium" w:cstheme="minorHAnsi"/>
+                <w:w w:val="80"/>
+                <w:szCs w:val="24"/>
+              </w:rPr>
+              <w:t>17</w:t>
+            </w:r>
+            <w:r>
+              <w:rPr>
+                <w:rFonts w:ascii="Barlow Condensed Medium" w:eastAsia="標楷體" w:hAnsi="Barlow Condensed Medium" w:cstheme="minorHAnsi" w:hint="eastAsia"/>
+                <w:w w:val="80"/>
+                <w:szCs w:val="24"/>
+                <w:lang w:eastAsia="zh-HK"/>
+              </w:rPr>
+              <w:t>號</w:t>
+            </w:r>
           </w:p>
         </w:tc>
         <w:tc>
@@ -22492,6 +22459,22 @@
                 <w:szCs w:val="24"/>
               </w:rPr>
             </w:pPr>
+            <w:r>
+              <w:rPr>
+                <w:rFonts w:ascii="Barlow Condensed Medium" w:eastAsia="標楷體" w:hAnsi="Barlow Condensed Medium" w:cstheme="minorHAnsi"/>
+                <w:w w:val="80"/>
+                <w:szCs w:val="24"/>
+              </w:rPr>
+              <w:t>4</w:t>
+            </w:r>
+            <w:r>
+              <w:rPr>
+                <w:rFonts w:ascii="Barlow Condensed Medium" w:eastAsia="標楷體" w:hAnsi="Barlow Condensed Medium" w:cstheme="minorHAnsi"/>
+                <w:w w:val="80"/>
+                <w:szCs w:val="24"/>
+              </w:rPr>
+              <w:t>,000</w:t>
+            </w:r>
           </w:p>
         </w:tc>
         <w:tc>
@@ -22514,6 +22497,39 @@
                 <w:szCs w:val="24"/>
               </w:rPr>
             </w:pPr>
+            <w:r>
+              <w:rPr>
+                <w:rFonts w:ascii="Barlow Condensed Medium" w:eastAsia="標楷體" w:hAnsi="Barlow Condensed Medium" w:cstheme="minorHAnsi"/>
+                <w:w w:val="80"/>
+                <w:szCs w:val="24"/>
+              </w:rPr>
+              <w:t>17</w:t>
+            </w:r>
+            <w:r>
+              <w:rPr>
+                <w:rFonts w:ascii="Barlow Condensed Medium" w:eastAsia="標楷體" w:hAnsi="Barlow Condensed Medium" w:cstheme="minorHAnsi" w:hint="eastAsia"/>
+                <w:w w:val="80"/>
+                <w:szCs w:val="24"/>
+              </w:rPr>
+              <w:t>-</w:t>
+            </w:r>
+            <w:r>
+              <w:rPr>
+                <w:rFonts w:ascii="Barlow Condensed Medium" w:eastAsia="標楷體" w:hAnsi="Barlow Condensed Medium" w:cstheme="minorHAnsi"/>
+                <w:w w:val="80"/>
+                <w:szCs w:val="24"/>
+              </w:rPr>
+              <w:t>1</w:t>
+            </w:r>
+            <w:r>
+              <w:rPr>
+                <w:rFonts w:ascii="Barlow Condensed Medium" w:eastAsia="標楷體" w:hAnsi="Barlow Condensed Medium" w:cstheme="minorHAnsi" w:hint="eastAsia"/>
+                <w:w w:val="80"/>
+                <w:szCs w:val="24"/>
+                <w:lang w:eastAsia="zh-HK"/>
+              </w:rPr>
+              <w:t>號</w:t>
+            </w:r>
           </w:p>
         </w:tc>
         <w:tc>
@@ -22534,6 +22550,22 @@
                 <w:szCs w:val="24"/>
               </w:rPr>
             </w:pPr>
+            <w:r>
+              <w:rPr>
+                <w:rFonts w:ascii="Barlow Condensed Medium" w:eastAsia="標楷體" w:hAnsi="Barlow Condensed Medium" w:cstheme="minorHAnsi"/>
+                <w:w w:val="80"/>
+                <w:szCs w:val="24"/>
+              </w:rPr>
+              <w:t>7</w:t>
+            </w:r>
+            <w:r>
+              <w:rPr>
+                <w:rFonts w:ascii="Barlow Condensed Medium" w:eastAsia="標楷體" w:hAnsi="Barlow Condensed Medium" w:cstheme="minorHAnsi"/>
+                <w:w w:val="80"/>
+                <w:szCs w:val="24"/>
+              </w:rPr>
+              <w:t>,000</w:t>
+            </w:r>
           </w:p>
         </w:tc>
       </w:tr>
@@ -22575,11 +22607,28 @@
               <w:snapToGrid w:val="0"/>
               <w:jc w:val="right"/>
               <w:rPr>
+                <w:rFonts w:ascii="Barlow Condensed Medium" w:eastAsia="標楷體" w:hAnsi="Barlow Condensed Medium" w:cstheme="minorHAnsi" w:hint="eastAsia"/>
+                <w:w w:val="80"/>
+                <w:szCs w:val="24"/>
+              </w:rPr>
+            </w:pPr>
+            <w:r>
+              <w:rPr>
                 <w:rFonts w:ascii="Barlow Condensed Medium" w:eastAsia="標楷體" w:hAnsi="Barlow Condensed Medium" w:cstheme="minorHAnsi"/>
                 <w:w w:val="80"/>
                 <w:szCs w:val="24"/>
               </w:rPr>
-            </w:pPr>
+              <w:t>17-4</w:t>
+            </w:r>
+            <w:r>
+              <w:rPr>
+                <w:rFonts w:ascii="Barlow Condensed Medium" w:eastAsia="標楷體" w:hAnsi="Barlow Condensed Medium" w:cstheme="minorHAnsi" w:hint="eastAsia"/>
+                <w:w w:val="80"/>
+                <w:szCs w:val="24"/>
+                <w:lang w:eastAsia="zh-HK"/>
+              </w:rPr>
+              <w:t>號</w:t>
+            </w:r>
           </w:p>
         </w:tc>
         <w:tc>
@@ -22596,11 +22645,27 @@
               <w:snapToGrid w:val="0"/>
               <w:ind w:leftChars="-2" w:left="-5" w:rightChars="-3" w:right="-7"/>
               <w:rPr>
+                <w:rFonts w:ascii="Barlow Condensed Medium" w:eastAsia="標楷體" w:hAnsi="Barlow Condensed Medium" w:cstheme="minorHAnsi" w:hint="eastAsia"/>
+                <w:w w:val="80"/>
+                <w:szCs w:val="24"/>
+              </w:rPr>
+            </w:pPr>
+            <w:r>
+              <w:rPr>
                 <w:rFonts w:ascii="Barlow Condensed Medium" w:eastAsia="標楷體" w:hAnsi="Barlow Condensed Medium" w:cstheme="minorHAnsi"/>
                 <w:w w:val="80"/>
                 <w:szCs w:val="24"/>
               </w:rPr>
-            </w:pPr>
+              <w:t>3</w:t>
+            </w:r>
+            <w:r>
+              <w:rPr>
+                <w:rFonts w:ascii="Barlow Condensed Medium" w:eastAsia="標楷體" w:hAnsi="Barlow Condensed Medium" w:cstheme="minorHAnsi"/>
+                <w:w w:val="80"/>
+                <w:szCs w:val="24"/>
+              </w:rPr>
+              <w:t>,000</w:t>
+            </w:r>
           </w:p>
         </w:tc>
         <w:tc>
@@ -22622,6 +22687,23 @@
                 <w:szCs w:val="24"/>
               </w:rPr>
             </w:pPr>
+            <w:r>
+              <w:rPr>
+                <w:rFonts w:ascii="Barlow Condensed Medium" w:eastAsia="標楷體" w:hAnsi="Barlow Condensed Medium" w:cstheme="minorHAnsi"/>
+                <w:w w:val="80"/>
+                <w:szCs w:val="24"/>
+              </w:rPr>
+              <w:t>20</w:t>
+            </w:r>
+            <w:r>
+              <w:rPr>
+                <w:rFonts w:ascii="Barlow Condensed Medium" w:eastAsia="標楷體" w:hAnsi="Barlow Condensed Medium" w:cstheme="minorHAnsi" w:hint="eastAsia"/>
+                <w:w w:val="80"/>
+                <w:szCs w:val="24"/>
+                <w:lang w:eastAsia="zh-HK"/>
+              </w:rPr>
+              <w:t>號</w:t>
+            </w:r>
           </w:p>
         </w:tc>
         <w:tc>
@@ -22643,6 +22725,22 @@
                 <w:szCs w:val="24"/>
               </w:rPr>
             </w:pPr>
+            <w:r>
+              <w:rPr>
+                <w:rFonts w:ascii="Barlow Condensed Medium" w:eastAsia="標楷體" w:hAnsi="Barlow Condensed Medium" w:cstheme="minorHAnsi"/>
+                <w:w w:val="80"/>
+                <w:szCs w:val="24"/>
+              </w:rPr>
+              <w:t>3</w:t>
+            </w:r>
+            <w:r>
+              <w:rPr>
+                <w:rFonts w:ascii="Barlow Condensed Medium" w:eastAsia="標楷體" w:hAnsi="Barlow Condensed Medium" w:cstheme="minorHAnsi"/>
+                <w:w w:val="80"/>
+                <w:szCs w:val="24"/>
+              </w:rPr>
+              <w:t>,000</w:t>
+            </w:r>
           </w:p>
         </w:tc>
         <w:tc>
@@ -22665,6 +22763,23 @@
                 <w:szCs w:val="24"/>
               </w:rPr>
             </w:pPr>
+            <w:r>
+              <w:rPr>
+                <w:rFonts w:ascii="Barlow Condensed Medium" w:eastAsia="標楷體" w:hAnsi="Barlow Condensed Medium" w:cstheme="minorHAnsi"/>
+                <w:w w:val="80"/>
+                <w:szCs w:val="24"/>
+              </w:rPr>
+              <w:t>23</w:t>
+            </w:r>
+            <w:r>
+              <w:rPr>
+                <w:rFonts w:ascii="Barlow Condensed Medium" w:eastAsia="標楷體" w:hAnsi="Barlow Condensed Medium" w:cstheme="minorHAnsi" w:hint="eastAsia"/>
+                <w:w w:val="80"/>
+                <w:szCs w:val="24"/>
+                <w:lang w:eastAsia="zh-HK"/>
+              </w:rPr>
+              <w:t>號</w:t>
+            </w:r>
           </w:p>
         </w:tc>
         <w:tc>
@@ -22685,6 +22800,22 @@
                 <w:szCs w:val="24"/>
               </w:rPr>
             </w:pPr>
+            <w:r>
+              <w:rPr>
+                <w:rFonts w:ascii="Barlow Condensed Medium" w:eastAsia="標楷體" w:hAnsi="Barlow Condensed Medium" w:cstheme="minorHAnsi"/>
+                <w:w w:val="80"/>
+                <w:szCs w:val="24"/>
+              </w:rPr>
+              <w:t>3</w:t>
+            </w:r>
+            <w:r>
+              <w:rPr>
+                <w:rFonts w:ascii="Barlow Condensed Medium" w:eastAsia="標楷體" w:hAnsi="Barlow Condensed Medium" w:cstheme="minorHAnsi"/>
+                <w:w w:val="80"/>
+                <w:szCs w:val="24"/>
+              </w:rPr>
+              <w:t>,000</w:t>
+            </w:r>
           </w:p>
         </w:tc>
       </w:tr>
@@ -22710,44 +22841,86 @@
                 <w:szCs w:val="24"/>
               </w:rPr>
             </w:pPr>
-            <w:r>
-              <w:rPr>
-                <w:rFonts w:ascii="Barlow Condensed Medium" w:eastAsia="華康中黑體" w:hAnsi="Barlow Condensed Medium" w:cstheme="minorHAnsi"/>
+          </w:p>
+        </w:tc>
+        <w:tc>
+          <w:tcPr>
+            <w:tcW w:w="685" w:type="dxa"/>
+            <w:tcMar>
+              <w:left w:w="28" w:type="dxa"/>
+              <w:right w:w="28" w:type="dxa"/>
+            </w:tcMar>
+            <w:vAlign w:val="center"/>
+          </w:tcPr>
+          <w:p>
+            <w:pPr>
+              <w:snapToGrid w:val="0"/>
+              <w:jc w:val="right"/>
+              <w:rPr>
+                <w:rFonts w:ascii="Barlow Condensed Medium" w:eastAsia="標楷體" w:hAnsi="Barlow Condensed Medium" w:cstheme="minorHAnsi"/>
                 <w:w w:val="80"/>
                 <w:szCs w:val="24"/>
               </w:rPr>
-              <w:sym w:font="Wingdings 2" w:char="F0AE"/>
-            </w:r>
-            <w:r>
-              <w:rPr>
-                <w:rFonts w:ascii="Barlow Condensed Medium" w:eastAsia="華康中黑體" w:hAnsi="Barlow Condensed Medium" w:cstheme="minorHAnsi" w:hint="eastAsia"/>
+            </w:pPr>
+            <w:r>
+              <w:rPr>
+                <w:rFonts w:ascii="Barlow Condensed Medium" w:eastAsia="標楷體" w:hAnsi="Barlow Condensed Medium" w:cstheme="minorHAnsi"/>
+                <w:w w:val="80"/>
+                <w:szCs w:val="24"/>
+              </w:rPr>
+              <w:t>27</w:t>
+            </w:r>
+            <w:r>
+              <w:rPr>
+                <w:rFonts w:ascii="Barlow Condensed Medium" w:eastAsia="標楷體" w:hAnsi="Barlow Condensed Medium" w:cstheme="minorHAnsi" w:hint="eastAsia"/>
                 <w:w w:val="80"/>
                 <w:szCs w:val="24"/>
                 <w:lang w:eastAsia="zh-HK"/>
               </w:rPr>
-              <w:t>感恩</w:t>
-            </w:r>
-            <w:r>
-              <w:rPr>
-                <w:rFonts w:ascii="Barlow Condensed Medium" w:eastAsia="華康中黑體" w:hAnsi="Barlow Condensed Medium" w:cstheme="minorHAnsi"/>
+              <w:t>號</w:t>
+            </w:r>
+          </w:p>
+        </w:tc>
+        <w:tc>
+          <w:tcPr>
+            <w:tcW w:w="685" w:type="dxa"/>
+            <w:tcMar>
+              <w:left w:w="113" w:type="dxa"/>
+              <w:right w:w="28" w:type="dxa"/>
+            </w:tcMar>
+            <w:vAlign w:val="center"/>
+          </w:tcPr>
+          <w:p>
+            <w:pPr>
+              <w:snapToGrid w:val="0"/>
+              <w:ind w:leftChars="-2" w:left="-5" w:rightChars="-3" w:right="-7"/>
+              <w:rPr>
+                <w:rFonts w:ascii="Barlow Condensed Medium" w:eastAsia="標楷體" w:hAnsi="Barlow Condensed Medium" w:cstheme="minorHAnsi"/>
                 <w:w w:val="80"/>
                 <w:szCs w:val="24"/>
               </w:rPr>
-              <w:t>奉獻</w:t>
-            </w:r>
-            <w:r>
-              <w:rPr>
-                <w:rFonts w:ascii="Barlow Condensed Medium" w:eastAsia="華康中黑體" w:hAnsi="Barlow Condensed Medium" w:cstheme="minorHAnsi"/>
+            </w:pPr>
+            <w:r>
+              <w:rPr>
+                <w:rFonts w:ascii="Barlow Condensed Medium" w:eastAsia="標楷體" w:hAnsi="Barlow Condensed Medium" w:cstheme="minorHAnsi"/>
                 <w:w w:val="80"/>
                 <w:szCs w:val="24"/>
               </w:rPr>
-              <w:t>:</w:t>
-            </w:r>
-          </w:p>
-        </w:tc>
-        <w:tc>
-          <w:tcPr>
-            <w:tcW w:w="685" w:type="dxa"/>
+              <w:t>2</w:t>
+            </w:r>
+            <w:r>
+              <w:rPr>
+                <w:rFonts w:ascii="Barlow Condensed Medium" w:eastAsia="標楷體" w:hAnsi="Barlow Condensed Medium" w:cstheme="minorHAnsi"/>
+                <w:w w:val="80"/>
+                <w:szCs w:val="24"/>
+              </w:rPr>
+              <w:t>,000</w:t>
+            </w:r>
+          </w:p>
+        </w:tc>
+        <w:tc>
+          <w:tcPr>
+            <w:tcW w:w="686" w:type="dxa"/>
             <w:tcMar>
               <w:left w:w="28" w:type="dxa"/>
               <w:right w:w="28" w:type="dxa"/>
@@ -22766,11 +22939,11 @@
             </w:pPr>
             <w:r>
               <w:rPr>
-                <w:rFonts w:ascii="Barlow Condensed Medium" w:eastAsia="標楷體" w:hAnsi="Barlow Condensed Medium" w:cstheme="minorHAnsi" w:hint="eastAsia"/>
+                <w:rFonts w:ascii="Barlow Condensed Medium" w:eastAsia="標楷體" w:hAnsi="Barlow Condensed Medium" w:cstheme="minorHAnsi"/>
                 <w:w w:val="80"/>
                 <w:szCs w:val="24"/>
               </w:rPr>
-              <w:t>1-2</w:t>
+              <w:t>58</w:t>
             </w:r>
             <w:r>
               <w:rPr>
@@ -22785,7 +22958,8 @@
         </w:tc>
         <w:tc>
           <w:tcPr>
-            <w:tcW w:w="685" w:type="dxa"/>
+            <w:tcW w:w="682" w:type="dxa"/>
+            <w:gridSpan w:val="2"/>
             <w:tcMar>
               <w:left w:w="113" w:type="dxa"/>
               <w:right w:w="28" w:type="dxa"/>
@@ -22795,7 +22969,6 @@
           <w:p>
             <w:pPr>
               <w:snapToGrid w:val="0"/>
-              <w:ind w:leftChars="-2" w:left="-5" w:rightChars="-3" w:right="-7"/>
               <w:rPr>
                 <w:rFonts w:ascii="Barlow Condensed Medium" w:eastAsia="標楷體" w:hAnsi="Barlow Condensed Medium" w:cstheme="minorHAnsi"/>
                 <w:w w:val="80"/>
@@ -22804,11 +22977,11 @@
             </w:pPr>
             <w:r>
               <w:rPr>
-                <w:rFonts w:ascii="Barlow Condensed Medium" w:eastAsia="標楷體" w:hAnsi="Barlow Condensed Medium" w:cstheme="minorHAnsi" w:hint="eastAsia"/>
+                <w:rFonts w:ascii="Barlow Condensed Medium" w:eastAsia="標楷體" w:hAnsi="Barlow Condensed Medium" w:cstheme="minorHAnsi"/>
                 <w:w w:val="80"/>
                 <w:szCs w:val="24"/>
               </w:rPr>
-              <w:t>2</w:t>
+              <w:t>14</w:t>
             </w:r>
             <w:r>
               <w:rPr>
@@ -22816,29 +22989,14 @@
                 <w:w w:val="80"/>
                 <w:szCs w:val="24"/>
               </w:rPr>
-              <w:t>,</w:t>
-            </w:r>
-            <w:r>
-              <w:rPr>
-                <w:rFonts w:ascii="Barlow Condensed Medium" w:eastAsia="標楷體" w:hAnsi="Barlow Condensed Medium" w:cstheme="minorHAnsi" w:hint="eastAsia"/>
-                <w:w w:val="80"/>
-                <w:szCs w:val="24"/>
-              </w:rPr>
-              <w:t>5</w:t>
-            </w:r>
-            <w:r>
-              <w:rPr>
-                <w:rFonts w:ascii="Barlow Condensed Medium" w:eastAsia="標楷體" w:hAnsi="Barlow Condensed Medium" w:cstheme="minorHAnsi"/>
-                <w:w w:val="80"/>
-                <w:szCs w:val="24"/>
-              </w:rPr>
-              <w:t>00</w:t>
-            </w:r>
-          </w:p>
-        </w:tc>
-        <w:tc>
-          <w:tcPr>
-            <w:tcW w:w="686" w:type="dxa"/>
+              <w:t>,000</w:t>
+            </w:r>
+          </w:p>
+        </w:tc>
+        <w:tc>
+          <w:tcPr>
+            <w:tcW w:w="683" w:type="dxa"/>
+            <w:gridSpan w:val="2"/>
             <w:tcMar>
               <w:left w:w="28" w:type="dxa"/>
               <w:right w:w="28" w:type="dxa"/>
@@ -22857,11 +23015,11 @@
             </w:pPr>
             <w:r>
               <w:rPr>
-                <w:rFonts w:ascii="Barlow Condensed Medium" w:eastAsia="標楷體" w:hAnsi="Barlow Condensed Medium" w:cstheme="minorHAnsi" w:hint="eastAsia"/>
+                <w:rFonts w:ascii="Barlow Condensed Medium" w:eastAsia="標楷體" w:hAnsi="Barlow Condensed Medium" w:cstheme="minorHAnsi"/>
                 <w:w w:val="80"/>
                 <w:szCs w:val="24"/>
               </w:rPr>
-              <w:t>7-2</w:t>
+              <w:t>65</w:t>
             </w:r>
             <w:r>
               <w:rPr>
@@ -22876,8 +23034,7 @@
         </w:tc>
         <w:tc>
           <w:tcPr>
-            <w:tcW w:w="682" w:type="dxa"/>
-            <w:gridSpan w:val="2"/>
+            <w:tcW w:w="683" w:type="dxa"/>
             <w:tcMar>
               <w:left w:w="113" w:type="dxa"/>
               <w:right w:w="28" w:type="dxa"/>
@@ -22895,11 +23052,11 @@
             </w:pPr>
             <w:r>
               <w:rPr>
-                <w:rFonts w:ascii="Barlow Condensed Medium" w:eastAsia="標楷體" w:hAnsi="Barlow Condensed Medium" w:cstheme="minorHAnsi" w:hint="eastAsia"/>
+                <w:rFonts w:ascii="Barlow Condensed Medium" w:eastAsia="標楷體" w:hAnsi="Barlow Condensed Medium" w:cstheme="minorHAnsi"/>
                 <w:w w:val="80"/>
                 <w:szCs w:val="24"/>
               </w:rPr>
-              <w:t>4</w:t>
+              <w:t>5</w:t>
             </w:r>
             <w:r>
               <w:rPr>
@@ -22908,82 +23065,6 @@
                 <w:szCs w:val="24"/>
               </w:rPr>
               <w:t>,000</w:t>
-            </w:r>
-          </w:p>
-        </w:tc>
-        <w:tc>
-          <w:tcPr>
-            <w:tcW w:w="683" w:type="dxa"/>
-            <w:gridSpan w:val="2"/>
-            <w:tcMar>
-              <w:left w:w="28" w:type="dxa"/>
-              <w:right w:w="28" w:type="dxa"/>
-            </w:tcMar>
-            <w:vAlign w:val="center"/>
-          </w:tcPr>
-          <w:p>
-            <w:pPr>
-              <w:snapToGrid w:val="0"/>
-              <w:jc w:val="right"/>
-              <w:rPr>
-                <w:rFonts w:ascii="Barlow Condensed Medium" w:eastAsia="標楷體" w:hAnsi="Barlow Condensed Medium" w:cstheme="minorHAnsi"/>
-                <w:w w:val="80"/>
-                <w:szCs w:val="24"/>
-              </w:rPr>
-            </w:pPr>
-            <w:r>
-              <w:rPr>
-                <w:rFonts w:ascii="Barlow Condensed Medium" w:eastAsia="標楷體" w:hAnsi="Barlow Condensed Medium" w:cstheme="minorHAnsi" w:hint="eastAsia"/>
-                <w:w w:val="80"/>
-                <w:szCs w:val="24"/>
-                <w:lang w:eastAsia="zh-HK"/>
-              </w:rPr>
-              <w:t>有志</w:t>
-            </w:r>
-            <w:r>
-              <w:rPr>
-                <w:rFonts w:ascii="Barlow Condensed Medium" w:eastAsia="標楷體" w:hAnsi="Barlow Condensed Medium" w:cstheme="minorHAnsi" w:hint="eastAsia"/>
-                <w:w w:val="80"/>
-                <w:szCs w:val="24"/>
-                <w:lang w:eastAsia="zh-HK"/>
-              </w:rPr>
-              <w:t>*</w:t>
-            </w:r>
-            <w:r>
-              <w:rPr>
-                <w:rFonts w:ascii="Barlow Condensed Medium" w:eastAsia="標楷體" w:hAnsi="Barlow Condensed Medium" w:cstheme="minorHAnsi" w:hint="eastAsia"/>
-                <w:w w:val="80"/>
-                <w:szCs w:val="24"/>
-              </w:rPr>
-              <w:t>4</w:t>
-            </w:r>
-          </w:p>
-        </w:tc>
-        <w:tc>
-          <w:tcPr>
-            <w:tcW w:w="683" w:type="dxa"/>
-            <w:tcMar>
-              <w:left w:w="113" w:type="dxa"/>
-              <w:right w:w="28" w:type="dxa"/>
-            </w:tcMar>
-            <w:vAlign w:val="center"/>
-          </w:tcPr>
-          <w:p>
-            <w:pPr>
-              <w:snapToGrid w:val="0"/>
-              <w:rPr>
-                <w:rFonts w:ascii="Barlow Condensed Medium" w:eastAsia="標楷體" w:hAnsi="Barlow Condensed Medium" w:cstheme="minorHAnsi"/>
-                <w:w w:val="80"/>
-                <w:szCs w:val="24"/>
-              </w:rPr>
-            </w:pPr>
-            <w:r>
-              <w:rPr>
-                <w:rFonts w:ascii="Barlow Condensed Medium" w:eastAsia="標楷體" w:hAnsi="Barlow Condensed Medium" w:cstheme="minorHAnsi" w:hint="eastAsia"/>
-                <w:w w:val="80"/>
-                <w:szCs w:val="24"/>
-              </w:rPr>
-              <w:t>340</w:t>
             </w:r>
           </w:p>
         </w:tc>
@@ -23029,17 +23110,15 @@
                 <w:rFonts w:ascii="Barlow Condensed Medium" w:eastAsia="標楷體" w:hAnsi="Barlow Condensed Medium" w:cstheme="minorHAnsi"/>
                 <w:w w:val="80"/>
                 <w:szCs w:val="24"/>
-                <w:highlight w:val="yellow"/>
-                <w:lang w:eastAsia="zh-HK"/>
-              </w:rPr>
-            </w:pPr>
-            <w:r>
-              <w:rPr>
-                <w:rFonts w:ascii="Barlow Condensed Medium" w:eastAsia="標楷體" w:hAnsi="Barlow Condensed Medium" w:cstheme="minorHAnsi" w:hint="eastAsia"/>
+              </w:rPr>
+            </w:pPr>
+            <w:r>
+              <w:rPr>
+                <w:rFonts w:ascii="Barlow Condensed Medium" w:eastAsia="標楷體" w:hAnsi="Barlow Condensed Medium" w:cstheme="minorHAnsi"/>
                 <w:w w:val="80"/>
                 <w:szCs w:val="24"/>
               </w:rPr>
-              <w:t>54-3</w:t>
+              <w:t>65-1</w:t>
             </w:r>
             <w:r>
               <w:rPr>
@@ -23069,16 +23148,15 @@
                 <w:rFonts w:ascii="Barlow Condensed Medium" w:eastAsia="標楷體" w:hAnsi="Barlow Condensed Medium" w:cstheme="minorHAnsi"/>
                 <w:w w:val="80"/>
                 <w:szCs w:val="24"/>
-                <w:highlight w:val="yellow"/>
-              </w:rPr>
-            </w:pPr>
-            <w:r>
-              <w:rPr>
-                <w:rFonts w:ascii="Barlow Condensed Medium" w:eastAsia="標楷體" w:hAnsi="Barlow Condensed Medium" w:cstheme="minorHAnsi" w:hint="eastAsia"/>
+              </w:rPr>
+            </w:pPr>
+            <w:r>
+              <w:rPr>
+                <w:rFonts w:ascii="Barlow Condensed Medium" w:eastAsia="標楷體" w:hAnsi="Barlow Condensed Medium" w:cstheme="minorHAnsi"/>
                 <w:w w:val="80"/>
                 <w:szCs w:val="24"/>
               </w:rPr>
-              <w:t>1</w:t>
+              <w:t>3</w:t>
             </w:r>
             <w:r>
               <w:rPr>
@@ -23086,23 +23164,7 @@
                 <w:w w:val="80"/>
                 <w:szCs w:val="24"/>
               </w:rPr>
-              <w:t>,</w:t>
-            </w:r>
-            <w:r>
-              <w:rPr>
-                <w:rFonts w:ascii="Barlow Condensed Medium" w:eastAsia="標楷體" w:hAnsi="Barlow Condensed Medium" w:cstheme="minorHAnsi" w:hint="eastAsia"/>
-                <w:w w:val="80"/>
-                <w:szCs w:val="24"/>
-              </w:rPr>
-              <w:t>5</w:t>
-            </w:r>
-            <w:r>
-              <w:rPr>
-                <w:rFonts w:ascii="Barlow Condensed Medium" w:eastAsia="標楷體" w:hAnsi="Barlow Condensed Medium" w:cstheme="minorHAnsi"/>
-                <w:w w:val="80"/>
-                <w:szCs w:val="24"/>
-              </w:rPr>
-              <w:t>00</w:t>
+              <w:t>,000</w:t>
             </w:r>
           </w:p>
         </w:tc>
@@ -23127,11 +23189,11 @@
             </w:pPr>
             <w:r>
               <w:rPr>
-                <w:rFonts w:ascii="Barlow Condensed Medium" w:eastAsia="標楷體" w:hAnsi="Barlow Condensed Medium" w:cstheme="minorHAnsi" w:hint="eastAsia"/>
+                <w:rFonts w:ascii="Barlow Condensed Medium" w:eastAsia="標楷體" w:hAnsi="Barlow Condensed Medium" w:cstheme="minorHAnsi"/>
                 <w:w w:val="80"/>
                 <w:szCs w:val="24"/>
               </w:rPr>
-              <w:t>54-4</w:t>
+              <w:t>67</w:t>
             </w:r>
             <w:r>
               <w:rPr>
@@ -23165,11 +23227,11 @@
             </w:pPr>
             <w:r>
               <w:rPr>
-                <w:rFonts w:ascii="Barlow Condensed Medium" w:eastAsia="標楷體" w:hAnsi="Barlow Condensed Medium" w:cstheme="minorHAnsi" w:hint="eastAsia"/>
+                <w:rFonts w:ascii="Barlow Condensed Medium" w:eastAsia="標楷體" w:hAnsi="Barlow Condensed Medium" w:cstheme="minorHAnsi"/>
                 <w:w w:val="80"/>
                 <w:szCs w:val="24"/>
               </w:rPr>
-              <w:t>1</w:t>
+              <w:t>3</w:t>
             </w:r>
             <w:r>
               <w:rPr>
@@ -23177,23 +23239,7 @@
                 <w:w w:val="80"/>
                 <w:szCs w:val="24"/>
               </w:rPr>
-              <w:t>,</w:t>
-            </w:r>
-            <w:r>
-              <w:rPr>
-                <w:rFonts w:ascii="Barlow Condensed Medium" w:eastAsia="標楷體" w:hAnsi="Barlow Condensed Medium" w:cstheme="minorHAnsi" w:hint="eastAsia"/>
-                <w:w w:val="80"/>
-                <w:szCs w:val="24"/>
-              </w:rPr>
-              <w:t>5</w:t>
-            </w:r>
-            <w:r>
-              <w:rPr>
-                <w:rFonts w:ascii="Barlow Condensed Medium" w:eastAsia="標楷體" w:hAnsi="Barlow Condensed Medium" w:cstheme="minorHAnsi"/>
-                <w:w w:val="80"/>
-                <w:szCs w:val="24"/>
-              </w:rPr>
-              <w:t>00</w:t>
+              <w:t>,000</w:t>
             </w:r>
           </w:p>
         </w:tc>
@@ -23262,6 +23308,39 @@
                 <w:szCs w:val="24"/>
               </w:rPr>
             </w:pPr>
+            <w:r>
+              <w:rPr>
+                <w:rFonts w:ascii="Barlow Condensed Medium" w:eastAsia="華康中黑體" w:hAnsi="Barlow Condensed Medium" w:cstheme="minorHAnsi"/>
+                <w:w w:val="80"/>
+                <w:szCs w:val="24"/>
+              </w:rPr>
+              <w:sym w:font="Wingdings 2" w:char="F0AE"/>
+            </w:r>
+            <w:r>
+              <w:rPr>
+                <w:rFonts w:ascii="Barlow Condensed Medium" w:eastAsia="華康中黑體" w:hAnsi="Barlow Condensed Medium" w:cstheme="minorHAnsi" w:hint="eastAsia"/>
+                <w:w w:val="80"/>
+                <w:szCs w:val="24"/>
+                <w:lang w:eastAsia="zh-HK"/>
+              </w:rPr>
+              <w:t>感恩</w:t>
+            </w:r>
+            <w:r>
+              <w:rPr>
+                <w:rFonts w:ascii="Barlow Condensed Medium" w:eastAsia="華康中黑體" w:hAnsi="Barlow Condensed Medium" w:cstheme="minorHAnsi"/>
+                <w:w w:val="80"/>
+                <w:szCs w:val="24"/>
+              </w:rPr>
+              <w:t>奉獻</w:t>
+            </w:r>
+            <w:r>
+              <w:rPr>
+                <w:rFonts w:ascii="Barlow Condensed Medium" w:eastAsia="華康中黑體" w:hAnsi="Barlow Condensed Medium" w:cstheme="minorHAnsi"/>
+                <w:w w:val="80"/>
+                <w:szCs w:val="24"/>
+              </w:rPr>
+              <w:t>:</w:t>
+            </w:r>
           </w:p>
         </w:tc>
         <w:tc>
@@ -23281,10 +23360,33 @@
                 <w:rFonts w:ascii="Barlow Condensed Medium" w:eastAsia="標楷體" w:hAnsi="Barlow Condensed Medium" w:cstheme="minorHAnsi"/>
                 <w:w w:val="80"/>
                 <w:szCs w:val="24"/>
-                <w:highlight w:val="yellow"/>
+              </w:rPr>
+            </w:pPr>
+            <w:r>
+              <w:rPr>
+                <w:rFonts w:ascii="Barlow Condensed Medium" w:eastAsia="標楷體" w:hAnsi="Barlow Condensed Medium" w:cstheme="minorHAnsi" w:hint="eastAsia"/>
+                <w:w w:val="80"/>
+                <w:szCs w:val="24"/>
+              </w:rPr>
+              <w:t>1</w:t>
+            </w:r>
+            <w:r>
+              <w:rPr>
+                <w:rFonts w:ascii="Barlow Condensed Medium" w:eastAsia="標楷體" w:hAnsi="Barlow Condensed Medium" w:cstheme="minorHAnsi"/>
+                <w:w w:val="80"/>
+                <w:szCs w:val="24"/>
+              </w:rPr>
+              <w:t>-1</w:t>
+            </w:r>
+            <w:r>
+              <w:rPr>
+                <w:rFonts w:ascii="Barlow Condensed Medium" w:eastAsia="標楷體" w:hAnsi="Barlow Condensed Medium" w:cstheme="minorHAnsi" w:hint="eastAsia"/>
+                <w:w w:val="80"/>
+                <w:szCs w:val="24"/>
                 <w:lang w:eastAsia="zh-HK"/>
               </w:rPr>
-            </w:pPr>
+              <w:t>號</w:t>
+            </w:r>
           </w:p>
         </w:tc>
         <w:tc>
@@ -23304,9 +23406,40 @@
                 <w:rFonts w:ascii="Barlow Condensed Medium" w:eastAsia="標楷體" w:hAnsi="Barlow Condensed Medium" w:cstheme="minorHAnsi"/>
                 <w:w w:val="80"/>
                 <w:szCs w:val="24"/>
-                <w:highlight w:val="yellow"/>
-              </w:rPr>
-            </w:pPr>
+              </w:rPr>
+            </w:pPr>
+            <w:r>
+              <w:rPr>
+                <w:rFonts w:ascii="Barlow Condensed Medium" w:eastAsia="標楷體" w:hAnsi="Barlow Condensed Medium" w:cstheme="minorHAnsi" w:hint="eastAsia"/>
+                <w:w w:val="80"/>
+                <w:szCs w:val="24"/>
+              </w:rPr>
+              <w:t>2</w:t>
+            </w:r>
+            <w:r>
+              <w:rPr>
+                <w:rFonts w:ascii="Barlow Condensed Medium" w:eastAsia="標楷體" w:hAnsi="Barlow Condensed Medium" w:cstheme="minorHAnsi"/>
+                <w:w w:val="80"/>
+                <w:szCs w:val="24"/>
+              </w:rPr>
+              <w:t>,</w:t>
+            </w:r>
+            <w:r>
+              <w:rPr>
+                <w:rFonts w:ascii="Barlow Condensed Medium" w:eastAsia="標楷體" w:hAnsi="Barlow Condensed Medium" w:cstheme="minorHAnsi"/>
+                <w:w w:val="80"/>
+                <w:szCs w:val="24"/>
+              </w:rPr>
+              <w:t>0</w:t>
+            </w:r>
+            <w:r>
+              <w:rPr>
+                <w:rFonts w:ascii="Barlow Condensed Medium" w:eastAsia="標楷體" w:hAnsi="Barlow Condensed Medium" w:cstheme="minorHAnsi"/>
+                <w:w w:val="80"/>
+                <w:szCs w:val="24"/>
+              </w:rPr>
+              <w:t>00</w:t>
+            </w:r>
           </w:p>
         </w:tc>
         <w:tc>
@@ -23328,6 +23461,39 @@
                 <w:szCs w:val="24"/>
               </w:rPr>
             </w:pPr>
+            <w:r>
+              <w:rPr>
+                <w:rFonts w:ascii="Barlow Condensed Medium" w:eastAsia="標楷體" w:hAnsi="Barlow Condensed Medium" w:cstheme="minorHAnsi"/>
+                <w:w w:val="80"/>
+                <w:szCs w:val="24"/>
+              </w:rPr>
+              <w:t>9</w:t>
+            </w:r>
+            <w:r>
+              <w:rPr>
+                <w:rFonts w:ascii="Barlow Condensed Medium" w:eastAsia="標楷體" w:hAnsi="Barlow Condensed Medium" w:cstheme="minorHAnsi" w:hint="eastAsia"/>
+                <w:w w:val="80"/>
+                <w:szCs w:val="24"/>
+              </w:rPr>
+              <w:t>-</w:t>
+            </w:r>
+            <w:r>
+              <w:rPr>
+                <w:rFonts w:ascii="Barlow Condensed Medium" w:eastAsia="標楷體" w:hAnsi="Barlow Condensed Medium" w:cstheme="minorHAnsi"/>
+                <w:w w:val="80"/>
+                <w:szCs w:val="24"/>
+              </w:rPr>
+              <w:t>1</w:t>
+            </w:r>
+            <w:r>
+              <w:rPr>
+                <w:rFonts w:ascii="Barlow Condensed Medium" w:eastAsia="標楷體" w:hAnsi="Barlow Condensed Medium" w:cstheme="minorHAnsi" w:hint="eastAsia"/>
+                <w:w w:val="80"/>
+                <w:szCs w:val="24"/>
+                <w:lang w:eastAsia="zh-HK"/>
+              </w:rPr>
+              <w:t>號</w:t>
+            </w:r>
           </w:p>
         </w:tc>
         <w:tc>
@@ -23349,6 +23515,22 @@
                 <w:szCs w:val="24"/>
               </w:rPr>
             </w:pPr>
+            <w:r>
+              <w:rPr>
+                <w:rFonts w:ascii="Barlow Condensed Medium" w:eastAsia="標楷體" w:hAnsi="Barlow Condensed Medium" w:cstheme="minorHAnsi"/>
+                <w:w w:val="80"/>
+                <w:szCs w:val="24"/>
+              </w:rPr>
+              <w:t>2</w:t>
+            </w:r>
+            <w:r>
+              <w:rPr>
+                <w:rFonts w:ascii="Barlow Condensed Medium" w:eastAsia="標楷體" w:hAnsi="Barlow Condensed Medium" w:cstheme="minorHAnsi"/>
+                <w:w w:val="80"/>
+                <w:szCs w:val="24"/>
+              </w:rPr>
+              <w:t>,000</w:t>
+            </w:r>
           </w:p>
         </w:tc>
         <w:tc>
@@ -23371,6 +23553,23 @@
                 <w:szCs w:val="24"/>
               </w:rPr>
             </w:pPr>
+            <w:r>
+              <w:rPr>
+                <w:rFonts w:ascii="Barlow Condensed Medium" w:eastAsia="標楷體" w:hAnsi="Barlow Condensed Medium" w:cstheme="minorHAnsi"/>
+                <w:w w:val="80"/>
+                <w:szCs w:val="24"/>
+              </w:rPr>
+              <w:t>10</w:t>
+            </w:r>
+            <w:r>
+              <w:rPr>
+                <w:rFonts w:ascii="Barlow Condensed Medium" w:eastAsia="標楷體" w:hAnsi="Barlow Condensed Medium" w:cstheme="minorHAnsi" w:hint="eastAsia"/>
+                <w:w w:val="80"/>
+                <w:szCs w:val="24"/>
+                <w:lang w:eastAsia="zh-HK"/>
+              </w:rPr>
+              <w:t>號</w:t>
+            </w:r>
           </w:p>
         </w:tc>
         <w:tc>
@@ -23391,6 +23590,22 @@
                 <w:szCs w:val="24"/>
               </w:rPr>
             </w:pPr>
+            <w:r>
+              <w:rPr>
+                <w:rFonts w:ascii="Barlow Condensed Medium" w:eastAsia="標楷體" w:hAnsi="Barlow Condensed Medium" w:cstheme="minorHAnsi"/>
+                <w:w w:val="80"/>
+                <w:szCs w:val="24"/>
+              </w:rPr>
+              <w:t>5</w:t>
+            </w:r>
+            <w:r>
+              <w:rPr>
+                <w:rFonts w:ascii="Barlow Condensed Medium" w:eastAsia="標楷體" w:hAnsi="Barlow Condensed Medium" w:cstheme="minorHAnsi"/>
+                <w:w w:val="80"/>
+                <w:szCs w:val="24"/>
+              </w:rPr>
+              <w:t>,000</w:t>
+            </w:r>
           </w:p>
         </w:tc>
       </w:tr>
@@ -23410,51 +23625,111 @@
           <w:p>
             <w:pPr>
               <w:snapToGrid w:val="0"/>
-              <w:jc w:val="both"/>
               <w:rPr>
                 <w:rFonts w:ascii="Barlow Condensed Medium" w:eastAsia="華康中黑體" w:hAnsi="Barlow Condensed Medium" w:cstheme="minorHAnsi"/>
                 <w:w w:val="80"/>
                 <w:szCs w:val="24"/>
               </w:rPr>
             </w:pPr>
-            <w:r>
-              <w:rPr>
-                <w:rFonts w:ascii="Barlow Condensed Medium" w:eastAsia="華康中黑體" w:hAnsi="Barlow Condensed Medium" w:cstheme="minorHAnsi"/>
+          </w:p>
+        </w:tc>
+        <w:tc>
+          <w:tcPr>
+            <w:tcW w:w="685" w:type="dxa"/>
+            <w:tcMar>
+              <w:left w:w="28" w:type="dxa"/>
+              <w:right w:w="28" w:type="dxa"/>
+            </w:tcMar>
+            <w:vAlign w:val="center"/>
+          </w:tcPr>
+          <w:p>
+            <w:pPr>
+              <w:snapToGrid w:val="0"/>
+              <w:jc w:val="right"/>
+              <w:rPr>
+                <w:rFonts w:ascii="Barlow Condensed Medium" w:eastAsia="標楷體" w:hAnsi="Barlow Condensed Medium" w:cstheme="minorHAnsi"/>
                 <w:w w:val="80"/>
                 <w:szCs w:val="24"/>
-              </w:rPr>
-              <w:sym w:font="Wingdings 2" w:char="F0AE"/>
-            </w:r>
-            <w:r>
-              <w:rPr>
-                <w:rFonts w:ascii="Barlow Condensed Medium" w:eastAsia="華康中黑體" w:hAnsi="Barlow Condensed Medium" w:cstheme="minorHAnsi" w:hint="eastAsia"/>
+                <w:highlight w:val="yellow"/>
+                <w:lang w:eastAsia="zh-HK"/>
+              </w:rPr>
+            </w:pPr>
+            <w:r>
+              <w:rPr>
+                <w:rFonts w:ascii="Barlow Condensed Medium" w:eastAsia="標楷體" w:hAnsi="Barlow Condensed Medium" w:cstheme="minorHAnsi"/>
+                <w:w w:val="80"/>
+                <w:szCs w:val="24"/>
+              </w:rPr>
+              <w:t>12</w:t>
+            </w:r>
+            <w:r>
+              <w:rPr>
+                <w:rFonts w:ascii="Barlow Condensed Medium" w:eastAsia="標楷體" w:hAnsi="Barlow Condensed Medium" w:cstheme="minorHAnsi" w:hint="eastAsia"/>
                 <w:w w:val="80"/>
                 <w:szCs w:val="24"/>
                 <w:lang w:eastAsia="zh-HK"/>
               </w:rPr>
-              <w:t>為主日獻花奉</w:t>
-            </w:r>
-            <w:r>
-              <w:rPr>
-                <w:rFonts w:ascii="Barlow Condensed Medium" w:eastAsia="華康中黑體" w:hAnsi="Barlow Condensed Medium" w:cstheme="minorHAnsi"/>
+              <w:t>號</w:t>
+            </w:r>
+          </w:p>
+        </w:tc>
+        <w:tc>
+          <w:tcPr>
+            <w:tcW w:w="685" w:type="dxa"/>
+            <w:tcMar>
+              <w:left w:w="113" w:type="dxa"/>
+              <w:right w:w="28" w:type="dxa"/>
+            </w:tcMar>
+            <w:vAlign w:val="center"/>
+          </w:tcPr>
+          <w:p>
+            <w:pPr>
+              <w:snapToGrid w:val="0"/>
+              <w:ind w:leftChars="-2" w:left="-5" w:rightChars="-3" w:right="-7"/>
+              <w:rPr>
+                <w:rFonts w:ascii="Barlow Condensed Medium" w:eastAsia="標楷體" w:hAnsi="Barlow Condensed Medium" w:cstheme="minorHAnsi"/>
                 <w:w w:val="80"/>
                 <w:szCs w:val="24"/>
-              </w:rPr>
-              <w:t>獻</w:t>
-            </w:r>
-            <w:r>
-              <w:rPr>
-                <w:rFonts w:ascii="Barlow Condensed Medium" w:eastAsia="華康中黑體" w:hAnsi="Barlow Condensed Medium" w:cstheme="minorHAnsi"/>
+                <w:highlight w:val="yellow"/>
+              </w:rPr>
+            </w:pPr>
+            <w:r>
+              <w:rPr>
+                <w:rFonts w:ascii="Barlow Condensed Medium" w:eastAsia="標楷體" w:hAnsi="Barlow Condensed Medium" w:cstheme="minorHAnsi"/>
                 <w:w w:val="80"/>
                 <w:szCs w:val="24"/>
               </w:rPr>
-              <w:t>:</w:t>
-            </w:r>
-          </w:p>
-        </w:tc>
-        <w:tc>
-          <w:tcPr>
-            <w:tcW w:w="685" w:type="dxa"/>
+              <w:t>2</w:t>
+            </w:r>
+            <w:r>
+              <w:rPr>
+                <w:rFonts w:ascii="Barlow Condensed Medium" w:eastAsia="標楷體" w:hAnsi="Barlow Condensed Medium" w:cstheme="minorHAnsi"/>
+                <w:w w:val="80"/>
+                <w:szCs w:val="24"/>
+              </w:rPr>
+              <w:t>,</w:t>
+            </w:r>
+            <w:r>
+              <w:rPr>
+                <w:rFonts w:ascii="Barlow Condensed Medium" w:eastAsia="標楷體" w:hAnsi="Barlow Condensed Medium" w:cstheme="minorHAnsi"/>
+                <w:w w:val="80"/>
+                <w:szCs w:val="24"/>
+              </w:rPr>
+              <w:t>0</w:t>
+            </w:r>
+            <w:r>
+              <w:rPr>
+                <w:rFonts w:ascii="Barlow Condensed Medium" w:eastAsia="標楷體" w:hAnsi="Barlow Condensed Medium" w:cstheme="minorHAnsi"/>
+                <w:w w:val="80"/>
+                <w:szCs w:val="24"/>
+              </w:rPr>
+              <w:t>00</w:t>
+            </w:r>
+          </w:p>
+        </w:tc>
+        <w:tc>
+          <w:tcPr>
+            <w:tcW w:w="686" w:type="dxa"/>
             <w:tcMar>
               <w:left w:w="28" w:type="dxa"/>
               <w:right w:w="28" w:type="dxa"/>
@@ -23469,17 +23744,107 @@
                 <w:rFonts w:ascii="Barlow Condensed Medium" w:eastAsia="標楷體" w:hAnsi="Barlow Condensed Medium" w:cstheme="minorHAnsi"/>
                 <w:w w:val="80"/>
                 <w:szCs w:val="24"/>
-                <w:lang w:eastAsia="zh-HK"/>
               </w:rPr>
             </w:pPr>
             <w:r>
               <w:rPr>
                 <w:rFonts w:ascii="Barlow Condensed Medium" w:eastAsia="標楷體" w:hAnsi="Barlow Condensed Medium" w:cstheme="minorHAnsi"/>
+                <w:w w:val="80"/>
+                <w:szCs w:val="24"/>
+              </w:rPr>
+              <w:t>23</w:t>
+            </w:r>
+            <w:r>
+              <w:rPr>
+                <w:rFonts w:ascii="Barlow Condensed Medium" w:eastAsia="標楷體" w:hAnsi="Barlow Condensed Medium" w:cstheme="minorHAnsi" w:hint="eastAsia"/>
                 <w:w w:val="80"/>
                 <w:szCs w:val="24"/>
                 <w:lang w:eastAsia="zh-HK"/>
               </w:rPr>
-              <w:t>62</w:t>
+              <w:t>號</w:t>
+            </w:r>
+          </w:p>
+        </w:tc>
+        <w:tc>
+          <w:tcPr>
+            <w:tcW w:w="682" w:type="dxa"/>
+            <w:gridSpan w:val="2"/>
+            <w:tcMar>
+              <w:left w:w="113" w:type="dxa"/>
+              <w:right w:w="28" w:type="dxa"/>
+            </w:tcMar>
+            <w:vAlign w:val="center"/>
+          </w:tcPr>
+          <w:p>
+            <w:pPr>
+              <w:snapToGrid w:val="0"/>
+              <w:rPr>
+                <w:rFonts w:ascii="Barlow Condensed Medium" w:eastAsia="標楷體" w:hAnsi="Barlow Condensed Medium" w:cstheme="minorHAnsi"/>
+                <w:w w:val="80"/>
+                <w:szCs w:val="24"/>
+              </w:rPr>
+            </w:pPr>
+            <w:r>
+              <w:rPr>
+                <w:rFonts w:ascii="Barlow Condensed Medium" w:eastAsia="標楷體" w:hAnsi="Barlow Condensed Medium" w:cstheme="minorHAnsi" w:hint="eastAsia"/>
+                <w:w w:val="80"/>
+                <w:szCs w:val="24"/>
+              </w:rPr>
+              <w:t>1</w:t>
+            </w:r>
+            <w:r>
+              <w:rPr>
+                <w:rFonts w:ascii="Barlow Condensed Medium" w:eastAsia="標楷體" w:hAnsi="Barlow Condensed Medium" w:cstheme="minorHAnsi"/>
+                <w:w w:val="80"/>
+                <w:szCs w:val="24"/>
+              </w:rPr>
+              <w:t>,</w:t>
+            </w:r>
+            <w:r>
+              <w:rPr>
+                <w:rFonts w:ascii="Barlow Condensed Medium" w:eastAsia="標楷體" w:hAnsi="Barlow Condensed Medium" w:cstheme="minorHAnsi"/>
+                <w:w w:val="80"/>
+                <w:szCs w:val="24"/>
+              </w:rPr>
+              <w:t>0</w:t>
+            </w:r>
+            <w:r>
+              <w:rPr>
+                <w:rFonts w:ascii="Barlow Condensed Medium" w:eastAsia="標楷體" w:hAnsi="Barlow Condensed Medium" w:cstheme="minorHAnsi"/>
+                <w:w w:val="80"/>
+                <w:szCs w:val="24"/>
+              </w:rPr>
+              <w:t>00</w:t>
+            </w:r>
+          </w:p>
+        </w:tc>
+        <w:tc>
+          <w:tcPr>
+            <w:tcW w:w="683" w:type="dxa"/>
+            <w:gridSpan w:val="2"/>
+            <w:tcMar>
+              <w:left w:w="28" w:type="dxa"/>
+              <w:right w:w="28" w:type="dxa"/>
+            </w:tcMar>
+            <w:vAlign w:val="center"/>
+          </w:tcPr>
+          <w:p>
+            <w:pPr>
+              <w:snapToGrid w:val="0"/>
+              <w:jc w:val="right"/>
+              <w:rPr>
+                <w:rFonts w:ascii="Barlow Condensed Medium" w:eastAsia="標楷體" w:hAnsi="Barlow Condensed Medium" w:cstheme="minorHAnsi"/>
+                <w:w w:val="80"/>
+                <w:szCs w:val="24"/>
+              </w:rPr>
+            </w:pPr>
+            <w:r>
+              <w:rPr>
+                <w:rFonts w:ascii="Barlow Condensed Medium" w:eastAsia="標楷體" w:hAnsi="Barlow Condensed Medium" w:cstheme="minorHAnsi"/>
+                <w:w w:val="80"/>
+                <w:szCs w:val="24"/>
+              </w:rPr>
+              <w:t>37</w:t>
             </w:r>
             <w:r>
               <w:rPr>
@@ -23494,7 +23859,7 @@
         </w:tc>
         <w:tc>
           <w:tcPr>
-            <w:tcW w:w="685" w:type="dxa"/>
+            <w:tcW w:w="683" w:type="dxa"/>
             <w:tcMar>
               <w:left w:w="113" w:type="dxa"/>
               <w:right w:w="28" w:type="dxa"/>
@@ -23504,7 +23869,6 @@
           <w:p>
             <w:pPr>
               <w:snapToGrid w:val="0"/>
-              <w:ind w:leftChars="-2" w:left="-5" w:rightChars="-3" w:right="-7"/>
               <w:rPr>
                 <w:rFonts w:ascii="Barlow Condensed Medium" w:eastAsia="標楷體" w:hAnsi="Barlow Condensed Medium" w:cstheme="minorHAnsi"/>
                 <w:w w:val="80"/>
@@ -23513,11 +23877,11 @@
             </w:pPr>
             <w:r>
               <w:rPr>
-                <w:rFonts w:ascii="Barlow Condensed Medium" w:eastAsia="標楷體" w:hAnsi="Barlow Condensed Medium" w:cstheme="minorHAnsi" w:hint="eastAsia"/>
+                <w:rFonts w:ascii="Barlow Condensed Medium" w:eastAsia="標楷體" w:hAnsi="Barlow Condensed Medium" w:cstheme="minorHAnsi"/>
                 <w:w w:val="80"/>
                 <w:szCs w:val="24"/>
               </w:rPr>
-              <w:t>1</w:t>
+              <w:t>2</w:t>
             </w:r>
             <w:r>
               <w:rPr>
@@ -23527,90 +23891,6 @@
               </w:rPr>
               <w:t>,000</w:t>
             </w:r>
-          </w:p>
-        </w:tc>
-        <w:tc>
-          <w:tcPr>
-            <w:tcW w:w="686" w:type="dxa"/>
-            <w:tcMar>
-              <w:left w:w="28" w:type="dxa"/>
-              <w:right w:w="28" w:type="dxa"/>
-            </w:tcMar>
-            <w:vAlign w:val="center"/>
-          </w:tcPr>
-          <w:p>
-            <w:pPr>
-              <w:snapToGrid w:val="0"/>
-              <w:jc w:val="right"/>
-              <w:rPr>
-                <w:rFonts w:ascii="Barlow Condensed Medium" w:eastAsia="標楷體" w:hAnsi="Barlow Condensed Medium" w:cstheme="minorHAnsi"/>
-                <w:w w:val="80"/>
-                <w:szCs w:val="24"/>
-              </w:rPr>
-            </w:pPr>
-          </w:p>
-        </w:tc>
-        <w:tc>
-          <w:tcPr>
-            <w:tcW w:w="682" w:type="dxa"/>
-            <w:gridSpan w:val="2"/>
-            <w:tcMar>
-              <w:left w:w="113" w:type="dxa"/>
-              <w:right w:w="28" w:type="dxa"/>
-            </w:tcMar>
-            <w:vAlign w:val="center"/>
-          </w:tcPr>
-          <w:p>
-            <w:pPr>
-              <w:snapToGrid w:val="0"/>
-              <w:rPr>
-                <w:rFonts w:ascii="Barlow Condensed Medium" w:eastAsia="標楷體" w:hAnsi="Barlow Condensed Medium" w:cstheme="minorHAnsi"/>
-                <w:w w:val="80"/>
-                <w:szCs w:val="24"/>
-              </w:rPr>
-            </w:pPr>
-          </w:p>
-        </w:tc>
-        <w:tc>
-          <w:tcPr>
-            <w:tcW w:w="683" w:type="dxa"/>
-            <w:gridSpan w:val="2"/>
-            <w:tcMar>
-              <w:left w:w="28" w:type="dxa"/>
-              <w:right w:w="28" w:type="dxa"/>
-            </w:tcMar>
-            <w:vAlign w:val="center"/>
-          </w:tcPr>
-          <w:p>
-            <w:pPr>
-              <w:snapToGrid w:val="0"/>
-              <w:jc w:val="right"/>
-              <w:rPr>
-                <w:rFonts w:ascii="Barlow Condensed Medium" w:eastAsia="標楷體" w:hAnsi="Barlow Condensed Medium" w:cstheme="minorHAnsi"/>
-                <w:w w:val="80"/>
-                <w:szCs w:val="24"/>
-              </w:rPr>
-            </w:pPr>
-          </w:p>
-        </w:tc>
-        <w:tc>
-          <w:tcPr>
-            <w:tcW w:w="683" w:type="dxa"/>
-            <w:tcMar>
-              <w:left w:w="113" w:type="dxa"/>
-              <w:right w:w="28" w:type="dxa"/>
-            </w:tcMar>
-            <w:vAlign w:val="center"/>
-          </w:tcPr>
-          <w:p>
-            <w:pPr>
-              <w:snapToGrid w:val="0"/>
-              <w:rPr>
-                <w:rFonts w:ascii="Barlow Condensed Medium" w:eastAsia="標楷體" w:hAnsi="Barlow Condensed Medium" w:cstheme="minorHAnsi"/>
-                <w:w w:val="80"/>
-                <w:szCs w:val="24"/>
-              </w:rPr>
-            </w:pPr>
           </w:p>
         </w:tc>
       </w:tr>
@@ -23630,7 +23910,6 @@
           <w:p>
             <w:pPr>
               <w:snapToGrid w:val="0"/>
-              <w:jc w:val="both"/>
               <w:rPr>
                 <w:rFonts w:ascii="Barlow Condensed Medium" w:eastAsia="華康中黑體" w:hAnsi="Barlow Condensed Medium" w:cstheme="minorHAnsi"/>
                 <w:w w:val="80"/>
@@ -23656,9 +23935,27 @@
                 <w:rFonts w:ascii="Barlow Condensed Medium" w:eastAsia="標楷體" w:hAnsi="Barlow Condensed Medium" w:cstheme="minorHAnsi"/>
                 <w:w w:val="80"/>
                 <w:szCs w:val="24"/>
+                <w:highlight w:val="yellow"/>
                 <w:lang w:eastAsia="zh-HK"/>
               </w:rPr>
             </w:pPr>
+            <w:r>
+              <w:rPr>
+                <w:rFonts w:ascii="Barlow Condensed Medium" w:eastAsia="標楷體" w:hAnsi="Barlow Condensed Medium" w:cstheme="minorHAnsi"/>
+                <w:w w:val="80"/>
+                <w:szCs w:val="24"/>
+              </w:rPr>
+              <w:t>49</w:t>
+            </w:r>
+            <w:r>
+              <w:rPr>
+                <w:rFonts w:ascii="Barlow Condensed Medium" w:eastAsia="標楷體" w:hAnsi="Barlow Condensed Medium" w:cstheme="minorHAnsi" w:hint="eastAsia"/>
+                <w:w w:val="80"/>
+                <w:szCs w:val="24"/>
+                <w:lang w:eastAsia="zh-HK"/>
+              </w:rPr>
+              <w:t>號</w:t>
+            </w:r>
           </w:p>
         </w:tc>
         <w:tc>
@@ -23678,8 +23975,41 @@
                 <w:rFonts w:ascii="Barlow Condensed Medium" w:eastAsia="標楷體" w:hAnsi="Barlow Condensed Medium" w:cstheme="minorHAnsi"/>
                 <w:w w:val="80"/>
                 <w:szCs w:val="24"/>
-              </w:rPr>
-            </w:pPr>
+                <w:highlight w:val="yellow"/>
+              </w:rPr>
+            </w:pPr>
+            <w:r>
+              <w:rPr>
+                <w:rFonts w:ascii="Barlow Condensed Medium" w:eastAsia="標楷體" w:hAnsi="Barlow Condensed Medium" w:cstheme="minorHAnsi"/>
+                <w:w w:val="80"/>
+                <w:szCs w:val="24"/>
+              </w:rPr>
+              <w:t>3</w:t>
+            </w:r>
+            <w:r>
+              <w:rPr>
+                <w:rFonts w:ascii="Barlow Condensed Medium" w:eastAsia="標楷體" w:hAnsi="Barlow Condensed Medium" w:cstheme="minorHAnsi"/>
+                <w:w w:val="80"/>
+                <w:szCs w:val="24"/>
+              </w:rPr>
+              <w:t>,</w:t>
+            </w:r>
+            <w:r>
+              <w:rPr>
+                <w:rFonts w:ascii="Barlow Condensed Medium" w:eastAsia="標楷體" w:hAnsi="Barlow Condensed Medium" w:cstheme="minorHAnsi"/>
+                <w:w w:val="80"/>
+                <w:szCs w:val="24"/>
+              </w:rPr>
+              <w:t>0</w:t>
+            </w:r>
+            <w:r>
+              <w:rPr>
+                <w:rFonts w:ascii="Barlow Condensed Medium" w:eastAsia="標楷體" w:hAnsi="Barlow Condensed Medium" w:cstheme="minorHAnsi"/>
+                <w:w w:val="80"/>
+                <w:szCs w:val="24"/>
+              </w:rPr>
+              <w:t>00</w:t>
+            </w:r>
           </w:p>
         </w:tc>
         <w:tc>
@@ -23701,6 +24031,23 @@
                 <w:szCs w:val="24"/>
               </w:rPr>
             </w:pPr>
+            <w:r>
+              <w:rPr>
+                <w:rFonts w:ascii="Barlow Condensed Medium" w:eastAsia="標楷體" w:hAnsi="Barlow Condensed Medium" w:cstheme="minorHAnsi"/>
+                <w:w w:val="80"/>
+                <w:szCs w:val="24"/>
+              </w:rPr>
+              <w:t>58</w:t>
+            </w:r>
+            <w:r>
+              <w:rPr>
+                <w:rFonts w:ascii="Barlow Condensed Medium" w:eastAsia="標楷體" w:hAnsi="Barlow Condensed Medium" w:cstheme="minorHAnsi" w:hint="eastAsia"/>
+                <w:w w:val="80"/>
+                <w:szCs w:val="24"/>
+                <w:lang w:eastAsia="zh-HK"/>
+              </w:rPr>
+              <w:t>號</w:t>
+            </w:r>
           </w:p>
         </w:tc>
         <w:tc>
@@ -23722,6 +24069,38 @@
                 <w:szCs w:val="24"/>
               </w:rPr>
             </w:pPr>
+            <w:r>
+              <w:rPr>
+                <w:rFonts w:ascii="Barlow Condensed Medium" w:eastAsia="標楷體" w:hAnsi="Barlow Condensed Medium" w:cstheme="minorHAnsi" w:hint="eastAsia"/>
+                <w:w w:val="80"/>
+                <w:szCs w:val="24"/>
+              </w:rPr>
+              <w:t>1</w:t>
+            </w:r>
+            <w:r>
+              <w:rPr>
+                <w:rFonts w:ascii="Barlow Condensed Medium" w:eastAsia="標楷體" w:hAnsi="Barlow Condensed Medium" w:cstheme="minorHAnsi"/>
+                <w:w w:val="80"/>
+                <w:szCs w:val="24"/>
+              </w:rPr>
+              <w:t>,</w:t>
+            </w:r>
+            <w:r>
+              <w:rPr>
+                <w:rFonts w:ascii="Barlow Condensed Medium" w:eastAsia="標楷體" w:hAnsi="Barlow Condensed Medium" w:cstheme="minorHAnsi"/>
+                <w:w w:val="80"/>
+                <w:szCs w:val="24"/>
+              </w:rPr>
+              <w:t>0</w:t>
+            </w:r>
+            <w:r>
+              <w:rPr>
+                <w:rFonts w:ascii="Barlow Condensed Medium" w:eastAsia="標楷體" w:hAnsi="Barlow Condensed Medium" w:cstheme="minorHAnsi"/>
+                <w:w w:val="80"/>
+                <w:szCs w:val="24"/>
+              </w:rPr>
+              <w:t>00</w:t>
+            </w:r>
           </w:p>
         </w:tc>
         <w:tc>
@@ -23744,6 +24123,23 @@
                 <w:szCs w:val="24"/>
               </w:rPr>
             </w:pPr>
+            <w:r>
+              <w:rPr>
+                <w:rFonts w:ascii="Barlow Condensed Medium" w:eastAsia="標楷體" w:hAnsi="Barlow Condensed Medium" w:cstheme="minorHAnsi"/>
+                <w:w w:val="80"/>
+                <w:szCs w:val="24"/>
+              </w:rPr>
+              <w:t>54</w:t>
+            </w:r>
+            <w:r>
+              <w:rPr>
+                <w:rFonts w:ascii="Barlow Condensed Medium" w:eastAsia="標楷體" w:hAnsi="Barlow Condensed Medium" w:cstheme="minorHAnsi" w:hint="eastAsia"/>
+                <w:w w:val="80"/>
+                <w:szCs w:val="24"/>
+                <w:lang w:eastAsia="zh-HK"/>
+              </w:rPr>
+              <w:t>號</w:t>
+            </w:r>
           </w:p>
         </w:tc>
         <w:tc>
@@ -23764,6 +24160,22 @@
                 <w:szCs w:val="24"/>
               </w:rPr>
             </w:pPr>
+            <w:r>
+              <w:rPr>
+                <w:rFonts w:ascii="Barlow Condensed Medium" w:eastAsia="標楷體" w:hAnsi="Barlow Condensed Medium" w:cstheme="minorHAnsi"/>
+                <w:w w:val="80"/>
+                <w:szCs w:val="24"/>
+              </w:rPr>
+              <w:t>3</w:t>
+            </w:r>
+            <w:r>
+              <w:rPr>
+                <w:rFonts w:ascii="Barlow Condensed Medium" w:eastAsia="標楷體" w:hAnsi="Barlow Condensed Medium" w:cstheme="minorHAnsi"/>
+                <w:w w:val="80"/>
+                <w:szCs w:val="24"/>
+              </w:rPr>
+              <w:t>,000</w:t>
+            </w:r>
           </w:p>
         </w:tc>
       </w:tr>
@@ -23790,6 +24202,39 @@
                 <w:szCs w:val="24"/>
               </w:rPr>
             </w:pPr>
+            <w:r>
+              <w:rPr>
+                <w:rFonts w:ascii="Barlow Condensed Medium" w:eastAsia="華康中黑體" w:hAnsi="Barlow Condensed Medium" w:cstheme="minorHAnsi"/>
+                <w:w w:val="80"/>
+                <w:szCs w:val="24"/>
+              </w:rPr>
+              <w:sym w:font="Wingdings 2" w:char="F0AE"/>
+            </w:r>
+            <w:r>
+              <w:rPr>
+                <w:rFonts w:ascii="Barlow Condensed Medium" w:eastAsia="華康中黑體" w:hAnsi="Barlow Condensed Medium" w:cstheme="minorHAnsi" w:hint="eastAsia"/>
+                <w:w w:val="80"/>
+                <w:szCs w:val="24"/>
+                <w:lang w:eastAsia="zh-HK"/>
+              </w:rPr>
+              <w:t>為主日獻花奉</w:t>
+            </w:r>
+            <w:r>
+              <w:rPr>
+                <w:rFonts w:ascii="Barlow Condensed Medium" w:eastAsia="華康中黑體" w:hAnsi="Barlow Condensed Medium" w:cstheme="minorHAnsi"/>
+                <w:w w:val="80"/>
+                <w:szCs w:val="24"/>
+              </w:rPr>
+              <w:t>獻</w:t>
+            </w:r>
+            <w:r>
+              <w:rPr>
+                <w:rFonts w:ascii="Barlow Condensed Medium" w:eastAsia="華康中黑體" w:hAnsi="Barlow Condensed Medium" w:cstheme="minorHAnsi"/>
+                <w:w w:val="80"/>
+                <w:szCs w:val="24"/>
+              </w:rPr>
+              <w:t>:</w:t>
+            </w:r>
           </w:p>
         </w:tc>
         <w:tc>
@@ -23812,6 +24257,24 @@
                 <w:lang w:eastAsia="zh-HK"/>
               </w:rPr>
             </w:pPr>
+            <w:r>
+              <w:rPr>
+                <w:rFonts w:ascii="Barlow Condensed Medium" w:eastAsia="標楷體" w:hAnsi="Barlow Condensed Medium" w:cstheme="minorHAnsi"/>
+                <w:w w:val="80"/>
+                <w:szCs w:val="24"/>
+                <w:lang w:eastAsia="zh-HK"/>
+              </w:rPr>
+              <w:t>9-1</w:t>
+            </w:r>
+            <w:r>
+              <w:rPr>
+                <w:rFonts w:ascii="Barlow Condensed Medium" w:eastAsia="標楷體" w:hAnsi="Barlow Condensed Medium" w:cstheme="minorHAnsi" w:hint="eastAsia"/>
+                <w:w w:val="80"/>
+                <w:szCs w:val="24"/>
+                <w:lang w:eastAsia="zh-HK"/>
+              </w:rPr>
+              <w:t>號</w:t>
+            </w:r>
           </w:p>
         </w:tc>
         <w:tc>
@@ -23833,6 +24296,22 @@
                 <w:szCs w:val="24"/>
               </w:rPr>
             </w:pPr>
+            <w:r>
+              <w:rPr>
+                <w:rFonts w:ascii="Barlow Condensed Medium" w:eastAsia="標楷體" w:hAnsi="Barlow Condensed Medium" w:cstheme="minorHAnsi"/>
+                <w:w w:val="80"/>
+                <w:szCs w:val="24"/>
+              </w:rPr>
+              <w:t>4</w:t>
+            </w:r>
+            <w:r>
+              <w:rPr>
+                <w:rFonts w:ascii="Barlow Condensed Medium" w:eastAsia="標楷體" w:hAnsi="Barlow Condensed Medium" w:cstheme="minorHAnsi"/>
+                <w:w w:val="80"/>
+                <w:szCs w:val="24"/>
+              </w:rPr>
+              <w:t>,000</w:t>
+            </w:r>
           </w:p>
         </w:tc>
         <w:tc>
@@ -23854,6 +24333,24 @@
                 <w:szCs w:val="24"/>
               </w:rPr>
             </w:pPr>
+            <w:r>
+              <w:rPr>
+                <w:rFonts w:ascii="Barlow Condensed Medium" w:eastAsia="標楷體" w:hAnsi="Barlow Condensed Medium" w:cstheme="minorHAnsi"/>
+                <w:w w:val="80"/>
+                <w:szCs w:val="24"/>
+                <w:lang w:eastAsia="zh-HK"/>
+              </w:rPr>
+              <w:t>56</w:t>
+            </w:r>
+            <w:r>
+              <w:rPr>
+                <w:rFonts w:ascii="Barlow Condensed Medium" w:eastAsia="標楷體" w:hAnsi="Barlow Condensed Medium" w:cstheme="minorHAnsi" w:hint="eastAsia"/>
+                <w:w w:val="80"/>
+                <w:szCs w:val="24"/>
+                <w:lang w:eastAsia="zh-HK"/>
+              </w:rPr>
+              <w:t>號</w:t>
+            </w:r>
           </w:p>
         </w:tc>
         <w:tc>
@@ -23875,6 +24372,22 @@
                 <w:szCs w:val="24"/>
               </w:rPr>
             </w:pPr>
+            <w:r>
+              <w:rPr>
+                <w:rFonts w:ascii="Barlow Condensed Medium" w:eastAsia="標楷體" w:hAnsi="Barlow Condensed Medium" w:cstheme="minorHAnsi" w:hint="eastAsia"/>
+                <w:w w:val="80"/>
+                <w:szCs w:val="24"/>
+              </w:rPr>
+              <w:t>1</w:t>
+            </w:r>
+            <w:r>
+              <w:rPr>
+                <w:rFonts w:ascii="Barlow Condensed Medium" w:eastAsia="標楷體" w:hAnsi="Barlow Condensed Medium" w:cstheme="minorHAnsi"/>
+                <w:w w:val="80"/>
+                <w:szCs w:val="24"/>
+              </w:rPr>
+              <w:t>,000</w:t>
+            </w:r>
           </w:p>
         </w:tc>
         <w:tc>
@@ -23897,6 +24410,509 @@
                 <w:szCs w:val="24"/>
               </w:rPr>
             </w:pPr>
+            <w:r>
+              <w:rPr>
+                <w:rFonts w:ascii="Barlow Condensed Medium" w:eastAsia="標楷體" w:hAnsi="Barlow Condensed Medium" w:cstheme="minorHAnsi"/>
+                <w:w w:val="80"/>
+                <w:szCs w:val="24"/>
+                <w:lang w:eastAsia="zh-HK"/>
+              </w:rPr>
+              <w:t>62-3</w:t>
+            </w:r>
+            <w:r>
+              <w:rPr>
+                <w:rFonts w:ascii="Barlow Condensed Medium" w:eastAsia="標楷體" w:hAnsi="Barlow Condensed Medium" w:cstheme="minorHAnsi" w:hint="eastAsia"/>
+                <w:w w:val="80"/>
+                <w:szCs w:val="24"/>
+                <w:lang w:eastAsia="zh-HK"/>
+              </w:rPr>
+              <w:t>號</w:t>
+            </w:r>
+          </w:p>
+        </w:tc>
+        <w:tc>
+          <w:tcPr>
+            <w:tcW w:w="683" w:type="dxa"/>
+            <w:tcMar>
+              <w:left w:w="113" w:type="dxa"/>
+              <w:right w:w="28" w:type="dxa"/>
+            </w:tcMar>
+            <w:vAlign w:val="center"/>
+          </w:tcPr>
+          <w:p>
+            <w:pPr>
+              <w:snapToGrid w:val="0"/>
+              <w:rPr>
+                <w:rFonts w:ascii="Barlow Condensed Medium" w:eastAsia="標楷體" w:hAnsi="Barlow Condensed Medium" w:cstheme="minorHAnsi"/>
+                <w:w w:val="80"/>
+                <w:szCs w:val="24"/>
+              </w:rPr>
+            </w:pPr>
+            <w:r>
+              <w:rPr>
+                <w:rFonts w:ascii="Barlow Condensed Medium" w:eastAsia="標楷體" w:hAnsi="Barlow Condensed Medium" w:cstheme="minorHAnsi" w:hint="eastAsia"/>
+                <w:w w:val="80"/>
+                <w:szCs w:val="24"/>
+              </w:rPr>
+              <w:t>1</w:t>
+            </w:r>
+            <w:r>
+              <w:rPr>
+                <w:rFonts w:ascii="Barlow Condensed Medium" w:eastAsia="標楷體" w:hAnsi="Barlow Condensed Medium" w:cstheme="minorHAnsi"/>
+                <w:w w:val="80"/>
+                <w:szCs w:val="24"/>
+              </w:rPr>
+              <w:t>,000</w:t>
+            </w:r>
+          </w:p>
+        </w:tc>
+      </w:tr>
+      <w:tr>
+        <w:trPr>
+          <w:trHeight w:hRule="exact" w:val="340"/>
+        </w:trPr>
+        <w:tc>
+          <w:tcPr>
+            <w:tcW w:w="1622" w:type="dxa"/>
+            <w:tcMar>
+              <w:left w:w="28" w:type="dxa"/>
+              <w:right w:w="28" w:type="dxa"/>
+            </w:tcMar>
+            <w:vAlign w:val="center"/>
+          </w:tcPr>
+          <w:p>
+            <w:pPr>
+              <w:snapToGrid w:val="0"/>
+              <w:jc w:val="both"/>
+              <w:rPr>
+                <w:rFonts w:ascii="Barlow Condensed Medium" w:eastAsia="華康中黑體" w:hAnsi="Barlow Condensed Medium" w:cstheme="minorHAnsi"/>
+                <w:w w:val="80"/>
+                <w:szCs w:val="24"/>
+              </w:rPr>
+            </w:pPr>
+          </w:p>
+        </w:tc>
+        <w:tc>
+          <w:tcPr>
+            <w:tcW w:w="685" w:type="dxa"/>
+            <w:tcMar>
+              <w:left w:w="28" w:type="dxa"/>
+              <w:right w:w="28" w:type="dxa"/>
+            </w:tcMar>
+            <w:vAlign w:val="center"/>
+          </w:tcPr>
+          <w:p>
+            <w:pPr>
+              <w:snapToGrid w:val="0"/>
+              <w:jc w:val="right"/>
+              <w:rPr>
+                <w:rFonts w:ascii="Barlow Condensed Medium" w:eastAsia="標楷體" w:hAnsi="Barlow Condensed Medium" w:cstheme="minorHAnsi"/>
+                <w:w w:val="80"/>
+                <w:szCs w:val="24"/>
+                <w:lang w:eastAsia="zh-HK"/>
+              </w:rPr>
+            </w:pPr>
+            <w:r>
+              <w:rPr>
+                <w:rFonts w:ascii="Barlow Condensed Medium" w:eastAsia="標楷體" w:hAnsi="Barlow Condensed Medium" w:cstheme="minorHAnsi"/>
+                <w:w w:val="80"/>
+                <w:szCs w:val="24"/>
+                <w:lang w:eastAsia="zh-HK"/>
+              </w:rPr>
+              <w:t>20</w:t>
+            </w:r>
+            <w:r>
+              <w:rPr>
+                <w:rFonts w:ascii="Barlow Condensed Medium" w:eastAsia="標楷體" w:hAnsi="Barlow Condensed Medium" w:cstheme="minorHAnsi" w:hint="eastAsia"/>
+                <w:w w:val="80"/>
+                <w:szCs w:val="24"/>
+                <w:lang w:eastAsia="zh-HK"/>
+              </w:rPr>
+              <w:t>號</w:t>
+            </w:r>
+          </w:p>
+        </w:tc>
+        <w:tc>
+          <w:tcPr>
+            <w:tcW w:w="685" w:type="dxa"/>
+            <w:tcMar>
+              <w:left w:w="113" w:type="dxa"/>
+              <w:right w:w="28" w:type="dxa"/>
+            </w:tcMar>
+            <w:vAlign w:val="center"/>
+          </w:tcPr>
+          <w:p>
+            <w:pPr>
+              <w:snapToGrid w:val="0"/>
+              <w:ind w:leftChars="-2" w:left="-5" w:rightChars="-3" w:right="-7"/>
+              <w:rPr>
+                <w:rFonts w:ascii="Barlow Condensed Medium" w:eastAsia="標楷體" w:hAnsi="Barlow Condensed Medium" w:cstheme="minorHAnsi"/>
+                <w:w w:val="80"/>
+                <w:szCs w:val="24"/>
+              </w:rPr>
+            </w:pPr>
+            <w:r>
+              <w:rPr>
+                <w:rFonts w:ascii="Barlow Condensed Medium" w:eastAsia="標楷體" w:hAnsi="Barlow Condensed Medium" w:cstheme="minorHAnsi" w:hint="eastAsia"/>
+                <w:w w:val="80"/>
+                <w:szCs w:val="24"/>
+              </w:rPr>
+              <w:t>1</w:t>
+            </w:r>
+            <w:r>
+              <w:rPr>
+                <w:rFonts w:ascii="Barlow Condensed Medium" w:eastAsia="標楷體" w:hAnsi="Barlow Condensed Medium" w:cstheme="minorHAnsi"/>
+                <w:w w:val="80"/>
+                <w:szCs w:val="24"/>
+              </w:rPr>
+              <w:t>,6</w:t>
+            </w:r>
+            <w:r>
+              <w:rPr>
+                <w:rFonts w:ascii="Barlow Condensed Medium" w:eastAsia="標楷體" w:hAnsi="Barlow Condensed Medium" w:cstheme="minorHAnsi"/>
+                <w:w w:val="80"/>
+                <w:szCs w:val="24"/>
+              </w:rPr>
+              <w:t>00</w:t>
+            </w:r>
+          </w:p>
+        </w:tc>
+        <w:tc>
+          <w:tcPr>
+            <w:tcW w:w="686" w:type="dxa"/>
+            <w:tcMar>
+              <w:left w:w="28" w:type="dxa"/>
+              <w:right w:w="28" w:type="dxa"/>
+            </w:tcMar>
+            <w:vAlign w:val="center"/>
+          </w:tcPr>
+          <w:p>
+            <w:pPr>
+              <w:snapToGrid w:val="0"/>
+              <w:jc w:val="right"/>
+              <w:rPr>
+                <w:rFonts w:ascii="Barlow Condensed Medium" w:eastAsia="標楷體" w:hAnsi="Barlow Condensed Medium" w:cstheme="minorHAnsi"/>
+                <w:w w:val="80"/>
+                <w:szCs w:val="24"/>
+              </w:rPr>
+            </w:pPr>
+          </w:p>
+        </w:tc>
+        <w:tc>
+          <w:tcPr>
+            <w:tcW w:w="682" w:type="dxa"/>
+            <w:gridSpan w:val="2"/>
+            <w:tcMar>
+              <w:left w:w="113" w:type="dxa"/>
+              <w:right w:w="28" w:type="dxa"/>
+            </w:tcMar>
+            <w:vAlign w:val="center"/>
+          </w:tcPr>
+          <w:p>
+            <w:pPr>
+              <w:snapToGrid w:val="0"/>
+              <w:rPr>
+                <w:rFonts w:ascii="Barlow Condensed Medium" w:eastAsia="標楷體" w:hAnsi="Barlow Condensed Medium" w:cstheme="minorHAnsi"/>
+                <w:w w:val="80"/>
+                <w:szCs w:val="24"/>
+              </w:rPr>
+            </w:pPr>
+          </w:p>
+        </w:tc>
+        <w:tc>
+          <w:tcPr>
+            <w:tcW w:w="683" w:type="dxa"/>
+            <w:gridSpan w:val="2"/>
+            <w:tcMar>
+              <w:left w:w="28" w:type="dxa"/>
+              <w:right w:w="28" w:type="dxa"/>
+            </w:tcMar>
+            <w:vAlign w:val="center"/>
+          </w:tcPr>
+          <w:p>
+            <w:pPr>
+              <w:snapToGrid w:val="0"/>
+              <w:jc w:val="right"/>
+              <w:rPr>
+                <w:rFonts w:ascii="Barlow Condensed Medium" w:eastAsia="標楷體" w:hAnsi="Barlow Condensed Medium" w:cstheme="minorHAnsi"/>
+                <w:w w:val="80"/>
+                <w:szCs w:val="24"/>
+              </w:rPr>
+            </w:pPr>
+          </w:p>
+        </w:tc>
+        <w:tc>
+          <w:tcPr>
+            <w:tcW w:w="683" w:type="dxa"/>
+            <w:tcMar>
+              <w:left w:w="113" w:type="dxa"/>
+              <w:right w:w="28" w:type="dxa"/>
+            </w:tcMar>
+            <w:vAlign w:val="center"/>
+          </w:tcPr>
+          <w:p>
+            <w:pPr>
+              <w:snapToGrid w:val="0"/>
+              <w:rPr>
+                <w:rFonts w:ascii="Barlow Condensed Medium" w:eastAsia="標楷體" w:hAnsi="Barlow Condensed Medium" w:cstheme="minorHAnsi"/>
+                <w:w w:val="80"/>
+                <w:szCs w:val="24"/>
+              </w:rPr>
+            </w:pPr>
+          </w:p>
+        </w:tc>
+      </w:tr>
+      <w:tr>
+        <w:trPr>
+          <w:trHeight w:hRule="exact" w:val="340"/>
+        </w:trPr>
+        <w:tc>
+          <w:tcPr>
+            <w:tcW w:w="1622" w:type="dxa"/>
+            <w:tcMar>
+              <w:left w:w="28" w:type="dxa"/>
+              <w:right w:w="28" w:type="dxa"/>
+            </w:tcMar>
+            <w:vAlign w:val="center"/>
+          </w:tcPr>
+          <w:p>
+            <w:pPr>
+              <w:snapToGrid w:val="0"/>
+              <w:jc w:val="both"/>
+              <w:rPr>
+                <w:rFonts w:ascii="Barlow Condensed Medium" w:eastAsia="華康中黑體" w:hAnsi="Barlow Condensed Medium" w:cstheme="minorHAnsi"/>
+                <w:w w:val="80"/>
+                <w:szCs w:val="24"/>
+              </w:rPr>
+            </w:pPr>
+            <w:r>
+              <w:rPr>
+                <w:rFonts w:ascii="Barlow Condensed Medium" w:eastAsia="華康中黑體" w:hAnsi="Barlow Condensed Medium" w:cstheme="minorHAnsi"/>
+                <w:w w:val="80"/>
+                <w:szCs w:val="24"/>
+              </w:rPr>
+              <w:sym w:font="Wingdings 2" w:char="F0AE"/>
+            </w:r>
+            <w:r>
+              <w:rPr>
+                <w:rFonts w:ascii="Barlow Condensed Medium" w:eastAsia="華康中黑體" w:hAnsi="Barlow Condensed Medium" w:cstheme="minorHAnsi" w:hint="eastAsia"/>
+                <w:w w:val="80"/>
+                <w:szCs w:val="24"/>
+                <w:lang w:eastAsia="zh-HK"/>
+              </w:rPr>
+              <w:t>為</w:t>
+            </w:r>
+            <w:r>
+              <w:rPr>
+                <w:rFonts w:ascii="Barlow Condensed Medium" w:eastAsia="華康中黑體" w:hAnsi="Barlow Condensed Medium" w:cstheme="minorHAnsi" w:hint="eastAsia"/>
+                <w:w w:val="80"/>
+                <w:szCs w:val="24"/>
+                <w:lang w:eastAsia="zh-HK"/>
+              </w:rPr>
+              <w:t>松年團契</w:t>
+            </w:r>
+            <w:r>
+              <w:rPr>
+                <w:rFonts w:ascii="Barlow Condensed Medium" w:eastAsia="華康中黑體" w:hAnsi="Barlow Condensed Medium" w:cstheme="minorHAnsi" w:hint="eastAsia"/>
+                <w:w w:val="80"/>
+                <w:szCs w:val="24"/>
+                <w:lang w:eastAsia="zh-HK"/>
+              </w:rPr>
+              <w:t>奉</w:t>
+            </w:r>
+            <w:r>
+              <w:rPr>
+                <w:rFonts w:ascii="Barlow Condensed Medium" w:eastAsia="華康中黑體" w:hAnsi="Barlow Condensed Medium" w:cstheme="minorHAnsi"/>
+                <w:w w:val="80"/>
+                <w:szCs w:val="24"/>
+              </w:rPr>
+              <w:t>獻</w:t>
+            </w:r>
+            <w:r>
+              <w:rPr>
+                <w:rFonts w:ascii="Barlow Condensed Medium" w:eastAsia="華康中黑體" w:hAnsi="Barlow Condensed Medium" w:cstheme="minorHAnsi"/>
+                <w:w w:val="80"/>
+                <w:szCs w:val="24"/>
+              </w:rPr>
+              <w:t>:</w:t>
+            </w:r>
+          </w:p>
+        </w:tc>
+        <w:tc>
+          <w:tcPr>
+            <w:tcW w:w="685" w:type="dxa"/>
+            <w:tcMar>
+              <w:left w:w="28" w:type="dxa"/>
+              <w:right w:w="28" w:type="dxa"/>
+            </w:tcMar>
+            <w:vAlign w:val="center"/>
+          </w:tcPr>
+          <w:p>
+            <w:pPr>
+              <w:snapToGrid w:val="0"/>
+              <w:jc w:val="right"/>
+              <w:rPr>
+                <w:rFonts w:ascii="Barlow Condensed Medium" w:eastAsia="標楷體" w:hAnsi="Barlow Condensed Medium" w:cstheme="minorHAnsi"/>
+                <w:w w:val="80"/>
+                <w:szCs w:val="24"/>
+                <w:lang w:eastAsia="zh-HK"/>
+              </w:rPr>
+            </w:pPr>
+            <w:r>
+              <w:rPr>
+                <w:rFonts w:ascii="Barlow Condensed Medium" w:eastAsia="標楷體" w:hAnsi="Barlow Condensed Medium" w:cstheme="minorHAnsi"/>
+                <w:w w:val="80"/>
+                <w:szCs w:val="24"/>
+                <w:lang w:eastAsia="zh-HK"/>
+              </w:rPr>
+              <w:t>23</w:t>
+            </w:r>
+            <w:r>
+              <w:rPr>
+                <w:rFonts w:ascii="Barlow Condensed Medium" w:eastAsia="標楷體" w:hAnsi="Barlow Condensed Medium" w:cstheme="minorHAnsi" w:hint="eastAsia"/>
+                <w:w w:val="80"/>
+                <w:szCs w:val="24"/>
+                <w:lang w:eastAsia="zh-HK"/>
+              </w:rPr>
+              <w:t>號</w:t>
+            </w:r>
+          </w:p>
+        </w:tc>
+        <w:tc>
+          <w:tcPr>
+            <w:tcW w:w="685" w:type="dxa"/>
+            <w:tcMar>
+              <w:left w:w="113" w:type="dxa"/>
+              <w:right w:w="28" w:type="dxa"/>
+            </w:tcMar>
+            <w:vAlign w:val="center"/>
+          </w:tcPr>
+          <w:p>
+            <w:pPr>
+              <w:snapToGrid w:val="0"/>
+              <w:ind w:leftChars="-2" w:left="-5" w:rightChars="-3" w:right="-7"/>
+              <w:rPr>
+                <w:rFonts w:ascii="Barlow Condensed Medium" w:eastAsia="標楷體" w:hAnsi="Barlow Condensed Medium" w:cstheme="minorHAnsi"/>
+                <w:w w:val="80"/>
+                <w:szCs w:val="24"/>
+              </w:rPr>
+            </w:pPr>
+            <w:r>
+              <w:rPr>
+                <w:rFonts w:ascii="Barlow Condensed Medium" w:eastAsia="標楷體" w:hAnsi="Barlow Condensed Medium" w:cstheme="minorHAnsi"/>
+                <w:w w:val="80"/>
+                <w:szCs w:val="24"/>
+              </w:rPr>
+              <w:t>1</w:t>
+            </w:r>
+            <w:r>
+              <w:rPr>
+                <w:rFonts w:ascii="Barlow Condensed Medium" w:eastAsia="標楷體" w:hAnsi="Barlow Condensed Medium" w:cstheme="minorHAnsi"/>
+                <w:w w:val="80"/>
+                <w:szCs w:val="24"/>
+              </w:rPr>
+              <w:t>,000</w:t>
+            </w:r>
+          </w:p>
+        </w:tc>
+        <w:tc>
+          <w:tcPr>
+            <w:tcW w:w="686" w:type="dxa"/>
+            <w:tcMar>
+              <w:left w:w="28" w:type="dxa"/>
+              <w:right w:w="28" w:type="dxa"/>
+            </w:tcMar>
+            <w:vAlign w:val="center"/>
+          </w:tcPr>
+          <w:p>
+            <w:pPr>
+              <w:snapToGrid w:val="0"/>
+              <w:jc w:val="right"/>
+              <w:rPr>
+                <w:rFonts w:ascii="Barlow Condensed Medium" w:eastAsia="標楷體" w:hAnsi="Barlow Condensed Medium" w:cstheme="minorHAnsi"/>
+                <w:w w:val="80"/>
+                <w:szCs w:val="24"/>
+              </w:rPr>
+            </w:pPr>
+            <w:r>
+              <w:rPr>
+                <w:rFonts w:ascii="Barlow Condensed Medium" w:eastAsia="標楷體" w:hAnsi="Barlow Condensed Medium" w:cstheme="minorHAnsi"/>
+                <w:w w:val="80"/>
+                <w:szCs w:val="24"/>
+                <w:lang w:eastAsia="zh-HK"/>
+              </w:rPr>
+              <w:t>49</w:t>
+            </w:r>
+            <w:r>
+              <w:rPr>
+                <w:rFonts w:ascii="Barlow Condensed Medium" w:eastAsia="標楷體" w:hAnsi="Barlow Condensed Medium" w:cstheme="minorHAnsi" w:hint="eastAsia"/>
+                <w:w w:val="80"/>
+                <w:szCs w:val="24"/>
+                <w:lang w:eastAsia="zh-HK"/>
+              </w:rPr>
+              <w:t>號</w:t>
+            </w:r>
+          </w:p>
+        </w:tc>
+        <w:tc>
+          <w:tcPr>
+            <w:tcW w:w="682" w:type="dxa"/>
+            <w:gridSpan w:val="2"/>
+            <w:tcMar>
+              <w:left w:w="113" w:type="dxa"/>
+              <w:right w:w="28" w:type="dxa"/>
+            </w:tcMar>
+            <w:vAlign w:val="center"/>
+          </w:tcPr>
+          <w:p>
+            <w:pPr>
+              <w:snapToGrid w:val="0"/>
+              <w:rPr>
+                <w:rFonts w:ascii="Barlow Condensed Medium" w:eastAsia="標楷體" w:hAnsi="Barlow Condensed Medium" w:cstheme="minorHAnsi"/>
+                <w:w w:val="80"/>
+                <w:szCs w:val="24"/>
+              </w:rPr>
+            </w:pPr>
+            <w:r>
+              <w:rPr>
+                <w:rFonts w:ascii="Barlow Condensed Medium" w:eastAsia="標楷體" w:hAnsi="Barlow Condensed Medium" w:cstheme="minorHAnsi" w:hint="eastAsia"/>
+                <w:w w:val="80"/>
+                <w:szCs w:val="24"/>
+              </w:rPr>
+              <w:t>1</w:t>
+            </w:r>
+            <w:r>
+              <w:rPr>
+                <w:rFonts w:ascii="Barlow Condensed Medium" w:eastAsia="標楷體" w:hAnsi="Barlow Condensed Medium" w:cstheme="minorHAnsi"/>
+                <w:w w:val="80"/>
+                <w:szCs w:val="24"/>
+              </w:rPr>
+              <w:t>,000</w:t>
+            </w:r>
+          </w:p>
+        </w:tc>
+        <w:tc>
+          <w:tcPr>
+            <w:tcW w:w="683" w:type="dxa"/>
+            <w:gridSpan w:val="2"/>
+            <w:tcMar>
+              <w:left w:w="28" w:type="dxa"/>
+              <w:right w:w="28" w:type="dxa"/>
+            </w:tcMar>
+            <w:vAlign w:val="center"/>
+          </w:tcPr>
+          <w:p>
+            <w:pPr>
+              <w:snapToGrid w:val="0"/>
+              <w:jc w:val="right"/>
+              <w:rPr>
+                <w:rFonts w:ascii="Barlow Condensed Medium" w:eastAsia="標楷體" w:hAnsi="Barlow Condensed Medium" w:cstheme="minorHAnsi"/>
+                <w:w w:val="80"/>
+                <w:szCs w:val="24"/>
+              </w:rPr>
+            </w:pPr>
+            <w:bookmarkStart w:id="6" w:name="_GoBack"/>
+            <w:bookmarkEnd w:id="6"/>
           </w:p>
         </w:tc>
         <w:tc>
@@ -24123,8 +25139,8 @@
         <w:tblLook w:val="04A0" w:firstRow="1" w:lastRow="0" w:firstColumn="1" w:lastColumn="0" w:noHBand="0" w:noVBand="1"/>
       </w:tblPr>
       <w:tblGrid>
-        <w:gridCol w:w="679"/>
-        <w:gridCol w:w="2138"/>
+        <w:gridCol w:w="911"/>
+        <w:gridCol w:w="1904"/>
       </w:tblGrid>
       <w:tr>
         <w:tc>
@@ -26516,7 +27532,7 @@
           </mc:Choice>
           <mc:Fallback>
             <w:pict>
-              <v:line w14:anchorId="0CABA10C" id="直線接點 6" o:spid="_x0000_s1026" style="position:absolute;z-index:251665408;visibility:visible;mso-wrap-style:square;mso-width-percent:0;mso-height-percent:0;mso-wrap-distance-left:9pt;mso-wrap-distance-top:0;mso-wrap-distance-right:9pt;mso-wrap-distance-bottom:0;mso-position-horizontal:absolute;mso-position-horizontal-relative:page;mso-position-vertical:absolute;mso-position-vertical-relative:page;mso-width-percent:0;mso-height-percent:0;mso-width-relative:margin;mso-height-relative:margin" from="343.9pt,19.85pt" to="345.05pt,710.95pt" o:gfxdata="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" strokecolor="black [3213]" strokeweight=".5pt">
+              <v:line w14:anchorId="387EF24A" id="直線接點 6" o:spid="_x0000_s1026" style="position:absolute;z-index:251665408;visibility:visible;mso-wrap-style:square;mso-width-percent:0;mso-height-percent:0;mso-wrap-distance-left:9pt;mso-wrap-distance-top:0;mso-wrap-distance-right:9pt;mso-wrap-distance-bottom:0;mso-position-horizontal:absolute;mso-position-horizontal-relative:page;mso-position-vertical:absolute;mso-position-vertical-relative:page;mso-width-percent:0;mso-height-percent:0;mso-width-relative:margin;mso-height-relative:margin" from="343.9pt,19.85pt" to="345.05pt,710.95pt" o:gfxdata="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" strokecolor="black [3213]" strokeweight=".5pt">
                 <v:stroke dashstyle="3 1" joinstyle="miter"/>
                 <w10:wrap anchorx="page" anchory="page"/>
               </v:line>
@@ -26593,7 +27609,7 @@
           </mc:Choice>
           <mc:Fallback>
             <w:pict>
-              <v:line w14:anchorId="6D0BC1F6" id="直線接點 4" o:spid="_x0000_s1026" style="position:absolute;z-index:251661312;visibility:visible;mso-wrap-style:square;mso-width-percent:0;mso-height-percent:0;mso-wrap-distance-left:9pt;mso-wrap-distance-top:0;mso-wrap-distance-right:9pt;mso-wrap-distance-bottom:0;mso-position-horizontal:absolute;mso-position-horizontal-relative:page;mso-position-vertical:absolute;mso-position-vertical-relative:page;mso-width-percent:0;mso-height-percent:0;mso-width-relative:margin;mso-height-relative:margin" from="343.9pt,19.85pt" to="345.05pt,710.95pt" o:gfxdata="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" strokecolor="black [3213]" strokeweight=".5pt">
+              <v:line w14:anchorId="22E65013" id="直線接點 4" o:spid="_x0000_s1026" style="position:absolute;z-index:251661312;visibility:visible;mso-wrap-style:square;mso-width-percent:0;mso-height-percent:0;mso-wrap-distance-left:9pt;mso-wrap-distance-top:0;mso-wrap-distance-right:9pt;mso-wrap-distance-bottom:0;mso-position-horizontal:absolute;mso-position-horizontal-relative:page;mso-position-vertical:absolute;mso-position-vertical-relative:page;mso-width-percent:0;mso-height-percent:0;mso-width-relative:margin;mso-height-relative:margin" from="343.9pt,19.85pt" to="345.05pt,710.95pt" o:gfxdata="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" strokecolor="black [3213]" strokeweight=".5pt">
                 <v:stroke dashstyle="3 1" joinstyle="miter"/>
                 <w10:wrap anchorx="page" anchory="page"/>
               </v:line>
@@ -32904,7 +33920,7 @@
 </file>
 
 <file path=customXml/itemProps1.xml><?xml version="1.0" encoding="utf-8"?>
-<ds:datastoreItem xmlns:ds="http://schemas.openxmlformats.org/officeDocument/2006/customXml" ds:itemID="{98D8AECA-E6AF-4D59-AB8E-DC2F90CE958D}">
+<ds:datastoreItem xmlns:ds="http://schemas.openxmlformats.org/officeDocument/2006/customXml" ds:itemID="{007881D2-CA4B-4D14-86C6-A51B9450CE7C}">
   <ds:schemaRefs>
     <ds:schemaRef ds:uri="http://schemas.openxmlformats.org/officeDocument/2006/bibliography"/>
   </ds:schemaRefs>

--- a/新泰週報20260614[2624]B4F.docx
+++ b/新泰週報20260614[2624]B4F.docx
@@ -1,6 +1,6 @@
 
 <file path=word/document.xml><?xml version="1.0" encoding="utf-8"?>
-<w:document xmlns:wpc="http://schemas.microsoft.com/office/word/2010/wordprocessingCanvas" xmlns:mc="http://schemas.openxmlformats.org/markup-compatibility/2006" xmlns:o="urn:schemas-microsoft-com:office:office" xmlns:r="http://schemas.openxmlformats.org/officeDocument/2006/relationships" xmlns:m="http://schemas.openxmlformats.org/officeDocument/2006/math" xmlns:v="urn:schemas-microsoft-com:vml" xmlns:wp14="http://schemas.microsoft.com/office/word/2010/wordprocessingDrawing" xmlns:wp="http://schemas.openxmlformats.org/drawingml/2006/wordprocessingDrawing" xmlns:w10="urn:schemas-microsoft-com:office:word" xmlns:w="http://schemas.openxmlformats.org/wordprocessingml/2006/main" xmlns:w14="http://schemas.microsoft.com/office/word/2010/wordml" xmlns:w15="http://schemas.microsoft.com/office/word/2012/wordml" xmlns:wpg="http://schemas.microsoft.com/office/word/2010/wordprocessingGroup" xmlns:wpi="http://schemas.microsoft.com/office/word/2010/wordprocessingInk" xmlns:wne="http://schemas.microsoft.com/office/word/2006/wordml" xmlns:wps="http://schemas.microsoft.com/office/word/2010/wordprocessingShape" mc:Ignorable="w14 w15 wp14">
+<w:document xmlns:wpc="http://schemas.microsoft.com/office/word/2010/wordprocessingCanvas" xmlns:cx="http://schemas.microsoft.com/office/drawing/2014/chartex" xmlns:cx1="http://schemas.microsoft.com/office/drawing/2015/9/8/chartex" xmlns:cx2="http://schemas.microsoft.com/office/drawing/2015/10/21/chartex" xmlns:cx3="http://schemas.microsoft.com/office/drawing/2016/5/9/chartex" xmlns:cx4="http://schemas.microsoft.com/office/drawing/2016/5/10/chartex" xmlns:cx5="http://schemas.microsoft.com/office/drawing/2016/5/11/chartex" xmlns:cx6="http://schemas.microsoft.com/office/drawing/2016/5/12/chartex" xmlns:cx7="http://schemas.microsoft.com/office/drawing/2016/5/13/chartex" xmlns:cx8="http://schemas.microsoft.com/office/drawing/2016/5/14/chartex" xmlns:mc="http://schemas.openxmlformats.org/markup-compatibility/2006" xmlns:aink="http://schemas.microsoft.com/office/drawing/2016/ink" xmlns:am3d="http://schemas.microsoft.com/office/drawing/2017/model3d" xmlns:o="urn:schemas-microsoft-com:office:office" xmlns:oel="http://schemas.microsoft.com/office/2019/extlst" xmlns:r="http://schemas.openxmlformats.org/officeDocument/2006/relationships" xmlns:m="http://schemas.openxmlformats.org/officeDocument/2006/math" xmlns:v="urn:schemas-microsoft-com:vml" xmlns:wp14="http://schemas.microsoft.com/office/word/2010/wordprocessingDrawing" xmlns:wp="http://schemas.openxmlformats.org/drawingml/2006/wordprocessingDrawing" xmlns:w10="urn:schemas-microsoft-com:office:word" xmlns:w="http://schemas.openxmlformats.org/wordprocessingml/2006/main" xmlns:w14="http://schemas.microsoft.com/office/word/2010/wordml" xmlns:w15="http://schemas.microsoft.com/office/word/2012/wordml" xmlns:w16cex="http://schemas.microsoft.com/office/word/2018/wordml/cex" xmlns:w16cid="http://schemas.microsoft.com/office/word/2016/wordml/cid" xmlns:w16="http://schemas.microsoft.com/office/word/2018/wordml" xmlns:w16sdtdh="http://schemas.microsoft.com/office/word/2020/wordml/sdtdatahash" xmlns:w16se="http://schemas.microsoft.com/office/word/2015/wordml/symex" xmlns:wpg="http://schemas.microsoft.com/office/word/2010/wordprocessingGroup" xmlns:wpi="http://schemas.microsoft.com/office/word/2010/wordprocessingInk" xmlns:wne="http://schemas.microsoft.com/office/word/2006/wordml" xmlns:wps="http://schemas.microsoft.com/office/word/2010/wordprocessingShape" mc:Ignorable="w14 w15 w16se w16cid w16 w16cex w16sdtdh wp14">
   <w:body>
     <w:p>
       <w:pPr>
@@ -3318,7 +3318,7 @@
           <w:sz w:val="26"/>
           <w:szCs w:val="26"/>
         </w:rPr>
-        <w:t>主耶和華至尊至大</w:t>
+        <w:t>萬福泉源</w:t>
       </w:r>
       <w:r>
         <w:rPr>
@@ -3329,684 +3329,6 @@
           <w:szCs w:val="26"/>
         </w:rPr>
         <w:t>】</w:t>
-      </w:r>
-    </w:p>
-    <w:p>
-      <w:pPr>
-        <w:pStyle w:val="a8"/>
-        <w:numPr>
-          <w:ilvl w:val="0"/>
-          <w:numId w:val="19"/>
-        </w:numPr>
-        <w:snapToGrid w:val="0"/>
-        <w:spacing w:line="300" w:lineRule="exact"/>
-        <w:ind w:leftChars="0"/>
-        <w:rPr>
-          <w:rFonts w:asciiTheme="majorBidi" w:eastAsia="標楷體" w:hAnsiTheme="majorBidi" w:cstheme="majorBidi"/>
-          <w:bCs/>
-          <w:w w:val="80"/>
-          <w:sz w:val="26"/>
-          <w:szCs w:val="26"/>
-        </w:rPr>
-      </w:pPr>
-      <w:r>
-        <w:rPr>
-          <w:rFonts w:asciiTheme="majorBidi" w:eastAsia="標楷體" w:hAnsiTheme="majorBidi" w:cstheme="majorBidi" w:hint="eastAsia"/>
-          <w:bCs/>
-          <w:w w:val="80"/>
-          <w:sz w:val="26"/>
-          <w:szCs w:val="26"/>
-        </w:rPr>
-        <w:t>主耶和華至尊至大</w:t>
-      </w:r>
-    </w:p>
-    <w:p>
-      <w:pPr>
-        <w:pStyle w:val="a8"/>
-        <w:snapToGrid w:val="0"/>
-        <w:spacing w:line="300" w:lineRule="exact"/>
-        <w:ind w:leftChars="0" w:left="218"/>
-        <w:rPr>
-          <w:rFonts w:asciiTheme="majorBidi" w:eastAsia="標楷體" w:hAnsiTheme="majorBidi" w:cstheme="majorBidi"/>
-          <w:bCs/>
-          <w:w w:val="80"/>
-          <w:sz w:val="26"/>
-          <w:szCs w:val="26"/>
-        </w:rPr>
-      </w:pPr>
-      <w:r>
-        <w:rPr>
-          <w:rFonts w:asciiTheme="majorBidi" w:eastAsia="標楷體" w:hAnsiTheme="majorBidi" w:cstheme="majorBidi" w:hint="eastAsia"/>
-          <w:bCs/>
-          <w:w w:val="80"/>
-          <w:sz w:val="26"/>
-          <w:szCs w:val="26"/>
-        </w:rPr>
-        <w:t>當</w:t>
-      </w:r>
-      <w:proofErr w:type="gramStart"/>
-      <w:r>
-        <w:rPr>
-          <w:rFonts w:asciiTheme="majorBidi" w:eastAsia="標楷體" w:hAnsiTheme="majorBidi" w:cstheme="majorBidi" w:hint="eastAsia"/>
-          <w:bCs/>
-          <w:w w:val="80"/>
-          <w:sz w:val="26"/>
-          <w:szCs w:val="26"/>
-        </w:rPr>
-        <w:t>謳咾祂</w:t>
-      </w:r>
-      <w:proofErr w:type="gramEnd"/>
-      <w:r>
-        <w:rPr>
-          <w:rFonts w:asciiTheme="majorBidi" w:eastAsia="標楷體" w:hAnsiTheme="majorBidi" w:cstheme="majorBidi" w:hint="eastAsia"/>
-          <w:bCs/>
-          <w:w w:val="80"/>
-          <w:sz w:val="26"/>
-          <w:szCs w:val="26"/>
-        </w:rPr>
-        <w:t>的名</w:t>
-      </w:r>
-    </w:p>
-    <w:p>
-      <w:pPr>
-        <w:pStyle w:val="a8"/>
-        <w:snapToGrid w:val="0"/>
-        <w:spacing w:line="300" w:lineRule="exact"/>
-        <w:ind w:leftChars="0" w:left="218"/>
-        <w:rPr>
-          <w:rFonts w:asciiTheme="majorBidi" w:eastAsia="標楷體" w:hAnsiTheme="majorBidi" w:cstheme="majorBidi"/>
-          <w:bCs/>
-          <w:w w:val="80"/>
-          <w:sz w:val="26"/>
-          <w:szCs w:val="26"/>
-        </w:rPr>
-      </w:pPr>
-      <w:r>
-        <w:rPr>
-          <w:rFonts w:asciiTheme="majorBidi" w:eastAsia="標楷體" w:hAnsiTheme="majorBidi" w:cstheme="majorBidi" w:hint="eastAsia"/>
-          <w:bCs/>
-          <w:w w:val="80"/>
-          <w:sz w:val="26"/>
-          <w:szCs w:val="26"/>
-        </w:rPr>
-        <w:t>宇宙萬物以及人類</w:t>
-      </w:r>
-    </w:p>
-    <w:p>
-      <w:pPr>
-        <w:pStyle w:val="a8"/>
-        <w:snapToGrid w:val="0"/>
-        <w:spacing w:line="300" w:lineRule="exact"/>
-        <w:ind w:leftChars="0" w:left="218"/>
-        <w:rPr>
-          <w:rFonts w:asciiTheme="majorBidi" w:eastAsia="標楷體" w:hAnsiTheme="majorBidi" w:cstheme="majorBidi"/>
-          <w:bCs/>
-          <w:w w:val="80"/>
-          <w:sz w:val="26"/>
-          <w:szCs w:val="26"/>
-        </w:rPr>
-      </w:pPr>
-      <w:r>
-        <w:rPr>
-          <w:rFonts w:asciiTheme="majorBidi" w:eastAsia="標楷體" w:hAnsiTheme="majorBidi" w:cstheme="majorBidi" w:hint="eastAsia"/>
-          <w:bCs/>
-          <w:w w:val="80"/>
-          <w:sz w:val="26"/>
-          <w:szCs w:val="26"/>
-        </w:rPr>
-        <w:t>都是由</w:t>
-      </w:r>
-      <w:proofErr w:type="gramStart"/>
-      <w:r>
-        <w:rPr>
-          <w:rFonts w:asciiTheme="majorBidi" w:eastAsia="標楷體" w:hAnsiTheme="majorBidi" w:cstheme="majorBidi" w:hint="eastAsia"/>
-          <w:bCs/>
-          <w:w w:val="80"/>
-          <w:sz w:val="26"/>
-          <w:szCs w:val="26"/>
-        </w:rPr>
-        <w:t>祂</w:t>
-      </w:r>
-      <w:proofErr w:type="gramEnd"/>
-      <w:r>
-        <w:rPr>
-          <w:rFonts w:asciiTheme="majorBidi" w:eastAsia="標楷體" w:hAnsiTheme="majorBidi" w:cstheme="majorBidi" w:hint="eastAsia"/>
-          <w:bCs/>
-          <w:w w:val="80"/>
-          <w:sz w:val="26"/>
-          <w:szCs w:val="26"/>
-        </w:rPr>
-        <w:t>造成</w:t>
-      </w:r>
-    </w:p>
-    <w:p>
-      <w:pPr>
-        <w:pStyle w:val="a8"/>
-        <w:numPr>
-          <w:ilvl w:val="0"/>
-          <w:numId w:val="19"/>
-        </w:numPr>
-        <w:snapToGrid w:val="0"/>
-        <w:spacing w:line="300" w:lineRule="exact"/>
-        <w:ind w:leftChars="0"/>
-        <w:rPr>
-          <w:rFonts w:asciiTheme="majorBidi" w:eastAsia="標楷體" w:hAnsiTheme="majorBidi" w:cstheme="majorBidi"/>
-          <w:bCs/>
-          <w:w w:val="80"/>
-          <w:sz w:val="26"/>
-          <w:szCs w:val="26"/>
-        </w:rPr>
-      </w:pPr>
-      <w:r>
-        <w:rPr>
-          <w:rFonts w:asciiTheme="majorBidi" w:eastAsia="標楷體" w:hAnsiTheme="majorBidi" w:cstheme="majorBidi" w:hint="eastAsia"/>
-          <w:bCs/>
-          <w:w w:val="80"/>
-          <w:sz w:val="26"/>
-          <w:szCs w:val="26"/>
-        </w:rPr>
-        <w:t>主的律法極其完全</w:t>
-      </w:r>
-    </w:p>
-    <w:p>
-      <w:pPr>
-        <w:pStyle w:val="a8"/>
-        <w:snapToGrid w:val="0"/>
-        <w:spacing w:line="300" w:lineRule="exact"/>
-        <w:ind w:leftChars="0" w:left="218"/>
-        <w:rPr>
-          <w:rFonts w:asciiTheme="majorBidi" w:eastAsia="標楷體" w:hAnsiTheme="majorBidi" w:cstheme="majorBidi"/>
-          <w:bCs/>
-          <w:w w:val="80"/>
-          <w:sz w:val="26"/>
-          <w:szCs w:val="26"/>
-        </w:rPr>
-      </w:pPr>
-      <w:r>
-        <w:rPr>
-          <w:rFonts w:asciiTheme="majorBidi" w:eastAsia="標楷體" w:hAnsiTheme="majorBidi" w:cstheme="majorBidi" w:hint="eastAsia"/>
-          <w:bCs/>
-          <w:w w:val="80"/>
-          <w:sz w:val="26"/>
-          <w:szCs w:val="26"/>
-        </w:rPr>
-        <w:t>當降服順趁</w:t>
-      </w:r>
-      <w:proofErr w:type="gramStart"/>
-      <w:r>
-        <w:rPr>
-          <w:rFonts w:asciiTheme="majorBidi" w:eastAsia="標楷體" w:hAnsiTheme="majorBidi" w:cstheme="majorBidi" w:hint="eastAsia"/>
-          <w:bCs/>
-          <w:w w:val="80"/>
-          <w:sz w:val="26"/>
-          <w:szCs w:val="26"/>
-        </w:rPr>
-        <w:t>祂</w:t>
-      </w:r>
-      <w:proofErr w:type="gramEnd"/>
-    </w:p>
-    <w:p>
-      <w:pPr>
-        <w:pStyle w:val="a8"/>
-        <w:snapToGrid w:val="0"/>
-        <w:spacing w:line="300" w:lineRule="exact"/>
-        <w:ind w:leftChars="0" w:left="218"/>
-        <w:rPr>
-          <w:rFonts w:asciiTheme="majorBidi" w:eastAsia="標楷體" w:hAnsiTheme="majorBidi" w:cstheme="majorBidi"/>
-          <w:bCs/>
-          <w:w w:val="80"/>
-          <w:sz w:val="26"/>
-          <w:szCs w:val="26"/>
-        </w:rPr>
-      </w:pPr>
-      <w:r>
-        <w:rPr>
-          <w:rFonts w:asciiTheme="majorBidi" w:eastAsia="標楷體" w:hAnsiTheme="majorBidi" w:cstheme="majorBidi" w:hint="eastAsia"/>
-          <w:bCs/>
-          <w:w w:val="80"/>
-          <w:sz w:val="26"/>
-          <w:szCs w:val="26"/>
-        </w:rPr>
-        <w:t>世間賢人愚</w:t>
-      </w:r>
-      <w:proofErr w:type="gramStart"/>
-      <w:r>
-        <w:rPr>
-          <w:rFonts w:asciiTheme="majorBidi" w:eastAsia="標楷體" w:hAnsiTheme="majorBidi" w:cstheme="majorBidi" w:hint="eastAsia"/>
-          <w:bCs/>
-          <w:w w:val="80"/>
-          <w:sz w:val="26"/>
-          <w:szCs w:val="26"/>
-        </w:rPr>
-        <w:t>戇</w:t>
-      </w:r>
-      <w:proofErr w:type="gramEnd"/>
-      <w:r>
-        <w:rPr>
-          <w:rFonts w:asciiTheme="majorBidi" w:eastAsia="標楷體" w:hAnsiTheme="majorBidi" w:cstheme="majorBidi" w:hint="eastAsia"/>
-          <w:bCs/>
-          <w:w w:val="80"/>
-          <w:sz w:val="26"/>
-          <w:szCs w:val="26"/>
-        </w:rPr>
-        <w:t>自專</w:t>
-      </w:r>
-    </w:p>
-    <w:p>
-      <w:pPr>
-        <w:pStyle w:val="a8"/>
-        <w:snapToGrid w:val="0"/>
-        <w:spacing w:line="300" w:lineRule="exact"/>
-        <w:ind w:leftChars="0" w:left="218"/>
-        <w:rPr>
-          <w:rFonts w:asciiTheme="majorBidi" w:eastAsia="標楷體" w:hAnsiTheme="majorBidi" w:cstheme="majorBidi"/>
-          <w:bCs/>
-          <w:w w:val="80"/>
-          <w:sz w:val="26"/>
-          <w:szCs w:val="26"/>
-        </w:rPr>
-      </w:pPr>
-      <w:r>
-        <w:rPr>
-          <w:rFonts w:asciiTheme="majorBidi" w:eastAsia="標楷體" w:hAnsiTheme="majorBidi" w:cstheme="majorBidi" w:hint="eastAsia"/>
-          <w:bCs/>
-          <w:w w:val="80"/>
-          <w:sz w:val="26"/>
-          <w:szCs w:val="26"/>
-        </w:rPr>
-        <w:t>驕傲去行不義</w:t>
-      </w:r>
-    </w:p>
-    <w:p>
-      <w:pPr>
-        <w:pStyle w:val="a8"/>
-        <w:numPr>
-          <w:ilvl w:val="0"/>
-          <w:numId w:val="19"/>
-        </w:numPr>
-        <w:snapToGrid w:val="0"/>
-        <w:spacing w:line="300" w:lineRule="exact"/>
-        <w:ind w:leftChars="0"/>
-        <w:rPr>
-          <w:rFonts w:asciiTheme="majorBidi" w:eastAsia="標楷體" w:hAnsiTheme="majorBidi" w:cstheme="majorBidi"/>
-          <w:bCs/>
-          <w:w w:val="80"/>
-          <w:sz w:val="26"/>
-          <w:szCs w:val="26"/>
-        </w:rPr>
-      </w:pPr>
-      <w:r>
-        <w:rPr>
-          <w:rFonts w:asciiTheme="majorBidi" w:eastAsia="標楷體" w:hAnsiTheme="majorBidi" w:cstheme="majorBidi" w:hint="eastAsia"/>
-          <w:bCs/>
-          <w:w w:val="80"/>
-          <w:sz w:val="26"/>
-          <w:szCs w:val="26"/>
-        </w:rPr>
-        <w:t>主耶和華慈悲仁愛</w:t>
-      </w:r>
-    </w:p>
-    <w:p>
-      <w:pPr>
-        <w:pStyle w:val="a8"/>
-        <w:snapToGrid w:val="0"/>
-        <w:spacing w:line="300" w:lineRule="exact"/>
-        <w:ind w:leftChars="0" w:left="218"/>
-        <w:rPr>
-          <w:rFonts w:asciiTheme="majorBidi" w:eastAsia="標楷體" w:hAnsiTheme="majorBidi" w:cstheme="majorBidi"/>
-          <w:bCs/>
-          <w:w w:val="80"/>
-          <w:sz w:val="26"/>
-          <w:szCs w:val="26"/>
-        </w:rPr>
-      </w:pPr>
-      <w:r>
-        <w:rPr>
-          <w:rFonts w:asciiTheme="majorBidi" w:eastAsia="標楷體" w:hAnsiTheme="majorBidi" w:cstheme="majorBidi" w:hint="eastAsia"/>
-          <w:bCs/>
-          <w:w w:val="80"/>
-          <w:sz w:val="26"/>
-          <w:szCs w:val="26"/>
-        </w:rPr>
-        <w:t>親像父母愛子</w:t>
-      </w:r>
-    </w:p>
-    <w:p>
-      <w:pPr>
-        <w:pStyle w:val="a8"/>
-        <w:snapToGrid w:val="0"/>
-        <w:spacing w:line="300" w:lineRule="exact"/>
-        <w:ind w:leftChars="0" w:left="218"/>
-        <w:rPr>
-          <w:rFonts w:asciiTheme="majorBidi" w:eastAsia="標楷體" w:hAnsiTheme="majorBidi" w:cstheme="majorBidi"/>
-          <w:bCs/>
-          <w:w w:val="80"/>
-          <w:sz w:val="26"/>
-          <w:szCs w:val="26"/>
-        </w:rPr>
-      </w:pPr>
-      <w:r>
-        <w:rPr>
-          <w:rFonts w:asciiTheme="majorBidi" w:eastAsia="標楷體" w:hAnsiTheme="majorBidi" w:cstheme="majorBidi" w:hint="eastAsia"/>
-          <w:bCs/>
-          <w:w w:val="80"/>
-          <w:sz w:val="26"/>
-          <w:szCs w:val="26"/>
-        </w:rPr>
-        <w:t>主的</w:t>
-      </w:r>
-      <w:proofErr w:type="gramStart"/>
-      <w:r>
-        <w:rPr>
-          <w:rFonts w:asciiTheme="majorBidi" w:eastAsia="標楷體" w:hAnsiTheme="majorBidi" w:cstheme="majorBidi" w:hint="eastAsia"/>
-          <w:bCs/>
-          <w:w w:val="80"/>
-          <w:sz w:val="26"/>
-          <w:szCs w:val="26"/>
-        </w:rPr>
-        <w:t>愛疼直到</w:t>
-      </w:r>
-      <w:proofErr w:type="gramEnd"/>
-      <w:r>
-        <w:rPr>
-          <w:rFonts w:asciiTheme="majorBidi" w:eastAsia="標楷體" w:hAnsiTheme="majorBidi" w:cstheme="majorBidi" w:hint="eastAsia"/>
-          <w:bCs/>
-          <w:w w:val="80"/>
-          <w:sz w:val="26"/>
-          <w:szCs w:val="26"/>
-        </w:rPr>
-        <w:t>萬代</w:t>
-      </w:r>
-    </w:p>
-    <w:p>
-      <w:pPr>
-        <w:pStyle w:val="a8"/>
-        <w:snapToGrid w:val="0"/>
-        <w:spacing w:line="300" w:lineRule="exact"/>
-        <w:ind w:leftChars="0" w:left="218"/>
-        <w:rPr>
-          <w:rFonts w:asciiTheme="majorBidi" w:eastAsia="標楷體" w:hAnsiTheme="majorBidi" w:cstheme="majorBidi"/>
-          <w:bCs/>
-          <w:w w:val="80"/>
-          <w:sz w:val="26"/>
-          <w:szCs w:val="26"/>
-        </w:rPr>
-      </w:pPr>
-      <w:r>
-        <w:rPr>
-          <w:rFonts w:asciiTheme="majorBidi" w:eastAsia="標楷體" w:hAnsiTheme="majorBidi" w:cstheme="majorBidi" w:hint="eastAsia"/>
-          <w:bCs/>
-          <w:w w:val="80"/>
-          <w:sz w:val="26"/>
-          <w:szCs w:val="26"/>
-        </w:rPr>
-        <w:t>所應允都必成</w:t>
-      </w:r>
-    </w:p>
-    <w:p>
-      <w:pPr>
-        <w:pStyle w:val="a8"/>
-        <w:numPr>
-          <w:ilvl w:val="0"/>
-          <w:numId w:val="19"/>
-        </w:numPr>
-        <w:snapToGrid w:val="0"/>
-        <w:spacing w:line="300" w:lineRule="exact"/>
-        <w:ind w:leftChars="0"/>
-        <w:rPr>
-          <w:rFonts w:asciiTheme="majorBidi" w:eastAsia="標楷體" w:hAnsiTheme="majorBidi" w:cstheme="majorBidi"/>
-          <w:bCs/>
-          <w:w w:val="80"/>
-          <w:sz w:val="26"/>
-          <w:szCs w:val="26"/>
-        </w:rPr>
-      </w:pPr>
-      <w:r>
-        <w:rPr>
-          <w:rFonts w:asciiTheme="majorBidi" w:eastAsia="標楷體" w:hAnsiTheme="majorBidi" w:cstheme="majorBidi" w:hint="eastAsia"/>
-          <w:bCs/>
-          <w:w w:val="80"/>
-          <w:sz w:val="26"/>
-          <w:szCs w:val="26"/>
-        </w:rPr>
-        <w:t>主的道理永遠存在</w:t>
-      </w:r>
-    </w:p>
-    <w:p>
-      <w:pPr>
-        <w:pStyle w:val="a8"/>
-        <w:snapToGrid w:val="0"/>
-        <w:spacing w:line="300" w:lineRule="exact"/>
-        <w:ind w:leftChars="0" w:left="218"/>
-        <w:rPr>
-          <w:rFonts w:asciiTheme="majorBidi" w:eastAsia="標楷體" w:hAnsiTheme="majorBidi" w:cstheme="majorBidi"/>
-          <w:bCs/>
-          <w:w w:val="80"/>
-          <w:sz w:val="26"/>
-          <w:szCs w:val="26"/>
-        </w:rPr>
-      </w:pPr>
-      <w:proofErr w:type="gramStart"/>
-      <w:r>
-        <w:rPr>
-          <w:rFonts w:asciiTheme="majorBidi" w:eastAsia="標楷體" w:hAnsiTheme="majorBidi" w:cstheme="majorBidi" w:hint="eastAsia"/>
-          <w:bCs/>
-          <w:w w:val="80"/>
-          <w:sz w:val="26"/>
-          <w:szCs w:val="26"/>
-        </w:rPr>
-        <w:t>至尊至貴無比</w:t>
-      </w:r>
-      <w:proofErr w:type="gramEnd"/>
-    </w:p>
-    <w:p>
-      <w:pPr>
-        <w:pStyle w:val="a8"/>
-        <w:snapToGrid w:val="0"/>
-        <w:spacing w:line="300" w:lineRule="exact"/>
-        <w:ind w:leftChars="0" w:left="218"/>
-        <w:rPr>
-          <w:rFonts w:asciiTheme="majorBidi" w:eastAsia="標楷體" w:hAnsiTheme="majorBidi" w:cstheme="majorBidi"/>
-          <w:bCs/>
-          <w:w w:val="80"/>
-          <w:sz w:val="26"/>
-          <w:szCs w:val="26"/>
-        </w:rPr>
-      </w:pPr>
-      <w:r>
-        <w:rPr>
-          <w:rFonts w:asciiTheme="majorBidi" w:eastAsia="標楷體" w:hAnsiTheme="majorBidi" w:cstheme="majorBidi" w:hint="eastAsia"/>
-          <w:bCs/>
-          <w:w w:val="80"/>
-          <w:sz w:val="26"/>
-          <w:szCs w:val="26"/>
-        </w:rPr>
-        <w:t>主的審判公明正大</w:t>
-      </w:r>
-    </w:p>
-    <w:p>
-      <w:pPr>
-        <w:pStyle w:val="a8"/>
-        <w:snapToGrid w:val="0"/>
-        <w:spacing w:line="300" w:lineRule="exact"/>
-        <w:ind w:leftChars="0" w:left="218"/>
-        <w:rPr>
-          <w:rFonts w:asciiTheme="majorBidi" w:eastAsia="標楷體" w:hAnsiTheme="majorBidi" w:cstheme="majorBidi"/>
-          <w:bCs/>
-          <w:w w:val="80"/>
-          <w:sz w:val="26"/>
-          <w:szCs w:val="26"/>
-        </w:rPr>
-      </w:pPr>
-      <w:proofErr w:type="gramStart"/>
-      <w:r>
-        <w:rPr>
-          <w:rFonts w:asciiTheme="majorBidi" w:eastAsia="標楷體" w:hAnsiTheme="majorBidi" w:cstheme="majorBidi" w:hint="eastAsia"/>
-          <w:bCs/>
-          <w:w w:val="80"/>
-          <w:sz w:val="26"/>
-          <w:szCs w:val="26"/>
-        </w:rPr>
-        <w:t>咱倘安心</w:t>
-      </w:r>
-      <w:proofErr w:type="gramEnd"/>
-      <w:r>
-        <w:rPr>
-          <w:rFonts w:asciiTheme="majorBidi" w:eastAsia="標楷體" w:hAnsiTheme="majorBidi" w:cstheme="majorBidi" w:hint="eastAsia"/>
-          <w:bCs/>
-          <w:w w:val="80"/>
-          <w:sz w:val="26"/>
-          <w:szCs w:val="26"/>
-        </w:rPr>
-        <w:t>歡喜</w:t>
-      </w:r>
-    </w:p>
-    <w:p>
-      <w:pPr>
-        <w:pStyle w:val="a8"/>
-        <w:numPr>
-          <w:ilvl w:val="0"/>
-          <w:numId w:val="19"/>
-        </w:numPr>
-        <w:snapToGrid w:val="0"/>
-        <w:spacing w:line="300" w:lineRule="exact"/>
-        <w:ind w:leftChars="0"/>
-        <w:rPr>
-          <w:rFonts w:asciiTheme="majorBidi" w:eastAsia="標楷體" w:hAnsiTheme="majorBidi" w:cstheme="majorBidi"/>
-          <w:bCs/>
-          <w:w w:val="80"/>
-          <w:sz w:val="26"/>
-          <w:szCs w:val="26"/>
-        </w:rPr>
-      </w:pPr>
-      <w:r>
-        <w:rPr>
-          <w:rFonts w:asciiTheme="majorBidi" w:eastAsia="標楷體" w:hAnsiTheme="majorBidi" w:cstheme="majorBidi" w:hint="eastAsia"/>
-          <w:bCs/>
-          <w:w w:val="80"/>
-          <w:sz w:val="26"/>
-          <w:szCs w:val="26"/>
-        </w:rPr>
-        <w:t>主的聖神無所不在</w:t>
-      </w:r>
-    </w:p>
-    <w:p>
-      <w:pPr>
-        <w:pStyle w:val="a8"/>
-        <w:snapToGrid w:val="0"/>
-        <w:spacing w:line="300" w:lineRule="exact"/>
-        <w:ind w:leftChars="0" w:left="218"/>
-        <w:rPr>
-          <w:rFonts w:asciiTheme="majorBidi" w:eastAsia="標楷體" w:hAnsiTheme="majorBidi" w:cstheme="majorBidi"/>
-          <w:bCs/>
-          <w:w w:val="80"/>
-          <w:sz w:val="26"/>
-          <w:szCs w:val="26"/>
-        </w:rPr>
-      </w:pPr>
-      <w:r>
-        <w:rPr>
-          <w:rFonts w:asciiTheme="majorBidi" w:eastAsia="標楷體" w:hAnsiTheme="majorBidi" w:cstheme="majorBidi" w:hint="eastAsia"/>
-          <w:bCs/>
-          <w:w w:val="80"/>
-          <w:sz w:val="26"/>
-          <w:szCs w:val="26"/>
-        </w:rPr>
-        <w:t>感化人反悔罪</w:t>
-      </w:r>
-    </w:p>
-    <w:p>
-      <w:pPr>
-        <w:pStyle w:val="a8"/>
-        <w:snapToGrid w:val="0"/>
-        <w:spacing w:line="300" w:lineRule="exact"/>
-        <w:ind w:leftChars="0" w:left="218"/>
-        <w:rPr>
-          <w:rFonts w:asciiTheme="majorBidi" w:eastAsia="標楷體" w:hAnsiTheme="majorBidi" w:cstheme="majorBidi"/>
-          <w:bCs/>
-          <w:w w:val="80"/>
-          <w:sz w:val="26"/>
-          <w:szCs w:val="26"/>
-        </w:rPr>
-      </w:pPr>
-      <w:r>
-        <w:rPr>
-          <w:rFonts w:asciiTheme="majorBidi" w:eastAsia="標楷體" w:hAnsiTheme="majorBidi" w:cstheme="majorBidi" w:hint="eastAsia"/>
-          <w:bCs/>
-          <w:w w:val="80"/>
-          <w:sz w:val="26"/>
-          <w:szCs w:val="26"/>
-        </w:rPr>
-        <w:t>棄</w:t>
-      </w:r>
-      <w:proofErr w:type="gramStart"/>
-      <w:r>
-        <w:rPr>
-          <w:rFonts w:asciiTheme="majorBidi" w:eastAsia="標楷體" w:hAnsiTheme="majorBidi" w:cstheme="majorBidi" w:hint="eastAsia"/>
-          <w:bCs/>
-          <w:w w:val="80"/>
-          <w:sz w:val="26"/>
-          <w:szCs w:val="26"/>
-        </w:rPr>
-        <w:t>惡歸善</w:t>
-      </w:r>
-      <w:proofErr w:type="gramEnd"/>
-      <w:r>
-        <w:rPr>
-          <w:rFonts w:asciiTheme="majorBidi" w:eastAsia="標楷體" w:hAnsiTheme="majorBidi" w:cstheme="majorBidi" w:hint="eastAsia"/>
-          <w:bCs/>
-          <w:w w:val="80"/>
-          <w:sz w:val="26"/>
-          <w:szCs w:val="26"/>
-        </w:rPr>
-        <w:t>誠心服事</w:t>
-      </w:r>
-    </w:p>
-    <w:p>
-      <w:pPr>
-        <w:pStyle w:val="a8"/>
-        <w:snapToGrid w:val="0"/>
-        <w:spacing w:line="300" w:lineRule="exact"/>
-        <w:ind w:leftChars="0" w:left="218"/>
-        <w:rPr>
-          <w:rFonts w:asciiTheme="majorBidi" w:eastAsia="標楷體" w:hAnsiTheme="majorBidi" w:cstheme="majorBidi"/>
-          <w:bCs/>
-          <w:w w:val="80"/>
-          <w:sz w:val="26"/>
-          <w:szCs w:val="26"/>
-        </w:rPr>
-      </w:pPr>
-      <w:r>
-        <w:rPr>
-          <w:rFonts w:asciiTheme="majorBidi" w:eastAsia="標楷體" w:hAnsiTheme="majorBidi" w:cstheme="majorBidi" w:hint="eastAsia"/>
-          <w:bCs/>
-          <w:w w:val="80"/>
-          <w:sz w:val="26"/>
-          <w:szCs w:val="26"/>
-        </w:rPr>
-        <w:t>歡喜</w:t>
-      </w:r>
-      <w:proofErr w:type="gramStart"/>
-      <w:r>
-        <w:rPr>
-          <w:rFonts w:asciiTheme="majorBidi" w:eastAsia="標楷體" w:hAnsiTheme="majorBidi" w:cstheme="majorBidi" w:hint="eastAsia"/>
-          <w:bCs/>
-          <w:w w:val="80"/>
-          <w:sz w:val="26"/>
-          <w:szCs w:val="26"/>
-        </w:rPr>
-        <w:t>屬主聖</w:t>
-      </w:r>
-      <w:proofErr w:type="gramEnd"/>
-      <w:r>
-        <w:rPr>
-          <w:rFonts w:asciiTheme="majorBidi" w:eastAsia="標楷體" w:hAnsiTheme="majorBidi" w:cstheme="majorBidi" w:hint="eastAsia"/>
-          <w:bCs/>
-          <w:w w:val="80"/>
-          <w:sz w:val="26"/>
-          <w:szCs w:val="26"/>
-        </w:rPr>
-        <w:t>會</w:t>
       </w:r>
     </w:p>
     <w:p>
@@ -4022,6 +3344,1048 @@
           <w:szCs w:val="26"/>
         </w:rPr>
       </w:pPr>
+      <w:r>
+        <w:rPr>
+          <w:rFonts w:asciiTheme="majorBidi" w:eastAsia="標楷體" w:hAnsiTheme="majorBidi" w:cstheme="majorBidi" w:hint="eastAsia"/>
+          <w:bCs/>
+          <w:w w:val="80"/>
+          <w:sz w:val="26"/>
+          <w:szCs w:val="26"/>
+        </w:rPr>
+        <w:t>救主耶穌萬福本源，</w:t>
+      </w:r>
+    </w:p>
+    <w:p>
+      <w:pPr>
+        <w:snapToGrid w:val="0"/>
+        <w:spacing w:line="300" w:lineRule="exact"/>
+        <w:ind w:leftChars="-59" w:left="-142"/>
+        <w:rPr>
+          <w:rFonts w:asciiTheme="majorBidi" w:eastAsia="標楷體" w:hAnsiTheme="majorBidi" w:cstheme="majorBidi"/>
+          <w:bCs/>
+          <w:w w:val="80"/>
+          <w:sz w:val="26"/>
+          <w:szCs w:val="26"/>
+        </w:rPr>
+      </w:pPr>
+      <w:r>
+        <w:rPr>
+          <w:rFonts w:asciiTheme="majorBidi" w:eastAsia="標楷體" w:hAnsiTheme="majorBidi" w:cstheme="majorBidi" w:hint="eastAsia"/>
+          <w:bCs/>
+          <w:w w:val="80"/>
+          <w:sz w:val="26"/>
+          <w:szCs w:val="26"/>
+        </w:rPr>
+        <w:t>懇求</w:t>
+      </w:r>
+      <w:proofErr w:type="gramStart"/>
+      <w:r>
+        <w:rPr>
+          <w:rFonts w:asciiTheme="majorBidi" w:eastAsia="標楷體" w:hAnsiTheme="majorBidi" w:cstheme="majorBidi" w:hint="eastAsia"/>
+          <w:bCs/>
+          <w:w w:val="80"/>
+          <w:sz w:val="26"/>
+          <w:szCs w:val="26"/>
+        </w:rPr>
+        <w:t>俯落聽</w:t>
+      </w:r>
+      <w:proofErr w:type="gramEnd"/>
+      <w:r>
+        <w:rPr>
+          <w:rFonts w:asciiTheme="majorBidi" w:eastAsia="標楷體" w:hAnsiTheme="majorBidi" w:cstheme="majorBidi" w:hint="eastAsia"/>
+          <w:bCs/>
+          <w:w w:val="80"/>
+          <w:sz w:val="26"/>
+          <w:szCs w:val="26"/>
+        </w:rPr>
+        <w:t>稱讚，</w:t>
+      </w:r>
+    </w:p>
+    <w:p>
+      <w:pPr>
+        <w:snapToGrid w:val="0"/>
+        <w:spacing w:line="300" w:lineRule="exact"/>
+        <w:ind w:leftChars="-59" w:left="-142"/>
+        <w:rPr>
+          <w:rFonts w:asciiTheme="majorBidi" w:eastAsia="標楷體" w:hAnsiTheme="majorBidi" w:cstheme="majorBidi"/>
+          <w:bCs/>
+          <w:w w:val="80"/>
+          <w:sz w:val="26"/>
+          <w:szCs w:val="26"/>
+        </w:rPr>
+      </w:pPr>
+      <w:r>
+        <w:rPr>
+          <w:rFonts w:asciiTheme="majorBidi" w:eastAsia="標楷體" w:hAnsiTheme="majorBidi" w:cstheme="majorBidi" w:hint="eastAsia"/>
+          <w:bCs/>
+          <w:w w:val="80"/>
+          <w:sz w:val="26"/>
+          <w:szCs w:val="26"/>
+        </w:rPr>
+        <w:t>主賜恩惠未曾停止，</w:t>
+      </w:r>
+    </w:p>
+    <w:p>
+      <w:pPr>
+        <w:snapToGrid w:val="0"/>
+        <w:spacing w:line="300" w:lineRule="exact"/>
+        <w:ind w:leftChars="-59" w:left="-142"/>
+        <w:rPr>
+          <w:rFonts w:asciiTheme="majorBidi" w:eastAsia="標楷體" w:hAnsiTheme="majorBidi" w:cstheme="majorBidi"/>
+          <w:bCs/>
+          <w:w w:val="80"/>
+          <w:sz w:val="26"/>
+          <w:szCs w:val="26"/>
+        </w:rPr>
+      </w:pPr>
+      <w:r>
+        <w:rPr>
+          <w:rFonts w:asciiTheme="majorBidi" w:eastAsia="標楷體" w:hAnsiTheme="majorBidi" w:cstheme="majorBidi" w:hint="eastAsia"/>
+          <w:bCs/>
+          <w:w w:val="80"/>
+          <w:sz w:val="26"/>
+          <w:szCs w:val="26"/>
+        </w:rPr>
+        <w:t>大聲吟詩來讚美，</w:t>
+      </w:r>
+    </w:p>
+    <w:p>
+      <w:pPr>
+        <w:snapToGrid w:val="0"/>
+        <w:spacing w:line="300" w:lineRule="exact"/>
+        <w:ind w:leftChars="-59" w:left="-142"/>
+        <w:rPr>
+          <w:rFonts w:asciiTheme="majorBidi" w:eastAsia="標楷體" w:hAnsiTheme="majorBidi" w:cstheme="majorBidi"/>
+          <w:bCs/>
+          <w:w w:val="80"/>
+          <w:sz w:val="26"/>
+          <w:szCs w:val="26"/>
+        </w:rPr>
+      </w:pPr>
+      <w:r>
+        <w:rPr>
+          <w:rFonts w:asciiTheme="majorBidi" w:eastAsia="標楷體" w:hAnsiTheme="majorBidi" w:cstheme="majorBidi" w:hint="eastAsia"/>
+          <w:bCs/>
+          <w:w w:val="80"/>
+          <w:sz w:val="26"/>
+          <w:szCs w:val="26"/>
+        </w:rPr>
+        <w:t>熱心</w:t>
+      </w:r>
+      <w:proofErr w:type="gramStart"/>
+      <w:r>
+        <w:rPr>
+          <w:rFonts w:asciiTheme="majorBidi" w:eastAsia="標楷體" w:hAnsiTheme="majorBidi" w:cstheme="majorBidi" w:hint="eastAsia"/>
+          <w:bCs/>
+          <w:w w:val="80"/>
+          <w:sz w:val="26"/>
+          <w:szCs w:val="26"/>
+        </w:rPr>
+        <w:t>謳咾</w:t>
+      </w:r>
+      <w:proofErr w:type="gramEnd"/>
+      <w:r>
+        <w:rPr>
+          <w:rFonts w:asciiTheme="majorBidi" w:eastAsia="標楷體" w:hAnsiTheme="majorBidi" w:cstheme="majorBidi" w:hint="eastAsia"/>
+          <w:bCs/>
+          <w:w w:val="80"/>
+          <w:sz w:val="26"/>
+          <w:szCs w:val="26"/>
+        </w:rPr>
+        <w:t>攏無時停，</w:t>
+      </w:r>
+    </w:p>
+    <w:p>
+      <w:pPr>
+        <w:snapToGrid w:val="0"/>
+        <w:spacing w:line="300" w:lineRule="exact"/>
+        <w:ind w:leftChars="-59" w:left="-142"/>
+        <w:rPr>
+          <w:rFonts w:asciiTheme="majorBidi" w:eastAsia="標楷體" w:hAnsiTheme="majorBidi" w:cstheme="majorBidi"/>
+          <w:bCs/>
+          <w:w w:val="80"/>
+          <w:sz w:val="26"/>
+          <w:szCs w:val="26"/>
+        </w:rPr>
+      </w:pPr>
+      <w:r>
+        <w:rPr>
+          <w:rFonts w:asciiTheme="majorBidi" w:eastAsia="標楷體" w:hAnsiTheme="majorBidi" w:cstheme="majorBidi" w:hint="eastAsia"/>
+          <w:bCs/>
+          <w:w w:val="80"/>
+          <w:sz w:val="26"/>
+          <w:szCs w:val="26"/>
+        </w:rPr>
+        <w:t>和諧聲音透天庭，</w:t>
+      </w:r>
+    </w:p>
+    <w:p>
+      <w:pPr>
+        <w:snapToGrid w:val="0"/>
+        <w:spacing w:line="300" w:lineRule="exact"/>
+        <w:ind w:leftChars="-59" w:left="-142"/>
+        <w:rPr>
+          <w:rFonts w:asciiTheme="majorBidi" w:eastAsia="標楷體" w:hAnsiTheme="majorBidi" w:cstheme="majorBidi"/>
+          <w:bCs/>
+          <w:w w:val="80"/>
+          <w:sz w:val="26"/>
+          <w:szCs w:val="26"/>
+        </w:rPr>
+      </w:pPr>
+      <w:proofErr w:type="gramStart"/>
+      <w:r>
+        <w:rPr>
+          <w:rFonts w:asciiTheme="majorBidi" w:eastAsia="標楷體" w:hAnsiTheme="majorBidi" w:cstheme="majorBidi" w:hint="eastAsia"/>
+          <w:bCs/>
+          <w:w w:val="80"/>
+          <w:sz w:val="26"/>
+          <w:szCs w:val="26"/>
+        </w:rPr>
+        <w:t>上帝愛疼恩惠</w:t>
+      </w:r>
+      <w:proofErr w:type="gramEnd"/>
+      <w:r>
+        <w:rPr>
+          <w:rFonts w:asciiTheme="majorBidi" w:eastAsia="標楷體" w:hAnsiTheme="majorBidi" w:cstheme="majorBidi" w:hint="eastAsia"/>
+          <w:bCs/>
+          <w:w w:val="80"/>
+          <w:sz w:val="26"/>
+          <w:szCs w:val="26"/>
+        </w:rPr>
+        <w:t>極大，</w:t>
+      </w:r>
+    </w:p>
+    <w:p>
+      <w:pPr>
+        <w:snapToGrid w:val="0"/>
+        <w:spacing w:line="300" w:lineRule="exact"/>
+        <w:ind w:leftChars="-59" w:left="-142"/>
+        <w:rPr>
+          <w:rFonts w:asciiTheme="majorBidi" w:eastAsia="標楷體" w:hAnsiTheme="majorBidi" w:cstheme="majorBidi"/>
+          <w:bCs/>
+          <w:w w:val="80"/>
+          <w:sz w:val="26"/>
+          <w:szCs w:val="26"/>
+        </w:rPr>
+      </w:pPr>
+      <w:r>
+        <w:rPr>
+          <w:rFonts w:asciiTheme="majorBidi" w:eastAsia="標楷體" w:hAnsiTheme="majorBidi" w:cstheme="majorBidi" w:hint="eastAsia"/>
+          <w:bCs/>
+          <w:w w:val="80"/>
+          <w:sz w:val="26"/>
+          <w:szCs w:val="26"/>
+        </w:rPr>
+        <w:t>應該</w:t>
+      </w:r>
+      <w:proofErr w:type="gramStart"/>
+      <w:r>
+        <w:rPr>
+          <w:rFonts w:asciiTheme="majorBidi" w:eastAsia="標楷體" w:hAnsiTheme="majorBidi" w:cstheme="majorBidi" w:hint="eastAsia"/>
+          <w:bCs/>
+          <w:w w:val="80"/>
+          <w:sz w:val="26"/>
+          <w:szCs w:val="26"/>
+        </w:rPr>
+        <w:t>感謝攏</w:t>
+      </w:r>
+      <w:proofErr w:type="gramEnd"/>
+      <w:r>
+        <w:rPr>
+          <w:rFonts w:asciiTheme="majorBidi" w:eastAsia="標楷體" w:hAnsiTheme="majorBidi" w:cstheme="majorBidi" w:hint="eastAsia"/>
+          <w:bCs/>
+          <w:w w:val="80"/>
+          <w:sz w:val="26"/>
+          <w:szCs w:val="26"/>
+        </w:rPr>
+        <w:t>無息。</w:t>
+      </w:r>
+    </w:p>
+    <w:p>
+      <w:pPr>
+        <w:snapToGrid w:val="0"/>
+        <w:spacing w:line="300" w:lineRule="exact"/>
+        <w:ind w:leftChars="-59" w:left="-142"/>
+        <w:rPr>
+          <w:rFonts w:asciiTheme="majorBidi" w:eastAsia="標楷體" w:hAnsiTheme="majorBidi" w:cstheme="majorBidi"/>
+          <w:bCs/>
+          <w:w w:val="80"/>
+          <w:sz w:val="26"/>
+          <w:szCs w:val="26"/>
+        </w:rPr>
+      </w:pPr>
+    </w:p>
+    <w:p>
+      <w:pPr>
+        <w:snapToGrid w:val="0"/>
+        <w:spacing w:line="300" w:lineRule="exact"/>
+        <w:ind w:leftChars="-59" w:left="-142"/>
+        <w:rPr>
+          <w:rFonts w:asciiTheme="majorBidi" w:eastAsia="標楷體" w:hAnsiTheme="majorBidi" w:cstheme="majorBidi"/>
+          <w:bCs/>
+          <w:w w:val="80"/>
+          <w:sz w:val="26"/>
+          <w:szCs w:val="26"/>
+        </w:rPr>
+      </w:pPr>
+      <w:r>
+        <w:rPr>
+          <w:rFonts w:asciiTheme="majorBidi" w:eastAsia="標楷體" w:hAnsiTheme="majorBidi" w:cstheme="majorBidi" w:hint="eastAsia"/>
+          <w:bCs/>
+          <w:w w:val="80"/>
+          <w:sz w:val="26"/>
+          <w:szCs w:val="26"/>
+        </w:rPr>
+        <w:t>時時刻刻紀念主恩，</w:t>
+      </w:r>
+    </w:p>
+    <w:p>
+      <w:pPr>
+        <w:snapToGrid w:val="0"/>
+        <w:spacing w:line="300" w:lineRule="exact"/>
+        <w:ind w:leftChars="-59" w:left="-142"/>
+        <w:rPr>
+          <w:rFonts w:asciiTheme="majorBidi" w:eastAsia="標楷體" w:hAnsiTheme="majorBidi" w:cstheme="majorBidi"/>
+          <w:bCs/>
+          <w:w w:val="80"/>
+          <w:sz w:val="26"/>
+          <w:szCs w:val="26"/>
+        </w:rPr>
+      </w:pPr>
+      <w:r>
+        <w:rPr>
+          <w:rFonts w:asciiTheme="majorBidi" w:eastAsia="標楷體" w:hAnsiTheme="majorBidi" w:cstheme="majorBidi" w:hint="eastAsia"/>
+          <w:bCs/>
+          <w:w w:val="80"/>
+          <w:sz w:val="26"/>
+          <w:szCs w:val="26"/>
+        </w:rPr>
+        <w:t>做主路用愈殷勤，</w:t>
+      </w:r>
+    </w:p>
+    <w:p>
+      <w:pPr>
+        <w:snapToGrid w:val="0"/>
+        <w:spacing w:line="300" w:lineRule="exact"/>
+        <w:ind w:leftChars="-59" w:left="-142"/>
+        <w:rPr>
+          <w:rFonts w:asciiTheme="majorBidi" w:eastAsia="標楷體" w:hAnsiTheme="majorBidi" w:cstheme="majorBidi"/>
+          <w:bCs/>
+          <w:w w:val="80"/>
+          <w:sz w:val="26"/>
+          <w:szCs w:val="26"/>
+        </w:rPr>
+      </w:pPr>
+      <w:r>
+        <w:rPr>
+          <w:rFonts w:asciiTheme="majorBidi" w:eastAsia="標楷體" w:hAnsiTheme="majorBidi" w:cstheme="majorBidi" w:hint="eastAsia"/>
+          <w:bCs/>
+          <w:w w:val="80"/>
+          <w:sz w:val="26"/>
+          <w:szCs w:val="26"/>
+        </w:rPr>
+        <w:t>受主保護直到現今，</w:t>
+      </w:r>
+    </w:p>
+    <w:p>
+      <w:pPr>
+        <w:snapToGrid w:val="0"/>
+        <w:spacing w:line="300" w:lineRule="exact"/>
+        <w:ind w:leftChars="-59" w:left="-142"/>
+        <w:rPr>
+          <w:rFonts w:asciiTheme="majorBidi" w:eastAsia="標楷體" w:hAnsiTheme="majorBidi" w:cstheme="majorBidi"/>
+          <w:bCs/>
+          <w:w w:val="80"/>
+          <w:sz w:val="26"/>
+          <w:szCs w:val="26"/>
+        </w:rPr>
+      </w:pPr>
+      <w:r>
+        <w:rPr>
+          <w:rFonts w:asciiTheme="majorBidi" w:eastAsia="標楷體" w:hAnsiTheme="majorBidi" w:cstheme="majorBidi" w:hint="eastAsia"/>
+          <w:bCs/>
+          <w:w w:val="80"/>
+          <w:sz w:val="26"/>
+          <w:szCs w:val="26"/>
+        </w:rPr>
+        <w:t>願我</w:t>
+      </w:r>
+      <w:proofErr w:type="gramStart"/>
+      <w:r>
+        <w:rPr>
+          <w:rFonts w:asciiTheme="majorBidi" w:eastAsia="標楷體" w:hAnsiTheme="majorBidi" w:cstheme="majorBidi" w:hint="eastAsia"/>
+          <w:bCs/>
+          <w:w w:val="80"/>
+          <w:sz w:val="26"/>
+          <w:szCs w:val="26"/>
+        </w:rPr>
+        <w:t>能聽主聲音</w:t>
+      </w:r>
+      <w:proofErr w:type="gramEnd"/>
+      <w:r>
+        <w:rPr>
+          <w:rFonts w:asciiTheme="majorBidi" w:eastAsia="標楷體" w:hAnsiTheme="majorBidi" w:cstheme="majorBidi" w:hint="eastAsia"/>
+          <w:bCs/>
+          <w:w w:val="80"/>
+          <w:sz w:val="26"/>
+          <w:szCs w:val="26"/>
+        </w:rPr>
+        <w:t>，</w:t>
+      </w:r>
+    </w:p>
+    <w:p>
+      <w:pPr>
+        <w:snapToGrid w:val="0"/>
+        <w:spacing w:line="300" w:lineRule="exact"/>
+        <w:ind w:leftChars="-59" w:left="-142"/>
+        <w:rPr>
+          <w:rFonts w:asciiTheme="majorBidi" w:eastAsia="標楷體" w:hAnsiTheme="majorBidi" w:cstheme="majorBidi"/>
+          <w:bCs/>
+          <w:w w:val="80"/>
+          <w:sz w:val="26"/>
+          <w:szCs w:val="26"/>
+        </w:rPr>
+      </w:pPr>
+      <w:r>
+        <w:rPr>
+          <w:rFonts w:asciiTheme="majorBidi" w:eastAsia="標楷體" w:hAnsiTheme="majorBidi" w:cstheme="majorBidi" w:hint="eastAsia"/>
+          <w:bCs/>
+          <w:w w:val="80"/>
+          <w:sz w:val="26"/>
+          <w:szCs w:val="26"/>
+        </w:rPr>
+        <w:t>我</w:t>
+      </w:r>
+      <w:proofErr w:type="gramStart"/>
+      <w:r>
+        <w:rPr>
+          <w:rFonts w:asciiTheme="majorBidi" w:eastAsia="標楷體" w:hAnsiTheme="majorBidi" w:cstheme="majorBidi" w:hint="eastAsia"/>
+          <w:bCs/>
+          <w:w w:val="80"/>
+          <w:sz w:val="26"/>
+          <w:szCs w:val="26"/>
+        </w:rPr>
+        <w:t>若行</w:t>
+      </w:r>
+      <w:proofErr w:type="gramEnd"/>
+      <w:r>
+        <w:rPr>
+          <w:rFonts w:asciiTheme="majorBidi" w:eastAsia="標楷體" w:hAnsiTheme="majorBidi" w:cstheme="majorBidi" w:hint="eastAsia"/>
+          <w:bCs/>
+          <w:w w:val="80"/>
+          <w:sz w:val="26"/>
+          <w:szCs w:val="26"/>
+        </w:rPr>
+        <w:t>到危險路途，</w:t>
+      </w:r>
+    </w:p>
+    <w:p>
+      <w:pPr>
+        <w:snapToGrid w:val="0"/>
+        <w:spacing w:line="300" w:lineRule="exact"/>
+        <w:ind w:leftChars="-59" w:left="-142"/>
+        <w:rPr>
+          <w:rFonts w:asciiTheme="majorBidi" w:eastAsia="標楷體" w:hAnsiTheme="majorBidi" w:cstheme="majorBidi"/>
+          <w:bCs/>
+          <w:w w:val="80"/>
+          <w:sz w:val="26"/>
+          <w:szCs w:val="26"/>
+        </w:rPr>
+      </w:pPr>
+      <w:r>
+        <w:rPr>
+          <w:rFonts w:asciiTheme="majorBidi" w:eastAsia="標楷體" w:hAnsiTheme="majorBidi" w:cstheme="majorBidi" w:hint="eastAsia"/>
+          <w:bCs/>
+          <w:w w:val="80"/>
+          <w:sz w:val="26"/>
+          <w:szCs w:val="26"/>
+        </w:rPr>
+        <w:t>耶穌引導</w:t>
+      </w:r>
+      <w:proofErr w:type="gramStart"/>
+      <w:r>
+        <w:rPr>
+          <w:rFonts w:asciiTheme="majorBidi" w:eastAsia="標楷體" w:hAnsiTheme="majorBidi" w:cstheme="majorBidi" w:hint="eastAsia"/>
+          <w:bCs/>
+          <w:w w:val="80"/>
+          <w:sz w:val="26"/>
+          <w:szCs w:val="26"/>
+        </w:rPr>
+        <w:t>行正路</w:t>
+      </w:r>
+      <w:proofErr w:type="gramEnd"/>
+      <w:r>
+        <w:rPr>
+          <w:rFonts w:asciiTheme="majorBidi" w:eastAsia="標楷體" w:hAnsiTheme="majorBidi" w:cstheme="majorBidi" w:hint="eastAsia"/>
+          <w:bCs/>
+          <w:w w:val="80"/>
+          <w:sz w:val="26"/>
+          <w:szCs w:val="26"/>
+        </w:rPr>
+        <w:t>，</w:t>
+      </w:r>
+    </w:p>
+    <w:p>
+      <w:pPr>
+        <w:snapToGrid w:val="0"/>
+        <w:spacing w:line="300" w:lineRule="exact"/>
+        <w:ind w:leftChars="-59" w:left="-142"/>
+        <w:rPr>
+          <w:rFonts w:asciiTheme="majorBidi" w:eastAsia="標楷體" w:hAnsiTheme="majorBidi" w:cstheme="majorBidi"/>
+          <w:bCs/>
+          <w:w w:val="80"/>
+          <w:sz w:val="26"/>
+          <w:szCs w:val="26"/>
+        </w:rPr>
+      </w:pPr>
+      <w:r>
+        <w:rPr>
+          <w:rFonts w:asciiTheme="majorBidi" w:eastAsia="標楷體" w:hAnsiTheme="majorBidi" w:cstheme="majorBidi" w:hint="eastAsia"/>
+          <w:bCs/>
+          <w:w w:val="80"/>
+          <w:sz w:val="26"/>
+          <w:szCs w:val="26"/>
+        </w:rPr>
+        <w:t>主流</w:t>
+      </w:r>
+      <w:proofErr w:type="gramStart"/>
+      <w:r>
+        <w:rPr>
+          <w:rFonts w:asciiTheme="majorBidi" w:eastAsia="標楷體" w:hAnsiTheme="majorBidi" w:cstheme="majorBidi" w:hint="eastAsia"/>
+          <w:bCs/>
+          <w:w w:val="80"/>
+          <w:sz w:val="26"/>
+          <w:szCs w:val="26"/>
+        </w:rPr>
+        <w:t>寶血救</w:t>
+      </w:r>
+      <w:proofErr w:type="gramEnd"/>
+      <w:r>
+        <w:rPr>
+          <w:rFonts w:asciiTheme="majorBidi" w:eastAsia="標楷體" w:hAnsiTheme="majorBidi" w:cstheme="majorBidi" w:hint="eastAsia"/>
+          <w:bCs/>
+          <w:w w:val="80"/>
+          <w:sz w:val="26"/>
+          <w:szCs w:val="26"/>
+        </w:rPr>
+        <w:t>我心靈，</w:t>
+      </w:r>
+    </w:p>
+    <w:p>
+      <w:pPr>
+        <w:snapToGrid w:val="0"/>
+        <w:spacing w:line="300" w:lineRule="exact"/>
+        <w:ind w:leftChars="-59" w:left="-142"/>
+        <w:rPr>
+          <w:rFonts w:asciiTheme="majorBidi" w:eastAsia="標楷體" w:hAnsiTheme="majorBidi" w:cstheme="majorBidi"/>
+          <w:bCs/>
+          <w:w w:val="80"/>
+          <w:sz w:val="26"/>
+          <w:szCs w:val="26"/>
+        </w:rPr>
+      </w:pPr>
+      <w:proofErr w:type="gramStart"/>
+      <w:r>
+        <w:rPr>
+          <w:rFonts w:asciiTheme="majorBidi" w:eastAsia="標楷體" w:hAnsiTheme="majorBidi" w:cstheme="majorBidi" w:hint="eastAsia"/>
+          <w:bCs/>
+          <w:w w:val="80"/>
+          <w:sz w:val="26"/>
+          <w:szCs w:val="26"/>
+        </w:rPr>
+        <w:t>救贖導我</w:t>
+      </w:r>
+      <w:proofErr w:type="gramEnd"/>
+      <w:r>
+        <w:rPr>
+          <w:rFonts w:asciiTheme="majorBidi" w:eastAsia="標楷體" w:hAnsiTheme="majorBidi" w:cstheme="majorBidi" w:hint="eastAsia"/>
+          <w:bCs/>
+          <w:w w:val="80"/>
+          <w:sz w:val="26"/>
+          <w:szCs w:val="26"/>
+        </w:rPr>
+        <w:t>到天庭。</w:t>
+      </w:r>
+    </w:p>
+    <w:p>
+      <w:pPr>
+        <w:snapToGrid w:val="0"/>
+        <w:spacing w:line="300" w:lineRule="exact"/>
+        <w:ind w:leftChars="-59" w:left="-142"/>
+        <w:rPr>
+          <w:rFonts w:asciiTheme="majorBidi" w:eastAsia="標楷體" w:hAnsiTheme="majorBidi" w:cstheme="majorBidi"/>
+          <w:bCs/>
+          <w:w w:val="80"/>
+          <w:sz w:val="26"/>
+          <w:szCs w:val="26"/>
+        </w:rPr>
+      </w:pPr>
+    </w:p>
+    <w:p>
+      <w:pPr>
+        <w:snapToGrid w:val="0"/>
+        <w:spacing w:line="300" w:lineRule="exact"/>
+        <w:ind w:leftChars="-59" w:left="-142"/>
+        <w:rPr>
+          <w:rFonts w:asciiTheme="majorBidi" w:eastAsia="標楷體" w:hAnsiTheme="majorBidi" w:cstheme="majorBidi"/>
+          <w:bCs/>
+          <w:w w:val="80"/>
+          <w:sz w:val="26"/>
+          <w:szCs w:val="26"/>
+        </w:rPr>
+      </w:pPr>
+      <w:r>
+        <w:rPr>
+          <w:rFonts w:asciiTheme="majorBidi" w:eastAsia="標楷體" w:hAnsiTheme="majorBidi" w:cstheme="majorBidi" w:hint="eastAsia"/>
+          <w:bCs/>
+          <w:w w:val="80"/>
+          <w:sz w:val="26"/>
+          <w:szCs w:val="26"/>
+        </w:rPr>
+        <w:t>我受恩愛極大極深，</w:t>
+      </w:r>
+    </w:p>
+    <w:p>
+      <w:pPr>
+        <w:snapToGrid w:val="0"/>
+        <w:spacing w:line="300" w:lineRule="exact"/>
+        <w:ind w:leftChars="-59" w:left="-142"/>
+        <w:rPr>
+          <w:rFonts w:asciiTheme="majorBidi" w:eastAsia="標楷體" w:hAnsiTheme="majorBidi" w:cstheme="majorBidi"/>
+          <w:bCs/>
+          <w:w w:val="80"/>
+          <w:sz w:val="26"/>
+          <w:szCs w:val="26"/>
+        </w:rPr>
+      </w:pPr>
+      <w:proofErr w:type="gramStart"/>
+      <w:r>
+        <w:rPr>
+          <w:rFonts w:asciiTheme="majorBidi" w:eastAsia="標楷體" w:hAnsiTheme="majorBidi" w:cstheme="majorBidi" w:hint="eastAsia"/>
+          <w:bCs/>
+          <w:w w:val="80"/>
+          <w:sz w:val="26"/>
+          <w:szCs w:val="26"/>
+        </w:rPr>
+        <w:t>暝及日催迫</w:t>
+      </w:r>
+      <w:proofErr w:type="gramEnd"/>
+      <w:r>
+        <w:rPr>
+          <w:rFonts w:asciiTheme="majorBidi" w:eastAsia="標楷體" w:hAnsiTheme="majorBidi" w:cstheme="majorBidi" w:hint="eastAsia"/>
+          <w:bCs/>
+          <w:w w:val="80"/>
+          <w:sz w:val="26"/>
+          <w:szCs w:val="26"/>
+        </w:rPr>
+        <w:t>我心，</w:t>
+      </w:r>
+    </w:p>
+    <w:p>
+      <w:pPr>
+        <w:snapToGrid w:val="0"/>
+        <w:spacing w:line="300" w:lineRule="exact"/>
+        <w:ind w:leftChars="-59" w:left="-142"/>
+        <w:rPr>
+          <w:rFonts w:asciiTheme="majorBidi" w:eastAsia="標楷體" w:hAnsiTheme="majorBidi" w:cstheme="majorBidi"/>
+          <w:bCs/>
+          <w:w w:val="80"/>
+          <w:sz w:val="26"/>
+          <w:szCs w:val="26"/>
+        </w:rPr>
+      </w:pPr>
+      <w:r>
+        <w:rPr>
+          <w:rFonts w:asciiTheme="majorBidi" w:eastAsia="標楷體" w:hAnsiTheme="majorBidi" w:cstheme="majorBidi" w:hint="eastAsia"/>
+          <w:bCs/>
+          <w:w w:val="80"/>
+          <w:sz w:val="26"/>
+          <w:szCs w:val="26"/>
+        </w:rPr>
+        <w:t>從今以後助我心正，</w:t>
+      </w:r>
+    </w:p>
+    <w:p>
+      <w:pPr>
+        <w:snapToGrid w:val="0"/>
+        <w:spacing w:line="300" w:lineRule="exact"/>
+        <w:ind w:leftChars="-59" w:left="-142"/>
+        <w:rPr>
+          <w:rFonts w:asciiTheme="majorBidi" w:eastAsia="標楷體" w:hAnsiTheme="majorBidi" w:cstheme="majorBidi"/>
+          <w:bCs/>
+          <w:w w:val="80"/>
+          <w:sz w:val="26"/>
+          <w:szCs w:val="26"/>
+        </w:rPr>
+      </w:pPr>
+      <w:proofErr w:type="gramStart"/>
+      <w:r>
+        <w:rPr>
+          <w:rFonts w:asciiTheme="majorBidi" w:eastAsia="標楷體" w:hAnsiTheme="majorBidi" w:cstheme="majorBidi" w:hint="eastAsia"/>
+          <w:bCs/>
+          <w:w w:val="80"/>
+          <w:sz w:val="26"/>
+          <w:szCs w:val="26"/>
+        </w:rPr>
+        <w:t>一</w:t>
+      </w:r>
+      <w:proofErr w:type="gramEnd"/>
+      <w:r>
+        <w:rPr>
+          <w:rFonts w:asciiTheme="majorBidi" w:eastAsia="標楷體" w:hAnsiTheme="majorBidi" w:cstheme="majorBidi" w:hint="eastAsia"/>
+          <w:bCs/>
+          <w:w w:val="80"/>
+          <w:sz w:val="26"/>
+          <w:szCs w:val="26"/>
+        </w:rPr>
+        <w:t>心愛</w:t>
+      </w:r>
+      <w:proofErr w:type="gramStart"/>
+      <w:r>
+        <w:rPr>
+          <w:rFonts w:asciiTheme="majorBidi" w:eastAsia="標楷體" w:hAnsiTheme="majorBidi" w:cstheme="majorBidi" w:hint="eastAsia"/>
+          <w:bCs/>
+          <w:w w:val="80"/>
+          <w:sz w:val="26"/>
+          <w:szCs w:val="26"/>
+        </w:rPr>
+        <w:t>主守教示</w:t>
+      </w:r>
+      <w:proofErr w:type="gramEnd"/>
+      <w:r>
+        <w:rPr>
+          <w:rFonts w:asciiTheme="majorBidi" w:eastAsia="標楷體" w:hAnsiTheme="majorBidi" w:cstheme="majorBidi" w:hint="eastAsia"/>
+          <w:bCs/>
+          <w:w w:val="80"/>
+          <w:sz w:val="26"/>
+          <w:szCs w:val="26"/>
+        </w:rPr>
+        <w:t>，</w:t>
+      </w:r>
+    </w:p>
+    <w:p>
+      <w:pPr>
+        <w:snapToGrid w:val="0"/>
+        <w:spacing w:line="300" w:lineRule="exact"/>
+        <w:ind w:leftChars="-59" w:left="-142"/>
+        <w:rPr>
+          <w:rFonts w:asciiTheme="majorBidi" w:eastAsia="標楷體" w:hAnsiTheme="majorBidi" w:cstheme="majorBidi"/>
+          <w:bCs/>
+          <w:w w:val="80"/>
+          <w:sz w:val="26"/>
+          <w:szCs w:val="26"/>
+        </w:rPr>
+      </w:pPr>
+      <w:proofErr w:type="gramStart"/>
+      <w:r>
+        <w:rPr>
+          <w:rFonts w:asciiTheme="majorBidi" w:eastAsia="標楷體" w:hAnsiTheme="majorBidi" w:cstheme="majorBidi" w:hint="eastAsia"/>
+          <w:bCs/>
+          <w:w w:val="80"/>
+          <w:sz w:val="26"/>
+          <w:szCs w:val="26"/>
+        </w:rPr>
+        <w:t>離開失迷黑暗</w:t>
+      </w:r>
+      <w:proofErr w:type="gramEnd"/>
+      <w:r>
+        <w:rPr>
+          <w:rFonts w:asciiTheme="majorBidi" w:eastAsia="標楷體" w:hAnsiTheme="majorBidi" w:cstheme="majorBidi" w:hint="eastAsia"/>
+          <w:bCs/>
+          <w:w w:val="80"/>
+          <w:sz w:val="26"/>
+          <w:szCs w:val="26"/>
+        </w:rPr>
+        <w:t>交界，</w:t>
+      </w:r>
+    </w:p>
+    <w:p>
+      <w:pPr>
+        <w:snapToGrid w:val="0"/>
+        <w:spacing w:line="300" w:lineRule="exact"/>
+        <w:ind w:leftChars="-59" w:left="-142"/>
+        <w:rPr>
+          <w:rFonts w:asciiTheme="majorBidi" w:eastAsia="標楷體" w:hAnsiTheme="majorBidi" w:cstheme="majorBidi"/>
+          <w:bCs/>
+          <w:w w:val="80"/>
+          <w:sz w:val="26"/>
+          <w:szCs w:val="26"/>
+        </w:rPr>
+      </w:pPr>
+      <w:r>
+        <w:rPr>
+          <w:rFonts w:asciiTheme="majorBidi" w:eastAsia="標楷體" w:hAnsiTheme="majorBidi" w:cstheme="majorBidi" w:hint="eastAsia"/>
+          <w:bCs/>
+          <w:w w:val="80"/>
+          <w:sz w:val="26"/>
+          <w:szCs w:val="26"/>
+        </w:rPr>
+        <w:t>入</w:t>
+      </w:r>
+      <w:proofErr w:type="gramStart"/>
+      <w:r>
+        <w:rPr>
+          <w:rFonts w:asciiTheme="majorBidi" w:eastAsia="標楷體" w:hAnsiTheme="majorBidi" w:cstheme="majorBidi" w:hint="eastAsia"/>
+          <w:bCs/>
+          <w:w w:val="80"/>
+          <w:sz w:val="26"/>
+          <w:szCs w:val="26"/>
+        </w:rPr>
+        <w:t>佇</w:t>
+      </w:r>
+      <w:proofErr w:type="gramEnd"/>
+      <w:r>
+        <w:rPr>
+          <w:rFonts w:asciiTheme="majorBidi" w:eastAsia="標楷體" w:hAnsiTheme="majorBidi" w:cstheme="majorBidi" w:hint="eastAsia"/>
+          <w:bCs/>
+          <w:w w:val="80"/>
+          <w:sz w:val="26"/>
+          <w:szCs w:val="26"/>
+        </w:rPr>
+        <w:t>光明得</w:t>
+      </w:r>
+      <w:proofErr w:type="gramStart"/>
+      <w:r>
+        <w:rPr>
+          <w:rFonts w:asciiTheme="majorBidi" w:eastAsia="標楷體" w:hAnsiTheme="majorBidi" w:cstheme="majorBidi" w:hint="eastAsia"/>
+          <w:bCs/>
+          <w:w w:val="80"/>
+          <w:sz w:val="26"/>
+          <w:szCs w:val="26"/>
+        </w:rPr>
+        <w:t>徛</w:t>
+      </w:r>
+      <w:proofErr w:type="gramEnd"/>
+      <w:r>
+        <w:rPr>
+          <w:rFonts w:asciiTheme="majorBidi" w:eastAsia="標楷體" w:hAnsiTheme="majorBidi" w:cstheme="majorBidi" w:hint="eastAsia"/>
+          <w:bCs/>
+          <w:w w:val="80"/>
+          <w:sz w:val="26"/>
+          <w:szCs w:val="26"/>
+        </w:rPr>
+        <w:t>在，</w:t>
+      </w:r>
+    </w:p>
+    <w:p>
+      <w:pPr>
+        <w:snapToGrid w:val="0"/>
+        <w:spacing w:line="300" w:lineRule="exact"/>
+        <w:ind w:leftChars="-59" w:left="-142"/>
+        <w:rPr>
+          <w:rFonts w:asciiTheme="majorBidi" w:eastAsia="標楷體" w:hAnsiTheme="majorBidi" w:cstheme="majorBidi"/>
+          <w:bCs/>
+          <w:w w:val="80"/>
+          <w:sz w:val="26"/>
+          <w:szCs w:val="26"/>
+        </w:rPr>
+      </w:pPr>
+      <w:r>
+        <w:rPr>
+          <w:rFonts w:asciiTheme="majorBidi" w:eastAsia="標楷體" w:hAnsiTheme="majorBidi" w:cstheme="majorBidi" w:hint="eastAsia"/>
+          <w:bCs/>
+          <w:w w:val="80"/>
+          <w:sz w:val="26"/>
+          <w:szCs w:val="26"/>
+        </w:rPr>
+        <w:t>懇求我</w:t>
+      </w:r>
+      <w:proofErr w:type="gramStart"/>
+      <w:r>
+        <w:rPr>
+          <w:rFonts w:asciiTheme="majorBidi" w:eastAsia="標楷體" w:hAnsiTheme="majorBidi" w:cstheme="majorBidi" w:hint="eastAsia"/>
+          <w:bCs/>
+          <w:w w:val="80"/>
+          <w:sz w:val="26"/>
+          <w:szCs w:val="26"/>
+        </w:rPr>
+        <w:t>主認我賤名</w:t>
+      </w:r>
+      <w:proofErr w:type="gramEnd"/>
+      <w:r>
+        <w:rPr>
+          <w:rFonts w:asciiTheme="majorBidi" w:eastAsia="標楷體" w:hAnsiTheme="majorBidi" w:cstheme="majorBidi" w:hint="eastAsia"/>
+          <w:bCs/>
+          <w:w w:val="80"/>
+          <w:sz w:val="26"/>
+          <w:szCs w:val="26"/>
+        </w:rPr>
+        <w:t>，</w:t>
+      </w:r>
+    </w:p>
+    <w:p>
+      <w:pPr>
+        <w:snapToGrid w:val="0"/>
+        <w:spacing w:line="300" w:lineRule="exact"/>
+        <w:ind w:leftChars="-59" w:left="-142"/>
+        <w:rPr>
+          <w:rFonts w:asciiTheme="majorBidi" w:eastAsia="標楷體" w:hAnsiTheme="majorBidi" w:cstheme="majorBidi"/>
+          <w:bCs/>
+          <w:w w:val="80"/>
+          <w:sz w:val="26"/>
+          <w:szCs w:val="26"/>
+        </w:rPr>
+      </w:pPr>
+      <w:r>
+        <w:rPr>
+          <w:rFonts w:asciiTheme="majorBidi" w:eastAsia="標楷體" w:hAnsiTheme="majorBidi" w:cstheme="majorBidi" w:hint="eastAsia"/>
+          <w:bCs/>
+          <w:w w:val="80"/>
+          <w:sz w:val="26"/>
+          <w:szCs w:val="26"/>
+        </w:rPr>
+        <w:t>與</w:t>
+      </w:r>
+      <w:proofErr w:type="gramStart"/>
+      <w:r>
+        <w:rPr>
+          <w:rFonts w:asciiTheme="majorBidi" w:eastAsia="標楷體" w:hAnsiTheme="majorBidi" w:cstheme="majorBidi" w:hint="eastAsia"/>
+          <w:bCs/>
+          <w:w w:val="80"/>
+          <w:sz w:val="26"/>
+          <w:szCs w:val="26"/>
+        </w:rPr>
+        <w:t>主永站</w:t>
+      </w:r>
+      <w:proofErr w:type="gramEnd"/>
+      <w:r>
+        <w:rPr>
+          <w:rFonts w:asciiTheme="majorBidi" w:eastAsia="標楷體" w:hAnsiTheme="majorBidi" w:cstheme="majorBidi" w:hint="eastAsia"/>
+          <w:bCs/>
+          <w:w w:val="80"/>
+          <w:sz w:val="26"/>
+          <w:szCs w:val="26"/>
+        </w:rPr>
+        <w:t>，</w:t>
+      </w:r>
+    </w:p>
+    <w:p>
+      <w:pPr>
+        <w:snapToGrid w:val="0"/>
+        <w:spacing w:line="300" w:lineRule="exact"/>
+        <w:ind w:leftChars="-59" w:left="-142"/>
+        <w:rPr>
+          <w:rFonts w:asciiTheme="majorBidi" w:eastAsia="標楷體" w:hAnsiTheme="majorBidi" w:cstheme="majorBidi"/>
+          <w:bCs/>
+          <w:w w:val="80"/>
+          <w:sz w:val="26"/>
+          <w:szCs w:val="26"/>
+        </w:rPr>
+      </w:pPr>
+      <w:r>
+        <w:rPr>
+          <w:rFonts w:asciiTheme="majorBidi" w:eastAsia="標楷體" w:hAnsiTheme="majorBidi" w:cstheme="majorBidi" w:hint="eastAsia"/>
+          <w:bCs/>
+          <w:w w:val="80"/>
+          <w:sz w:val="26"/>
+          <w:szCs w:val="26"/>
+        </w:rPr>
+        <w:t>與</w:t>
+      </w:r>
+      <w:proofErr w:type="gramStart"/>
+      <w:r>
+        <w:rPr>
+          <w:rFonts w:asciiTheme="majorBidi" w:eastAsia="標楷體" w:hAnsiTheme="majorBidi" w:cstheme="majorBidi" w:hint="eastAsia"/>
+          <w:bCs/>
+          <w:w w:val="80"/>
+          <w:sz w:val="26"/>
+          <w:szCs w:val="26"/>
+        </w:rPr>
+        <w:t>主永住</w:t>
+      </w:r>
+      <w:proofErr w:type="gramEnd"/>
+      <w:r>
+        <w:rPr>
+          <w:rFonts w:asciiTheme="majorBidi" w:eastAsia="標楷體" w:hAnsiTheme="majorBidi" w:cstheme="majorBidi" w:hint="eastAsia"/>
+          <w:bCs/>
+          <w:w w:val="80"/>
+          <w:sz w:val="26"/>
+          <w:szCs w:val="26"/>
+        </w:rPr>
+        <w:t>，</w:t>
+      </w:r>
+    </w:p>
+    <w:p>
+      <w:pPr>
+        <w:snapToGrid w:val="0"/>
+        <w:spacing w:line="300" w:lineRule="exact"/>
+        <w:ind w:leftChars="-59" w:left="-142"/>
+        <w:rPr>
+          <w:rFonts w:asciiTheme="majorBidi" w:eastAsia="標楷體" w:hAnsiTheme="majorBidi" w:cstheme="majorBidi"/>
+          <w:bCs/>
+          <w:w w:val="80"/>
+          <w:sz w:val="26"/>
+          <w:szCs w:val="26"/>
+        </w:rPr>
+      </w:pPr>
+      <w:r>
+        <w:rPr>
+          <w:rFonts w:asciiTheme="majorBidi" w:eastAsia="標楷體" w:hAnsiTheme="majorBidi" w:cstheme="majorBidi" w:hint="eastAsia"/>
+          <w:bCs/>
+          <w:w w:val="80"/>
+          <w:sz w:val="26"/>
+          <w:szCs w:val="26"/>
+        </w:rPr>
+        <w:t>與</w:t>
+      </w:r>
+      <w:proofErr w:type="gramStart"/>
+      <w:r>
+        <w:rPr>
+          <w:rFonts w:asciiTheme="majorBidi" w:eastAsia="標楷體" w:hAnsiTheme="majorBidi" w:cstheme="majorBidi" w:hint="eastAsia"/>
+          <w:bCs/>
+          <w:w w:val="80"/>
+          <w:sz w:val="26"/>
+          <w:szCs w:val="26"/>
+        </w:rPr>
+        <w:t>主永住</w:t>
+      </w:r>
+      <w:proofErr w:type="gramEnd"/>
+      <w:r>
+        <w:rPr>
+          <w:rFonts w:asciiTheme="majorBidi" w:eastAsia="標楷體" w:hAnsiTheme="majorBidi" w:cstheme="majorBidi" w:hint="eastAsia"/>
+          <w:bCs/>
+          <w:w w:val="80"/>
+          <w:sz w:val="26"/>
+          <w:szCs w:val="26"/>
+        </w:rPr>
+        <w:t>在聖城。</w:t>
+      </w:r>
+    </w:p>
+    <w:p>
+      <w:pPr>
+        <w:snapToGrid w:val="0"/>
+        <w:spacing w:line="300" w:lineRule="exact"/>
+        <w:ind w:leftChars="-59" w:left="-142"/>
+        <w:rPr>
+          <w:rFonts w:asciiTheme="majorBidi" w:eastAsia="標楷體" w:hAnsiTheme="majorBidi" w:cstheme="majorBidi"/>
+          <w:bCs/>
+          <w:w w:val="80"/>
+          <w:sz w:val="26"/>
+          <w:szCs w:val="26"/>
+        </w:rPr>
+      </w:pPr>
+      <w:proofErr w:type="gramStart"/>
+      <w:r>
+        <w:rPr>
+          <w:rFonts w:asciiTheme="majorBidi" w:eastAsia="標楷體" w:hAnsiTheme="majorBidi" w:cstheme="majorBidi" w:hint="eastAsia"/>
+          <w:bCs/>
+          <w:w w:val="80"/>
+          <w:sz w:val="26"/>
+          <w:szCs w:val="26"/>
+        </w:rPr>
+        <w:t>阿們</w:t>
+      </w:r>
+      <w:proofErr w:type="gramEnd"/>
+      <w:r>
+        <w:rPr>
+          <w:rFonts w:asciiTheme="majorBidi" w:eastAsia="標楷體" w:hAnsiTheme="majorBidi" w:cstheme="majorBidi" w:hint="eastAsia"/>
+          <w:bCs/>
+          <w:w w:val="80"/>
+          <w:sz w:val="26"/>
+          <w:szCs w:val="26"/>
+        </w:rPr>
+        <w:t>。</w:t>
+      </w:r>
     </w:p>
     <w:p>
       <w:pPr>
@@ -4252,7 +4616,7 @@
           </mc:Choice>
           <mc:Fallback>
             <w:pict>
-              <v:group w14:anchorId="789743EB" id="群組 21" o:spid="_x0000_s1026" style="position:absolute;margin-left:538.15pt;margin-top:28.9pt;width:134.65pt;height:261.65pt;z-index:251664384;mso-position-horizontal-relative:page;mso-position-vertical-relative:page;mso-width-relative:margin;mso-height-relative:margin" coordsize="17094,33223" o:gfxdata="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">
+              <v:group w14:anchorId="789743EB" id="群組 21" o:spid="_x0000_s1026" style="position:absolute;margin-left:538.15pt;margin-top:28.9pt;width:134.65pt;height:261.65pt;z-index:251664384;mso-position-horizontal-relative:page;mso-position-vertical-relative:page;mso-width-relative:margin;mso-height-relative:margin" coordsize="17094,33223" o:gfxdata="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">
                 <v:shapetype id="_x0000_t75" coordsize="21600,21600" o:spt="75" o:preferrelative="t" path="m@4@5l@4@11@9@11@9@5xe" filled="f" stroked="f">
                   <v:stroke joinstyle="miter"/>
                   <v:formulas>
@@ -4272,11 +4636,10 @@
                   <v:path o:extrusionok="f" gradientshapeok="t" o:connecttype="rect"/>
                   <o:lock v:ext="edit" aspectratio="t"/>
                 </v:shapetype>
-                <v:shape id="圖片 18" o:spid="_x0000_s1027" type="#_x0000_t75" style="position:absolute;left:-8065;top:8065;width:33223;height:17094;rotation:90;visibility:visible;mso-wrap-style:square" o:gfxdata="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">
+                <v:shape id="圖片 18" o:spid="_x0000_s1027" type="#_x0000_t75" style="position:absolute;left:-8065;top:8065;width:33223;height:17094;rotation:90;visibility:visible;mso-wrap-style:square" o:gfxdata="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">
                   <v:imagedata r:id="rId9" o:title=""/>
-                  <v:path arrowok="t"/>
                 </v:shape>
-                <v:roundrect id="圓角矩形 7" o:spid="_x0000_s1028" style="position:absolute;left:1666;top:2875;width:14086;height:28296;visibility:visible;mso-wrap-style:square;v-text-anchor:top" arcsize="3131f" o:gfxdata="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" filled="f" stroked="f" strokeweight="2.5pt">
+                <v:roundrect id="圓角矩形 7" o:spid="_x0000_s1028" style="position:absolute;left:1666;top:2875;width:14086;height:28296;visibility:visible;mso-wrap-style:square;v-text-anchor:top" arcsize="3131f" o:gfxdata="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" filled="f" stroked="f" strokeweight="2.5pt">
                   <v:stroke joinstyle="miter"/>
                   <v:textbox style="layout-flow:vertical-ideographic" inset="1mm,1mm,1mm,1mm">
                     <w:txbxContent>
@@ -4378,7 +4741,7 @@
           <w:noProof/>
         </w:rPr>
         <w:drawing>
-          <wp:anchor distT="0" distB="0" distL="114300" distR="114300" simplePos="0" relativeHeight="251660288" behindDoc="0" locked="0" layoutInCell="1" allowOverlap="1" wp14:anchorId="0030E694" wp14:editId="591EEEAE">
+          <wp:anchor distT="0" distB="0" distL="114300" distR="114300" simplePos="0" relativeHeight="251660288" behindDoc="0" locked="0" layoutInCell="1" allowOverlap="1" wp14:anchorId="0030E694" wp14:editId="378612D8">
             <wp:simplePos x="0" y="0"/>
             <wp:positionH relativeFrom="column">
               <wp:posOffset>2160905</wp:posOffset>
@@ -6328,12 +6691,12 @@
           </mc:Choice>
           <mc:Fallback>
             <w:pict>
-              <v:group w14:anchorId="5DF93223" id="群組 24" o:spid="_x0000_s1029" style="position:absolute;margin-left:533.85pt;margin-top:298.55pt;width:140.3pt;height:259.35pt;z-index:251662336;mso-position-horizontal-relative:page;mso-position-vertical-relative:page;mso-width-relative:margin;mso-height-relative:margin" coordsize="17818,32941" o:gfxdata="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">
+              <v:group w14:anchorId="5DF93223" id="群組 24" o:spid="_x0000_s1029" style="position:absolute;margin-left:533.85pt;margin-top:298.55pt;width:140.3pt;height:259.35pt;z-index:251662336;mso-position-horizontal-relative:page;mso-position-vertical-relative:page;mso-width-relative:margin;mso-height-relative:margin" coordsize="17818,32941" o:gfxdata="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">
                 <v:shapetype id="_x0000_t202" coordsize="21600,21600" o:spt="202" path="m,l,21600r21600,l21600,xe">
                   <v:stroke joinstyle="miter"/>
                   <v:path gradientshapeok="t" o:connecttype="rect"/>
                 </v:shapetype>
-                <v:shape id="_x0000_s1030" type="#_x0000_t202" style="position:absolute;left:351;top:293;width:17279;height:32590;visibility:visible;mso-wrap-style:square;v-text-anchor:top" o:gfxdata="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" stroked="f">
+                <v:shape id="_x0000_s1030" type="#_x0000_t202" style="position:absolute;left:351;top:293;width:17279;height:32590;visibility:visible;mso-wrap-style:square;v-text-anchor:top" o:gfxdata="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" stroked="f">
                   <v:textbox inset="0,0,0,0">
                     <w:txbxContent>
                       <w:p>
@@ -8031,7 +8394,7 @@
                     </w:txbxContent>
                   </v:textbox>
                 </v:shape>
-                <v:roundrect id="圓角矩形 5" o:spid="_x0000_s1031" style="position:absolute;width:17818;height:32941;visibility:visible;mso-wrap-style:square;v-text-anchor:middle" arcsize="2169f" o:gfxdata="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" filled="f" strokecolor="#5a5a5a [2109]" strokeweight="2.5pt">
+                <v:roundrect id="圓角矩形 5" o:spid="_x0000_s1031" style="position:absolute;width:17818;height:32941;visibility:visible;mso-wrap-style:square;v-text-anchor:middle" arcsize="2169f" o:gfxdata="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" filled="f" strokecolor="#5a5a5a [2109]" strokeweight="2.5pt">
                   <v:stroke joinstyle="miter"/>
                 </v:roundrect>
                 <w10:wrap anchorx="page" anchory="page"/>
@@ -9084,8 +9447,8 @@
           </mc:Choice>
           <mc:Fallback>
             <w:pict>
-              <v:group w14:anchorId="0AB0FEB2" id="群組 19" o:spid="_x0000_s1032" style="position:absolute;left:0;text-align:left;margin-left:534.4pt;margin-top:567.3pt;width:140.6pt;height:130.1pt;z-index:251652096;mso-position-horizontal-relative:page;mso-position-vertical-relative:page;mso-width-relative:margin;mso-height-relative:margin" coordorigin="108" coordsize="17868,16510" o:gfxdata="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">
-                <v:shape id="_x0000_s1033" type="#_x0000_t202" style="position:absolute;left:317;top:444;width:17634;height:15621;visibility:visible;mso-wrap-style:square;v-text-anchor:top" o:gfxdata="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" stroked="f">
+              <v:group w14:anchorId="0AB0FEB2" id="群組 19" o:spid="_x0000_s1032" style="position:absolute;left:0;text-align:left;margin-left:534.4pt;margin-top:567.3pt;width:140.6pt;height:130.1pt;z-index:251652096;mso-position-horizontal-relative:page;mso-position-vertical-relative:page;mso-width-relative:margin;mso-height-relative:margin" coordorigin="108" coordsize="17868,16510" o:gfxdata="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">
+                <v:shape id="_x0000_s1033" type="#_x0000_t202" style="position:absolute;left:317;top:444;width:17634;height:15621;visibility:visible;mso-wrap-style:square;v-text-anchor:top" o:gfxdata="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" stroked="f">
                   <v:textbox inset="0,0,0,0">
                     <w:txbxContent>
                       <w:p>
@@ -9967,7 +10330,7 @@
                     </w:txbxContent>
                   </v:textbox>
                 </v:shape>
-                <v:roundrect id="圓角矩形 25" o:spid="_x0000_s1034" style="position:absolute;left:108;width:17869;height:16510;visibility:visible;mso-wrap-style:square;v-text-anchor:middle" arcsize="4542f" o:gfxdata="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" filled="f" strokecolor="#5a5a5a [2109]" strokeweight="2.5pt">
+                <v:roundrect id="圓角矩形 25" o:spid="_x0000_s1034" style="position:absolute;left:108;width:17869;height:16510;visibility:visible;mso-wrap-style:square;v-text-anchor:middle" arcsize="4542f" o:gfxdata="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" filled="f" strokecolor="#5a5a5a [2109]" strokeweight="2.5pt">
                   <v:stroke joinstyle="miter"/>
                 </v:roundrect>
                 <w10:wrap anchorx="page" anchory="page"/>
@@ -10135,7 +10498,7 @@
           </mc:Choice>
           <mc:Fallback>
             <w:pict>
-              <v:shape w14:anchorId="76BD7DFF" id="文字方塊 2" o:spid="_x0000_s1035" type="#_x0000_t202" style="position:absolute;margin-left:31.4pt;margin-top:-54.1pt;width:109.8pt;height:110.6pt;z-index:251667456;visibility:visible;mso-wrap-style:square;mso-width-percent:0;mso-height-percent:200;mso-wrap-distance-left:9pt;mso-wrap-distance-top:3.6pt;mso-wrap-distance-right:9pt;mso-wrap-distance-bottom:3.6pt;mso-position-horizontal:absolute;mso-position-horizontal-relative:text;mso-position-vertical:absolute;mso-position-vertical-relative:text;mso-width-percent:0;mso-height-percent:200;mso-width-relative:margin;mso-height-relative:margin;v-text-anchor:top" o:gfxdata="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" filled="f" stroked="f">
+              <v:shape w14:anchorId="76BD7DFF" id="文字方塊 2" o:spid="_x0000_s1035" type="#_x0000_t202" style="position:absolute;margin-left:31.4pt;margin-top:-54.1pt;width:109.8pt;height:110.6pt;z-index:251667456;visibility:visible;mso-wrap-style:square;mso-width-percent:0;mso-height-percent:200;mso-wrap-distance-left:9pt;mso-wrap-distance-top:3.6pt;mso-wrap-distance-right:9pt;mso-wrap-distance-bottom:3.6pt;mso-position-horizontal:absolute;mso-position-horizontal-relative:text;mso-position-vertical:absolute;mso-position-vertical-relative:text;mso-width-percent:0;mso-height-percent:200;mso-width-relative:margin;mso-height-relative:margin;v-text-anchor:top" o:gfxdata="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" filled="f" stroked="f">
                 <v:textbox style="mso-fit-shape-to-text:t" inset="1mm,1mm,1mm,1mm">
                   <w:txbxContent>
                     <w:p>
@@ -10334,7 +10697,7 @@
           </mc:Choice>
           <mc:Fallback>
             <w:pict>
-              <v:roundrect w14:anchorId="4775AEF3" id="圓角矩形 12" o:spid="_x0000_s1036" style="position:absolute;margin-left:-.9pt;margin-top:16.35pt;width:49.3pt;height:15.45pt;z-index:251648000;visibility:visible;mso-wrap-style:square;mso-width-percent:0;mso-height-percent:0;mso-wrap-distance-left:9pt;mso-wrap-distance-top:0;mso-wrap-distance-right:9pt;mso-wrap-distance-bottom:0;mso-position-horizontal:absolute;mso-position-horizontal-relative:text;mso-position-vertical:absolute;mso-position-vertical-relative:text;mso-width-percent:0;mso-height-percent:0;mso-width-relative:margin;mso-height-relative:margin;v-text-anchor:middle" arcsize="10923f" o:gfxdata="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" fillcolor="#5a5a5a [2109]" stroked="f" strokeweight="1pt">
+              <v:roundrect w14:anchorId="4775AEF3" id="圓角矩形 12" o:spid="_x0000_s1036" style="position:absolute;margin-left:-.9pt;margin-top:16.35pt;width:49.3pt;height:15.45pt;z-index:251648000;visibility:visible;mso-wrap-style:square;mso-width-percent:0;mso-height-percent:0;mso-wrap-distance-left:9pt;mso-wrap-distance-top:0;mso-wrap-distance-right:9pt;mso-wrap-distance-bottom:0;mso-position-horizontal:absolute;mso-position-horizontal-relative:text;mso-position-vertical:absolute;mso-position-vertical-relative:text;mso-width-percent:0;mso-height-percent:0;mso-width-relative:margin;mso-height-relative:margin;v-text-anchor:middle" arcsize="10923f" o:gfxdata="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" fillcolor="#5a5a5a [2109]" stroked="f" strokeweight="1pt">
                 <v:stroke joinstyle="miter"/>
                 <v:textbox inset=".5mm,0,.5mm,0">
                   <w:txbxContent>
@@ -10474,7 +10837,7 @@
           </mc:Choice>
           <mc:Fallback>
             <w:pict>
-              <v:roundrect w14:anchorId="196DC3BF" id="圓角矩形 14" o:spid="_x0000_s1037" style="position:absolute;margin-left:-1.25pt;margin-top:16.7pt;width:83.6pt;height:15.3pt;z-index:251649024;visibility:visible;mso-wrap-style:square;mso-width-percent:0;mso-height-percent:0;mso-wrap-distance-left:9pt;mso-wrap-distance-top:0;mso-wrap-distance-right:9pt;mso-wrap-distance-bottom:0;mso-position-horizontal:absolute;mso-position-horizontal-relative:text;mso-position-vertical:absolute;mso-position-vertical-relative:text;mso-width-percent:0;mso-height-percent:0;mso-width-relative:margin;mso-height-relative:margin;v-text-anchor:middle" arcsize="10923f" o:gfxdata="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" fillcolor="#5a5a5a [2109]" stroked="f" strokeweight="1pt">
+              <v:roundrect w14:anchorId="196DC3BF" id="圓角矩形 14" o:spid="_x0000_s1037" style="position:absolute;margin-left:-1.25pt;margin-top:16.7pt;width:83.6pt;height:15.3pt;z-index:251649024;visibility:visible;mso-wrap-style:square;mso-width-percent:0;mso-height-percent:0;mso-wrap-distance-left:9pt;mso-wrap-distance-top:0;mso-wrap-distance-right:9pt;mso-wrap-distance-bottom:0;mso-position-horizontal:absolute;mso-position-horizontal-relative:text;mso-position-vertical:absolute;mso-position-vertical-relative:text;mso-width-percent:0;mso-height-percent:0;mso-width-relative:margin;mso-height-relative:margin;v-text-anchor:middle" arcsize="10923f" o:gfxdata="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" fillcolor="#5a5a5a [2109]" stroked="f" strokeweight="1pt">
                 <v:stroke joinstyle="miter"/>
                 <v:textbox inset=".5mm,0,.5mm,0">
                   <w:txbxContent>
@@ -10670,7 +11033,7 @@
           </mc:Choice>
           <mc:Fallback>
             <w:pict>
-              <v:roundrect w14:anchorId="1A4DC044" id="圓角矩形 9" o:spid="_x0000_s1038" style="position:absolute;margin-left:-.6pt;margin-top:16.6pt;width:30.35pt;height:15.3pt;z-index:251650048;visibility:visible;mso-wrap-style:square;mso-width-percent:0;mso-height-percent:0;mso-wrap-distance-left:9pt;mso-wrap-distance-top:0;mso-wrap-distance-right:9pt;mso-wrap-distance-bottom:0;mso-position-horizontal:absolute;mso-position-horizontal-relative:text;mso-position-vertical:absolute;mso-position-vertical-relative:text;mso-width-percent:0;mso-height-percent:0;mso-width-relative:margin;mso-height-relative:margin;v-text-anchor:middle" arcsize="10923f" o:gfxdata="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" fillcolor="#5a5a5a [2109]" stroked="f" strokeweight="1pt">
+              <v:roundrect w14:anchorId="1A4DC044" id="圓角矩形 9" o:spid="_x0000_s1038" style="position:absolute;margin-left:-.6pt;margin-top:16.6pt;width:30.35pt;height:15.3pt;z-index:251650048;visibility:visible;mso-wrap-style:square;mso-width-percent:0;mso-height-percent:0;mso-wrap-distance-left:9pt;mso-wrap-distance-top:0;mso-wrap-distance-right:9pt;mso-wrap-distance-bottom:0;mso-position-horizontal:absolute;mso-position-horizontal-relative:text;mso-position-vertical:absolute;mso-position-vertical-relative:text;mso-width-percent:0;mso-height-percent:0;mso-width-relative:margin;mso-height-relative:margin;v-text-anchor:middle" arcsize="10923f" o:gfxdata="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" fillcolor="#5a5a5a [2109]" stroked="f" strokeweight="1pt">
                 <v:stroke joinstyle="miter"/>
                 <v:textbox inset=".5mm,0,.5mm,0">
                   <w:txbxContent>
@@ -10934,7 +11297,7 @@
           </mc:Choice>
           <mc:Fallback>
             <w:pict>
-              <v:roundrect w14:anchorId="03BFD3A3" id="圓角矩形 13" o:spid="_x0000_s1039" style="position:absolute;margin-left:-.4pt;margin-top:16.65pt;width:49.3pt;height:15.3pt;z-index:251651072;visibility:visible;mso-wrap-style:square;mso-width-percent:0;mso-height-percent:0;mso-wrap-distance-left:9pt;mso-wrap-distance-top:0;mso-wrap-distance-right:9pt;mso-wrap-distance-bottom:0;mso-position-horizontal:absolute;mso-position-horizontal-relative:text;mso-position-vertical:absolute;mso-position-vertical-relative:text;mso-width-percent:0;mso-height-percent:0;mso-width-relative:margin;mso-height-relative:margin;v-text-anchor:middle" arcsize="10923f" o:gfxdata="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" fillcolor="#5a5a5a [2109]" stroked="f" strokeweight="1pt">
+              <v:roundrect w14:anchorId="03BFD3A3" id="圓角矩形 13" o:spid="_x0000_s1039" style="position:absolute;margin-left:-.4pt;margin-top:16.65pt;width:49.3pt;height:15.3pt;z-index:251651072;visibility:visible;mso-wrap-style:square;mso-width-percent:0;mso-height-percent:0;mso-wrap-distance-left:9pt;mso-wrap-distance-top:0;mso-wrap-distance-right:9pt;mso-wrap-distance-bottom:0;mso-position-horizontal:absolute;mso-position-horizontal-relative:text;mso-position-vertical:absolute;mso-position-vertical-relative:text;mso-width-percent:0;mso-height-percent:0;mso-width-relative:margin;mso-height-relative:margin;v-text-anchor:middle" arcsize="10923f" o:gfxdata="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" fillcolor="#5a5a5a [2109]" stroked="f" strokeweight="1pt">
                 <v:stroke joinstyle="miter"/>
                 <v:textbox inset=".5mm,0,.5mm,0">
                   <w:txbxContent>
@@ -11174,7 +11537,7 @@
           </mc:Choice>
           <mc:Fallback>
             <w:pict>
-              <v:shape w14:anchorId="77C1E33A" id="_x0000_s1040" type="#_x0000_t202" style="position:absolute;margin-left:107.25pt;margin-top:6.2pt;width:125.55pt;height:16.3pt;z-index:251666432;visibility:visible;mso-wrap-style:square;mso-width-percent:0;mso-height-percent:0;mso-wrap-distance-left:9pt;mso-wrap-distance-top:3.6pt;mso-wrap-distance-right:9pt;mso-wrap-distance-bottom:3.6pt;mso-position-horizontal:absolute;mso-position-horizontal-relative:text;mso-position-vertical:absolute;mso-position-vertical-relative:text;mso-width-percent:0;mso-height-percent:0;mso-width-relative:margin;mso-height-relative:margin;v-text-anchor:top" o:gfxdata="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" filled="f" stroked="f">
+              <v:shape w14:anchorId="77C1E33A" id="_x0000_s1040" type="#_x0000_t202" style="position:absolute;margin-left:107.25pt;margin-top:6.2pt;width:125.55pt;height:16.3pt;z-index:251666432;visibility:visible;mso-wrap-style:square;mso-width-percent:0;mso-height-percent:0;mso-wrap-distance-left:9pt;mso-wrap-distance-top:3.6pt;mso-wrap-distance-right:9pt;mso-wrap-distance-bottom:3.6pt;mso-position-horizontal:absolute;mso-position-horizontal-relative:text;mso-position-vertical:absolute;mso-position-vertical-relative:text;mso-width-percent:0;mso-height-percent:0;mso-width-relative:margin;mso-height-relative:margin;v-text-anchor:top" o:gfxdata="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" filled="f" stroked="f">
                 <v:textbox inset="0,0,0,0">
                   <w:txbxContent>
                     <w:p>
@@ -11251,19 +11614,8 @@
           <w:sz w:val="28"/>
           <w:szCs w:val="28"/>
         </w:rPr>
-        <w:t xml:space="preserve"> </w:t>
-      </w:r>
-      <w:proofErr w:type="gramStart"/>
-      <w:r>
-        <w:rPr>
-          <w:rFonts w:ascii="Old English Text MT" w:hAnsi="Old English Text MT"/>
-          <w:color w:val="404040" w:themeColor="text1" w:themeTint="BF"/>
-          <w:sz w:val="28"/>
-          <w:szCs w:val="28"/>
-        </w:rPr>
-        <w:t>Weekly</w:t>
-      </w:r>
-      <w:proofErr w:type="gramEnd"/>
+        <w:t xml:space="preserve"> Weekly</w:t>
+      </w:r>
     </w:p>
     <w:p>
       <w:pPr>
@@ -12118,7 +12470,15 @@
                                       <w:color w:val="FFFFFF"/>
                                       <w:w w:val="66"/>
                                     </w:rPr>
-                                    <w:t>恭候　神的話</w:t>
+                                    <w:t xml:space="preserve">恭候　</w:t>
+                                  </w:r>
+                                  <w:r>
+                                    <w:rPr>
+                                      <w:rFonts w:ascii="華康儷中黑" w:eastAsia="華康儷中黑" w:hAnsi="Calibri" w:cs="Arial" w:hint="eastAsia"/>
+                                      <w:color w:val="FFFFFF"/>
+                                      <w:w w:val="66"/>
+                                    </w:rPr>
+                                    <w:t>神的話</w:t>
                                   </w:r>
                                 </w:p>
                               </w:txbxContent>
@@ -12143,7 +12503,7 @@
                 </mc:Choice>
                 <mc:Fallback>
                   <w:pict>
-                    <v:rect w14:anchorId="343BC9BA" id="矩形 8" o:spid="_x0000_s1041" style="position:absolute;left:0;text-align:left;margin-left:-.7pt;margin-top:2.7pt;width:18.75pt;height:92.3pt;z-index:251663360;visibility:visible;mso-wrap-style:square;mso-width-percent:0;mso-height-percent:0;mso-wrap-distance-left:9pt;mso-wrap-distance-top:0;mso-wrap-distance-right:9pt;mso-wrap-distance-bottom:0;mso-position-horizontal:absolute;mso-position-horizontal-relative:text;mso-position-vertical:absolute;mso-position-vertical-relative:text;mso-width-percent:0;mso-height-percent:0;mso-width-relative:margin;mso-height-relative:margin;v-text-anchor:middle" o:gfxdata="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" fillcolor="#5a5a5a [2109]" stroked="f" strokeweight="1pt">
+                    <v:rect w14:anchorId="343BC9BA" id="矩形 8" o:spid="_x0000_s1041" style="position:absolute;left:0;text-align:left;margin-left:-.7pt;margin-top:2.7pt;width:18.75pt;height:92.3pt;z-index:251663360;visibility:visible;mso-wrap-style:square;mso-width-percent:0;mso-height-percent:0;mso-wrap-distance-left:9pt;mso-wrap-distance-top:0;mso-wrap-distance-right:9pt;mso-wrap-distance-bottom:0;mso-position-horizontal:absolute;mso-position-horizontal-relative:text;mso-position-vertical:absolute;mso-position-vertical-relative:text;mso-width-percent:0;mso-height-percent:0;mso-width-relative:margin;mso-height-relative:margin;v-text-anchor:middle" o:gfxdata="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" fillcolor="#5a5a5a [2109]" stroked="f" strokeweight="1pt">
                       <v:textbox style="layout-flow:vertical-ideographic" inset="1mm,1mm,1mm,1mm">
                         <w:txbxContent>
                           <w:p>
@@ -12163,7 +12523,15 @@
                                 <w:color w:val="FFFFFF"/>
                                 <w:w w:val="66"/>
                               </w:rPr>
-                              <w:t>恭候　神的話</w:t>
+                              <w:t xml:space="preserve">恭候　</w:t>
+                            </w:r>
+                            <w:r>
+                              <w:rPr>
+                                <w:rFonts w:ascii="華康儷中黑" w:eastAsia="華康儷中黑" w:hAnsi="Calibri" w:cs="Arial" w:hint="eastAsia"/>
+                                <w:color w:val="FFFFFF"/>
+                                <w:w w:val="66"/>
+                              </w:rPr>
+                              <w:t>神的話</w:t>
                             </w:r>
                           </w:p>
                         </w:txbxContent>
@@ -13233,7 +13601,7 @@
                 </mc:Choice>
                 <mc:Fallback>
                   <w:pict>
-                    <v:rect w14:anchorId="363672F5" id="矩形 10" o:spid="_x0000_s1042" style="position:absolute;left:0;text-align:left;margin-left:-.7pt;margin-top:12.9pt;width:19.25pt;height:42.9pt;z-index:251659264;visibility:visible;mso-wrap-style:square;mso-width-percent:0;mso-height-percent:0;mso-wrap-distance-left:9pt;mso-wrap-distance-top:0;mso-wrap-distance-right:9pt;mso-wrap-distance-bottom:0;mso-position-horizontal:absolute;mso-position-horizontal-relative:text;mso-position-vertical:absolute;mso-position-vertical-relative:text;mso-width-percent:0;mso-height-percent:0;mso-width-relative:margin;mso-height-relative:margin;v-text-anchor:middle" o:gfxdata="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" fillcolor="#5a5a5a [2109]" stroked="f" strokeweight="1pt">
+                    <v:rect w14:anchorId="363672F5" id="矩形 10" o:spid="_x0000_s1042" style="position:absolute;left:0;text-align:left;margin-left:-.7pt;margin-top:12.9pt;width:19.25pt;height:42.9pt;z-index:251659264;visibility:visible;mso-wrap-style:square;mso-width-percent:0;mso-height-percent:0;mso-wrap-distance-left:9pt;mso-wrap-distance-top:0;mso-wrap-distance-right:9pt;mso-wrap-distance-bottom:0;mso-position-horizontal:absolute;mso-position-horizontal-relative:text;mso-position-vertical:absolute;mso-position-vertical-relative:text;mso-width-percent:0;mso-height-percent:0;mso-width-relative:margin;mso-height-relative:margin;v-text-anchor:middle" o:gfxdata="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" fillcolor="#5a5a5a [2109]" stroked="f" strokeweight="1pt">
                       <v:textbox style="layout-flow:vertical-ideographic" inset="1mm,1mm,1mm,1mm">
                         <w:txbxContent>
                           <w:p>
@@ -13340,7 +13708,7 @@
                 <w:sz w:val="20"/>
                 <w:szCs w:val="20"/>
               </w:rPr>
-              <w:t>主耶和華至尊至大</w:t>
+              <w:t>萬福泉源</w:t>
             </w:r>
           </w:p>
         </w:tc>
@@ -13396,8 +13764,7 @@
       <w:tblGrid>
         <w:gridCol w:w="636"/>
         <w:gridCol w:w="1127"/>
-        <w:gridCol w:w="2830"/>
-        <w:gridCol w:w="349"/>
+        <w:gridCol w:w="3179"/>
         <w:gridCol w:w="895"/>
       </w:tblGrid>
       <w:tr>
@@ -13470,7 +13837,6 @@
         <w:tc>
           <w:tcPr>
             <w:tcW w:w="3179" w:type="dxa"/>
-            <w:gridSpan w:val="2"/>
             <w:tcBorders>
               <w:top w:val="nil"/>
               <w:left w:val="nil"/>
@@ -13695,7 +14061,6 @@
         <w:tc>
           <w:tcPr>
             <w:tcW w:w="3179" w:type="dxa"/>
-            <w:gridSpan w:val="2"/>
             <w:tcBorders>
               <w:top w:val="dotted" w:sz="8" w:space="0" w:color="auto"/>
               <w:left w:val="nil"/>
@@ -13855,7 +14220,6 @@
         <w:tc>
           <w:tcPr>
             <w:tcW w:w="3179" w:type="dxa"/>
-            <w:gridSpan w:val="2"/>
             <w:tcBorders>
               <w:top w:val="dotted" w:sz="8" w:space="0" w:color="auto"/>
               <w:left w:val="nil"/>
@@ -14060,7 +14424,7 @@
                 </mc:Choice>
                 <mc:Fallback>
                   <w:pict>
-                    <v:rect w14:anchorId="4D37C684" id="矩形 11" o:spid="_x0000_s1043" style="position:absolute;left:0;text-align:left;margin-left:-.7pt;margin-top:1.65pt;width:19.25pt;height:111.25pt;z-index:251657216;visibility:visible;mso-wrap-style:square;mso-width-percent:0;mso-height-percent:0;mso-wrap-distance-left:9pt;mso-wrap-distance-top:0;mso-wrap-distance-right:9pt;mso-wrap-distance-bottom:0;mso-position-horizontal:absolute;mso-position-horizontal-relative:text;mso-position-vertical:absolute;mso-position-vertical-relative:text;mso-width-percent:0;mso-height-percent:0;mso-width-relative:margin;mso-height-relative:margin;v-text-anchor:middle" o:gfxdata="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" fillcolor="#5a5a5a [2109]" stroked="f" strokeweight="1pt">
+                    <v:rect w14:anchorId="4D37C684" id="矩形 11" o:spid="_x0000_s1043" style="position:absolute;left:0;text-align:left;margin-left:-.7pt;margin-top:1.65pt;width:19.25pt;height:111.25pt;z-index:251657216;visibility:visible;mso-wrap-style:square;mso-width-percent:0;mso-height-percent:0;mso-wrap-distance-left:9pt;mso-wrap-distance-top:0;mso-wrap-distance-right:9pt;mso-wrap-distance-bottom:0;mso-position-horizontal:absolute;mso-position-horizontal-relative:text;mso-position-vertical:absolute;mso-position-vertical-relative:text;mso-width-percent:0;mso-height-percent:0;mso-width-relative:margin;mso-height-relative:margin;v-text-anchor:middle" o:gfxdata="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" fillcolor="#5a5a5a [2109]" stroked="f" strokeweight="1pt">
                       <v:textbox style="layout-flow:vertical-ideographic" inset="1mm,1mm,1mm,1mm">
                         <w:txbxContent>
                           <w:p>
@@ -14151,7 +14515,6 @@
         <w:tc>
           <w:tcPr>
             <w:tcW w:w="3179" w:type="dxa"/>
-            <w:gridSpan w:val="2"/>
             <w:tcBorders>
               <w:top w:val="dotted" w:sz="8" w:space="0" w:color="auto"/>
               <w:left w:val="nil"/>
@@ -14246,6 +14609,221 @@
           </w:p>
         </w:tc>
       </w:tr>
+    </w:tbl>
+    <w:tbl>
+      <w:tblPr>
+        <w:tblStyle w:val="11"/>
+        <w:tblW w:w="5755" w:type="dxa"/>
+        <w:tblInd w:w="114" w:type="dxa"/>
+        <w:tblLayout w:type="fixed"/>
+        <w:tblLook w:val="04A0" w:firstRow="1" w:lastRow="0" w:firstColumn="1" w:lastColumn="0" w:noHBand="0" w:noVBand="1"/>
+      </w:tblPr>
+      <w:tblGrid>
+        <w:gridCol w:w="510"/>
+        <w:gridCol w:w="1134"/>
+        <w:gridCol w:w="3261"/>
+        <w:gridCol w:w="850"/>
+      </w:tblGrid>
+      <w:tr>
+        <w:tc>
+          <w:tcPr>
+            <w:tcW w:w="510" w:type="dxa"/>
+            <w:tcBorders>
+              <w:top w:val="nil"/>
+              <w:left w:val="nil"/>
+              <w:bottom w:val="nil"/>
+              <w:right w:val="nil"/>
+            </w:tcBorders>
+            <w:tcMar>
+              <w:top w:w="0" w:type="dxa"/>
+              <w:left w:w="57" w:type="dxa"/>
+              <w:bottom w:w="0" w:type="dxa"/>
+              <w:right w:w="57" w:type="dxa"/>
+            </w:tcMar>
+          </w:tcPr>
+          <w:p>
+            <w:pPr>
+              <w:snapToGrid w:val="0"/>
+              <w:jc w:val="right"/>
+              <w:rPr>
+                <w:rFonts w:eastAsia="華康儷中黑" w:cstheme="minorHAnsi"/>
+                <w:color w:val="000000" w:themeColor="text1"/>
+                <w:w w:val="125"/>
+                <w:sz w:val="18"/>
+                <w:szCs w:val="18"/>
+              </w:rPr>
+            </w:pPr>
+          </w:p>
+        </w:tc>
+        <w:tc>
+          <w:tcPr>
+            <w:tcW w:w="1134" w:type="dxa"/>
+            <w:tcBorders>
+              <w:top w:val="nil"/>
+              <w:left w:val="nil"/>
+              <w:bottom w:val="nil"/>
+              <w:right w:val="nil"/>
+            </w:tcBorders>
+            <w:tcMar>
+              <w:top w:w="0" w:type="dxa"/>
+              <w:left w:w="57" w:type="dxa"/>
+              <w:bottom w:w="0" w:type="dxa"/>
+              <w:right w:w="57" w:type="dxa"/>
+            </w:tcMar>
+            <w:hideMark/>
+          </w:tcPr>
+          <w:p>
+            <w:pPr>
+              <w:snapToGrid w:val="0"/>
+              <w:jc w:val="distribute"/>
+              <w:rPr>
+                <w:rFonts w:eastAsia="華康儷中黑" w:cstheme="minorHAnsi"/>
+                <w:color w:val="000000" w:themeColor="text1"/>
+                <w:w w:val="125"/>
+                <w:sz w:val="20"/>
+                <w:szCs w:val="20"/>
+              </w:rPr>
+            </w:pPr>
+            <w:r>
+              <w:rPr>
+                <w:rFonts w:eastAsia="華康儷中黑" w:cstheme="minorHAnsi" w:hint="eastAsia"/>
+                <w:color w:val="000000" w:themeColor="text1"/>
+                <w:w w:val="125"/>
+                <w:sz w:val="20"/>
+                <w:szCs w:val="20"/>
+              </w:rPr>
+              <w:t>聖餐</w:t>
+            </w:r>
+          </w:p>
+        </w:tc>
+        <w:tc>
+          <w:tcPr>
+            <w:tcW w:w="3261" w:type="dxa"/>
+            <w:tcBorders>
+              <w:top w:val="dotted" w:sz="8" w:space="0" w:color="auto"/>
+              <w:left w:val="nil"/>
+              <w:bottom w:val="dotted" w:sz="8" w:space="0" w:color="auto"/>
+              <w:right w:val="nil"/>
+            </w:tcBorders>
+            <w:tcMar>
+              <w:top w:w="0" w:type="dxa"/>
+              <w:left w:w="57" w:type="dxa"/>
+              <w:bottom w:w="0" w:type="dxa"/>
+              <w:right w:w="57" w:type="dxa"/>
+            </w:tcMar>
+            <w:hideMark/>
+          </w:tcPr>
+          <w:p>
+            <w:pPr>
+              <w:snapToGrid w:val="0"/>
+              <w:jc w:val="center"/>
+              <w:rPr>
+                <w:rFonts w:ascii="Bahnschrift SemiBold Condensed" w:eastAsia="標楷體" w:hAnsi="Bahnschrift SemiBold Condensed" w:cstheme="minorHAnsi"/>
+                <w:color w:val="000000" w:themeColor="text1"/>
+                <w:w w:val="125"/>
+                <w:sz w:val="20"/>
+                <w:szCs w:val="20"/>
+              </w:rPr>
+            </w:pPr>
+            <w:r>
+              <w:rPr>
+                <w:rFonts w:ascii="Bahnschrift SemiBold Condensed" w:eastAsia="標楷體" w:hAnsi="Bahnschrift SemiBold Condensed" w:cstheme="minorHAnsi" w:hint="eastAsia"/>
+                <w:color w:val="000000" w:themeColor="text1"/>
+                <w:w w:val="125"/>
+                <w:sz w:val="20"/>
+                <w:szCs w:val="20"/>
+              </w:rPr>
+              <w:t>聖詩</w:t>
+            </w:r>
+            <w:r>
+              <w:rPr>
+                <w:rFonts w:ascii="Bahnschrift SemiBold Condensed" w:eastAsia="標楷體" w:hAnsi="Bahnschrift SemiBold Condensed" w:cstheme="minorHAnsi"/>
+                <w:color w:val="000000" w:themeColor="text1"/>
+                <w:w w:val="125"/>
+                <w:sz w:val="20"/>
+                <w:szCs w:val="20"/>
+              </w:rPr>
+              <w:t>21</w:t>
+            </w:r>
+            <w:r>
+              <w:rPr>
+                <w:rFonts w:ascii="Bahnschrift SemiBold Condensed" w:eastAsia="標楷體" w:hAnsi="Bahnschrift SemiBold Condensed" w:cstheme="minorHAnsi" w:hint="eastAsia"/>
+                <w:color w:val="000000" w:themeColor="text1"/>
+                <w:w w:val="125"/>
+                <w:sz w:val="20"/>
+                <w:szCs w:val="20"/>
+              </w:rPr>
+              <w:t>5</w:t>
+            </w:r>
+            <w:r>
+              <w:rPr>
+                <w:rFonts w:ascii="Bahnschrift SemiBold Condensed" w:eastAsia="標楷體" w:hAnsi="Bahnschrift SemiBold Condensed" w:cstheme="minorHAnsi" w:hint="eastAsia"/>
+                <w:color w:val="000000" w:themeColor="text1"/>
+                <w:w w:val="125"/>
+                <w:sz w:val="20"/>
+                <w:szCs w:val="20"/>
+              </w:rPr>
+              <w:t>首</w:t>
+            </w:r>
+          </w:p>
+        </w:tc>
+        <w:tc>
+          <w:tcPr>
+            <w:tcW w:w="850" w:type="dxa"/>
+            <w:tcBorders>
+              <w:top w:val="nil"/>
+              <w:left w:val="nil"/>
+              <w:bottom w:val="nil"/>
+              <w:right w:val="nil"/>
+            </w:tcBorders>
+            <w:tcMar>
+              <w:top w:w="0" w:type="dxa"/>
+              <w:left w:w="57" w:type="dxa"/>
+              <w:bottom w:w="0" w:type="dxa"/>
+              <w:right w:w="57" w:type="dxa"/>
+            </w:tcMar>
+            <w:hideMark/>
+          </w:tcPr>
+          <w:p>
+            <w:pPr>
+              <w:snapToGrid w:val="0"/>
+              <w:jc w:val="distribute"/>
+              <w:rPr>
+                <w:rFonts w:ascii="Bahnschrift SemiBold Condensed" w:eastAsia="標楷體" w:hAnsi="Bahnschrift SemiBold Condensed" w:cstheme="minorHAnsi"/>
+                <w:color w:val="000000" w:themeColor="text1"/>
+                <w:w w:val="125"/>
+                <w:sz w:val="20"/>
+                <w:szCs w:val="20"/>
+              </w:rPr>
+            </w:pPr>
+            <w:r>
+              <w:rPr>
+                <w:rFonts w:ascii="Bahnschrift SemiBold Condensed" w:eastAsia="標楷體" w:hAnsi="Bahnschrift SemiBold Condensed" w:cstheme="minorHAnsi" w:hint="eastAsia"/>
+                <w:color w:val="000000" w:themeColor="text1"/>
+                <w:w w:val="125"/>
+                <w:sz w:val="20"/>
+                <w:szCs w:val="20"/>
+              </w:rPr>
+              <w:t>主禮</w:t>
+            </w:r>
+          </w:p>
+        </w:tc>
+      </w:tr>
+    </w:tbl>
+    <w:tbl>
+      <w:tblPr>
+        <w:tblStyle w:val="a3"/>
+        <w:tblW w:w="5837" w:type="dxa"/>
+        <w:tblLayout w:type="fixed"/>
+        <w:tblLook w:val="04A0" w:firstRow="1" w:lastRow="0" w:firstColumn="1" w:lastColumn="0" w:noHBand="0" w:noVBand="1"/>
+      </w:tblPr>
+      <w:tblGrid>
+        <w:gridCol w:w="636"/>
+        <w:gridCol w:w="1127"/>
+        <w:gridCol w:w="2830"/>
+        <w:gridCol w:w="349"/>
+        <w:gridCol w:w="895"/>
+      </w:tblGrid>
       <w:tr>
         <w:tc>
           <w:tcPr>
@@ -15824,7 +16402,7 @@
           </mc:Choice>
           <mc:Fallback>
             <w:pict>
-              <v:line w14:anchorId="4C1F4F02" id="直線接點 2" o:spid="_x0000_s1026" style="position:absolute;z-index:251654144;visibility:visible;mso-wrap-style:square;mso-height-percent:0;mso-wrap-distance-left:9pt;mso-wrap-distance-top:0;mso-wrap-distance-right:9pt;mso-wrap-distance-bottom:0;mso-position-horizontal:absolute;mso-position-horizontal-relative:page;mso-position-vertical:absolute;mso-position-vertical-relative:page;mso-height-percent:0;mso-height-relative:margin" from="687.75pt,19.85pt" to="687.75pt,709.8pt" o:gfxdata="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" strokecolor="black [3213]" strokeweight=".5pt">
+              <v:line w14:anchorId="2CDA4C73" id="直線接點 2" o:spid="_x0000_s1026" style="position:absolute;z-index:251654144;visibility:visible;mso-wrap-style:square;mso-height-percent:0;mso-wrap-distance-left:9pt;mso-wrap-distance-top:0;mso-wrap-distance-right:9pt;mso-wrap-distance-bottom:0;mso-position-horizontal:absolute;mso-position-horizontal-relative:page;mso-position-vertical:absolute;mso-position-vertical-relative:page;mso-height-percent:0;mso-height-relative:margin" from="687.75pt,19.85pt" to="687.75pt,709.8pt" o:gfxdata="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" strokecolor="black [3213]" strokeweight=".5pt">
                 <v:stroke dashstyle="3 1" joinstyle="miter"/>
                 <w10:wrap anchorx="page" anchory="page"/>
               </v:line>
@@ -15969,7 +16547,7 @@
           <w:sz w:val="26"/>
           <w:szCs w:val="26"/>
         </w:rPr>
-        <w:t>我知，也</w:t>
+        <w:t>在清氣的人，萬物攏是清氣；在許</w:t>
       </w:r>
       <w:proofErr w:type="gramStart"/>
       <w:r>
@@ -15979,7 +16557,7 @@
           <w:sz w:val="26"/>
           <w:szCs w:val="26"/>
         </w:rPr>
-        <w:t>佇</w:t>
+        <w:t>個</w:t>
       </w:r>
       <w:proofErr w:type="gramEnd"/>
       <w:r>
@@ -15989,9 +16567,16 @@
           <w:sz w:val="26"/>
           <w:szCs w:val="26"/>
         </w:rPr>
-        <w:t>主耶穌深信，物本無一項是粗俗；獨獨</w:t>
-      </w:r>
-      <w:proofErr w:type="gramStart"/>
+        <w:t>污穢無信的人，無一項物清氣，連</w:t>
+      </w:r>
+      <w:r>
+        <w:rPr>
+          <w:rFonts w:ascii="新細明體-ExtB" w:eastAsia="新細明體-ExtB" w:hAnsi="新細明體-ExtB" w:cs="新細明體-ExtB" w:hint="eastAsia"/>
+          <w:w w:val="80"/>
+          <w:szCs w:val="24"/>
+        </w:rPr>
+        <w:t>𪜶</w:t>
+      </w:r>
       <w:r>
         <w:rPr>
           <w:rFonts w:ascii="標楷體" w:eastAsia="標楷體" w:hAnsi="標楷體" w:cs="Arial" w:hint="eastAsia"/>
@@ -15999,37 +16584,7 @@
           <w:sz w:val="26"/>
           <w:szCs w:val="26"/>
         </w:rPr>
-        <w:t>人若掠甚麼</w:t>
-      </w:r>
-      <w:proofErr w:type="gramEnd"/>
-      <w:r>
-        <w:rPr>
-          <w:rFonts w:ascii="標楷體" w:eastAsia="標楷體" w:hAnsi="標楷體" w:cs="Arial" w:hint="eastAsia"/>
-          <w:w w:val="80"/>
-          <w:sz w:val="26"/>
-          <w:szCs w:val="26"/>
-        </w:rPr>
-        <w:t>做粗俗，</w:t>
-      </w:r>
-      <w:proofErr w:type="gramStart"/>
-      <w:r>
-        <w:rPr>
-          <w:rFonts w:ascii="標楷體" w:eastAsia="標楷體" w:hAnsi="標楷體" w:cs="Arial" w:hint="eastAsia"/>
-          <w:w w:val="80"/>
-          <w:sz w:val="26"/>
-          <w:szCs w:val="26"/>
-        </w:rPr>
-        <w:t>就彼項物佇彼人</w:t>
-      </w:r>
-      <w:proofErr w:type="gramEnd"/>
-      <w:r>
-        <w:rPr>
-          <w:rFonts w:ascii="標楷體" w:eastAsia="標楷體" w:hAnsi="標楷體" w:cs="Arial" w:hint="eastAsia"/>
-          <w:w w:val="80"/>
-          <w:sz w:val="26"/>
-          <w:szCs w:val="26"/>
-        </w:rPr>
-        <w:t>是做粗俗</w:t>
+        <w:t>的心志及良心亦攏污穢</w:t>
       </w:r>
       <w:r>
         <w:rPr>
@@ -16119,7 +16674,7 @@
           <w:sz w:val="26"/>
           <w:szCs w:val="26"/>
         </w:rPr>
-        <w:t>我憑著主耶穌確知深信、凡物本來沒有不潔淨的．惟獨人以為不潔淨的、在他就不潔淨了</w:t>
+        <w:t>在潔淨的人、凡物都潔淨．在污穢不信的人、甚麼都不潔淨．連心地和天良、也都污穢了</w:t>
       </w:r>
       <w:r>
         <w:rPr>
@@ -18629,18 +19184,8 @@
                 <w:szCs w:val="24"/>
                 <w:lang w:eastAsia="zh-HK"/>
               </w:rPr>
-              <w:t>孫翠</w:t>
-            </w:r>
-            <w:proofErr w:type="gramStart"/>
-            <w:r>
-              <w:rPr>
-                <w:rFonts w:ascii="標楷體" w:eastAsia="標楷體" w:hAnsi="標楷體" w:cstheme="majorBidi" w:hint="eastAsia"/>
-                <w:szCs w:val="24"/>
-                <w:lang w:eastAsia="zh-HK"/>
-              </w:rPr>
-              <w:t>璘</w:t>
-            </w:r>
-            <w:proofErr w:type="gramEnd"/>
+              <w:t>孫翠璘</w:t>
+            </w:r>
           </w:p>
         </w:tc>
         <w:tc>
@@ -18855,7 +19400,7 @@
                 <w:szCs w:val="24"/>
                 <w:lang w:eastAsia="zh-HK"/>
               </w:rPr>
-              <w:t>黃麗卿</w:t>
+              <w:t>邱惠玉</w:t>
             </w:r>
           </w:p>
         </w:tc>
@@ -22607,7 +23152,7 @@
               <w:snapToGrid w:val="0"/>
               <w:jc w:val="right"/>
               <w:rPr>
-                <w:rFonts w:ascii="Barlow Condensed Medium" w:eastAsia="標楷體" w:hAnsi="Barlow Condensed Medium" w:cstheme="minorHAnsi" w:hint="eastAsia"/>
+                <w:rFonts w:ascii="Barlow Condensed Medium" w:eastAsia="標楷體" w:hAnsi="Barlow Condensed Medium" w:cstheme="minorHAnsi"/>
                 <w:w w:val="80"/>
                 <w:szCs w:val="24"/>
               </w:rPr>
@@ -22645,7 +23190,7 @@
               <w:snapToGrid w:val="0"/>
               <w:ind w:leftChars="-2" w:left="-5" w:rightChars="-3" w:right="-7"/>
               <w:rPr>
-                <w:rFonts w:ascii="Barlow Condensed Medium" w:eastAsia="標楷體" w:hAnsi="Barlow Condensed Medium" w:cstheme="minorHAnsi" w:hint="eastAsia"/>
+                <w:rFonts w:ascii="Barlow Condensed Medium" w:eastAsia="標楷體" w:hAnsi="Barlow Condensed Medium" w:cstheme="minorHAnsi"/>
                 <w:w w:val="80"/>
                 <w:szCs w:val="24"/>
               </w:rPr>
@@ -23308,39 +23853,6 @@
                 <w:szCs w:val="24"/>
               </w:rPr>
             </w:pPr>
-            <w:r>
-              <w:rPr>
-                <w:rFonts w:ascii="Barlow Condensed Medium" w:eastAsia="華康中黑體" w:hAnsi="Barlow Condensed Medium" w:cstheme="minorHAnsi"/>
-                <w:w w:val="80"/>
-                <w:szCs w:val="24"/>
-              </w:rPr>
-              <w:sym w:font="Wingdings 2" w:char="F0AE"/>
-            </w:r>
-            <w:r>
-              <w:rPr>
-                <w:rFonts w:ascii="Barlow Condensed Medium" w:eastAsia="華康中黑體" w:hAnsi="Barlow Condensed Medium" w:cstheme="minorHAnsi" w:hint="eastAsia"/>
-                <w:w w:val="80"/>
-                <w:szCs w:val="24"/>
-                <w:lang w:eastAsia="zh-HK"/>
-              </w:rPr>
-              <w:t>感恩</w:t>
-            </w:r>
-            <w:r>
-              <w:rPr>
-                <w:rFonts w:ascii="Barlow Condensed Medium" w:eastAsia="華康中黑體" w:hAnsi="Barlow Condensed Medium" w:cstheme="minorHAnsi"/>
-                <w:w w:val="80"/>
-                <w:szCs w:val="24"/>
-              </w:rPr>
-              <w:t>奉獻</w:t>
-            </w:r>
-            <w:r>
-              <w:rPr>
-                <w:rFonts w:ascii="Barlow Condensed Medium" w:eastAsia="華康中黑體" w:hAnsi="Barlow Condensed Medium" w:cstheme="minorHAnsi"/>
-                <w:w w:val="80"/>
-                <w:szCs w:val="24"/>
-              </w:rPr>
-              <w:t>:</w:t>
-            </w:r>
           </w:p>
         </w:tc>
         <w:tc>
@@ -23362,31 +23874,6 @@
                 <w:szCs w:val="24"/>
               </w:rPr>
             </w:pPr>
-            <w:r>
-              <w:rPr>
-                <w:rFonts w:ascii="Barlow Condensed Medium" w:eastAsia="標楷體" w:hAnsi="Barlow Condensed Medium" w:cstheme="minorHAnsi" w:hint="eastAsia"/>
-                <w:w w:val="80"/>
-                <w:szCs w:val="24"/>
-              </w:rPr>
-              <w:t>1</w:t>
-            </w:r>
-            <w:r>
-              <w:rPr>
-                <w:rFonts w:ascii="Barlow Condensed Medium" w:eastAsia="標楷體" w:hAnsi="Barlow Condensed Medium" w:cstheme="minorHAnsi"/>
-                <w:w w:val="80"/>
-                <w:szCs w:val="24"/>
-              </w:rPr>
-              <w:t>-1</w:t>
-            </w:r>
-            <w:r>
-              <w:rPr>
-                <w:rFonts w:ascii="Barlow Condensed Medium" w:eastAsia="標楷體" w:hAnsi="Barlow Condensed Medium" w:cstheme="minorHAnsi" w:hint="eastAsia"/>
-                <w:w w:val="80"/>
-                <w:szCs w:val="24"/>
-                <w:lang w:eastAsia="zh-HK"/>
-              </w:rPr>
-              <w:t>號</w:t>
-            </w:r>
           </w:p>
         </w:tc>
         <w:tc>
@@ -23408,38 +23895,6 @@
                 <w:szCs w:val="24"/>
               </w:rPr>
             </w:pPr>
-            <w:r>
-              <w:rPr>
-                <w:rFonts w:ascii="Barlow Condensed Medium" w:eastAsia="標楷體" w:hAnsi="Barlow Condensed Medium" w:cstheme="minorHAnsi" w:hint="eastAsia"/>
-                <w:w w:val="80"/>
-                <w:szCs w:val="24"/>
-              </w:rPr>
-              <w:t>2</w:t>
-            </w:r>
-            <w:r>
-              <w:rPr>
-                <w:rFonts w:ascii="Barlow Condensed Medium" w:eastAsia="標楷體" w:hAnsi="Barlow Condensed Medium" w:cstheme="minorHAnsi"/>
-                <w:w w:val="80"/>
-                <w:szCs w:val="24"/>
-              </w:rPr>
-              <w:t>,</w:t>
-            </w:r>
-            <w:r>
-              <w:rPr>
-                <w:rFonts w:ascii="Barlow Condensed Medium" w:eastAsia="標楷體" w:hAnsi="Barlow Condensed Medium" w:cstheme="minorHAnsi"/>
-                <w:w w:val="80"/>
-                <w:szCs w:val="24"/>
-              </w:rPr>
-              <w:t>0</w:t>
-            </w:r>
-            <w:r>
-              <w:rPr>
-                <w:rFonts w:ascii="Barlow Condensed Medium" w:eastAsia="標楷體" w:hAnsi="Barlow Condensed Medium" w:cstheme="minorHAnsi"/>
-                <w:w w:val="80"/>
-                <w:szCs w:val="24"/>
-              </w:rPr>
-              <w:t>00</w:t>
-            </w:r>
           </w:p>
         </w:tc>
         <w:tc>
@@ -23461,39 +23916,6 @@
                 <w:szCs w:val="24"/>
               </w:rPr>
             </w:pPr>
-            <w:r>
-              <w:rPr>
-                <w:rFonts w:ascii="Barlow Condensed Medium" w:eastAsia="標楷體" w:hAnsi="Barlow Condensed Medium" w:cstheme="minorHAnsi"/>
-                <w:w w:val="80"/>
-                <w:szCs w:val="24"/>
-              </w:rPr>
-              <w:t>9</w:t>
-            </w:r>
-            <w:r>
-              <w:rPr>
-                <w:rFonts w:ascii="Barlow Condensed Medium" w:eastAsia="標楷體" w:hAnsi="Barlow Condensed Medium" w:cstheme="minorHAnsi" w:hint="eastAsia"/>
-                <w:w w:val="80"/>
-                <w:szCs w:val="24"/>
-              </w:rPr>
-              <w:t>-</w:t>
-            </w:r>
-            <w:r>
-              <w:rPr>
-                <w:rFonts w:ascii="Barlow Condensed Medium" w:eastAsia="標楷體" w:hAnsi="Barlow Condensed Medium" w:cstheme="minorHAnsi"/>
-                <w:w w:val="80"/>
-                <w:szCs w:val="24"/>
-              </w:rPr>
-              <w:t>1</w:t>
-            </w:r>
-            <w:r>
-              <w:rPr>
-                <w:rFonts w:ascii="Barlow Condensed Medium" w:eastAsia="標楷體" w:hAnsi="Barlow Condensed Medium" w:cstheme="minorHAnsi" w:hint="eastAsia"/>
-                <w:w w:val="80"/>
-                <w:szCs w:val="24"/>
-                <w:lang w:eastAsia="zh-HK"/>
-              </w:rPr>
-              <w:t>號</w:t>
-            </w:r>
           </w:p>
         </w:tc>
         <w:tc>
@@ -23515,22 +23937,6 @@
                 <w:szCs w:val="24"/>
               </w:rPr>
             </w:pPr>
-            <w:r>
-              <w:rPr>
-                <w:rFonts w:ascii="Barlow Condensed Medium" w:eastAsia="標楷體" w:hAnsi="Barlow Condensed Medium" w:cstheme="minorHAnsi"/>
-                <w:w w:val="80"/>
-                <w:szCs w:val="24"/>
-              </w:rPr>
-              <w:t>2</w:t>
-            </w:r>
-            <w:r>
-              <w:rPr>
-                <w:rFonts w:ascii="Barlow Condensed Medium" w:eastAsia="標楷體" w:hAnsi="Barlow Condensed Medium" w:cstheme="minorHAnsi"/>
-                <w:w w:val="80"/>
-                <w:szCs w:val="24"/>
-              </w:rPr>
-              <w:t>,000</w:t>
-            </w:r>
           </w:p>
         </w:tc>
         <w:tc>
@@ -23553,23 +23959,6 @@
                 <w:szCs w:val="24"/>
               </w:rPr>
             </w:pPr>
-            <w:r>
-              <w:rPr>
-                <w:rFonts w:ascii="Barlow Condensed Medium" w:eastAsia="標楷體" w:hAnsi="Barlow Condensed Medium" w:cstheme="minorHAnsi"/>
-                <w:w w:val="80"/>
-                <w:szCs w:val="24"/>
-              </w:rPr>
-              <w:t>10</w:t>
-            </w:r>
-            <w:r>
-              <w:rPr>
-                <w:rFonts w:ascii="Barlow Condensed Medium" w:eastAsia="標楷體" w:hAnsi="Barlow Condensed Medium" w:cstheme="minorHAnsi" w:hint="eastAsia"/>
-                <w:w w:val="80"/>
-                <w:szCs w:val="24"/>
-                <w:lang w:eastAsia="zh-HK"/>
-              </w:rPr>
-              <w:t>號</w:t>
-            </w:r>
           </w:p>
         </w:tc>
         <w:tc>
@@ -23590,22 +23979,6 @@
                 <w:szCs w:val="24"/>
               </w:rPr>
             </w:pPr>
-            <w:r>
-              <w:rPr>
-                <w:rFonts w:ascii="Barlow Condensed Medium" w:eastAsia="標楷體" w:hAnsi="Barlow Condensed Medium" w:cstheme="minorHAnsi"/>
-                <w:w w:val="80"/>
-                <w:szCs w:val="24"/>
-              </w:rPr>
-              <w:t>5</w:t>
-            </w:r>
-            <w:r>
-              <w:rPr>
-                <w:rFonts w:ascii="Barlow Condensed Medium" w:eastAsia="標楷體" w:hAnsi="Barlow Condensed Medium" w:cstheme="minorHAnsi"/>
-                <w:w w:val="80"/>
-                <w:szCs w:val="24"/>
-              </w:rPr>
-              <w:t>,000</w:t>
-            </w:r>
           </w:p>
         </w:tc>
       </w:tr>
@@ -23631,6 +24004,39 @@
                 <w:szCs w:val="24"/>
               </w:rPr>
             </w:pPr>
+            <w:r>
+              <w:rPr>
+                <w:rFonts w:ascii="Barlow Condensed Medium" w:eastAsia="華康中黑體" w:hAnsi="Barlow Condensed Medium" w:cstheme="minorHAnsi"/>
+                <w:w w:val="80"/>
+                <w:szCs w:val="24"/>
+              </w:rPr>
+              <w:sym w:font="Wingdings 2" w:char="F0AE"/>
+            </w:r>
+            <w:r>
+              <w:rPr>
+                <w:rFonts w:ascii="Barlow Condensed Medium" w:eastAsia="華康中黑體" w:hAnsi="Barlow Condensed Medium" w:cstheme="minorHAnsi" w:hint="eastAsia"/>
+                <w:w w:val="80"/>
+                <w:szCs w:val="24"/>
+                <w:lang w:eastAsia="zh-HK"/>
+              </w:rPr>
+              <w:t>感恩</w:t>
+            </w:r>
+            <w:r>
+              <w:rPr>
+                <w:rFonts w:ascii="Barlow Condensed Medium" w:eastAsia="華康中黑體" w:hAnsi="Barlow Condensed Medium" w:cstheme="minorHAnsi"/>
+                <w:w w:val="80"/>
+                <w:szCs w:val="24"/>
+              </w:rPr>
+              <w:t>奉獻</w:t>
+            </w:r>
+            <w:r>
+              <w:rPr>
+                <w:rFonts w:ascii="Barlow Condensed Medium" w:eastAsia="華康中黑體" w:hAnsi="Barlow Condensed Medium" w:cstheme="minorHAnsi"/>
+                <w:w w:val="80"/>
+                <w:szCs w:val="24"/>
+              </w:rPr>
+              <w:t>:</w:t>
+            </w:r>
           </w:p>
         </w:tc>
         <w:tc>
@@ -23650,17 +24056,23 @@
                 <w:rFonts w:ascii="Barlow Condensed Medium" w:eastAsia="標楷體" w:hAnsi="Barlow Condensed Medium" w:cstheme="minorHAnsi"/>
                 <w:w w:val="80"/>
                 <w:szCs w:val="24"/>
-                <w:highlight w:val="yellow"/>
-                <w:lang w:eastAsia="zh-HK"/>
-              </w:rPr>
-            </w:pPr>
+              </w:rPr>
+            </w:pPr>
+            <w:r>
+              <w:rPr>
+                <w:rFonts w:ascii="Barlow Condensed Medium" w:eastAsia="標楷體" w:hAnsi="Barlow Condensed Medium" w:cstheme="minorHAnsi" w:hint="eastAsia"/>
+                <w:w w:val="80"/>
+                <w:szCs w:val="24"/>
+              </w:rPr>
+              <w:t>1</w:t>
+            </w:r>
             <w:r>
               <w:rPr>
                 <w:rFonts w:ascii="Barlow Condensed Medium" w:eastAsia="標楷體" w:hAnsi="Barlow Condensed Medium" w:cstheme="minorHAnsi"/>
                 <w:w w:val="80"/>
                 <w:szCs w:val="24"/>
               </w:rPr>
-              <w:t>12</w:t>
+              <w:t>-1</w:t>
             </w:r>
             <w:r>
               <w:rPr>
@@ -23690,12 +24102,11 @@
                 <w:rFonts w:ascii="Barlow Condensed Medium" w:eastAsia="標楷體" w:hAnsi="Barlow Condensed Medium" w:cstheme="minorHAnsi"/>
                 <w:w w:val="80"/>
                 <w:szCs w:val="24"/>
-                <w:highlight w:val="yellow"/>
-              </w:rPr>
-            </w:pPr>
-            <w:r>
-              <w:rPr>
-                <w:rFonts w:ascii="Barlow Condensed Medium" w:eastAsia="標楷體" w:hAnsi="Barlow Condensed Medium" w:cstheme="minorHAnsi"/>
+              </w:rPr>
+            </w:pPr>
+            <w:r>
+              <w:rPr>
+                <w:rFonts w:ascii="Barlow Condensed Medium" w:eastAsia="標楷體" w:hAnsi="Barlow Condensed Medium" w:cstheme="minorHAnsi" w:hint="eastAsia"/>
                 <w:w w:val="80"/>
                 <w:szCs w:val="24"/>
               </w:rPr>
@@ -23752,7 +24163,23 @@
                 <w:w w:val="80"/>
                 <w:szCs w:val="24"/>
               </w:rPr>
-              <w:t>23</w:t>
+              <w:t>9</w:t>
+            </w:r>
+            <w:r>
+              <w:rPr>
+                <w:rFonts w:ascii="Barlow Condensed Medium" w:eastAsia="標楷體" w:hAnsi="Barlow Condensed Medium" w:cstheme="minorHAnsi" w:hint="eastAsia"/>
+                <w:w w:val="80"/>
+                <w:szCs w:val="24"/>
+              </w:rPr>
+              <w:t>-</w:t>
+            </w:r>
+            <w:r>
+              <w:rPr>
+                <w:rFonts w:ascii="Barlow Condensed Medium" w:eastAsia="標楷體" w:hAnsi="Barlow Condensed Medium" w:cstheme="minorHAnsi"/>
+                <w:w w:val="80"/>
+                <w:szCs w:val="24"/>
+              </w:rPr>
+              <w:t>1</w:t>
             </w:r>
             <w:r>
               <w:rPr>
@@ -23786,11 +24213,11 @@
             </w:pPr>
             <w:r>
               <w:rPr>
-                <w:rFonts w:ascii="Barlow Condensed Medium" w:eastAsia="標楷體" w:hAnsi="Barlow Condensed Medium" w:cstheme="minorHAnsi" w:hint="eastAsia"/>
+                <w:rFonts w:ascii="Barlow Condensed Medium" w:eastAsia="標楷體" w:hAnsi="Barlow Condensed Medium" w:cstheme="minorHAnsi"/>
                 <w:w w:val="80"/>
                 <w:szCs w:val="24"/>
               </w:rPr>
-              <w:t>1</w:t>
+              <w:t>2</w:t>
             </w:r>
             <w:r>
               <w:rPr>
@@ -23798,23 +24225,7 @@
                 <w:w w:val="80"/>
                 <w:szCs w:val="24"/>
               </w:rPr>
-              <w:t>,</w:t>
-            </w:r>
-            <w:r>
-              <w:rPr>
-                <w:rFonts w:ascii="Barlow Condensed Medium" w:eastAsia="標楷體" w:hAnsi="Barlow Condensed Medium" w:cstheme="minorHAnsi"/>
-                <w:w w:val="80"/>
-                <w:szCs w:val="24"/>
-              </w:rPr>
-              <w:t>0</w:t>
-            </w:r>
-            <w:r>
-              <w:rPr>
-                <w:rFonts w:ascii="Barlow Condensed Medium" w:eastAsia="標楷體" w:hAnsi="Barlow Condensed Medium" w:cstheme="minorHAnsi"/>
-                <w:w w:val="80"/>
-                <w:szCs w:val="24"/>
-              </w:rPr>
-              <w:t>00</w:t>
+              <w:t>,000</w:t>
             </w:r>
           </w:p>
         </w:tc>
@@ -23844,7 +24255,7 @@
                 <w:w w:val="80"/>
                 <w:szCs w:val="24"/>
               </w:rPr>
-              <w:t>37</w:t>
+              <w:t>10</w:t>
             </w:r>
             <w:r>
               <w:rPr>
@@ -23881,7 +24292,7 @@
                 <w:w w:val="80"/>
                 <w:szCs w:val="24"/>
               </w:rPr>
-              <w:t>2</w:t>
+              <w:t>5</w:t>
             </w:r>
             <w:r>
               <w:rPr>
@@ -23945,7 +24356,7 @@
                 <w:w w:val="80"/>
                 <w:szCs w:val="24"/>
               </w:rPr>
-              <w:t>49</w:t>
+              <w:t>12</w:t>
             </w:r>
             <w:r>
               <w:rPr>
@@ -23984,7 +24395,7 @@
                 <w:w w:val="80"/>
                 <w:szCs w:val="24"/>
               </w:rPr>
-              <w:t>3</w:t>
+              <w:t>2</w:t>
             </w:r>
             <w:r>
               <w:rPr>
@@ -24037,7 +24448,7 @@
                 <w:w w:val="80"/>
                 <w:szCs w:val="24"/>
               </w:rPr>
-              <w:t>58</w:t>
+              <w:t>23</w:t>
             </w:r>
             <w:r>
               <w:rPr>
@@ -24129,7 +24540,7 @@
                 <w:w w:val="80"/>
                 <w:szCs w:val="24"/>
               </w:rPr>
-              <w:t>54</w:t>
+              <w:t>37</w:t>
             </w:r>
             <w:r>
               <w:rPr>
@@ -24166,7 +24577,7 @@
                 <w:w w:val="80"/>
                 <w:szCs w:val="24"/>
               </w:rPr>
-              <w:t>3</w:t>
+              <w:t>2</w:t>
             </w:r>
             <w:r>
               <w:rPr>
@@ -24195,51 +24606,111 @@
           <w:p>
             <w:pPr>
               <w:snapToGrid w:val="0"/>
-              <w:jc w:val="both"/>
               <w:rPr>
                 <w:rFonts w:ascii="Barlow Condensed Medium" w:eastAsia="華康中黑體" w:hAnsi="Barlow Condensed Medium" w:cstheme="minorHAnsi"/>
                 <w:w w:val="80"/>
                 <w:szCs w:val="24"/>
               </w:rPr>
             </w:pPr>
-            <w:r>
-              <w:rPr>
-                <w:rFonts w:ascii="Barlow Condensed Medium" w:eastAsia="華康中黑體" w:hAnsi="Barlow Condensed Medium" w:cstheme="minorHAnsi"/>
+          </w:p>
+        </w:tc>
+        <w:tc>
+          <w:tcPr>
+            <w:tcW w:w="685" w:type="dxa"/>
+            <w:tcMar>
+              <w:left w:w="28" w:type="dxa"/>
+              <w:right w:w="28" w:type="dxa"/>
+            </w:tcMar>
+            <w:vAlign w:val="center"/>
+          </w:tcPr>
+          <w:p>
+            <w:pPr>
+              <w:snapToGrid w:val="0"/>
+              <w:jc w:val="right"/>
+              <w:rPr>
+                <w:rFonts w:ascii="Barlow Condensed Medium" w:eastAsia="標楷體" w:hAnsi="Barlow Condensed Medium" w:cstheme="minorHAnsi"/>
                 <w:w w:val="80"/>
                 <w:szCs w:val="24"/>
-              </w:rPr>
-              <w:sym w:font="Wingdings 2" w:char="F0AE"/>
-            </w:r>
-            <w:r>
-              <w:rPr>
-                <w:rFonts w:ascii="Barlow Condensed Medium" w:eastAsia="華康中黑體" w:hAnsi="Barlow Condensed Medium" w:cstheme="minorHAnsi" w:hint="eastAsia"/>
+                <w:highlight w:val="yellow"/>
+                <w:lang w:eastAsia="zh-HK"/>
+              </w:rPr>
+            </w:pPr>
+            <w:r>
+              <w:rPr>
+                <w:rFonts w:ascii="Barlow Condensed Medium" w:eastAsia="標楷體" w:hAnsi="Barlow Condensed Medium" w:cstheme="minorHAnsi"/>
+                <w:w w:val="80"/>
+                <w:szCs w:val="24"/>
+              </w:rPr>
+              <w:t>49</w:t>
+            </w:r>
+            <w:r>
+              <w:rPr>
+                <w:rFonts w:ascii="Barlow Condensed Medium" w:eastAsia="標楷體" w:hAnsi="Barlow Condensed Medium" w:cstheme="minorHAnsi" w:hint="eastAsia"/>
                 <w:w w:val="80"/>
                 <w:szCs w:val="24"/>
                 <w:lang w:eastAsia="zh-HK"/>
               </w:rPr>
-              <w:t>為主日獻花奉</w:t>
-            </w:r>
-            <w:r>
-              <w:rPr>
-                <w:rFonts w:ascii="Barlow Condensed Medium" w:eastAsia="華康中黑體" w:hAnsi="Barlow Condensed Medium" w:cstheme="minorHAnsi"/>
+              <w:t>號</w:t>
+            </w:r>
+          </w:p>
+        </w:tc>
+        <w:tc>
+          <w:tcPr>
+            <w:tcW w:w="685" w:type="dxa"/>
+            <w:tcMar>
+              <w:left w:w="113" w:type="dxa"/>
+              <w:right w:w="28" w:type="dxa"/>
+            </w:tcMar>
+            <w:vAlign w:val="center"/>
+          </w:tcPr>
+          <w:p>
+            <w:pPr>
+              <w:snapToGrid w:val="0"/>
+              <w:ind w:leftChars="-2" w:left="-5" w:rightChars="-3" w:right="-7"/>
+              <w:rPr>
+                <w:rFonts w:ascii="Barlow Condensed Medium" w:eastAsia="標楷體" w:hAnsi="Barlow Condensed Medium" w:cstheme="minorHAnsi"/>
                 <w:w w:val="80"/>
                 <w:szCs w:val="24"/>
-              </w:rPr>
-              <w:t>獻</w:t>
-            </w:r>
-            <w:r>
-              <w:rPr>
-                <w:rFonts w:ascii="Barlow Condensed Medium" w:eastAsia="華康中黑體" w:hAnsi="Barlow Condensed Medium" w:cstheme="minorHAnsi"/>
+                <w:highlight w:val="yellow"/>
+              </w:rPr>
+            </w:pPr>
+            <w:r>
+              <w:rPr>
+                <w:rFonts w:ascii="Barlow Condensed Medium" w:eastAsia="標楷體" w:hAnsi="Barlow Condensed Medium" w:cstheme="minorHAnsi"/>
                 <w:w w:val="80"/>
                 <w:szCs w:val="24"/>
               </w:rPr>
-              <w:t>:</w:t>
-            </w:r>
-          </w:p>
-        </w:tc>
-        <w:tc>
-          <w:tcPr>
-            <w:tcW w:w="685" w:type="dxa"/>
+              <w:t>3</w:t>
+            </w:r>
+            <w:r>
+              <w:rPr>
+                <w:rFonts w:ascii="Barlow Condensed Medium" w:eastAsia="標楷體" w:hAnsi="Barlow Condensed Medium" w:cstheme="minorHAnsi"/>
+                <w:w w:val="80"/>
+                <w:szCs w:val="24"/>
+              </w:rPr>
+              <w:t>,</w:t>
+            </w:r>
+            <w:r>
+              <w:rPr>
+                <w:rFonts w:ascii="Barlow Condensed Medium" w:eastAsia="標楷體" w:hAnsi="Barlow Condensed Medium" w:cstheme="minorHAnsi"/>
+                <w:w w:val="80"/>
+                <w:szCs w:val="24"/>
+              </w:rPr>
+              <w:t>0</w:t>
+            </w:r>
+            <w:r>
+              <w:rPr>
+                <w:rFonts w:ascii="Barlow Condensed Medium" w:eastAsia="標楷體" w:hAnsi="Barlow Condensed Medium" w:cstheme="minorHAnsi"/>
+                <w:w w:val="80"/>
+                <w:szCs w:val="24"/>
+              </w:rPr>
+              <w:t>00</w:t>
+            </w:r>
+          </w:p>
+        </w:tc>
+        <w:tc>
+          <w:tcPr>
+            <w:tcW w:w="686" w:type="dxa"/>
             <w:tcMar>
               <w:left w:w="28" w:type="dxa"/>
               <w:right w:w="28" w:type="dxa"/>
@@ -24254,17 +24725,107 @@
                 <w:rFonts w:ascii="Barlow Condensed Medium" w:eastAsia="標楷體" w:hAnsi="Barlow Condensed Medium" w:cstheme="minorHAnsi"/>
                 <w:w w:val="80"/>
                 <w:szCs w:val="24"/>
-                <w:lang w:eastAsia="zh-HK"/>
               </w:rPr>
             </w:pPr>
             <w:r>
               <w:rPr>
                 <w:rFonts w:ascii="Barlow Condensed Medium" w:eastAsia="標楷體" w:hAnsi="Barlow Condensed Medium" w:cstheme="minorHAnsi"/>
+                <w:w w:val="80"/>
+                <w:szCs w:val="24"/>
+              </w:rPr>
+              <w:t>58</w:t>
+            </w:r>
+            <w:r>
+              <w:rPr>
+                <w:rFonts w:ascii="Barlow Condensed Medium" w:eastAsia="標楷體" w:hAnsi="Barlow Condensed Medium" w:cstheme="minorHAnsi" w:hint="eastAsia"/>
                 <w:w w:val="80"/>
                 <w:szCs w:val="24"/>
                 <w:lang w:eastAsia="zh-HK"/>
               </w:rPr>
-              <w:t>9-1</w:t>
+              <w:t>號</w:t>
+            </w:r>
+          </w:p>
+        </w:tc>
+        <w:tc>
+          <w:tcPr>
+            <w:tcW w:w="682" w:type="dxa"/>
+            <w:gridSpan w:val="2"/>
+            <w:tcMar>
+              <w:left w:w="113" w:type="dxa"/>
+              <w:right w:w="28" w:type="dxa"/>
+            </w:tcMar>
+            <w:vAlign w:val="center"/>
+          </w:tcPr>
+          <w:p>
+            <w:pPr>
+              <w:snapToGrid w:val="0"/>
+              <w:rPr>
+                <w:rFonts w:ascii="Barlow Condensed Medium" w:eastAsia="標楷體" w:hAnsi="Barlow Condensed Medium" w:cstheme="minorHAnsi"/>
+                <w:w w:val="80"/>
+                <w:szCs w:val="24"/>
+              </w:rPr>
+            </w:pPr>
+            <w:r>
+              <w:rPr>
+                <w:rFonts w:ascii="Barlow Condensed Medium" w:eastAsia="標楷體" w:hAnsi="Barlow Condensed Medium" w:cstheme="minorHAnsi" w:hint="eastAsia"/>
+                <w:w w:val="80"/>
+                <w:szCs w:val="24"/>
+              </w:rPr>
+              <w:t>1</w:t>
+            </w:r>
+            <w:r>
+              <w:rPr>
+                <w:rFonts w:ascii="Barlow Condensed Medium" w:eastAsia="標楷體" w:hAnsi="Barlow Condensed Medium" w:cstheme="minorHAnsi"/>
+                <w:w w:val="80"/>
+                <w:szCs w:val="24"/>
+              </w:rPr>
+              <w:t>,</w:t>
+            </w:r>
+            <w:r>
+              <w:rPr>
+                <w:rFonts w:ascii="Barlow Condensed Medium" w:eastAsia="標楷體" w:hAnsi="Barlow Condensed Medium" w:cstheme="minorHAnsi"/>
+                <w:w w:val="80"/>
+                <w:szCs w:val="24"/>
+              </w:rPr>
+              <w:t>0</w:t>
+            </w:r>
+            <w:r>
+              <w:rPr>
+                <w:rFonts w:ascii="Barlow Condensed Medium" w:eastAsia="標楷體" w:hAnsi="Barlow Condensed Medium" w:cstheme="minorHAnsi"/>
+                <w:w w:val="80"/>
+                <w:szCs w:val="24"/>
+              </w:rPr>
+              <w:t>00</w:t>
+            </w:r>
+          </w:p>
+        </w:tc>
+        <w:tc>
+          <w:tcPr>
+            <w:tcW w:w="683" w:type="dxa"/>
+            <w:gridSpan w:val="2"/>
+            <w:tcMar>
+              <w:left w:w="28" w:type="dxa"/>
+              <w:right w:w="28" w:type="dxa"/>
+            </w:tcMar>
+            <w:vAlign w:val="center"/>
+          </w:tcPr>
+          <w:p>
+            <w:pPr>
+              <w:snapToGrid w:val="0"/>
+              <w:jc w:val="right"/>
+              <w:rPr>
+                <w:rFonts w:ascii="Barlow Condensed Medium" w:eastAsia="標楷體" w:hAnsi="Barlow Condensed Medium" w:cstheme="minorHAnsi"/>
+                <w:w w:val="80"/>
+                <w:szCs w:val="24"/>
+              </w:rPr>
+            </w:pPr>
+            <w:r>
+              <w:rPr>
+                <w:rFonts w:ascii="Barlow Condensed Medium" w:eastAsia="標楷體" w:hAnsi="Barlow Condensed Medium" w:cstheme="minorHAnsi"/>
+                <w:w w:val="80"/>
+                <w:szCs w:val="24"/>
+              </w:rPr>
+              <w:t>54</w:t>
             </w:r>
             <w:r>
               <w:rPr>
@@ -24279,7 +24840,7 @@
         </w:tc>
         <w:tc>
           <w:tcPr>
-            <w:tcW w:w="685" w:type="dxa"/>
+            <w:tcW w:w="683" w:type="dxa"/>
             <w:tcMar>
               <w:left w:w="113" w:type="dxa"/>
               <w:right w:w="28" w:type="dxa"/>
@@ -24289,7 +24850,6 @@
           <w:p>
             <w:pPr>
               <w:snapToGrid w:val="0"/>
-              <w:ind w:leftChars="-2" w:left="-5" w:rightChars="-3" w:right="-7"/>
               <w:rPr>
                 <w:rFonts w:ascii="Barlow Condensed Medium" w:eastAsia="標楷體" w:hAnsi="Barlow Condensed Medium" w:cstheme="minorHAnsi"/>
                 <w:w w:val="80"/>
@@ -24302,159 +24862,7 @@
                 <w:w w:val="80"/>
                 <w:szCs w:val="24"/>
               </w:rPr>
-              <w:t>4</w:t>
-            </w:r>
-            <w:r>
-              <w:rPr>
-                <w:rFonts w:ascii="Barlow Condensed Medium" w:eastAsia="標楷體" w:hAnsi="Barlow Condensed Medium" w:cstheme="minorHAnsi"/>
-                <w:w w:val="80"/>
-                <w:szCs w:val="24"/>
-              </w:rPr>
-              <w:t>,000</w:t>
-            </w:r>
-          </w:p>
-        </w:tc>
-        <w:tc>
-          <w:tcPr>
-            <w:tcW w:w="686" w:type="dxa"/>
-            <w:tcMar>
-              <w:left w:w="28" w:type="dxa"/>
-              <w:right w:w="28" w:type="dxa"/>
-            </w:tcMar>
-            <w:vAlign w:val="center"/>
-          </w:tcPr>
-          <w:p>
-            <w:pPr>
-              <w:snapToGrid w:val="0"/>
-              <w:jc w:val="right"/>
-              <w:rPr>
-                <w:rFonts w:ascii="Barlow Condensed Medium" w:eastAsia="標楷體" w:hAnsi="Barlow Condensed Medium" w:cstheme="minorHAnsi"/>
-                <w:w w:val="80"/>
-                <w:szCs w:val="24"/>
-              </w:rPr>
-            </w:pPr>
-            <w:r>
-              <w:rPr>
-                <w:rFonts w:ascii="Barlow Condensed Medium" w:eastAsia="標楷體" w:hAnsi="Barlow Condensed Medium" w:cstheme="minorHAnsi"/>
-                <w:w w:val="80"/>
-                <w:szCs w:val="24"/>
-                <w:lang w:eastAsia="zh-HK"/>
-              </w:rPr>
-              <w:t>56</w:t>
-            </w:r>
-            <w:r>
-              <w:rPr>
-                <w:rFonts w:ascii="Barlow Condensed Medium" w:eastAsia="標楷體" w:hAnsi="Barlow Condensed Medium" w:cstheme="minorHAnsi" w:hint="eastAsia"/>
-                <w:w w:val="80"/>
-                <w:szCs w:val="24"/>
-                <w:lang w:eastAsia="zh-HK"/>
-              </w:rPr>
-              <w:t>號</w:t>
-            </w:r>
-          </w:p>
-        </w:tc>
-        <w:tc>
-          <w:tcPr>
-            <w:tcW w:w="682" w:type="dxa"/>
-            <w:gridSpan w:val="2"/>
-            <w:tcMar>
-              <w:left w:w="113" w:type="dxa"/>
-              <w:right w:w="28" w:type="dxa"/>
-            </w:tcMar>
-            <w:vAlign w:val="center"/>
-          </w:tcPr>
-          <w:p>
-            <w:pPr>
-              <w:snapToGrid w:val="0"/>
-              <w:rPr>
-                <w:rFonts w:ascii="Barlow Condensed Medium" w:eastAsia="標楷體" w:hAnsi="Barlow Condensed Medium" w:cstheme="minorHAnsi"/>
-                <w:w w:val="80"/>
-                <w:szCs w:val="24"/>
-              </w:rPr>
-            </w:pPr>
-            <w:r>
-              <w:rPr>
-                <w:rFonts w:ascii="Barlow Condensed Medium" w:eastAsia="標楷體" w:hAnsi="Barlow Condensed Medium" w:cstheme="minorHAnsi" w:hint="eastAsia"/>
-                <w:w w:val="80"/>
-                <w:szCs w:val="24"/>
-              </w:rPr>
-              <w:t>1</w:t>
-            </w:r>
-            <w:r>
-              <w:rPr>
-                <w:rFonts w:ascii="Barlow Condensed Medium" w:eastAsia="標楷體" w:hAnsi="Barlow Condensed Medium" w:cstheme="minorHAnsi"/>
-                <w:w w:val="80"/>
-                <w:szCs w:val="24"/>
-              </w:rPr>
-              <w:t>,000</w:t>
-            </w:r>
-          </w:p>
-        </w:tc>
-        <w:tc>
-          <w:tcPr>
-            <w:tcW w:w="683" w:type="dxa"/>
-            <w:gridSpan w:val="2"/>
-            <w:tcMar>
-              <w:left w:w="28" w:type="dxa"/>
-              <w:right w:w="28" w:type="dxa"/>
-            </w:tcMar>
-            <w:vAlign w:val="center"/>
-          </w:tcPr>
-          <w:p>
-            <w:pPr>
-              <w:snapToGrid w:val="0"/>
-              <w:jc w:val="right"/>
-              <w:rPr>
-                <w:rFonts w:ascii="Barlow Condensed Medium" w:eastAsia="標楷體" w:hAnsi="Barlow Condensed Medium" w:cstheme="minorHAnsi"/>
-                <w:w w:val="80"/>
-                <w:szCs w:val="24"/>
-              </w:rPr>
-            </w:pPr>
-            <w:r>
-              <w:rPr>
-                <w:rFonts w:ascii="Barlow Condensed Medium" w:eastAsia="標楷體" w:hAnsi="Barlow Condensed Medium" w:cstheme="minorHAnsi"/>
-                <w:w w:val="80"/>
-                <w:szCs w:val="24"/>
-                <w:lang w:eastAsia="zh-HK"/>
-              </w:rPr>
-              <w:t>62-3</w:t>
-            </w:r>
-            <w:r>
-              <w:rPr>
-                <w:rFonts w:ascii="Barlow Condensed Medium" w:eastAsia="標楷體" w:hAnsi="Barlow Condensed Medium" w:cstheme="minorHAnsi" w:hint="eastAsia"/>
-                <w:w w:val="80"/>
-                <w:szCs w:val="24"/>
-                <w:lang w:eastAsia="zh-HK"/>
-              </w:rPr>
-              <w:t>號</w:t>
-            </w:r>
-          </w:p>
-        </w:tc>
-        <w:tc>
-          <w:tcPr>
-            <w:tcW w:w="683" w:type="dxa"/>
-            <w:tcMar>
-              <w:left w:w="113" w:type="dxa"/>
-              <w:right w:w="28" w:type="dxa"/>
-            </w:tcMar>
-            <w:vAlign w:val="center"/>
-          </w:tcPr>
-          <w:p>
-            <w:pPr>
-              <w:snapToGrid w:val="0"/>
-              <w:rPr>
-                <w:rFonts w:ascii="Barlow Condensed Medium" w:eastAsia="標楷體" w:hAnsi="Barlow Condensed Medium" w:cstheme="minorHAnsi"/>
-                <w:w w:val="80"/>
-                <w:szCs w:val="24"/>
-              </w:rPr>
-            </w:pPr>
-            <w:r>
-              <w:rPr>
-                <w:rFonts w:ascii="Barlow Condensed Medium" w:eastAsia="標楷體" w:hAnsi="Barlow Condensed Medium" w:cstheme="minorHAnsi" w:hint="eastAsia"/>
-                <w:w w:val="80"/>
-                <w:szCs w:val="24"/>
-              </w:rPr>
-              <w:t>1</w:t>
+              <w:t>3</w:t>
             </w:r>
             <w:r>
               <w:rPr>
@@ -24483,7 +24891,6 @@
           <w:p>
             <w:pPr>
               <w:snapToGrid w:val="0"/>
-              <w:jc w:val="both"/>
               <w:rPr>
                 <w:rFonts w:ascii="Barlow Condensed Medium" w:eastAsia="華康中黑體" w:hAnsi="Barlow Condensed Medium" w:cstheme="minorHAnsi"/>
                 <w:w w:val="80"/>
@@ -24509,27 +24916,8 @@
                 <w:rFonts w:ascii="Barlow Condensed Medium" w:eastAsia="標楷體" w:hAnsi="Barlow Condensed Medium" w:cstheme="minorHAnsi"/>
                 <w:w w:val="80"/>
                 <w:szCs w:val="24"/>
-                <w:lang w:eastAsia="zh-HK"/>
-              </w:rPr>
-            </w:pPr>
-            <w:r>
-              <w:rPr>
-                <w:rFonts w:ascii="Barlow Condensed Medium" w:eastAsia="標楷體" w:hAnsi="Barlow Condensed Medium" w:cstheme="minorHAnsi"/>
-                <w:w w:val="80"/>
-                <w:szCs w:val="24"/>
-                <w:lang w:eastAsia="zh-HK"/>
-              </w:rPr>
-              <w:t>20</w:t>
-            </w:r>
-            <w:r>
-              <w:rPr>
-                <w:rFonts w:ascii="Barlow Condensed Medium" w:eastAsia="標楷體" w:hAnsi="Barlow Condensed Medium" w:cstheme="minorHAnsi" w:hint="eastAsia"/>
-                <w:w w:val="80"/>
-                <w:szCs w:val="24"/>
-                <w:lang w:eastAsia="zh-HK"/>
-              </w:rPr>
-              <w:t>號</w:t>
-            </w:r>
+              </w:rPr>
+            </w:pPr>
           </w:p>
         </w:tc>
         <w:tc>
@@ -24551,30 +24939,6 @@
                 <w:szCs w:val="24"/>
               </w:rPr>
             </w:pPr>
-            <w:r>
-              <w:rPr>
-                <w:rFonts w:ascii="Barlow Condensed Medium" w:eastAsia="標楷體" w:hAnsi="Barlow Condensed Medium" w:cstheme="minorHAnsi" w:hint="eastAsia"/>
-                <w:w w:val="80"/>
-                <w:szCs w:val="24"/>
-              </w:rPr>
-              <w:t>1</w:t>
-            </w:r>
-            <w:r>
-              <w:rPr>
-                <w:rFonts w:ascii="Barlow Condensed Medium" w:eastAsia="標楷體" w:hAnsi="Barlow Condensed Medium" w:cstheme="minorHAnsi"/>
-                <w:w w:val="80"/>
-                <w:szCs w:val="24"/>
-              </w:rPr>
-              <w:t>,6</w:t>
-            </w:r>
-            <w:r>
-              <w:rPr>
-                <w:rFonts w:ascii="Barlow Condensed Medium" w:eastAsia="標楷體" w:hAnsi="Barlow Condensed Medium" w:cstheme="minorHAnsi"/>
-                <w:w w:val="80"/>
-                <w:szCs w:val="24"/>
-              </w:rPr>
-              <w:t>00</w:t>
-            </w:r>
           </w:p>
         </w:tc>
         <w:tc>
@@ -24612,7 +24976,7 @@
             <w:pPr>
               <w:snapToGrid w:val="0"/>
               <w:rPr>
-                <w:rFonts w:ascii="Barlow Condensed Medium" w:eastAsia="標楷體" w:hAnsi="Barlow Condensed Medium" w:cstheme="minorHAnsi"/>
+                <w:rFonts w:ascii="Barlow Condensed Medium" w:eastAsia="標楷體" w:hAnsi="Barlow Condensed Medium" w:cstheme="minorHAnsi" w:hint="eastAsia"/>
                 <w:w w:val="80"/>
                 <w:szCs w:val="24"/>
               </w:rPr>
@@ -24700,47 +25064,106 @@
                 <w:szCs w:val="24"/>
                 <w:lang w:eastAsia="zh-HK"/>
               </w:rPr>
-              <w:t>為</w:t>
-            </w:r>
-            <w:r>
-              <w:rPr>
-                <w:rFonts w:ascii="Barlow Condensed Medium" w:eastAsia="華康中黑體" w:hAnsi="Barlow Condensed Medium" w:cstheme="minorHAnsi" w:hint="eastAsia"/>
+              <w:t>為主日獻花奉</w:t>
+            </w:r>
+            <w:r>
+              <w:rPr>
+                <w:rFonts w:ascii="Barlow Condensed Medium" w:eastAsia="華康中黑體" w:hAnsi="Barlow Condensed Medium" w:cstheme="minorHAnsi"/>
+                <w:w w:val="80"/>
+                <w:szCs w:val="24"/>
+              </w:rPr>
+              <w:t>獻</w:t>
+            </w:r>
+            <w:r>
+              <w:rPr>
+                <w:rFonts w:ascii="Barlow Condensed Medium" w:eastAsia="華康中黑體" w:hAnsi="Barlow Condensed Medium" w:cstheme="minorHAnsi"/>
+                <w:w w:val="80"/>
+                <w:szCs w:val="24"/>
+              </w:rPr>
+              <w:t>:</w:t>
+            </w:r>
+          </w:p>
+        </w:tc>
+        <w:tc>
+          <w:tcPr>
+            <w:tcW w:w="685" w:type="dxa"/>
+            <w:tcMar>
+              <w:left w:w="28" w:type="dxa"/>
+              <w:right w:w="28" w:type="dxa"/>
+            </w:tcMar>
+            <w:vAlign w:val="center"/>
+          </w:tcPr>
+          <w:p>
+            <w:pPr>
+              <w:snapToGrid w:val="0"/>
+              <w:jc w:val="right"/>
+              <w:rPr>
+                <w:rFonts w:ascii="Barlow Condensed Medium" w:eastAsia="標楷體" w:hAnsi="Barlow Condensed Medium" w:cstheme="minorHAnsi"/>
                 <w:w w:val="80"/>
                 <w:szCs w:val="24"/>
                 <w:lang w:eastAsia="zh-HK"/>
               </w:rPr>
-              <w:t>松年團契</w:t>
-            </w:r>
-            <w:r>
-              <w:rPr>
-                <w:rFonts w:ascii="Barlow Condensed Medium" w:eastAsia="華康中黑體" w:hAnsi="Barlow Condensed Medium" w:cstheme="minorHAnsi" w:hint="eastAsia"/>
+            </w:pPr>
+            <w:r>
+              <w:rPr>
+                <w:rFonts w:ascii="Barlow Condensed Medium" w:eastAsia="標楷體" w:hAnsi="Barlow Condensed Medium" w:cstheme="minorHAnsi"/>
                 <w:w w:val="80"/>
                 <w:szCs w:val="24"/>
                 <w:lang w:eastAsia="zh-HK"/>
               </w:rPr>
-              <w:t>奉</w:t>
-            </w:r>
-            <w:r>
-              <w:rPr>
-                <w:rFonts w:ascii="Barlow Condensed Medium" w:eastAsia="華康中黑體" w:hAnsi="Barlow Condensed Medium" w:cstheme="minorHAnsi"/>
+              <w:t>9-1</w:t>
+            </w:r>
+            <w:r>
+              <w:rPr>
+                <w:rFonts w:ascii="Barlow Condensed Medium" w:eastAsia="標楷體" w:hAnsi="Barlow Condensed Medium" w:cstheme="minorHAnsi" w:hint="eastAsia"/>
                 <w:w w:val="80"/>
                 <w:szCs w:val="24"/>
-              </w:rPr>
-              <w:t>獻</w:t>
-            </w:r>
-            <w:r>
-              <w:rPr>
-                <w:rFonts w:ascii="Barlow Condensed Medium" w:eastAsia="華康中黑體" w:hAnsi="Barlow Condensed Medium" w:cstheme="minorHAnsi"/>
+                <w:lang w:eastAsia="zh-HK"/>
+              </w:rPr>
+              <w:t>號</w:t>
+            </w:r>
+          </w:p>
+        </w:tc>
+        <w:tc>
+          <w:tcPr>
+            <w:tcW w:w="685" w:type="dxa"/>
+            <w:tcMar>
+              <w:left w:w="113" w:type="dxa"/>
+              <w:right w:w="28" w:type="dxa"/>
+            </w:tcMar>
+            <w:vAlign w:val="center"/>
+          </w:tcPr>
+          <w:p>
+            <w:pPr>
+              <w:snapToGrid w:val="0"/>
+              <w:ind w:leftChars="-2" w:left="-5" w:rightChars="-3" w:right="-7"/>
+              <w:rPr>
+                <w:rFonts w:ascii="Barlow Condensed Medium" w:eastAsia="標楷體" w:hAnsi="Barlow Condensed Medium" w:cstheme="minorHAnsi"/>
                 <w:w w:val="80"/>
                 <w:szCs w:val="24"/>
               </w:rPr>
-              <w:t>:</w:t>
-            </w:r>
-          </w:p>
-        </w:tc>
-        <w:tc>
-          <w:tcPr>
-            <w:tcW w:w="685" w:type="dxa"/>
+            </w:pPr>
+            <w:r>
+              <w:rPr>
+                <w:rFonts w:ascii="Barlow Condensed Medium" w:eastAsia="標楷體" w:hAnsi="Barlow Condensed Medium" w:cstheme="minorHAnsi"/>
+                <w:w w:val="80"/>
+                <w:szCs w:val="24"/>
+              </w:rPr>
+              <w:t>4</w:t>
+            </w:r>
+            <w:r>
+              <w:rPr>
+                <w:rFonts w:ascii="Barlow Condensed Medium" w:eastAsia="標楷體" w:hAnsi="Barlow Condensed Medium" w:cstheme="minorHAnsi"/>
+                <w:w w:val="80"/>
+                <w:szCs w:val="24"/>
+              </w:rPr>
+              <w:t>,000</w:t>
+            </w:r>
+          </w:p>
+        </w:tc>
+        <w:tc>
+          <w:tcPr>
+            <w:tcW w:w="686" w:type="dxa"/>
             <w:tcMar>
               <w:left w:w="28" w:type="dxa"/>
               <w:right w:w="28" w:type="dxa"/>
@@ -24755,7 +25178,6 @@
                 <w:rFonts w:ascii="Barlow Condensed Medium" w:eastAsia="標楷體" w:hAnsi="Barlow Condensed Medium" w:cstheme="minorHAnsi"/>
                 <w:w w:val="80"/>
                 <w:szCs w:val="24"/>
-                <w:lang w:eastAsia="zh-HK"/>
               </w:rPr>
             </w:pPr>
             <w:r>
@@ -24765,7 +25187,7 @@
                 <w:szCs w:val="24"/>
                 <w:lang w:eastAsia="zh-HK"/>
               </w:rPr>
-              <w:t>23</w:t>
+              <w:t>56</w:t>
             </w:r>
             <w:r>
               <w:rPr>
@@ -24780,7 +25202,8 @@
         </w:tc>
         <w:tc>
           <w:tcPr>
-            <w:tcW w:w="685" w:type="dxa"/>
+            <w:tcW w:w="682" w:type="dxa"/>
+            <w:gridSpan w:val="2"/>
             <w:tcMar>
               <w:left w:w="113" w:type="dxa"/>
               <w:right w:w="28" w:type="dxa"/>
@@ -24790,7 +25213,6 @@
           <w:p>
             <w:pPr>
               <w:snapToGrid w:val="0"/>
-              <w:ind w:leftChars="-2" w:left="-5" w:rightChars="-3" w:right="-7"/>
               <w:rPr>
                 <w:rFonts w:ascii="Barlow Condensed Medium" w:eastAsia="標楷體" w:hAnsi="Barlow Condensed Medium" w:cstheme="minorHAnsi"/>
                 <w:w w:val="80"/>
@@ -24799,25 +25221,26 @@
             </w:pPr>
             <w:r>
               <w:rPr>
+                <w:rFonts w:ascii="Barlow Condensed Medium" w:eastAsia="標楷體" w:hAnsi="Barlow Condensed Medium" w:cstheme="minorHAnsi" w:hint="eastAsia"/>
+                <w:w w:val="80"/>
+                <w:szCs w:val="24"/>
+              </w:rPr>
+              <w:t>1</w:t>
+            </w:r>
+            <w:r>
+              <w:rPr>
                 <w:rFonts w:ascii="Barlow Condensed Medium" w:eastAsia="標楷體" w:hAnsi="Barlow Condensed Medium" w:cstheme="minorHAnsi"/>
                 <w:w w:val="80"/>
                 <w:szCs w:val="24"/>
               </w:rPr>
-              <w:t>1</w:t>
-            </w:r>
-            <w:r>
-              <w:rPr>
-                <w:rFonts w:ascii="Barlow Condensed Medium" w:eastAsia="標楷體" w:hAnsi="Barlow Condensed Medium" w:cstheme="minorHAnsi"/>
-                <w:w w:val="80"/>
-                <w:szCs w:val="24"/>
-              </w:rPr>
               <w:t>,000</w:t>
             </w:r>
           </w:p>
         </w:tc>
         <w:tc>
           <w:tcPr>
-            <w:tcW w:w="686" w:type="dxa"/>
+            <w:tcW w:w="683" w:type="dxa"/>
+            <w:gridSpan w:val="2"/>
             <w:tcMar>
               <w:left w:w="28" w:type="dxa"/>
               <w:right w:w="28" w:type="dxa"/>
@@ -24841,7 +25264,7 @@
                 <w:szCs w:val="24"/>
                 <w:lang w:eastAsia="zh-HK"/>
               </w:rPr>
-              <w:t>49</w:t>
+              <w:t>62-3</w:t>
             </w:r>
             <w:r>
               <w:rPr>
@@ -24856,6 +25279,174 @@
         </w:tc>
         <w:tc>
           <w:tcPr>
+            <w:tcW w:w="683" w:type="dxa"/>
+            <w:tcMar>
+              <w:left w:w="113" w:type="dxa"/>
+              <w:right w:w="28" w:type="dxa"/>
+            </w:tcMar>
+            <w:vAlign w:val="center"/>
+          </w:tcPr>
+          <w:p>
+            <w:pPr>
+              <w:snapToGrid w:val="0"/>
+              <w:rPr>
+                <w:rFonts w:ascii="Barlow Condensed Medium" w:eastAsia="標楷體" w:hAnsi="Barlow Condensed Medium" w:cstheme="minorHAnsi"/>
+                <w:w w:val="80"/>
+                <w:szCs w:val="24"/>
+              </w:rPr>
+            </w:pPr>
+            <w:r>
+              <w:rPr>
+                <w:rFonts w:ascii="Barlow Condensed Medium" w:eastAsia="標楷體" w:hAnsi="Barlow Condensed Medium" w:cstheme="minorHAnsi" w:hint="eastAsia"/>
+                <w:w w:val="80"/>
+                <w:szCs w:val="24"/>
+              </w:rPr>
+              <w:t>1</w:t>
+            </w:r>
+            <w:r>
+              <w:rPr>
+                <w:rFonts w:ascii="Barlow Condensed Medium" w:eastAsia="標楷體" w:hAnsi="Barlow Condensed Medium" w:cstheme="minorHAnsi"/>
+                <w:w w:val="80"/>
+                <w:szCs w:val="24"/>
+              </w:rPr>
+              <w:t>,000</w:t>
+            </w:r>
+          </w:p>
+        </w:tc>
+      </w:tr>
+      <w:tr>
+        <w:trPr>
+          <w:trHeight w:hRule="exact" w:val="340"/>
+        </w:trPr>
+        <w:tc>
+          <w:tcPr>
+            <w:tcW w:w="1622" w:type="dxa"/>
+            <w:tcMar>
+              <w:left w:w="28" w:type="dxa"/>
+              <w:right w:w="28" w:type="dxa"/>
+            </w:tcMar>
+            <w:vAlign w:val="center"/>
+          </w:tcPr>
+          <w:p>
+            <w:pPr>
+              <w:snapToGrid w:val="0"/>
+              <w:jc w:val="both"/>
+              <w:rPr>
+                <w:rFonts w:ascii="Barlow Condensed Medium" w:eastAsia="華康中黑體" w:hAnsi="Barlow Condensed Medium" w:cstheme="minorHAnsi"/>
+                <w:w w:val="80"/>
+                <w:szCs w:val="24"/>
+              </w:rPr>
+            </w:pPr>
+          </w:p>
+        </w:tc>
+        <w:tc>
+          <w:tcPr>
+            <w:tcW w:w="685" w:type="dxa"/>
+            <w:tcMar>
+              <w:left w:w="28" w:type="dxa"/>
+              <w:right w:w="28" w:type="dxa"/>
+            </w:tcMar>
+            <w:vAlign w:val="center"/>
+          </w:tcPr>
+          <w:p>
+            <w:pPr>
+              <w:snapToGrid w:val="0"/>
+              <w:jc w:val="right"/>
+              <w:rPr>
+                <w:rFonts w:ascii="Barlow Condensed Medium" w:eastAsia="標楷體" w:hAnsi="Barlow Condensed Medium" w:cstheme="minorHAnsi"/>
+                <w:w w:val="80"/>
+                <w:szCs w:val="24"/>
+                <w:lang w:eastAsia="zh-HK"/>
+              </w:rPr>
+            </w:pPr>
+            <w:r>
+              <w:rPr>
+                <w:rFonts w:ascii="Barlow Condensed Medium" w:eastAsia="標楷體" w:hAnsi="Barlow Condensed Medium" w:cstheme="minorHAnsi"/>
+                <w:w w:val="80"/>
+                <w:szCs w:val="24"/>
+                <w:lang w:eastAsia="zh-HK"/>
+              </w:rPr>
+              <w:t>20</w:t>
+            </w:r>
+            <w:r>
+              <w:rPr>
+                <w:rFonts w:ascii="Barlow Condensed Medium" w:eastAsia="標楷體" w:hAnsi="Barlow Condensed Medium" w:cstheme="minorHAnsi" w:hint="eastAsia"/>
+                <w:w w:val="80"/>
+                <w:szCs w:val="24"/>
+                <w:lang w:eastAsia="zh-HK"/>
+              </w:rPr>
+              <w:t>號</w:t>
+            </w:r>
+          </w:p>
+        </w:tc>
+        <w:tc>
+          <w:tcPr>
+            <w:tcW w:w="685" w:type="dxa"/>
+            <w:tcMar>
+              <w:left w:w="113" w:type="dxa"/>
+              <w:right w:w="28" w:type="dxa"/>
+            </w:tcMar>
+            <w:vAlign w:val="center"/>
+          </w:tcPr>
+          <w:p>
+            <w:pPr>
+              <w:snapToGrid w:val="0"/>
+              <w:ind w:leftChars="-2" w:left="-5" w:rightChars="-3" w:right="-7"/>
+              <w:rPr>
+                <w:rFonts w:ascii="Barlow Condensed Medium" w:eastAsia="標楷體" w:hAnsi="Barlow Condensed Medium" w:cstheme="minorHAnsi"/>
+                <w:w w:val="80"/>
+                <w:szCs w:val="24"/>
+              </w:rPr>
+            </w:pPr>
+            <w:r>
+              <w:rPr>
+                <w:rFonts w:ascii="Barlow Condensed Medium" w:eastAsia="標楷體" w:hAnsi="Barlow Condensed Medium" w:cstheme="minorHAnsi" w:hint="eastAsia"/>
+                <w:w w:val="80"/>
+                <w:szCs w:val="24"/>
+              </w:rPr>
+              <w:t>1</w:t>
+            </w:r>
+            <w:r>
+              <w:rPr>
+                <w:rFonts w:ascii="Barlow Condensed Medium" w:eastAsia="標楷體" w:hAnsi="Barlow Condensed Medium" w:cstheme="minorHAnsi"/>
+                <w:w w:val="80"/>
+                <w:szCs w:val="24"/>
+              </w:rPr>
+              <w:t>,6</w:t>
+            </w:r>
+            <w:r>
+              <w:rPr>
+                <w:rFonts w:ascii="Barlow Condensed Medium" w:eastAsia="標楷體" w:hAnsi="Barlow Condensed Medium" w:cstheme="minorHAnsi"/>
+                <w:w w:val="80"/>
+                <w:szCs w:val="24"/>
+              </w:rPr>
+              <w:t>00</w:t>
+            </w:r>
+          </w:p>
+        </w:tc>
+        <w:tc>
+          <w:tcPr>
+            <w:tcW w:w="686" w:type="dxa"/>
+            <w:tcMar>
+              <w:left w:w="28" w:type="dxa"/>
+              <w:right w:w="28" w:type="dxa"/>
+            </w:tcMar>
+            <w:vAlign w:val="center"/>
+          </w:tcPr>
+          <w:p>
+            <w:pPr>
+              <w:snapToGrid w:val="0"/>
+              <w:jc w:val="right"/>
+              <w:rPr>
+                <w:rFonts w:ascii="Barlow Condensed Medium" w:eastAsia="標楷體" w:hAnsi="Barlow Condensed Medium" w:cstheme="minorHAnsi"/>
+                <w:w w:val="80"/>
+                <w:szCs w:val="24"/>
+              </w:rPr>
+            </w:pPr>
+          </w:p>
+        </w:tc>
+        <w:tc>
+          <w:tcPr>
             <w:tcW w:w="682" w:type="dxa"/>
             <w:gridSpan w:val="2"/>
             <w:tcMar>
@@ -24873,22 +25464,6 @@
                 <w:szCs w:val="24"/>
               </w:rPr>
             </w:pPr>
-            <w:r>
-              <w:rPr>
-                <w:rFonts w:ascii="Barlow Condensed Medium" w:eastAsia="標楷體" w:hAnsi="Barlow Condensed Medium" w:cstheme="minorHAnsi" w:hint="eastAsia"/>
-                <w:w w:val="80"/>
-                <w:szCs w:val="24"/>
-              </w:rPr>
-              <w:t>1</w:t>
-            </w:r>
-            <w:r>
-              <w:rPr>
-                <w:rFonts w:ascii="Barlow Condensed Medium" w:eastAsia="標楷體" w:hAnsi="Barlow Condensed Medium" w:cstheme="minorHAnsi"/>
-                <w:w w:val="80"/>
-                <w:szCs w:val="24"/>
-              </w:rPr>
-              <w:t>,000</w:t>
-            </w:r>
           </w:p>
         </w:tc>
         <w:tc>
@@ -24911,8 +25486,431 @@
                 <w:szCs w:val="24"/>
               </w:rPr>
             </w:pPr>
-            <w:bookmarkStart w:id="6" w:name="_GoBack"/>
-            <w:bookmarkEnd w:id="6"/>
+          </w:p>
+        </w:tc>
+        <w:tc>
+          <w:tcPr>
+            <w:tcW w:w="683" w:type="dxa"/>
+            <w:tcMar>
+              <w:left w:w="113" w:type="dxa"/>
+              <w:right w:w="28" w:type="dxa"/>
+            </w:tcMar>
+            <w:vAlign w:val="center"/>
+          </w:tcPr>
+          <w:p>
+            <w:pPr>
+              <w:snapToGrid w:val="0"/>
+              <w:rPr>
+                <w:rFonts w:ascii="Barlow Condensed Medium" w:eastAsia="標楷體" w:hAnsi="Barlow Condensed Medium" w:cstheme="minorHAnsi"/>
+                <w:w w:val="80"/>
+                <w:szCs w:val="24"/>
+              </w:rPr>
+            </w:pPr>
+          </w:p>
+        </w:tc>
+      </w:tr>
+      <w:tr>
+        <w:trPr>
+          <w:trHeight w:hRule="exact" w:val="340"/>
+        </w:trPr>
+        <w:tc>
+          <w:tcPr>
+            <w:tcW w:w="1622" w:type="dxa"/>
+            <w:tcMar>
+              <w:left w:w="28" w:type="dxa"/>
+              <w:right w:w="28" w:type="dxa"/>
+            </w:tcMar>
+            <w:vAlign w:val="center"/>
+          </w:tcPr>
+          <w:p>
+            <w:pPr>
+              <w:snapToGrid w:val="0"/>
+              <w:jc w:val="both"/>
+              <w:rPr>
+                <w:rFonts w:ascii="Barlow Condensed Medium" w:eastAsia="華康中黑體" w:hAnsi="Barlow Condensed Medium" w:cstheme="minorHAnsi"/>
+                <w:w w:val="80"/>
+                <w:szCs w:val="24"/>
+              </w:rPr>
+            </w:pPr>
+          </w:p>
+        </w:tc>
+        <w:tc>
+          <w:tcPr>
+            <w:tcW w:w="685" w:type="dxa"/>
+            <w:tcMar>
+              <w:left w:w="28" w:type="dxa"/>
+              <w:right w:w="28" w:type="dxa"/>
+            </w:tcMar>
+            <w:vAlign w:val="center"/>
+          </w:tcPr>
+          <w:p>
+            <w:pPr>
+              <w:snapToGrid w:val="0"/>
+              <w:jc w:val="right"/>
+              <w:rPr>
+                <w:rFonts w:ascii="Barlow Condensed Medium" w:eastAsia="標楷體" w:hAnsi="Barlow Condensed Medium" w:cstheme="minorHAnsi"/>
+                <w:w w:val="80"/>
+                <w:szCs w:val="24"/>
+                <w:lang w:eastAsia="zh-HK"/>
+              </w:rPr>
+            </w:pPr>
+          </w:p>
+        </w:tc>
+        <w:tc>
+          <w:tcPr>
+            <w:tcW w:w="685" w:type="dxa"/>
+            <w:tcMar>
+              <w:left w:w="113" w:type="dxa"/>
+              <w:right w:w="28" w:type="dxa"/>
+            </w:tcMar>
+            <w:vAlign w:val="center"/>
+          </w:tcPr>
+          <w:p>
+            <w:pPr>
+              <w:snapToGrid w:val="0"/>
+              <w:ind w:leftChars="-2" w:left="-5" w:rightChars="-3" w:right="-7"/>
+              <w:rPr>
+                <w:rFonts w:ascii="Barlow Condensed Medium" w:eastAsia="標楷體" w:hAnsi="Barlow Condensed Medium" w:cstheme="minorHAnsi" w:hint="eastAsia"/>
+                <w:w w:val="80"/>
+                <w:szCs w:val="24"/>
+              </w:rPr>
+            </w:pPr>
+          </w:p>
+        </w:tc>
+        <w:tc>
+          <w:tcPr>
+            <w:tcW w:w="686" w:type="dxa"/>
+            <w:tcMar>
+              <w:left w:w="28" w:type="dxa"/>
+              <w:right w:w="28" w:type="dxa"/>
+            </w:tcMar>
+            <w:vAlign w:val="center"/>
+          </w:tcPr>
+          <w:p>
+            <w:pPr>
+              <w:snapToGrid w:val="0"/>
+              <w:jc w:val="right"/>
+              <w:rPr>
+                <w:rFonts w:ascii="Barlow Condensed Medium" w:eastAsia="標楷體" w:hAnsi="Barlow Condensed Medium" w:cstheme="minorHAnsi"/>
+                <w:w w:val="80"/>
+                <w:szCs w:val="24"/>
+              </w:rPr>
+            </w:pPr>
+          </w:p>
+        </w:tc>
+        <w:tc>
+          <w:tcPr>
+            <w:tcW w:w="682" w:type="dxa"/>
+            <w:gridSpan w:val="2"/>
+            <w:tcMar>
+              <w:left w:w="113" w:type="dxa"/>
+              <w:right w:w="28" w:type="dxa"/>
+            </w:tcMar>
+            <w:vAlign w:val="center"/>
+          </w:tcPr>
+          <w:p>
+            <w:pPr>
+              <w:snapToGrid w:val="0"/>
+              <w:rPr>
+                <w:rFonts w:ascii="Barlow Condensed Medium" w:eastAsia="標楷體" w:hAnsi="Barlow Condensed Medium" w:cstheme="minorHAnsi"/>
+                <w:w w:val="80"/>
+                <w:szCs w:val="24"/>
+              </w:rPr>
+            </w:pPr>
+          </w:p>
+        </w:tc>
+        <w:tc>
+          <w:tcPr>
+            <w:tcW w:w="683" w:type="dxa"/>
+            <w:gridSpan w:val="2"/>
+            <w:tcMar>
+              <w:left w:w="28" w:type="dxa"/>
+              <w:right w:w="28" w:type="dxa"/>
+            </w:tcMar>
+            <w:vAlign w:val="center"/>
+          </w:tcPr>
+          <w:p>
+            <w:pPr>
+              <w:snapToGrid w:val="0"/>
+              <w:jc w:val="right"/>
+              <w:rPr>
+                <w:rFonts w:ascii="Barlow Condensed Medium" w:eastAsia="標楷體" w:hAnsi="Barlow Condensed Medium" w:cstheme="minorHAnsi"/>
+                <w:w w:val="80"/>
+                <w:szCs w:val="24"/>
+              </w:rPr>
+            </w:pPr>
+          </w:p>
+        </w:tc>
+        <w:tc>
+          <w:tcPr>
+            <w:tcW w:w="683" w:type="dxa"/>
+            <w:tcMar>
+              <w:left w:w="113" w:type="dxa"/>
+              <w:right w:w="28" w:type="dxa"/>
+            </w:tcMar>
+            <w:vAlign w:val="center"/>
+          </w:tcPr>
+          <w:p>
+            <w:pPr>
+              <w:snapToGrid w:val="0"/>
+              <w:rPr>
+                <w:rFonts w:ascii="Barlow Condensed Medium" w:eastAsia="標楷體" w:hAnsi="Barlow Condensed Medium" w:cstheme="minorHAnsi"/>
+                <w:w w:val="80"/>
+                <w:szCs w:val="24"/>
+              </w:rPr>
+            </w:pPr>
+          </w:p>
+        </w:tc>
+      </w:tr>
+      <w:tr>
+        <w:trPr>
+          <w:trHeight w:hRule="exact" w:val="340"/>
+        </w:trPr>
+        <w:tc>
+          <w:tcPr>
+            <w:tcW w:w="1622" w:type="dxa"/>
+            <w:tcMar>
+              <w:left w:w="28" w:type="dxa"/>
+              <w:right w:w="28" w:type="dxa"/>
+            </w:tcMar>
+            <w:vAlign w:val="center"/>
+          </w:tcPr>
+          <w:p>
+            <w:pPr>
+              <w:snapToGrid w:val="0"/>
+              <w:jc w:val="both"/>
+              <w:rPr>
+                <w:rFonts w:ascii="Barlow Condensed Medium" w:eastAsia="華康中黑體" w:hAnsi="Barlow Condensed Medium" w:cstheme="minorHAnsi"/>
+                <w:w w:val="80"/>
+                <w:szCs w:val="24"/>
+              </w:rPr>
+            </w:pPr>
+            <w:r>
+              <w:rPr>
+                <w:rFonts w:ascii="Barlow Condensed Medium" w:eastAsia="華康中黑體" w:hAnsi="Barlow Condensed Medium" w:cstheme="minorHAnsi"/>
+                <w:w w:val="80"/>
+                <w:szCs w:val="24"/>
+              </w:rPr>
+              <w:sym w:font="Wingdings 2" w:char="F0AE"/>
+            </w:r>
+            <w:r>
+              <w:rPr>
+                <w:rFonts w:ascii="Barlow Condensed Medium" w:eastAsia="華康中黑體" w:hAnsi="Barlow Condensed Medium" w:cstheme="minorHAnsi" w:hint="eastAsia"/>
+                <w:w w:val="80"/>
+                <w:szCs w:val="24"/>
+                <w:lang w:eastAsia="zh-HK"/>
+              </w:rPr>
+              <w:t>為</w:t>
+            </w:r>
+            <w:r>
+              <w:rPr>
+                <w:rFonts w:ascii="Barlow Condensed Medium" w:eastAsia="華康中黑體" w:hAnsi="Barlow Condensed Medium" w:cstheme="minorHAnsi" w:hint="eastAsia"/>
+                <w:w w:val="80"/>
+                <w:szCs w:val="24"/>
+                <w:lang w:eastAsia="zh-HK"/>
+              </w:rPr>
+              <w:t>松年團契</w:t>
+            </w:r>
+            <w:r>
+              <w:rPr>
+                <w:rFonts w:ascii="Barlow Condensed Medium" w:eastAsia="華康中黑體" w:hAnsi="Barlow Condensed Medium" w:cstheme="minorHAnsi" w:hint="eastAsia"/>
+                <w:w w:val="80"/>
+                <w:szCs w:val="24"/>
+                <w:lang w:eastAsia="zh-HK"/>
+              </w:rPr>
+              <w:t>奉</w:t>
+            </w:r>
+            <w:r>
+              <w:rPr>
+                <w:rFonts w:ascii="Barlow Condensed Medium" w:eastAsia="華康中黑體" w:hAnsi="Barlow Condensed Medium" w:cstheme="minorHAnsi"/>
+                <w:w w:val="80"/>
+                <w:szCs w:val="24"/>
+              </w:rPr>
+              <w:t>獻</w:t>
+            </w:r>
+            <w:r>
+              <w:rPr>
+                <w:rFonts w:ascii="Barlow Condensed Medium" w:eastAsia="華康中黑體" w:hAnsi="Barlow Condensed Medium" w:cstheme="minorHAnsi"/>
+                <w:w w:val="80"/>
+                <w:szCs w:val="24"/>
+              </w:rPr>
+              <w:t>:</w:t>
+            </w:r>
+          </w:p>
+        </w:tc>
+        <w:tc>
+          <w:tcPr>
+            <w:tcW w:w="685" w:type="dxa"/>
+            <w:tcMar>
+              <w:left w:w="28" w:type="dxa"/>
+              <w:right w:w="28" w:type="dxa"/>
+            </w:tcMar>
+            <w:vAlign w:val="center"/>
+          </w:tcPr>
+          <w:p>
+            <w:pPr>
+              <w:snapToGrid w:val="0"/>
+              <w:jc w:val="right"/>
+              <w:rPr>
+                <w:rFonts w:ascii="Barlow Condensed Medium" w:eastAsia="標楷體" w:hAnsi="Barlow Condensed Medium" w:cstheme="minorHAnsi"/>
+                <w:w w:val="80"/>
+                <w:szCs w:val="24"/>
+                <w:lang w:eastAsia="zh-HK"/>
+              </w:rPr>
+            </w:pPr>
+            <w:r>
+              <w:rPr>
+                <w:rFonts w:ascii="Barlow Condensed Medium" w:eastAsia="標楷體" w:hAnsi="Barlow Condensed Medium" w:cstheme="minorHAnsi"/>
+                <w:w w:val="80"/>
+                <w:szCs w:val="24"/>
+                <w:lang w:eastAsia="zh-HK"/>
+              </w:rPr>
+              <w:t>23</w:t>
+            </w:r>
+            <w:r>
+              <w:rPr>
+                <w:rFonts w:ascii="Barlow Condensed Medium" w:eastAsia="標楷體" w:hAnsi="Barlow Condensed Medium" w:cstheme="minorHAnsi" w:hint="eastAsia"/>
+                <w:w w:val="80"/>
+                <w:szCs w:val="24"/>
+                <w:lang w:eastAsia="zh-HK"/>
+              </w:rPr>
+              <w:t>號</w:t>
+            </w:r>
+          </w:p>
+        </w:tc>
+        <w:tc>
+          <w:tcPr>
+            <w:tcW w:w="685" w:type="dxa"/>
+            <w:tcMar>
+              <w:left w:w="113" w:type="dxa"/>
+              <w:right w:w="28" w:type="dxa"/>
+            </w:tcMar>
+            <w:vAlign w:val="center"/>
+          </w:tcPr>
+          <w:p>
+            <w:pPr>
+              <w:snapToGrid w:val="0"/>
+              <w:ind w:leftChars="-2" w:left="-5" w:rightChars="-3" w:right="-7"/>
+              <w:rPr>
+                <w:rFonts w:ascii="Barlow Condensed Medium" w:eastAsia="標楷體" w:hAnsi="Barlow Condensed Medium" w:cstheme="minorHAnsi"/>
+                <w:w w:val="80"/>
+                <w:szCs w:val="24"/>
+              </w:rPr>
+            </w:pPr>
+            <w:r>
+              <w:rPr>
+                <w:rFonts w:ascii="Barlow Condensed Medium" w:eastAsia="標楷體" w:hAnsi="Barlow Condensed Medium" w:cstheme="minorHAnsi"/>
+                <w:w w:val="80"/>
+                <w:szCs w:val="24"/>
+              </w:rPr>
+              <w:t>1</w:t>
+            </w:r>
+            <w:r>
+              <w:rPr>
+                <w:rFonts w:ascii="Barlow Condensed Medium" w:eastAsia="標楷體" w:hAnsi="Barlow Condensed Medium" w:cstheme="minorHAnsi"/>
+                <w:w w:val="80"/>
+                <w:szCs w:val="24"/>
+              </w:rPr>
+              <w:t>,000</w:t>
+            </w:r>
+          </w:p>
+        </w:tc>
+        <w:tc>
+          <w:tcPr>
+            <w:tcW w:w="686" w:type="dxa"/>
+            <w:tcMar>
+              <w:left w:w="28" w:type="dxa"/>
+              <w:right w:w="28" w:type="dxa"/>
+            </w:tcMar>
+            <w:vAlign w:val="center"/>
+          </w:tcPr>
+          <w:p>
+            <w:pPr>
+              <w:snapToGrid w:val="0"/>
+              <w:jc w:val="right"/>
+              <w:rPr>
+                <w:rFonts w:ascii="Barlow Condensed Medium" w:eastAsia="標楷體" w:hAnsi="Barlow Condensed Medium" w:cstheme="minorHAnsi"/>
+                <w:w w:val="80"/>
+                <w:szCs w:val="24"/>
+              </w:rPr>
+            </w:pPr>
+            <w:r>
+              <w:rPr>
+                <w:rFonts w:ascii="Barlow Condensed Medium" w:eastAsia="標楷體" w:hAnsi="Barlow Condensed Medium" w:cstheme="minorHAnsi"/>
+                <w:w w:val="80"/>
+                <w:szCs w:val="24"/>
+                <w:lang w:eastAsia="zh-HK"/>
+              </w:rPr>
+              <w:t>49</w:t>
+            </w:r>
+            <w:r>
+              <w:rPr>
+                <w:rFonts w:ascii="Barlow Condensed Medium" w:eastAsia="標楷體" w:hAnsi="Barlow Condensed Medium" w:cstheme="minorHAnsi" w:hint="eastAsia"/>
+                <w:w w:val="80"/>
+                <w:szCs w:val="24"/>
+                <w:lang w:eastAsia="zh-HK"/>
+              </w:rPr>
+              <w:t>號</w:t>
+            </w:r>
+          </w:p>
+        </w:tc>
+        <w:tc>
+          <w:tcPr>
+            <w:tcW w:w="682" w:type="dxa"/>
+            <w:gridSpan w:val="2"/>
+            <w:tcMar>
+              <w:left w:w="113" w:type="dxa"/>
+              <w:right w:w="28" w:type="dxa"/>
+            </w:tcMar>
+            <w:vAlign w:val="center"/>
+          </w:tcPr>
+          <w:p>
+            <w:pPr>
+              <w:snapToGrid w:val="0"/>
+              <w:rPr>
+                <w:rFonts w:ascii="Barlow Condensed Medium" w:eastAsia="標楷體" w:hAnsi="Barlow Condensed Medium" w:cstheme="minorHAnsi"/>
+                <w:w w:val="80"/>
+                <w:szCs w:val="24"/>
+              </w:rPr>
+            </w:pPr>
+            <w:r>
+              <w:rPr>
+                <w:rFonts w:ascii="Barlow Condensed Medium" w:eastAsia="標楷體" w:hAnsi="Barlow Condensed Medium" w:cstheme="minorHAnsi" w:hint="eastAsia"/>
+                <w:w w:val="80"/>
+                <w:szCs w:val="24"/>
+              </w:rPr>
+              <w:t>1</w:t>
+            </w:r>
+            <w:r>
+              <w:rPr>
+                <w:rFonts w:ascii="Barlow Condensed Medium" w:eastAsia="標楷體" w:hAnsi="Barlow Condensed Medium" w:cstheme="minorHAnsi"/>
+                <w:w w:val="80"/>
+                <w:szCs w:val="24"/>
+              </w:rPr>
+              <w:t>,000</w:t>
+            </w:r>
+          </w:p>
+        </w:tc>
+        <w:tc>
+          <w:tcPr>
+            <w:tcW w:w="683" w:type="dxa"/>
+            <w:gridSpan w:val="2"/>
+            <w:tcMar>
+              <w:left w:w="28" w:type="dxa"/>
+              <w:right w:w="28" w:type="dxa"/>
+            </w:tcMar>
+            <w:vAlign w:val="center"/>
+          </w:tcPr>
+          <w:p>
+            <w:pPr>
+              <w:snapToGrid w:val="0"/>
+              <w:jc w:val="right"/>
+              <w:rPr>
+                <w:rFonts w:ascii="Barlow Condensed Medium" w:eastAsia="標楷體" w:hAnsi="Barlow Condensed Medium" w:cstheme="minorHAnsi"/>
+                <w:w w:val="80"/>
+                <w:szCs w:val="24"/>
+              </w:rPr>
+            </w:pPr>
           </w:p>
         </w:tc>
         <w:tc>
@@ -27532,7 +28530,7 @@
           </mc:Choice>
           <mc:Fallback>
             <w:pict>
-              <v:line w14:anchorId="387EF24A" id="直線接點 6" o:spid="_x0000_s1026" style="position:absolute;z-index:251665408;visibility:visible;mso-wrap-style:square;mso-width-percent:0;mso-height-percent:0;mso-wrap-distance-left:9pt;mso-wrap-distance-top:0;mso-wrap-distance-right:9pt;mso-wrap-distance-bottom:0;mso-position-horizontal:absolute;mso-position-horizontal-relative:page;mso-position-vertical:absolute;mso-position-vertical-relative:page;mso-width-percent:0;mso-height-percent:0;mso-width-relative:margin;mso-height-relative:margin" from="343.9pt,19.85pt" to="345.05pt,710.95pt" o:gfxdata="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" strokecolor="black [3213]" strokeweight=".5pt">
+              <v:line w14:anchorId="22AB3275" id="直線接點 6" o:spid="_x0000_s1026" style="position:absolute;z-index:251665408;visibility:visible;mso-wrap-style:square;mso-width-percent:0;mso-height-percent:0;mso-wrap-distance-left:9pt;mso-wrap-distance-top:0;mso-wrap-distance-right:9pt;mso-wrap-distance-bottom:0;mso-position-horizontal:absolute;mso-position-horizontal-relative:page;mso-position-vertical:absolute;mso-position-vertical-relative:page;mso-width-percent:0;mso-height-percent:0;mso-width-relative:margin;mso-height-relative:margin" from="343.9pt,19.85pt" to="345.05pt,710.95pt" o:gfxdata="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" strokecolor="black [3213]" strokeweight=".5pt">
                 <v:stroke dashstyle="3 1" joinstyle="miter"/>
                 <w10:wrap anchorx="page" anchory="page"/>
               </v:line>
@@ -27609,7 +28607,7 @@
           </mc:Choice>
           <mc:Fallback>
             <w:pict>
-              <v:line w14:anchorId="22E65013" id="直線接點 4" o:spid="_x0000_s1026" style="position:absolute;z-index:251661312;visibility:visible;mso-wrap-style:square;mso-width-percent:0;mso-height-percent:0;mso-wrap-distance-left:9pt;mso-wrap-distance-top:0;mso-wrap-distance-right:9pt;mso-wrap-distance-bottom:0;mso-position-horizontal:absolute;mso-position-horizontal-relative:page;mso-position-vertical:absolute;mso-position-vertical-relative:page;mso-width-percent:0;mso-height-percent:0;mso-width-relative:margin;mso-height-relative:margin" from="343.9pt,19.85pt" to="345.05pt,710.95pt" o:gfxdata="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" strokecolor="black [3213]" strokeweight=".5pt">
+              <v:line w14:anchorId="68BEB3D2" id="直線接點 4" o:spid="_x0000_s1026" style="position:absolute;z-index:251661312;visibility:visible;mso-wrap-style:square;mso-width-percent:0;mso-height-percent:0;mso-wrap-distance-left:9pt;mso-wrap-distance-top:0;mso-wrap-distance-right:9pt;mso-wrap-distance-bottom:0;mso-position-horizontal:absolute;mso-position-horizontal-relative:page;mso-position-vertical:absolute;mso-position-vertical-relative:page;mso-width-percent:0;mso-height-percent:0;mso-width-relative:margin;mso-height-relative:margin" from="343.9pt,19.85pt" to="345.05pt,710.95pt" o:gfxdata="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" strokecolor="black [3213]" strokeweight=".5pt">
                 <v:stroke dashstyle="3 1" joinstyle="miter"/>
                 <w10:wrap anchorx="page" anchory="page"/>
               </v:line>
@@ -29257,7 +30255,7 @@
 </file>
 
 <file path=word/endnotes.xml><?xml version="1.0" encoding="utf-8"?>
-<w:endnotes xmlns:wpc="http://schemas.microsoft.com/office/word/2010/wordprocessingCanvas" xmlns:mc="http://schemas.openxmlformats.org/markup-compatibility/2006" xmlns:o="urn:schemas-microsoft-com:office:office" xmlns:r="http://schemas.openxmlformats.org/officeDocument/2006/relationships" xmlns:m="http://schemas.openxmlformats.org/officeDocument/2006/math" xmlns:v="urn:schemas-microsoft-com:vml" xmlns:wp14="http://schemas.microsoft.com/office/word/2010/wordprocessingDrawing" xmlns:wp="http://schemas.openxmlformats.org/drawingml/2006/wordprocessingDrawing" xmlns:w10="urn:schemas-microsoft-com:office:word" xmlns:w="http://schemas.openxmlformats.org/wordprocessingml/2006/main" xmlns:w14="http://schemas.microsoft.com/office/word/2010/wordml" xmlns:w15="http://schemas.microsoft.com/office/word/2012/wordml" xmlns:wpg="http://schemas.microsoft.com/office/word/2010/wordprocessingGroup" xmlns:wpi="http://schemas.microsoft.com/office/word/2010/wordprocessingInk" xmlns:wne="http://schemas.microsoft.com/office/word/2006/wordml" xmlns:wps="http://schemas.microsoft.com/office/word/2010/wordprocessingShape" mc:Ignorable="w14 w15 wp14">
+<w:endnotes xmlns:wpc="http://schemas.microsoft.com/office/word/2010/wordprocessingCanvas" xmlns:cx="http://schemas.microsoft.com/office/drawing/2014/chartex" xmlns:cx1="http://schemas.microsoft.com/office/drawing/2015/9/8/chartex" xmlns:cx2="http://schemas.microsoft.com/office/drawing/2015/10/21/chartex" xmlns:cx3="http://schemas.microsoft.com/office/drawing/2016/5/9/chartex" xmlns:cx4="http://schemas.microsoft.com/office/drawing/2016/5/10/chartex" xmlns:cx5="http://schemas.microsoft.com/office/drawing/2016/5/11/chartex" xmlns:cx6="http://schemas.microsoft.com/office/drawing/2016/5/12/chartex" xmlns:cx7="http://schemas.microsoft.com/office/drawing/2016/5/13/chartex" xmlns:cx8="http://schemas.microsoft.com/office/drawing/2016/5/14/chartex" xmlns:mc="http://schemas.openxmlformats.org/markup-compatibility/2006" xmlns:aink="http://schemas.microsoft.com/office/drawing/2016/ink" xmlns:am3d="http://schemas.microsoft.com/office/drawing/2017/model3d" xmlns:o="urn:schemas-microsoft-com:office:office" xmlns:oel="http://schemas.microsoft.com/office/2019/extlst" xmlns:r="http://schemas.openxmlformats.org/officeDocument/2006/relationships" xmlns:m="http://schemas.openxmlformats.org/officeDocument/2006/math" xmlns:v="urn:schemas-microsoft-com:vml" xmlns:wp14="http://schemas.microsoft.com/office/word/2010/wordprocessingDrawing" xmlns:wp="http://schemas.openxmlformats.org/drawingml/2006/wordprocessingDrawing" xmlns:w10="urn:schemas-microsoft-com:office:word" xmlns:w="http://schemas.openxmlformats.org/wordprocessingml/2006/main" xmlns:w14="http://schemas.microsoft.com/office/word/2010/wordml" xmlns:w15="http://schemas.microsoft.com/office/word/2012/wordml" xmlns:w16cex="http://schemas.microsoft.com/office/word/2018/wordml/cex" xmlns:w16cid="http://schemas.microsoft.com/office/word/2016/wordml/cid" xmlns:w16="http://schemas.microsoft.com/office/word/2018/wordml" xmlns:w16sdtdh="http://schemas.microsoft.com/office/word/2020/wordml/sdtdatahash" xmlns:w16se="http://schemas.microsoft.com/office/word/2015/wordml/symex" xmlns:wpg="http://schemas.microsoft.com/office/word/2010/wordprocessingGroup" xmlns:wpi="http://schemas.microsoft.com/office/word/2010/wordprocessingInk" xmlns:wne="http://schemas.microsoft.com/office/word/2006/wordml" xmlns:wps="http://schemas.microsoft.com/office/word/2010/wordprocessingShape" mc:Ignorable="w14 w15 w16se w16cid w16 w16cex w16sdtdh wp14">
   <w:endnote w:type="separator" w:id="-1">
     <w:p>
       <w:r>
@@ -29276,7 +30274,7 @@
 </file>
 
 <file path=word/footnotes.xml><?xml version="1.0" encoding="utf-8"?>
-<w:footnotes xmlns:wpc="http://schemas.microsoft.com/office/word/2010/wordprocessingCanvas" xmlns:mc="http://schemas.openxmlformats.org/markup-compatibility/2006" xmlns:o="urn:schemas-microsoft-com:office:office" xmlns:r="http://schemas.openxmlformats.org/officeDocument/2006/relationships" xmlns:m="http://schemas.openxmlformats.org/officeDocument/2006/math" xmlns:v="urn:schemas-microsoft-com:vml" xmlns:wp14="http://schemas.microsoft.com/office/word/2010/wordprocessingDrawing" xmlns:wp="http://schemas.openxmlformats.org/drawingml/2006/wordprocessingDrawing" xmlns:w10="urn:schemas-microsoft-com:office:word" xmlns:w="http://schemas.openxmlformats.org/wordprocessingml/2006/main" xmlns:w14="http://schemas.microsoft.com/office/word/2010/wordml" xmlns:w15="http://schemas.microsoft.com/office/word/2012/wordml" xmlns:wpg="http://schemas.microsoft.com/office/word/2010/wordprocessingGroup" xmlns:wpi="http://schemas.microsoft.com/office/word/2010/wordprocessingInk" xmlns:wne="http://schemas.microsoft.com/office/word/2006/wordml" xmlns:wps="http://schemas.microsoft.com/office/word/2010/wordprocessingShape" mc:Ignorable="w14 w15 wp14">
+<w:footnotes xmlns:wpc="http://schemas.microsoft.com/office/word/2010/wordprocessingCanvas" xmlns:cx="http://schemas.microsoft.com/office/drawing/2014/chartex" xmlns:cx1="http://schemas.microsoft.com/office/drawing/2015/9/8/chartex" xmlns:cx2="http://schemas.microsoft.com/office/drawing/2015/10/21/chartex" xmlns:cx3="http://schemas.microsoft.com/office/drawing/2016/5/9/chartex" xmlns:cx4="http://schemas.microsoft.com/office/drawing/2016/5/10/chartex" xmlns:cx5="http://schemas.microsoft.com/office/drawing/2016/5/11/chartex" xmlns:cx6="http://schemas.microsoft.com/office/drawing/2016/5/12/chartex" xmlns:cx7="http://schemas.microsoft.com/office/drawing/2016/5/13/chartex" xmlns:cx8="http://schemas.microsoft.com/office/drawing/2016/5/14/chartex" xmlns:mc="http://schemas.openxmlformats.org/markup-compatibility/2006" xmlns:aink="http://schemas.microsoft.com/office/drawing/2016/ink" xmlns:am3d="http://schemas.microsoft.com/office/drawing/2017/model3d" xmlns:o="urn:schemas-microsoft-com:office:office" xmlns:oel="http://schemas.microsoft.com/office/2019/extlst" xmlns:r="http://schemas.openxmlformats.org/officeDocument/2006/relationships" xmlns:m="http://schemas.openxmlformats.org/officeDocument/2006/math" xmlns:v="urn:schemas-microsoft-com:vml" xmlns:wp14="http://schemas.microsoft.com/office/word/2010/wordprocessingDrawing" xmlns:wp="http://schemas.openxmlformats.org/drawingml/2006/wordprocessingDrawing" xmlns:w10="urn:schemas-microsoft-com:office:word" xmlns:w="http://schemas.openxmlformats.org/wordprocessingml/2006/main" xmlns:w14="http://schemas.microsoft.com/office/word/2010/wordml" xmlns:w15="http://schemas.microsoft.com/office/word/2012/wordml" xmlns:w16cex="http://schemas.microsoft.com/office/word/2018/wordml/cex" xmlns:w16cid="http://schemas.microsoft.com/office/word/2016/wordml/cid" xmlns:w16="http://schemas.microsoft.com/office/word/2018/wordml" xmlns:w16sdtdh="http://schemas.microsoft.com/office/word/2020/wordml/sdtdatahash" xmlns:w16se="http://schemas.microsoft.com/office/word/2015/wordml/symex" xmlns:wpg="http://schemas.microsoft.com/office/word/2010/wordprocessingGroup" xmlns:wpi="http://schemas.microsoft.com/office/word/2010/wordprocessingInk" xmlns:wne="http://schemas.microsoft.com/office/word/2006/wordml" xmlns:wps="http://schemas.microsoft.com/office/word/2010/wordprocessingShape" mc:Ignorable="w14 w15 w16se w16cid w16 w16cex w16sdtdh wp14">
   <w:footnote w:type="separator" w:id="-1">
     <w:p>
       <w:r>
@@ -29295,7 +30293,7 @@
 </file>
 
 <file path=word/header1.xml><?xml version="1.0" encoding="utf-8"?>
-<w:hdr xmlns:wpc="http://schemas.microsoft.com/office/word/2010/wordprocessingCanvas" xmlns:mc="http://schemas.openxmlformats.org/markup-compatibility/2006" xmlns:o="urn:schemas-microsoft-com:office:office" xmlns:r="http://schemas.openxmlformats.org/officeDocument/2006/relationships" xmlns:m="http://schemas.openxmlformats.org/officeDocument/2006/math" xmlns:v="urn:schemas-microsoft-com:vml" xmlns:wp14="http://schemas.microsoft.com/office/word/2010/wordprocessingDrawing" xmlns:wp="http://schemas.openxmlformats.org/drawingml/2006/wordprocessingDrawing" xmlns:w10="urn:schemas-microsoft-com:office:word" xmlns:w="http://schemas.openxmlformats.org/wordprocessingml/2006/main" xmlns:w14="http://schemas.microsoft.com/office/word/2010/wordml" xmlns:w15="http://schemas.microsoft.com/office/word/2012/wordml" xmlns:wpg="http://schemas.microsoft.com/office/word/2010/wordprocessingGroup" xmlns:wpi="http://schemas.microsoft.com/office/word/2010/wordprocessingInk" xmlns:wne="http://schemas.microsoft.com/office/word/2006/wordml" xmlns:wps="http://schemas.microsoft.com/office/word/2010/wordprocessingShape" mc:Ignorable="w14 w15 wp14">
+<w:hdr xmlns:wpc="http://schemas.microsoft.com/office/word/2010/wordprocessingCanvas" xmlns:cx="http://schemas.microsoft.com/office/drawing/2014/chartex" xmlns:cx1="http://schemas.microsoft.com/office/drawing/2015/9/8/chartex" xmlns:cx2="http://schemas.microsoft.com/office/drawing/2015/10/21/chartex" xmlns:cx3="http://schemas.microsoft.com/office/drawing/2016/5/9/chartex" xmlns:cx4="http://schemas.microsoft.com/office/drawing/2016/5/10/chartex" xmlns:cx5="http://schemas.microsoft.com/office/drawing/2016/5/11/chartex" xmlns:cx6="http://schemas.microsoft.com/office/drawing/2016/5/12/chartex" xmlns:cx7="http://schemas.microsoft.com/office/drawing/2016/5/13/chartex" xmlns:cx8="http://schemas.microsoft.com/office/drawing/2016/5/14/chartex" xmlns:mc="http://schemas.openxmlformats.org/markup-compatibility/2006" xmlns:aink="http://schemas.microsoft.com/office/drawing/2016/ink" xmlns:am3d="http://schemas.microsoft.com/office/drawing/2017/model3d" xmlns:o="urn:schemas-microsoft-com:office:office" xmlns:oel="http://schemas.microsoft.com/office/2019/extlst" xmlns:r="http://schemas.openxmlformats.org/officeDocument/2006/relationships" xmlns:m="http://schemas.openxmlformats.org/officeDocument/2006/math" xmlns:v="urn:schemas-microsoft-com:vml" xmlns:wp14="http://schemas.microsoft.com/office/word/2010/wordprocessingDrawing" xmlns:wp="http://schemas.openxmlformats.org/drawingml/2006/wordprocessingDrawing" xmlns:w10="urn:schemas-microsoft-com:office:word" xmlns:w="http://schemas.openxmlformats.org/wordprocessingml/2006/main" xmlns:w14="http://schemas.microsoft.com/office/word/2010/wordml" xmlns:w15="http://schemas.microsoft.com/office/word/2012/wordml" xmlns:w16cex="http://schemas.microsoft.com/office/word/2018/wordml/cex" xmlns:w16cid="http://schemas.microsoft.com/office/word/2016/wordml/cid" xmlns:w16="http://schemas.microsoft.com/office/word/2018/wordml" xmlns:w16sdtdh="http://schemas.microsoft.com/office/word/2020/wordml/sdtdatahash" xmlns:w16se="http://schemas.microsoft.com/office/word/2015/wordml/symex" xmlns:wpg="http://schemas.microsoft.com/office/word/2010/wordprocessingGroup" xmlns:wpi="http://schemas.microsoft.com/office/word/2010/wordprocessingInk" xmlns:wne="http://schemas.microsoft.com/office/word/2006/wordml" xmlns:wps="http://schemas.microsoft.com/office/word/2010/wordprocessingShape" mc:Ignorable="w14 w15 w16se w16cid w16 w16cex w16sdtdh wp14">
   <w:p>
     <w:pPr>
       <w:pStyle w:val="a4"/>
@@ -29367,7 +30365,7 @@
         <w:b/>
         <w:noProof/>
       </w:rPr>
-      <w:t>2621</w:t>
+      <w:t>2624</w:t>
     </w:r>
     <w:r>
       <w:rPr>
@@ -29462,7 +30460,7 @@
         <w:b/>
         <w:noProof/>
       </w:rPr>
-      <w:t>05</w:t>
+      <w:t>06</w:t>
     </w:r>
     <w:r>
       <w:rPr>
@@ -29504,7 +30502,7 @@
         <w:b/>
         <w:noProof/>
       </w:rPr>
-      <w:t>24</w:t>
+      <w:t>14</w:t>
     </w:r>
     <w:r>
       <w:rPr>
@@ -29576,7 +30574,7 @@
         <w:b/>
         <w:noProof/>
       </w:rPr>
-      <w:t>2621</w:t>
+      <w:t>2624</w:t>
     </w:r>
     <w:r>
       <w:rPr>
@@ -29671,7 +30669,7 @@
         <w:b/>
         <w:noProof/>
       </w:rPr>
-      <w:t>05</w:t>
+      <w:t>06</w:t>
     </w:r>
     <w:r>
       <w:rPr>
@@ -29713,7 +30711,7 @@
         <w:b/>
         <w:noProof/>
       </w:rPr>
-      <w:t>24</w:t>
+      <w:t>14</w:t>
     </w:r>
     <w:r>
       <w:rPr>
@@ -29753,7 +30751,7 @@
 </file>
 
 <file path=word/header2.xml><?xml version="1.0" encoding="utf-8"?>
-<w:hdr xmlns:wpc="http://schemas.microsoft.com/office/word/2010/wordprocessingCanvas" xmlns:mc="http://schemas.openxmlformats.org/markup-compatibility/2006" xmlns:o="urn:schemas-microsoft-com:office:office" xmlns:r="http://schemas.openxmlformats.org/officeDocument/2006/relationships" xmlns:m="http://schemas.openxmlformats.org/officeDocument/2006/math" xmlns:v="urn:schemas-microsoft-com:vml" xmlns:wp14="http://schemas.microsoft.com/office/word/2010/wordprocessingDrawing" xmlns:wp="http://schemas.openxmlformats.org/drawingml/2006/wordprocessingDrawing" xmlns:w10="urn:schemas-microsoft-com:office:word" xmlns:w="http://schemas.openxmlformats.org/wordprocessingml/2006/main" xmlns:w14="http://schemas.microsoft.com/office/word/2010/wordml" xmlns:w15="http://schemas.microsoft.com/office/word/2012/wordml" xmlns:wpg="http://schemas.microsoft.com/office/word/2010/wordprocessingGroup" xmlns:wpi="http://schemas.microsoft.com/office/word/2010/wordprocessingInk" xmlns:wne="http://schemas.microsoft.com/office/word/2006/wordml" xmlns:wps="http://schemas.microsoft.com/office/word/2010/wordprocessingShape" mc:Ignorable="w14 w15 wp14">
+<w:hdr xmlns:wpc="http://schemas.microsoft.com/office/word/2010/wordprocessingCanvas" xmlns:cx="http://schemas.microsoft.com/office/drawing/2014/chartex" xmlns:cx1="http://schemas.microsoft.com/office/drawing/2015/9/8/chartex" xmlns:cx2="http://schemas.microsoft.com/office/drawing/2015/10/21/chartex" xmlns:cx3="http://schemas.microsoft.com/office/drawing/2016/5/9/chartex" xmlns:cx4="http://schemas.microsoft.com/office/drawing/2016/5/10/chartex" xmlns:cx5="http://schemas.microsoft.com/office/drawing/2016/5/11/chartex" xmlns:cx6="http://schemas.microsoft.com/office/drawing/2016/5/12/chartex" xmlns:cx7="http://schemas.microsoft.com/office/drawing/2016/5/13/chartex" xmlns:cx8="http://schemas.microsoft.com/office/drawing/2016/5/14/chartex" xmlns:mc="http://schemas.openxmlformats.org/markup-compatibility/2006" xmlns:aink="http://schemas.microsoft.com/office/drawing/2016/ink" xmlns:am3d="http://schemas.microsoft.com/office/drawing/2017/model3d" xmlns:o="urn:schemas-microsoft-com:office:office" xmlns:oel="http://schemas.microsoft.com/office/2019/extlst" xmlns:r="http://schemas.openxmlformats.org/officeDocument/2006/relationships" xmlns:m="http://schemas.openxmlformats.org/officeDocument/2006/math" xmlns:v="urn:schemas-microsoft-com:vml" xmlns:wp14="http://schemas.microsoft.com/office/word/2010/wordprocessingDrawing" xmlns:wp="http://schemas.openxmlformats.org/drawingml/2006/wordprocessingDrawing" xmlns:w10="urn:schemas-microsoft-com:office:word" xmlns:w="http://schemas.openxmlformats.org/wordprocessingml/2006/main" xmlns:w14="http://schemas.microsoft.com/office/word/2010/wordml" xmlns:w15="http://schemas.microsoft.com/office/word/2012/wordml" xmlns:w16cex="http://schemas.microsoft.com/office/word/2018/wordml/cex" xmlns:w16cid="http://schemas.microsoft.com/office/word/2016/wordml/cid" xmlns:w16="http://schemas.microsoft.com/office/word/2018/wordml" xmlns:w16sdtdh="http://schemas.microsoft.com/office/word/2020/wordml/sdtdatahash" xmlns:w16se="http://schemas.microsoft.com/office/word/2015/wordml/symex" xmlns:wpg="http://schemas.microsoft.com/office/word/2010/wordprocessingGroup" xmlns:wpi="http://schemas.microsoft.com/office/word/2010/wordprocessingInk" xmlns:wne="http://schemas.microsoft.com/office/word/2006/wordml" xmlns:wps="http://schemas.microsoft.com/office/word/2010/wordprocessingShape" mc:Ignorable="w14 w15 w16se w16cid w16 w16cex w16sdtdh wp14">
   <w:p>
     <w:pPr>
       <w:pStyle w:val="a4"/>
@@ -30211,7 +31209,7 @@
 </file>
 
 <file path=word/header3.xml><?xml version="1.0" encoding="utf-8"?>
-<w:hdr xmlns:wpc="http://schemas.microsoft.com/office/word/2010/wordprocessingCanvas" xmlns:mc="http://schemas.openxmlformats.org/markup-compatibility/2006" xmlns:o="urn:schemas-microsoft-com:office:office" xmlns:r="http://schemas.openxmlformats.org/officeDocument/2006/relationships" xmlns:m="http://schemas.openxmlformats.org/officeDocument/2006/math" xmlns:v="urn:schemas-microsoft-com:vml" xmlns:wp14="http://schemas.microsoft.com/office/word/2010/wordprocessingDrawing" xmlns:wp="http://schemas.openxmlformats.org/drawingml/2006/wordprocessingDrawing" xmlns:w10="urn:schemas-microsoft-com:office:word" xmlns:w="http://schemas.openxmlformats.org/wordprocessingml/2006/main" xmlns:w14="http://schemas.microsoft.com/office/word/2010/wordml" xmlns:w15="http://schemas.microsoft.com/office/word/2012/wordml" xmlns:wpg="http://schemas.microsoft.com/office/word/2010/wordprocessingGroup" xmlns:wpi="http://schemas.microsoft.com/office/word/2010/wordprocessingInk" xmlns:wne="http://schemas.microsoft.com/office/word/2006/wordml" xmlns:wps="http://schemas.microsoft.com/office/word/2010/wordprocessingShape" mc:Ignorable="w14 w15 wp14">
+<w:hdr xmlns:wpc="http://schemas.microsoft.com/office/word/2010/wordprocessingCanvas" xmlns:cx="http://schemas.microsoft.com/office/drawing/2014/chartex" xmlns:cx1="http://schemas.microsoft.com/office/drawing/2015/9/8/chartex" xmlns:cx2="http://schemas.microsoft.com/office/drawing/2015/10/21/chartex" xmlns:cx3="http://schemas.microsoft.com/office/drawing/2016/5/9/chartex" xmlns:cx4="http://schemas.microsoft.com/office/drawing/2016/5/10/chartex" xmlns:cx5="http://schemas.microsoft.com/office/drawing/2016/5/11/chartex" xmlns:cx6="http://schemas.microsoft.com/office/drawing/2016/5/12/chartex" xmlns:cx7="http://schemas.microsoft.com/office/drawing/2016/5/13/chartex" xmlns:cx8="http://schemas.microsoft.com/office/drawing/2016/5/14/chartex" xmlns:mc="http://schemas.openxmlformats.org/markup-compatibility/2006" xmlns:aink="http://schemas.microsoft.com/office/drawing/2016/ink" xmlns:am3d="http://schemas.microsoft.com/office/drawing/2017/model3d" xmlns:o="urn:schemas-microsoft-com:office:office" xmlns:oel="http://schemas.microsoft.com/office/2019/extlst" xmlns:r="http://schemas.openxmlformats.org/officeDocument/2006/relationships" xmlns:m="http://schemas.openxmlformats.org/officeDocument/2006/math" xmlns:v="urn:schemas-microsoft-com:vml" xmlns:wp14="http://schemas.microsoft.com/office/word/2010/wordprocessingDrawing" xmlns:wp="http://schemas.openxmlformats.org/drawingml/2006/wordprocessingDrawing" xmlns:w10="urn:schemas-microsoft-com:office:word" xmlns:w="http://schemas.openxmlformats.org/wordprocessingml/2006/main" xmlns:w14="http://schemas.microsoft.com/office/word/2010/wordml" xmlns:w15="http://schemas.microsoft.com/office/word/2012/wordml" xmlns:w16cex="http://schemas.microsoft.com/office/word/2018/wordml/cex" xmlns:w16cid="http://schemas.microsoft.com/office/word/2016/wordml/cid" xmlns:w16="http://schemas.microsoft.com/office/word/2018/wordml" xmlns:w16sdtdh="http://schemas.microsoft.com/office/word/2020/wordml/sdtdatahash" xmlns:w16se="http://schemas.microsoft.com/office/word/2015/wordml/symex" xmlns:wpg="http://schemas.microsoft.com/office/word/2010/wordprocessingGroup" xmlns:wpi="http://schemas.microsoft.com/office/word/2010/wordprocessingInk" xmlns:wne="http://schemas.microsoft.com/office/word/2006/wordml" xmlns:wps="http://schemas.microsoft.com/office/word/2010/wordprocessingShape" mc:Ignorable="w14 w15 w16se w16cid w16 w16cex w16sdtdh wp14">
   <w:p>
     <w:pPr>
       <w:pStyle w:val="a4"/>
@@ -30669,7 +31667,7 @@
 </file>
 
 <file path=word/header4.xml><?xml version="1.0" encoding="utf-8"?>
-<w:hdr xmlns:wpc="http://schemas.microsoft.com/office/word/2010/wordprocessingCanvas" xmlns:mc="http://schemas.openxmlformats.org/markup-compatibility/2006" xmlns:o="urn:schemas-microsoft-com:office:office" xmlns:r="http://schemas.openxmlformats.org/officeDocument/2006/relationships" xmlns:m="http://schemas.openxmlformats.org/officeDocument/2006/math" xmlns:v="urn:schemas-microsoft-com:vml" xmlns:wp14="http://schemas.microsoft.com/office/word/2010/wordprocessingDrawing" xmlns:wp="http://schemas.openxmlformats.org/drawingml/2006/wordprocessingDrawing" xmlns:w10="urn:schemas-microsoft-com:office:word" xmlns:w="http://schemas.openxmlformats.org/wordprocessingml/2006/main" xmlns:w14="http://schemas.microsoft.com/office/word/2010/wordml" xmlns:w15="http://schemas.microsoft.com/office/word/2012/wordml" xmlns:wpg="http://schemas.microsoft.com/office/word/2010/wordprocessingGroup" xmlns:wpi="http://schemas.microsoft.com/office/word/2010/wordprocessingInk" xmlns:wne="http://schemas.microsoft.com/office/word/2006/wordml" xmlns:wps="http://schemas.microsoft.com/office/word/2010/wordprocessingShape" mc:Ignorable="w14 w15 wp14">
+<w:hdr xmlns:wpc="http://schemas.microsoft.com/office/word/2010/wordprocessingCanvas" xmlns:cx="http://schemas.microsoft.com/office/drawing/2014/chartex" xmlns:cx1="http://schemas.microsoft.com/office/drawing/2015/9/8/chartex" xmlns:cx2="http://schemas.microsoft.com/office/drawing/2015/10/21/chartex" xmlns:cx3="http://schemas.microsoft.com/office/drawing/2016/5/9/chartex" xmlns:cx4="http://schemas.microsoft.com/office/drawing/2016/5/10/chartex" xmlns:cx5="http://schemas.microsoft.com/office/drawing/2016/5/11/chartex" xmlns:cx6="http://schemas.microsoft.com/office/drawing/2016/5/12/chartex" xmlns:cx7="http://schemas.microsoft.com/office/drawing/2016/5/13/chartex" xmlns:cx8="http://schemas.microsoft.com/office/drawing/2016/5/14/chartex" xmlns:mc="http://schemas.openxmlformats.org/markup-compatibility/2006" xmlns:aink="http://schemas.microsoft.com/office/drawing/2016/ink" xmlns:am3d="http://schemas.microsoft.com/office/drawing/2017/model3d" xmlns:o="urn:schemas-microsoft-com:office:office" xmlns:oel="http://schemas.microsoft.com/office/2019/extlst" xmlns:r="http://schemas.openxmlformats.org/officeDocument/2006/relationships" xmlns:m="http://schemas.openxmlformats.org/officeDocument/2006/math" xmlns:v="urn:schemas-microsoft-com:vml" xmlns:wp14="http://schemas.microsoft.com/office/word/2010/wordprocessingDrawing" xmlns:wp="http://schemas.openxmlformats.org/drawingml/2006/wordprocessingDrawing" xmlns:w10="urn:schemas-microsoft-com:office:word" xmlns:w="http://schemas.openxmlformats.org/wordprocessingml/2006/main" xmlns:w14="http://schemas.microsoft.com/office/word/2010/wordml" xmlns:w15="http://schemas.microsoft.com/office/word/2012/wordml" xmlns:w16cex="http://schemas.microsoft.com/office/word/2018/wordml/cex" xmlns:w16cid="http://schemas.microsoft.com/office/word/2016/wordml/cid" xmlns:w16="http://schemas.microsoft.com/office/word/2018/wordml" xmlns:w16sdtdh="http://schemas.microsoft.com/office/word/2020/wordml/sdtdatahash" xmlns:w16se="http://schemas.microsoft.com/office/word/2015/wordml/symex" xmlns:wpg="http://schemas.microsoft.com/office/word/2010/wordprocessingGroup" xmlns:wpi="http://schemas.microsoft.com/office/word/2010/wordprocessingInk" xmlns:wne="http://schemas.microsoft.com/office/word/2006/wordml" xmlns:wps="http://schemas.microsoft.com/office/word/2010/wordprocessingShape" mc:Ignorable="w14 w15 w16se w16cid w16 w16cex w16sdtdh wp14">
   <w:p>
     <w:pPr>
       <w:pStyle w:val="a4"/>
@@ -30741,7 +31739,7 @@
         <w:b/>
         <w:noProof/>
       </w:rPr>
-      <w:t>2623</w:t>
+      <w:t>2624</w:t>
     </w:r>
     <w:r>
       <w:rPr>
@@ -30878,7 +31876,7 @@
         <w:b/>
         <w:noProof/>
       </w:rPr>
-      <w:t>07</w:t>
+      <w:t>14</w:t>
     </w:r>
     <w:r>
       <w:rPr>
@@ -30950,7 +31948,7 @@
         <w:b/>
         <w:noProof/>
       </w:rPr>
-      <w:t>2623</w:t>
+      <w:t>2624</w:t>
     </w:r>
     <w:r>
       <w:rPr>
@@ -31087,7 +32085,7 @@
         <w:b/>
         <w:noProof/>
       </w:rPr>
-      <w:t>07</w:t>
+      <w:t>14</w:t>
     </w:r>
     <w:r>
       <w:rPr>
@@ -31127,7 +32125,7 @@
 </file>
 
 <file path=word/numbering.xml><?xml version="1.0" encoding="utf-8"?>
-<w:numbering xmlns:wpc="http://schemas.microsoft.com/office/word/2010/wordprocessingCanvas" xmlns:mc="http://schemas.openxmlformats.org/markup-compatibility/2006" xmlns:o="urn:schemas-microsoft-com:office:office" xmlns:r="http://schemas.openxmlformats.org/officeDocument/2006/relationships" xmlns:m="http://schemas.openxmlformats.org/officeDocument/2006/math" xmlns:v="urn:schemas-microsoft-com:vml" xmlns:wp14="http://schemas.microsoft.com/office/word/2010/wordprocessingDrawing" xmlns:wp="http://schemas.openxmlformats.org/drawingml/2006/wordprocessingDrawing" xmlns:w10="urn:schemas-microsoft-com:office:word" xmlns:w="http://schemas.openxmlformats.org/wordprocessingml/2006/main" xmlns:w14="http://schemas.microsoft.com/office/word/2010/wordml" xmlns:w15="http://schemas.microsoft.com/office/word/2012/wordml" xmlns:wpg="http://schemas.microsoft.com/office/word/2010/wordprocessingGroup" xmlns:wpi="http://schemas.microsoft.com/office/word/2010/wordprocessingInk" xmlns:wne="http://schemas.microsoft.com/office/word/2006/wordml" xmlns:wps="http://schemas.microsoft.com/office/word/2010/wordprocessingShape" mc:Ignorable="w14 w15 wp14">
+<w:numbering xmlns:wpc="http://schemas.microsoft.com/office/word/2010/wordprocessingCanvas" xmlns:cx="http://schemas.microsoft.com/office/drawing/2014/chartex" xmlns:cx1="http://schemas.microsoft.com/office/drawing/2015/9/8/chartex" xmlns:cx2="http://schemas.microsoft.com/office/drawing/2015/10/21/chartex" xmlns:cx3="http://schemas.microsoft.com/office/drawing/2016/5/9/chartex" xmlns:cx4="http://schemas.microsoft.com/office/drawing/2016/5/10/chartex" xmlns:cx5="http://schemas.microsoft.com/office/drawing/2016/5/11/chartex" xmlns:cx6="http://schemas.microsoft.com/office/drawing/2016/5/12/chartex" xmlns:cx7="http://schemas.microsoft.com/office/drawing/2016/5/13/chartex" xmlns:cx8="http://schemas.microsoft.com/office/drawing/2016/5/14/chartex" xmlns:mc="http://schemas.openxmlformats.org/markup-compatibility/2006" xmlns:aink="http://schemas.microsoft.com/office/drawing/2016/ink" xmlns:am3d="http://schemas.microsoft.com/office/drawing/2017/model3d" xmlns:o="urn:schemas-microsoft-com:office:office" xmlns:oel="http://schemas.microsoft.com/office/2019/extlst" xmlns:r="http://schemas.openxmlformats.org/officeDocument/2006/relationships" xmlns:m="http://schemas.openxmlformats.org/officeDocument/2006/math" xmlns:v="urn:schemas-microsoft-com:vml" xmlns:wp14="http://schemas.microsoft.com/office/word/2010/wordprocessingDrawing" xmlns:wp="http://schemas.openxmlformats.org/drawingml/2006/wordprocessingDrawing" xmlns:w10="urn:schemas-microsoft-com:office:word" xmlns:w="http://schemas.openxmlformats.org/wordprocessingml/2006/main" xmlns:w14="http://schemas.microsoft.com/office/word/2010/wordml" xmlns:w15="http://schemas.microsoft.com/office/word/2012/wordml" xmlns:w16cex="http://schemas.microsoft.com/office/word/2018/wordml/cex" xmlns:w16cid="http://schemas.microsoft.com/office/word/2016/wordml/cid" xmlns:w16="http://schemas.microsoft.com/office/word/2018/wordml" xmlns:w16sdtdh="http://schemas.microsoft.com/office/word/2020/wordml/sdtdatahash" xmlns:w16se="http://schemas.microsoft.com/office/word/2015/wordml/symex" xmlns:wpg="http://schemas.microsoft.com/office/word/2010/wordprocessingGroup" xmlns:wpi="http://schemas.microsoft.com/office/word/2010/wordprocessingInk" xmlns:wne="http://schemas.microsoft.com/office/word/2006/wordml" xmlns:wps="http://schemas.microsoft.com/office/word/2010/wordprocessingShape" mc:Ignorable="w14 w15 w16se w16cid w16 w16cex w16sdtdh wp14">
   <w:abstractNum w:abstractNumId="0" w15:restartNumberingAfterBreak="0">
     <w:nsid w:val="0397573A"/>
     <w:multiLevelType w:val="hybridMultilevel"/>
@@ -32819,68 +33817,68 @@
       </w:pPr>
     </w:lvl>
   </w:abstractNum>
-  <w:num w:numId="1">
+  <w:num w:numId="1" w16cid:durableId="370112561">
     <w:abstractNumId w:val="18"/>
   </w:num>
-  <w:num w:numId="2">
+  <w:num w:numId="2" w16cid:durableId="1009714571">
     <w:abstractNumId w:val="5"/>
   </w:num>
-  <w:num w:numId="3">
+  <w:num w:numId="3" w16cid:durableId="2128963082">
     <w:abstractNumId w:val="9"/>
   </w:num>
-  <w:num w:numId="4">
+  <w:num w:numId="4" w16cid:durableId="1109927836">
     <w:abstractNumId w:val="3"/>
   </w:num>
-  <w:num w:numId="5">
+  <w:num w:numId="5" w16cid:durableId="90396540">
     <w:abstractNumId w:val="10"/>
   </w:num>
-  <w:num w:numId="6">
+  <w:num w:numId="6" w16cid:durableId="1383477834">
     <w:abstractNumId w:val="17"/>
   </w:num>
-  <w:num w:numId="7">
+  <w:num w:numId="7" w16cid:durableId="1809320226">
     <w:abstractNumId w:val="16"/>
   </w:num>
-  <w:num w:numId="8">
+  <w:num w:numId="8" w16cid:durableId="164443231">
     <w:abstractNumId w:val="8"/>
   </w:num>
-  <w:num w:numId="9">
+  <w:num w:numId="9" w16cid:durableId="1190408835">
     <w:abstractNumId w:val="14"/>
   </w:num>
-  <w:num w:numId="10">
+  <w:num w:numId="10" w16cid:durableId="14042794">
     <w:abstractNumId w:val="4"/>
   </w:num>
-  <w:num w:numId="11">
+  <w:num w:numId="11" w16cid:durableId="1005940104">
     <w:abstractNumId w:val="11"/>
   </w:num>
-  <w:num w:numId="12">
+  <w:num w:numId="12" w16cid:durableId="815757069">
     <w:abstractNumId w:val="2"/>
   </w:num>
-  <w:num w:numId="13">
+  <w:num w:numId="13" w16cid:durableId="1378237734">
     <w:abstractNumId w:val="12"/>
   </w:num>
-  <w:num w:numId="14">
+  <w:num w:numId="14" w16cid:durableId="988362496">
     <w:abstractNumId w:val="13"/>
   </w:num>
-  <w:num w:numId="15">
+  <w:num w:numId="15" w16cid:durableId="383531021">
     <w:abstractNumId w:val="1"/>
   </w:num>
-  <w:num w:numId="16">
+  <w:num w:numId="16" w16cid:durableId="225457479">
     <w:abstractNumId w:val="0"/>
   </w:num>
-  <w:num w:numId="17">
+  <w:num w:numId="17" w16cid:durableId="1738211587">
     <w:abstractNumId w:val="15"/>
   </w:num>
-  <w:num w:numId="18">
+  <w:num w:numId="18" w16cid:durableId="1848136025">
     <w:abstractNumId w:val="7"/>
   </w:num>
-  <w:num w:numId="19">
+  <w:num w:numId="19" w16cid:durableId="115763057">
     <w:abstractNumId w:val="6"/>
   </w:num>
 </w:numbering>
 </file>
 
 <file path=word/styles.xml><?xml version="1.0" encoding="utf-8"?>
-<w:styles xmlns:mc="http://schemas.openxmlformats.org/markup-compatibility/2006" xmlns:r="http://schemas.openxmlformats.org/officeDocument/2006/relationships" xmlns:w="http://schemas.openxmlformats.org/wordprocessingml/2006/main" xmlns:w14="http://schemas.microsoft.com/office/word/2010/wordml" xmlns:w15="http://schemas.microsoft.com/office/word/2012/wordml" mc:Ignorable="w14 w15">
+<w:styles xmlns:mc="http://schemas.openxmlformats.org/markup-compatibility/2006" xmlns:r="http://schemas.openxmlformats.org/officeDocument/2006/relationships" xmlns:w="http://schemas.openxmlformats.org/wordprocessingml/2006/main" xmlns:w14="http://schemas.microsoft.com/office/word/2010/wordml" xmlns:w15="http://schemas.microsoft.com/office/word/2012/wordml" xmlns:w16cex="http://schemas.microsoft.com/office/word/2018/wordml/cex" xmlns:w16cid="http://schemas.microsoft.com/office/word/2016/wordml/cid" xmlns:w16="http://schemas.microsoft.com/office/word/2018/wordml" xmlns:w16sdtdh="http://schemas.microsoft.com/office/word/2020/wordml/sdtdatahash" xmlns:w16se="http://schemas.microsoft.com/office/word/2015/wordml/symex" mc:Ignorable="w14 w15 w16se w16cid w16 w16cex w16sdtdh">
   <w:docDefaults>
     <w:rPrDefault>
       <w:rPr>
@@ -32893,7 +33891,7 @@
     </w:rPrDefault>
     <w:pPrDefault/>
   </w:docDefaults>
-  <w:latentStyles w:defLockedState="0" w:defUIPriority="99" w:defSemiHidden="0" w:defUnhideWhenUsed="0" w:defQFormat="0" w:count="371">
+  <w:latentStyles w:defLockedState="0" w:defUIPriority="99" w:defSemiHidden="0" w:defUnhideWhenUsed="0" w:defQFormat="0" w:count="376">
     <w:lsdException w:name="Normal" w:uiPriority="0" w:qFormat="1"/>
     <w:lsdException w:name="heading 1" w:uiPriority="9" w:qFormat="1"/>
     <w:lsdException w:name="heading 2" w:semiHidden="1" w:uiPriority="9" w:unhideWhenUsed="1" w:qFormat="1"/>
@@ -33265,6 +34263,11 @@
     <w:lsdException w:name="List Table 5 Dark Accent 6" w:uiPriority="50"/>
     <w:lsdException w:name="List Table 6 Colorful Accent 6" w:uiPriority="51"/>
     <w:lsdException w:name="List Table 7 Colorful Accent 6" w:uiPriority="52"/>
+    <w:lsdException w:name="Mention" w:semiHidden="1" w:unhideWhenUsed="1"/>
+    <w:lsdException w:name="Smart Hyperlink" w:semiHidden="1" w:unhideWhenUsed="1"/>
+    <w:lsdException w:name="Hashtag" w:semiHidden="1" w:unhideWhenUsed="1"/>
+    <w:lsdException w:name="Unresolved Mention" w:semiHidden="1" w:unhideWhenUsed="1"/>
+    <w:lsdException w:name="Smart Link" w:semiHidden="1" w:unhideWhenUsed="1"/>
   </w:latentStyles>
   <w:style w:type="paragraph" w:default="1" w:styleId="a">
     <w:name w:val="Normal"/>

--- a/新泰週報20260614[2624]B4F.docx
+++ b/新泰週報20260614[2624]B4F.docx
@@ -1,6 +1,6 @@
 
 <file path=word/document.xml><?xml version="1.0" encoding="utf-8"?>
-<w:document xmlns:wpc="http://schemas.microsoft.com/office/word/2010/wordprocessingCanvas" xmlns:cx="http://schemas.microsoft.com/office/drawing/2014/chartex" xmlns:cx1="http://schemas.microsoft.com/office/drawing/2015/9/8/chartex" xmlns:cx2="http://schemas.microsoft.com/office/drawing/2015/10/21/chartex" xmlns:cx3="http://schemas.microsoft.com/office/drawing/2016/5/9/chartex" xmlns:cx4="http://schemas.microsoft.com/office/drawing/2016/5/10/chartex" xmlns:cx5="http://schemas.microsoft.com/office/drawing/2016/5/11/chartex" xmlns:cx6="http://schemas.microsoft.com/office/drawing/2016/5/12/chartex" xmlns:cx7="http://schemas.microsoft.com/office/drawing/2016/5/13/chartex" xmlns:cx8="http://schemas.microsoft.com/office/drawing/2016/5/14/chartex" xmlns:mc="http://schemas.openxmlformats.org/markup-compatibility/2006" xmlns:aink="http://schemas.microsoft.com/office/drawing/2016/ink" xmlns:am3d="http://schemas.microsoft.com/office/drawing/2017/model3d" xmlns:o="urn:schemas-microsoft-com:office:office" xmlns:oel="http://schemas.microsoft.com/office/2019/extlst" xmlns:r="http://schemas.openxmlformats.org/officeDocument/2006/relationships" xmlns:m="http://schemas.openxmlformats.org/officeDocument/2006/math" xmlns:v="urn:schemas-microsoft-com:vml" xmlns:wp14="http://schemas.microsoft.com/office/word/2010/wordprocessingDrawing" xmlns:wp="http://schemas.openxmlformats.org/drawingml/2006/wordprocessingDrawing" xmlns:w10="urn:schemas-microsoft-com:office:word" xmlns:w="http://schemas.openxmlformats.org/wordprocessingml/2006/main" xmlns:w14="http://schemas.microsoft.com/office/word/2010/wordml" xmlns:w15="http://schemas.microsoft.com/office/word/2012/wordml" xmlns:w16cex="http://schemas.microsoft.com/office/word/2018/wordml/cex" xmlns:w16cid="http://schemas.microsoft.com/office/word/2016/wordml/cid" xmlns:w16="http://schemas.microsoft.com/office/word/2018/wordml" xmlns:w16sdtdh="http://schemas.microsoft.com/office/word/2020/wordml/sdtdatahash" xmlns:w16se="http://schemas.microsoft.com/office/word/2015/wordml/symex" xmlns:wpg="http://schemas.microsoft.com/office/word/2010/wordprocessingGroup" xmlns:wpi="http://schemas.microsoft.com/office/word/2010/wordprocessingInk" xmlns:wne="http://schemas.microsoft.com/office/word/2006/wordml" xmlns:wps="http://schemas.microsoft.com/office/word/2010/wordprocessingShape" mc:Ignorable="w14 w15 w16se w16cid w16 w16cex w16sdtdh wp14">
+<w:document xmlns:wpc="http://schemas.microsoft.com/office/word/2010/wordprocessingCanvas" xmlns:mc="http://schemas.openxmlformats.org/markup-compatibility/2006" xmlns:o="urn:schemas-microsoft-com:office:office" xmlns:r="http://schemas.openxmlformats.org/officeDocument/2006/relationships" xmlns:m="http://schemas.openxmlformats.org/officeDocument/2006/math" xmlns:v="urn:schemas-microsoft-com:vml" xmlns:wp14="http://schemas.microsoft.com/office/word/2010/wordprocessingDrawing" xmlns:wp="http://schemas.openxmlformats.org/drawingml/2006/wordprocessingDrawing" xmlns:w10="urn:schemas-microsoft-com:office:word" xmlns:w="http://schemas.openxmlformats.org/wordprocessingml/2006/main" xmlns:w14="http://schemas.microsoft.com/office/word/2010/wordml" xmlns:w15="http://schemas.microsoft.com/office/word/2012/wordml" xmlns:wpg="http://schemas.microsoft.com/office/word/2010/wordprocessingGroup" xmlns:wpi="http://schemas.microsoft.com/office/word/2010/wordprocessingInk" xmlns:wne="http://schemas.microsoft.com/office/word/2006/wordml" xmlns:wps="http://schemas.microsoft.com/office/word/2010/wordprocessingShape" mc:Ignorable="w14 w15 wp14">
   <w:body>
     <w:p>
       <w:pPr>
@@ -1409,27 +1409,7 @@
                 <w:sz w:val="26"/>
                 <w:szCs w:val="26"/>
               </w:rPr>
-              <w:t>任</w:t>
-            </w:r>
-            <w:proofErr w:type="gramStart"/>
-            <w:r>
-              <w:rPr>
-                <w:rFonts w:ascii="Barlow Condensed Medium" w:eastAsia="標楷體" w:hAnsi="Barlow Condensed Medium" w:cs="Segoe UI Symbol" w:hint="eastAsia"/>
-                <w:w w:val="90"/>
-                <w:sz w:val="26"/>
-                <w:szCs w:val="26"/>
-              </w:rPr>
-              <w:t>牧師授職禮拜</w:t>
-            </w:r>
-            <w:proofErr w:type="gramEnd"/>
-            <w:r>
-              <w:rPr>
-                <w:rFonts w:ascii="Barlow Condensed Medium" w:eastAsia="標楷體" w:hAnsi="Barlow Condensed Medium" w:cs="Segoe UI Symbol" w:hint="eastAsia"/>
-                <w:w w:val="90"/>
-                <w:sz w:val="26"/>
-                <w:szCs w:val="26"/>
-              </w:rPr>
-              <w:t>。</w:t>
+              <w:t>任牧師授職禮拜。</w:t>
             </w:r>
           </w:p>
         </w:tc>
@@ -1504,15 +1484,6 @@
             </w:pPr>
             <w:r>
               <w:rPr>
-                <w:rFonts w:ascii="Segoe UI Symbol" w:eastAsia="標楷體" w:hAnsi="Segoe UI Symbol" w:cs="Segoe UI Symbol"/>
-                <w:w w:val="90"/>
-                <w:sz w:val="26"/>
-                <w:szCs w:val="26"/>
-              </w:rPr>
-              <w:t>★</w:t>
-            </w:r>
-            <w:r>
-              <w:rPr>
                 <w:rFonts w:ascii="Barlow Condensed Medium" w:eastAsia="標楷體" w:hAnsi="Barlow Condensed Medium" w:cs="Segoe UI Symbol" w:hint="eastAsia"/>
                 <w:w w:val="90"/>
                 <w:sz w:val="26"/>
@@ -1554,27 +1525,7 @@
                 <w:sz w:val="26"/>
                 <w:szCs w:val="26"/>
               </w:rPr>
-              <w:t>舉行施文蓓牧師就任第五任</w:t>
-            </w:r>
-            <w:proofErr w:type="gramStart"/>
-            <w:r>
-              <w:rPr>
-                <w:rFonts w:ascii="Barlow Condensed Medium" w:eastAsia="標楷體" w:hAnsi="Barlow Condensed Medium" w:cs="Segoe UI Symbol" w:hint="eastAsia"/>
-                <w:w w:val="90"/>
-                <w:sz w:val="26"/>
-                <w:szCs w:val="26"/>
-              </w:rPr>
-              <w:t>牧師授職感恩</w:t>
-            </w:r>
-            <w:proofErr w:type="gramEnd"/>
-            <w:r>
-              <w:rPr>
-                <w:rFonts w:ascii="Barlow Condensed Medium" w:eastAsia="標楷體" w:hAnsi="Barlow Condensed Medium" w:cs="Segoe UI Symbol" w:hint="eastAsia"/>
-                <w:w w:val="90"/>
-                <w:sz w:val="26"/>
-                <w:szCs w:val="26"/>
-              </w:rPr>
-              <w:t>禮拜</w:t>
+              <w:t>舉行施文蓓牧師就任第五任牧師授職感恩禮拜</w:t>
             </w:r>
             <w:r>
               <w:rPr>
@@ -1616,6 +1567,15 @@
                 <w:szCs w:val="26"/>
               </w:rPr>
             </w:pPr>
+            <w:r>
+              <w:rPr>
+                <w:rFonts w:ascii="Barlow Condensed Medium" w:eastAsia="華康細黑體" w:hAnsi="Barlow Condensed Medium" w:hint="eastAsia"/>
+                <w:w w:val="90"/>
+                <w:sz w:val="26"/>
+                <w:szCs w:val="26"/>
+              </w:rPr>
+              <w:t>5.</w:t>
+            </w:r>
           </w:p>
         </w:tc>
         <w:tc>
@@ -1645,6 +1605,156 @@
                 <w:szCs w:val="26"/>
               </w:rPr>
             </w:pPr>
+            <w:r>
+              <w:rPr>
+                <w:rFonts w:ascii="Segoe UI Symbol" w:eastAsia="標楷體" w:hAnsi="Segoe UI Symbol" w:cs="Segoe UI Symbol"/>
+                <w:w w:val="90"/>
+                <w:sz w:val="26"/>
+                <w:szCs w:val="26"/>
+              </w:rPr>
+              <w:t>★</w:t>
+            </w:r>
+            <w:r>
+              <w:rPr>
+                <w:rFonts w:ascii="Barlow Condensed Medium" w:eastAsia="標楷體" w:hAnsi="Barlow Condensed Medium" w:cs="Segoe UI Symbol" w:hint="eastAsia"/>
+                <w:w w:val="90"/>
+                <w:sz w:val="26"/>
+                <w:szCs w:val="26"/>
+              </w:rPr>
+              <w:t>台北中會第</w:t>
+            </w:r>
+            <w:r>
+              <w:rPr>
+                <w:rFonts w:ascii="Barlow Condensed Medium" w:eastAsia="標楷體" w:hAnsi="Barlow Condensed Medium" w:cs="Segoe UI Symbol" w:hint="eastAsia"/>
+                <w:w w:val="90"/>
+                <w:sz w:val="26"/>
+                <w:szCs w:val="26"/>
+              </w:rPr>
+              <w:t>75</w:t>
+            </w:r>
+            <w:r>
+              <w:rPr>
+                <w:rFonts w:ascii="Barlow Condensed Medium" w:eastAsia="標楷體" w:hAnsi="Barlow Condensed Medium" w:cs="Segoe UI Symbol" w:hint="eastAsia"/>
+                <w:w w:val="90"/>
+                <w:sz w:val="26"/>
+                <w:szCs w:val="26"/>
+              </w:rPr>
+              <w:t>屆第</w:t>
+            </w:r>
+            <w:r>
+              <w:rPr>
+                <w:rFonts w:ascii="Barlow Condensed Medium" w:eastAsia="標楷體" w:hAnsi="Barlow Condensed Medium" w:cs="Segoe UI Symbol" w:hint="eastAsia"/>
+                <w:w w:val="90"/>
+                <w:sz w:val="26"/>
+                <w:szCs w:val="26"/>
+              </w:rPr>
+              <w:t>2</w:t>
+            </w:r>
+            <w:r>
+              <w:rPr>
+                <w:rFonts w:ascii="Barlow Condensed Medium" w:eastAsia="標楷體" w:hAnsi="Barlow Condensed Medium" w:cs="Segoe UI Symbol" w:hint="eastAsia"/>
+                <w:w w:val="90"/>
+                <w:sz w:val="26"/>
+                <w:szCs w:val="26"/>
+              </w:rPr>
+              <w:t>次議會將於</w:t>
+            </w:r>
+            <w:r>
+              <w:rPr>
+                <w:rFonts w:ascii="Barlow Condensed Medium" w:eastAsia="標楷體" w:hAnsi="Barlow Condensed Medium" w:cs="Segoe UI Symbol" w:hint="eastAsia"/>
+                <w:w w:val="90"/>
+                <w:sz w:val="26"/>
+                <w:szCs w:val="26"/>
+              </w:rPr>
+              <w:t>6/16(</w:t>
+            </w:r>
+            <w:r>
+              <w:rPr>
+                <w:rFonts w:ascii="Barlow Condensed Medium" w:eastAsia="標楷體" w:hAnsi="Barlow Condensed Medium" w:cs="Segoe UI Symbol" w:hint="eastAsia"/>
+                <w:w w:val="90"/>
+                <w:sz w:val="26"/>
+                <w:szCs w:val="26"/>
+              </w:rPr>
+              <w:t>二</w:t>
+            </w:r>
+            <w:r>
+              <w:rPr>
+                <w:rFonts w:ascii="Barlow Condensed Medium" w:eastAsia="標楷體" w:hAnsi="Barlow Condensed Medium" w:cs="Segoe UI Symbol" w:hint="eastAsia"/>
+                <w:w w:val="90"/>
+                <w:sz w:val="26"/>
+                <w:szCs w:val="26"/>
+              </w:rPr>
+              <w:t>)</w:t>
+            </w:r>
+            <w:r>
+              <w:rPr>
+                <w:rFonts w:ascii="Barlow Condensed Medium" w:eastAsia="標楷體" w:hAnsi="Barlow Condensed Medium" w:cs="Segoe UI Symbol" w:hint="eastAsia"/>
+                <w:w w:val="90"/>
+                <w:sz w:val="26"/>
+                <w:szCs w:val="26"/>
+              </w:rPr>
+              <w:t>上午</w:t>
+            </w:r>
+            <w:r>
+              <w:rPr>
+                <w:rFonts w:ascii="Barlow Condensed Medium" w:eastAsia="標楷體" w:hAnsi="Barlow Condensed Medium" w:cs="Segoe UI Symbol" w:hint="eastAsia"/>
+                <w:w w:val="90"/>
+                <w:sz w:val="26"/>
+                <w:szCs w:val="26"/>
+              </w:rPr>
+              <w:t>9:00</w:t>
+            </w:r>
+            <w:r>
+              <w:rPr>
+                <w:rFonts w:ascii="Barlow Condensed Medium" w:eastAsia="標楷體" w:hAnsi="Barlow Condensed Medium" w:cs="Segoe UI Symbol" w:hint="eastAsia"/>
+                <w:w w:val="90"/>
+                <w:sz w:val="26"/>
+                <w:szCs w:val="26"/>
+              </w:rPr>
+              <w:t>在大稻埕教會召開</w:t>
+            </w:r>
+            <w:r>
+              <w:rPr>
+                <w:rFonts w:ascii="Barlow Condensed Medium" w:eastAsia="標楷體" w:hAnsi="Barlow Condensed Medium" w:cs="Segoe UI Symbol" w:hint="eastAsia"/>
+                <w:noProof/>
+                <w:w w:val="90"/>
+                <w:sz w:val="26"/>
+                <w:szCs w:val="26"/>
+                <w:lang w:bidi="he-IL"/>
+              </w:rPr>
+              <w:t>。</w:t>
+            </w:r>
+            <w:r>
+              <w:rPr>
+                <w:rFonts w:ascii="Barlow Condensed Medium" w:eastAsia="標楷體" w:hAnsi="Barlow Condensed Medium" w:cs="Segoe UI Symbol" w:hint="eastAsia"/>
+                <w:w w:val="90"/>
+                <w:sz w:val="26"/>
+                <w:szCs w:val="26"/>
+              </w:rPr>
+              <w:t>上午</w:t>
+            </w:r>
+            <w:r>
+              <w:rPr>
+                <w:rFonts w:ascii="Barlow Condensed Medium" w:eastAsia="標楷體" w:hAnsi="Barlow Condensed Medium" w:cs="Segoe UI Symbol" w:hint="eastAsia"/>
+                <w:noProof/>
+                <w:w w:val="90"/>
+                <w:sz w:val="26"/>
+                <w:szCs w:val="26"/>
+                <w:lang w:bidi="he-IL"/>
+              </w:rPr>
+              <w:t>9:00</w:t>
+            </w:r>
+            <w:r>
+              <w:rPr>
+                <w:rFonts w:ascii="Barlow Condensed Medium" w:eastAsia="標楷體" w:hAnsi="Barlow Condensed Medium" w:cs="Segoe UI Symbol" w:hint="eastAsia"/>
+                <w:noProof/>
+                <w:w w:val="90"/>
+                <w:sz w:val="26"/>
+                <w:szCs w:val="26"/>
+                <w:lang w:bidi="he-IL"/>
+              </w:rPr>
+              <w:t>有張碩恩牧師就任台北中會第三任總幹事授職感恩禮拜。</w:t>
+            </w:r>
           </w:p>
         </w:tc>
       </w:tr>
@@ -1760,7 +1870,16 @@
                 <w:sz w:val="26"/>
                 <w:szCs w:val="26"/>
               </w:rPr>
-              <w:t>下主日</w:t>
+              <w:t>本</w:t>
+            </w:r>
+            <w:r>
+              <w:rPr>
+                <w:rFonts w:ascii="Barlow Condensed Medium" w:eastAsia="標楷體" w:hAnsi="Barlow Condensed Medium" w:cs="Segoe UI Symbol" w:hint="eastAsia"/>
+                <w:w w:val="90"/>
+                <w:sz w:val="26"/>
+                <w:szCs w:val="26"/>
+              </w:rPr>
+              <w:t>主日</w:t>
             </w:r>
             <w:r>
               <w:rPr>
@@ -1856,7 +1975,7 @@
                 <w:sz w:val="26"/>
                 <w:szCs w:val="26"/>
               </w:rPr>
-              <w:t>下主日下午</w:t>
+              <w:t>本</w:t>
             </w:r>
             <w:r>
               <w:rPr>
@@ -1865,7 +1984,7 @@
                 <w:sz w:val="26"/>
                 <w:szCs w:val="26"/>
               </w:rPr>
-              <w:t>3</w:t>
+              <w:t>主日下午</w:t>
             </w:r>
             <w:r>
               <w:rPr>
@@ -1874,9 +1993,8 @@
                 <w:sz w:val="26"/>
                 <w:szCs w:val="26"/>
               </w:rPr>
-              <w:t>時在禮拜堂教室召開</w:t>
-            </w:r>
-            <w:proofErr w:type="gramStart"/>
+              <w:t>3</w:t>
+            </w:r>
             <w:r>
               <w:rPr>
                 <w:rFonts w:ascii="Barlow Condensed Medium" w:eastAsia="標楷體" w:hAnsi="Barlow Condensed Medium" w:cs="Segoe UI Symbol" w:hint="eastAsia"/>
@@ -1884,37 +2002,7 @@
                 <w:sz w:val="26"/>
                 <w:szCs w:val="26"/>
               </w:rPr>
-              <w:t>定期長執會</w:t>
-            </w:r>
-            <w:proofErr w:type="gramEnd"/>
-            <w:r>
-              <w:rPr>
-                <w:rFonts w:ascii="Barlow Condensed Medium" w:eastAsia="標楷體" w:hAnsi="Barlow Condensed Medium" w:cs="Segoe UI Symbol" w:hint="eastAsia"/>
-                <w:w w:val="90"/>
-                <w:sz w:val="26"/>
-                <w:szCs w:val="26"/>
-              </w:rPr>
-              <w:t>和小會，請</w:t>
-            </w:r>
-            <w:proofErr w:type="gramStart"/>
-            <w:r>
-              <w:rPr>
-                <w:rFonts w:ascii="Barlow Condensed Medium" w:eastAsia="標楷體" w:hAnsi="Barlow Condensed Medium" w:cs="Segoe UI Symbol" w:hint="eastAsia"/>
-                <w:w w:val="90"/>
-                <w:sz w:val="26"/>
-                <w:szCs w:val="26"/>
-              </w:rPr>
-              <w:t>長執撥冗</w:t>
-            </w:r>
-            <w:proofErr w:type="gramEnd"/>
-            <w:r>
-              <w:rPr>
-                <w:rFonts w:ascii="Barlow Condensed Medium" w:eastAsia="標楷體" w:hAnsi="Barlow Condensed Medium" w:cs="Segoe UI Symbol" w:hint="eastAsia"/>
-                <w:w w:val="90"/>
-                <w:sz w:val="26"/>
-                <w:szCs w:val="26"/>
-              </w:rPr>
-              <w:t>出席</w:t>
+              <w:t>時在禮拜堂教室召開定期長執會和小會，請長執撥冗出席</w:t>
             </w:r>
             <w:r>
               <w:rPr>
@@ -1955,16 +2043,7 @@
                 <w:sz w:val="26"/>
                 <w:szCs w:val="26"/>
               </w:rPr>
-              <w:t>3</w:t>
-            </w:r>
-            <w:r>
-              <w:rPr>
-                <w:rFonts w:ascii="Barlow Condensed Medium" w:eastAsia="華康細黑體" w:hAnsi="Barlow Condensed Medium" w:hint="eastAsia"/>
-                <w:w w:val="90"/>
-                <w:sz w:val="26"/>
-                <w:szCs w:val="26"/>
-              </w:rPr>
-              <w:t>.</w:t>
+              <w:t>3.</w:t>
             </w:r>
           </w:p>
         </w:tc>
@@ -2056,7 +2135,92 @@
                 <w:szCs w:val="26"/>
                 <w:lang w:bidi="he-IL"/>
               </w:rPr>
-              <w:t>在中原大學舉行的野外禮拜。報名至</w:t>
+              <w:t>在中原大學舉行的野外禮拜，當日本會禮拜暫停，請於招待桌報名。</w:t>
+            </w:r>
+          </w:p>
+        </w:tc>
+      </w:tr>
+      <w:tr>
+        <w:tc>
+          <w:tcPr>
+            <w:tcW w:w="280" w:type="dxa"/>
+          </w:tcPr>
+          <w:p>
+            <w:pPr>
+              <w:snapToGrid w:val="0"/>
+              <w:spacing w:line="300" w:lineRule="exact"/>
+              <w:ind w:rightChars="11" w:right="26"/>
+              <w:jc w:val="right"/>
+              <w:rPr>
+                <w:rFonts w:ascii="Barlow Condensed Medium" w:eastAsia="華康細黑體" w:hAnsi="Barlow Condensed Medium"/>
+                <w:w w:val="90"/>
+                <w:sz w:val="26"/>
+                <w:szCs w:val="26"/>
+              </w:rPr>
+            </w:pPr>
+            <w:r>
+              <w:rPr>
+                <w:rFonts w:ascii="Barlow Condensed Medium" w:eastAsia="華康細黑體" w:hAnsi="Barlow Condensed Medium" w:hint="eastAsia"/>
+                <w:w w:val="90"/>
+                <w:sz w:val="26"/>
+                <w:szCs w:val="26"/>
+              </w:rPr>
+              <w:t>4.</w:t>
+            </w:r>
+          </w:p>
+        </w:tc>
+        <w:tc>
+          <w:tcPr>
+            <w:tcW w:w="5641" w:type="dxa"/>
+          </w:tcPr>
+          <w:p>
+            <w:pPr>
+              <w:kinsoku w:val="0"/>
+              <w:snapToGrid w:val="0"/>
+              <w:spacing w:line="300" w:lineRule="exact"/>
+              <w:jc w:val="both"/>
+              <w:rPr>
+                <w:rFonts w:ascii="Barlow Condensed Medium" w:eastAsia="標楷體" w:hAnsi="Barlow Condensed Medium" w:cs="Segoe UI Symbol"/>
+                <w:w w:val="90"/>
+                <w:sz w:val="26"/>
+                <w:szCs w:val="26"/>
+              </w:rPr>
+            </w:pPr>
+            <w:r>
+              <w:rPr>
+                <w:rFonts w:ascii="Segoe UI Symbol" w:eastAsia="標楷體" w:hAnsi="Segoe UI Symbol" w:cs="Segoe UI Symbol"/>
+                <w:w w:val="90"/>
+                <w:sz w:val="26"/>
+                <w:szCs w:val="26"/>
+              </w:rPr>
+              <w:t>★</w:t>
+            </w:r>
+            <w:r>
+              <w:rPr>
+                <w:rFonts w:ascii="Barlow Condensed Medium" w:eastAsia="標楷體" w:hAnsi="Barlow Condensed Medium" w:cs="Segoe UI Symbol" w:hint="eastAsia"/>
+                <w:w w:val="90"/>
+                <w:sz w:val="26"/>
+                <w:szCs w:val="26"/>
+              </w:rPr>
+              <w:t>下主日</w:t>
+            </w:r>
+            <w:r>
+              <w:rPr>
+                <w:rFonts w:ascii="Barlow Condensed Medium" w:eastAsia="標楷體" w:hAnsi="Barlow Condensed Medium" w:cs="Segoe UI Symbol" w:hint="eastAsia"/>
+                <w:w w:val="90"/>
+                <w:sz w:val="26"/>
+                <w:szCs w:val="26"/>
+              </w:rPr>
+              <w:t>(6/21)</w:t>
+            </w:r>
+            <w:r>
+              <w:rPr>
+                <w:rFonts w:ascii="Barlow Condensed Medium" w:eastAsia="標楷體" w:hAnsi="Barlow Condensed Medium" w:cs="Segoe UI Symbol" w:hint="eastAsia"/>
+                <w:w w:val="90"/>
+                <w:sz w:val="26"/>
+                <w:szCs w:val="26"/>
+              </w:rPr>
+              <w:t>為總會事工奉獻主日</w:t>
             </w:r>
             <w:r>
               <w:rPr>
@@ -2067,39 +2231,6 @@
                 <w:szCs w:val="26"/>
                 <w:lang w:bidi="he-IL"/>
               </w:rPr>
-              <w:t>7/19(</w:t>
-            </w:r>
-            <w:r>
-              <w:rPr>
-                <w:rFonts w:ascii="Barlow Condensed Medium" w:eastAsia="標楷體" w:hAnsi="Barlow Condensed Medium" w:cs="Segoe UI Symbol" w:hint="eastAsia"/>
-                <w:noProof/>
-                <w:w w:val="90"/>
-                <w:sz w:val="26"/>
-                <w:szCs w:val="26"/>
-                <w:lang w:bidi="he-IL"/>
-              </w:rPr>
-              <w:t>日</w:t>
-            </w:r>
-            <w:r>
-              <w:rPr>
-                <w:rFonts w:ascii="Barlow Condensed Medium" w:eastAsia="標楷體" w:hAnsi="Barlow Condensed Medium" w:cs="Segoe UI Symbol" w:hint="eastAsia"/>
-                <w:noProof/>
-                <w:w w:val="90"/>
-                <w:sz w:val="26"/>
-                <w:szCs w:val="26"/>
-                <w:lang w:bidi="he-IL"/>
-              </w:rPr>
-              <w:t>)</w:t>
-            </w:r>
-            <w:r>
-              <w:rPr>
-                <w:rFonts w:ascii="Barlow Condensed Medium" w:eastAsia="標楷體" w:hAnsi="Barlow Condensed Medium" w:cs="Segoe UI Symbol" w:hint="eastAsia"/>
-                <w:noProof/>
-                <w:w w:val="90"/>
-                <w:sz w:val="26"/>
-                <w:szCs w:val="26"/>
-                <w:lang w:bidi="he-IL"/>
-              </w:rPr>
               <w:t>。</w:t>
             </w:r>
           </w:p>
@@ -2164,7 +2295,6 @@
         </w:rPr>
         <w:t>§</w:t>
       </w:r>
-      <w:proofErr w:type="gramStart"/>
       <w:r>
         <w:rPr>
           <w:rFonts w:ascii="Barlow Condensed Medium" w:eastAsia="華康正顏楷體W9" w:hAnsi="Barlow Condensed Medium" w:cstheme="minorHAnsi"/>
@@ -2172,7 +2302,6 @@
         </w:rPr>
         <w:t>公禱事項</w:t>
       </w:r>
-      <w:proofErr w:type="gramEnd"/>
     </w:p>
     <w:tbl>
       <w:tblPr>
@@ -2315,9 +2444,8 @@
                 <w:sz w:val="26"/>
                 <w:szCs w:val="26"/>
               </w:rPr>
-              <w:t xml:space="preserve">、人權和生態永續，願　</w:t>
-            </w:r>
-            <w:proofErr w:type="gramStart"/>
+              <w:t>、人權和生態永續，願　神公義的國度降臨</w:t>
+            </w:r>
             <w:r>
               <w:rPr>
                 <w:rFonts w:ascii="Barlow Condensed Medium" w:eastAsia="標楷體" w:hAnsi="Barlow Condensed Medium" w:cstheme="minorHAnsi" w:hint="eastAsia"/>
@@ -2325,9 +2453,32 @@
                 <w:sz w:val="26"/>
                 <w:szCs w:val="26"/>
               </w:rPr>
-              <w:t>神公義</w:t>
-            </w:r>
-            <w:proofErr w:type="gramEnd"/>
+              <w:t>。</w:t>
+            </w:r>
+          </w:p>
+        </w:tc>
+      </w:tr>
+      <w:tr>
+        <w:tc>
+          <w:tcPr>
+            <w:tcW w:w="266" w:type="dxa"/>
+            <w:tcMar>
+              <w:left w:w="28" w:type="dxa"/>
+              <w:right w:w="28" w:type="dxa"/>
+            </w:tcMar>
+          </w:tcPr>
+          <w:p>
+            <w:pPr>
+              <w:snapToGrid w:val="0"/>
+              <w:spacing w:line="300" w:lineRule="exact"/>
+              <w:jc w:val="right"/>
+              <w:rPr>
+                <w:rFonts w:ascii="Barlow Condensed Medium" w:eastAsia="標楷體" w:hAnsi="Barlow Condensed Medium" w:cstheme="minorHAnsi"/>
+                <w:w w:val="90"/>
+                <w:sz w:val="26"/>
+                <w:szCs w:val="26"/>
+              </w:rPr>
+            </w:pPr>
             <w:r>
               <w:rPr>
                 <w:rFonts w:ascii="Barlow Condensed Medium" w:eastAsia="標楷體" w:hAnsi="Barlow Condensed Medium" w:cstheme="minorHAnsi" w:hint="eastAsia"/>
@@ -2335,8 +2486,39 @@
                 <w:sz w:val="26"/>
                 <w:szCs w:val="26"/>
               </w:rPr>
-              <w:t>的國度降臨</w:t>
-            </w:r>
+              <w:t>2</w:t>
+            </w:r>
+            <w:r>
+              <w:rPr>
+                <w:rFonts w:ascii="Barlow Condensed Medium" w:eastAsia="標楷體" w:hAnsi="Barlow Condensed Medium" w:cstheme="minorHAnsi"/>
+                <w:w w:val="90"/>
+                <w:sz w:val="26"/>
+                <w:szCs w:val="26"/>
+              </w:rPr>
+              <w:t>.</w:t>
+            </w:r>
+          </w:p>
+        </w:tc>
+        <w:tc>
+          <w:tcPr>
+            <w:tcW w:w="5669" w:type="dxa"/>
+            <w:tcMar>
+              <w:left w:w="28" w:type="dxa"/>
+              <w:right w:w="28" w:type="dxa"/>
+            </w:tcMar>
+          </w:tcPr>
+          <w:p>
+            <w:pPr>
+              <w:snapToGrid w:val="0"/>
+              <w:spacing w:line="300" w:lineRule="exact"/>
+              <w:jc w:val="both"/>
+              <w:rPr>
+                <w:rFonts w:ascii="Barlow Condensed Medium" w:eastAsia="標楷體" w:hAnsi="Barlow Condensed Medium" w:cstheme="minorHAnsi"/>
+                <w:w w:val="90"/>
+                <w:sz w:val="26"/>
+                <w:szCs w:val="26"/>
+              </w:rPr>
+            </w:pPr>
             <w:r>
               <w:rPr>
                 <w:rFonts w:ascii="Barlow Condensed Medium" w:eastAsia="標楷體" w:hAnsi="Barlow Condensed Medium" w:cstheme="minorHAnsi" w:hint="eastAsia"/>
@@ -2344,31 +2526,40 @@
                 <w:sz w:val="26"/>
                 <w:szCs w:val="26"/>
               </w:rPr>
-              <w:t>。</w:t>
-            </w:r>
-          </w:p>
-        </w:tc>
-      </w:tr>
-      <w:tr>
-        <w:tc>
-          <w:tcPr>
-            <w:tcW w:w="266" w:type="dxa"/>
-            <w:tcMar>
-              <w:left w:w="28" w:type="dxa"/>
-              <w:right w:w="28" w:type="dxa"/>
-            </w:tcMar>
-          </w:tcPr>
-          <w:p>
-            <w:pPr>
-              <w:snapToGrid w:val="0"/>
-              <w:spacing w:line="300" w:lineRule="exact"/>
-              <w:jc w:val="right"/>
+              <w:t>為非洲伊波拉病毒疫情代禱</w:t>
+            </w:r>
+            <w:r>
               <w:rPr>
                 <w:rFonts w:ascii="Barlow Condensed Medium" w:eastAsia="標楷體" w:hAnsi="Barlow Condensed Medium" w:cstheme="minorHAnsi"/>
                 <w:w w:val="90"/>
                 <w:sz w:val="26"/>
                 <w:szCs w:val="26"/>
               </w:rPr>
+              <w:t>。</w:t>
+            </w:r>
+          </w:p>
+        </w:tc>
+      </w:tr>
+      <w:tr>
+        <w:tc>
+          <w:tcPr>
+            <w:tcW w:w="266" w:type="dxa"/>
+            <w:tcMar>
+              <w:left w:w="28" w:type="dxa"/>
+              <w:right w:w="28" w:type="dxa"/>
+            </w:tcMar>
+          </w:tcPr>
+          <w:p>
+            <w:pPr>
+              <w:snapToGrid w:val="0"/>
+              <w:spacing w:line="300" w:lineRule="exact"/>
+              <w:jc w:val="right"/>
+              <w:rPr>
+                <w:rFonts w:ascii="Barlow Condensed Medium" w:eastAsia="標楷體" w:hAnsi="Barlow Condensed Medium" w:cstheme="minorHAnsi"/>
+                <w:w w:val="90"/>
+                <w:sz w:val="26"/>
+                <w:szCs w:val="26"/>
+              </w:rPr>
             </w:pPr>
             <w:r>
               <w:rPr>
@@ -2377,7 +2568,7 @@
                 <w:sz w:val="26"/>
                 <w:szCs w:val="26"/>
               </w:rPr>
-              <w:t>2</w:t>
+              <w:t>3</w:t>
             </w:r>
             <w:r>
               <w:rPr>
@@ -2417,9 +2608,8 @@
                 <w:sz w:val="26"/>
                 <w:szCs w:val="26"/>
               </w:rPr>
-              <w:t>為非洲伊波拉病毒</w:t>
-            </w:r>
-            <w:proofErr w:type="gramStart"/>
+              <w:t>為台灣祈福，願</w:t>
+            </w:r>
             <w:r>
               <w:rPr>
                 <w:rFonts w:ascii="Barlow Condensed Medium" w:eastAsia="標楷體" w:hAnsi="Barlow Condensed Medium" w:cstheme="minorHAnsi" w:hint="eastAsia"/>
@@ -2427,9 +2617,17 @@
                 <w:sz w:val="26"/>
                 <w:szCs w:val="26"/>
               </w:rPr>
-              <w:t>疫情代禱</w:t>
-            </w:r>
-            <w:proofErr w:type="gramEnd"/>
+              <w:t>2026</w:t>
+            </w:r>
+            <w:r>
+              <w:rPr>
+                <w:rFonts w:ascii="Barlow Condensed Medium" w:eastAsia="標楷體" w:hAnsi="Barlow Condensed Medium" w:cstheme="minorHAnsi" w:hint="eastAsia"/>
+                <w:w w:val="90"/>
+                <w:sz w:val="26"/>
+                <w:szCs w:val="26"/>
+              </w:rPr>
+              <w:t>年全民為守護台灣更同心、更團結，求真相除詐騙，以及求真　神棄偶像</w:t>
+            </w:r>
             <w:r>
               <w:rPr>
                 <w:rFonts w:ascii="Barlow Condensed Medium" w:eastAsia="標楷體" w:hAnsi="Barlow Condensed Medium" w:cstheme="minorHAnsi"/>
@@ -2470,7 +2668,7 @@
                 <w:sz w:val="26"/>
                 <w:szCs w:val="26"/>
               </w:rPr>
-              <w:t>3</w:t>
+              <w:t>4</w:t>
             </w:r>
             <w:r>
               <w:rPr>
@@ -2505,12 +2703,130 @@
             </w:pPr>
             <w:r>
               <w:rPr>
+                <w:rFonts w:ascii="Barlow Condensed Medium" w:eastAsia="標楷體" w:hAnsi="Barlow Condensed Medium" w:cs="Segoe UI Symbol"/>
+                <w:w w:val="90"/>
+                <w:sz w:val="26"/>
+                <w:szCs w:val="26"/>
+              </w:rPr>
+              <w:t>為</w:t>
+            </w:r>
+            <w:r>
+              <w:rPr>
+                <w:rFonts w:ascii="Barlow Condensed Medium" w:eastAsia="標楷體" w:hAnsi="Barlow Condensed Medium" w:cs="Segoe UI Symbol"/>
+                <w:w w:val="90"/>
+                <w:sz w:val="26"/>
+                <w:szCs w:val="26"/>
+              </w:rPr>
+              <w:t>2026</w:t>
+            </w:r>
+            <w:r>
+              <w:rPr>
+                <w:rFonts w:ascii="Barlow Condensed Medium" w:eastAsia="標楷體" w:hAnsi="Barlow Condensed Medium" w:cs="Segoe UI Symbol"/>
+                <w:w w:val="90"/>
+                <w:sz w:val="26"/>
+                <w:szCs w:val="26"/>
+              </w:rPr>
+              <w:t>年本會</w:t>
+            </w:r>
+            <w:r>
+              <w:rPr>
+                <w:rFonts w:ascii="Barlow Condensed Medium" w:eastAsia="標楷體" w:hAnsi="Barlow Condensed Medium" w:cs="Segoe UI Symbol" w:hint="eastAsia"/>
+                <w:w w:val="90"/>
+                <w:sz w:val="26"/>
+                <w:szCs w:val="26"/>
+              </w:rPr>
+              <w:t>各項</w:t>
+            </w:r>
+            <w:r>
+              <w:rPr>
+                <w:rFonts w:ascii="Barlow Condensed Medium" w:eastAsia="標楷體" w:hAnsi="Barlow Condensed Medium" w:cs="Segoe UI Symbol"/>
+                <w:w w:val="90"/>
+                <w:sz w:val="26"/>
+                <w:szCs w:val="26"/>
+              </w:rPr>
+              <w:t>事工代禱</w:t>
+            </w:r>
+            <w:r>
+              <w:rPr>
+                <w:rFonts w:ascii="Barlow Condensed Medium" w:eastAsia="標楷體" w:hAnsi="Barlow Condensed Medium" w:cstheme="minorHAnsi"/>
+                <w:w w:val="90"/>
+                <w:sz w:val="26"/>
+                <w:szCs w:val="26"/>
+              </w:rPr>
+              <w:t>。</w:t>
+            </w:r>
+          </w:p>
+        </w:tc>
+      </w:tr>
+      <w:tr>
+        <w:tc>
+          <w:tcPr>
+            <w:tcW w:w="266" w:type="dxa"/>
+            <w:tcMar>
+              <w:left w:w="28" w:type="dxa"/>
+              <w:right w:w="28" w:type="dxa"/>
+            </w:tcMar>
+          </w:tcPr>
+          <w:p>
+            <w:pPr>
+              <w:snapToGrid w:val="0"/>
+              <w:spacing w:line="300" w:lineRule="exact"/>
+              <w:jc w:val="right"/>
+              <w:rPr>
+                <w:rFonts w:ascii="Barlow Condensed Medium" w:eastAsia="標楷體" w:hAnsi="Barlow Condensed Medium" w:cstheme="minorHAnsi"/>
+                <w:w w:val="90"/>
+                <w:sz w:val="26"/>
+                <w:szCs w:val="26"/>
+              </w:rPr>
+            </w:pPr>
+            <w:r>
+              <w:rPr>
                 <w:rFonts w:ascii="Barlow Condensed Medium" w:eastAsia="標楷體" w:hAnsi="Barlow Condensed Medium" w:cstheme="minorHAnsi" w:hint="eastAsia"/>
                 <w:w w:val="90"/>
                 <w:sz w:val="26"/>
                 <w:szCs w:val="26"/>
               </w:rPr>
-              <w:t>為台灣祈福，願</w:t>
+              <w:t>5</w:t>
+            </w:r>
+            <w:r>
+              <w:rPr>
+                <w:rFonts w:ascii="Barlow Condensed Medium" w:eastAsia="標楷體" w:hAnsi="Barlow Condensed Medium" w:cstheme="minorHAnsi"/>
+                <w:w w:val="90"/>
+                <w:sz w:val="26"/>
+                <w:szCs w:val="26"/>
+              </w:rPr>
+              <w:t>.</w:t>
+            </w:r>
+          </w:p>
+        </w:tc>
+        <w:tc>
+          <w:tcPr>
+            <w:tcW w:w="5669" w:type="dxa"/>
+            <w:tcMar>
+              <w:left w:w="28" w:type="dxa"/>
+              <w:right w:w="28" w:type="dxa"/>
+            </w:tcMar>
+          </w:tcPr>
+          <w:p>
+            <w:pPr>
+              <w:snapToGrid w:val="0"/>
+              <w:spacing w:line="300" w:lineRule="exact"/>
+              <w:jc w:val="both"/>
+              <w:rPr>
+                <w:rFonts w:ascii="Barlow Condensed Medium" w:eastAsia="標楷體" w:hAnsi="Barlow Condensed Medium" w:cstheme="minorHAnsi"/>
+                <w:w w:val="90"/>
+                <w:sz w:val="26"/>
+                <w:szCs w:val="26"/>
+              </w:rPr>
+            </w:pPr>
+            <w:r>
+              <w:rPr>
+                <w:rFonts w:ascii="Barlow Condensed Medium" w:eastAsia="標楷體" w:hAnsi="Barlow Condensed Medium" w:cstheme="minorHAnsi"/>
+                <w:w w:val="90"/>
+                <w:sz w:val="26"/>
+                <w:szCs w:val="26"/>
+              </w:rPr>
+              <w:t>為</w:t>
             </w:r>
             <w:r>
               <w:rPr>
@@ -2519,7 +2835,16 @@
                 <w:sz w:val="26"/>
                 <w:szCs w:val="26"/>
               </w:rPr>
-              <w:t>2026</w:t>
+              <w:t>教會所有</w:t>
+            </w:r>
+            <w:r>
+              <w:rPr>
+                <w:rFonts w:ascii="Barlow Condensed Medium" w:eastAsia="標楷體" w:hAnsi="Barlow Condensed Medium" w:cstheme="minorHAnsi"/>
+                <w:w w:val="90"/>
+                <w:sz w:val="26"/>
+                <w:szCs w:val="26"/>
+              </w:rPr>
+              <w:t>任職同工的事奉</w:t>
             </w:r>
             <w:r>
               <w:rPr>
@@ -2528,19 +2853,8 @@
                 <w:sz w:val="26"/>
                 <w:szCs w:val="26"/>
               </w:rPr>
-              <w:t xml:space="preserve">年全民為守護台灣更同心、更團結，求真相除詐騙，以及求真　</w:t>
-            </w:r>
-            <w:proofErr w:type="gramStart"/>
-            <w:r>
-              <w:rPr>
-                <w:rFonts w:ascii="Barlow Condensed Medium" w:eastAsia="標楷體" w:hAnsi="Barlow Condensed Medium" w:cstheme="minorHAnsi" w:hint="eastAsia"/>
-                <w:w w:val="90"/>
-                <w:sz w:val="26"/>
-                <w:szCs w:val="26"/>
-              </w:rPr>
-              <w:t>神棄偶像</w:t>
-            </w:r>
-            <w:proofErr w:type="gramEnd"/>
+              <w:t>、工作</w:t>
+            </w:r>
             <w:r>
               <w:rPr>
                 <w:rFonts w:ascii="Barlow Condensed Medium" w:eastAsia="標楷體" w:hAnsi="Barlow Condensed Medium" w:cstheme="minorHAnsi"/>
@@ -2548,265 +2862,7 @@
                 <w:sz w:val="26"/>
                 <w:szCs w:val="26"/>
               </w:rPr>
-              <w:t>。</w:t>
-            </w:r>
-          </w:p>
-        </w:tc>
-      </w:tr>
-      <w:tr>
-        <w:tc>
-          <w:tcPr>
-            <w:tcW w:w="266" w:type="dxa"/>
-            <w:tcMar>
-              <w:left w:w="28" w:type="dxa"/>
-              <w:right w:w="28" w:type="dxa"/>
-            </w:tcMar>
-          </w:tcPr>
-          <w:p>
-            <w:pPr>
-              <w:snapToGrid w:val="0"/>
-              <w:spacing w:line="300" w:lineRule="exact"/>
-              <w:jc w:val="right"/>
-              <w:rPr>
-                <w:rFonts w:ascii="Barlow Condensed Medium" w:eastAsia="標楷體" w:hAnsi="Barlow Condensed Medium" w:cstheme="minorHAnsi"/>
-                <w:w w:val="90"/>
-                <w:sz w:val="26"/>
-                <w:szCs w:val="26"/>
-              </w:rPr>
-            </w:pPr>
-            <w:r>
-              <w:rPr>
-                <w:rFonts w:ascii="Barlow Condensed Medium" w:eastAsia="標楷體" w:hAnsi="Barlow Condensed Medium" w:cstheme="minorHAnsi" w:hint="eastAsia"/>
-                <w:w w:val="90"/>
-                <w:sz w:val="26"/>
-                <w:szCs w:val="26"/>
-              </w:rPr>
-              <w:t>4</w:t>
-            </w:r>
-            <w:r>
-              <w:rPr>
-                <w:rFonts w:ascii="Barlow Condensed Medium" w:eastAsia="標楷體" w:hAnsi="Barlow Condensed Medium" w:cstheme="minorHAnsi"/>
-                <w:w w:val="90"/>
-                <w:sz w:val="26"/>
-                <w:szCs w:val="26"/>
-              </w:rPr>
-              <w:t>.</w:t>
-            </w:r>
-          </w:p>
-        </w:tc>
-        <w:tc>
-          <w:tcPr>
-            <w:tcW w:w="5669" w:type="dxa"/>
-            <w:tcMar>
-              <w:left w:w="28" w:type="dxa"/>
-              <w:right w:w="28" w:type="dxa"/>
-            </w:tcMar>
-          </w:tcPr>
-          <w:p>
-            <w:pPr>
-              <w:snapToGrid w:val="0"/>
-              <w:spacing w:line="300" w:lineRule="exact"/>
-              <w:jc w:val="both"/>
-              <w:rPr>
-                <w:rFonts w:ascii="Barlow Condensed Medium" w:eastAsia="標楷體" w:hAnsi="Barlow Condensed Medium" w:cstheme="minorHAnsi"/>
-                <w:w w:val="90"/>
-                <w:sz w:val="26"/>
-                <w:szCs w:val="26"/>
-              </w:rPr>
-            </w:pPr>
-            <w:r>
-              <w:rPr>
-                <w:rFonts w:ascii="Barlow Condensed Medium" w:eastAsia="標楷體" w:hAnsi="Barlow Condensed Medium" w:cs="Segoe UI Symbol"/>
-                <w:w w:val="90"/>
-                <w:sz w:val="26"/>
-                <w:szCs w:val="26"/>
-              </w:rPr>
-              <w:t>為</w:t>
-            </w:r>
-            <w:r>
-              <w:rPr>
-                <w:rFonts w:ascii="Barlow Condensed Medium" w:eastAsia="標楷體" w:hAnsi="Barlow Condensed Medium" w:cs="Segoe UI Symbol"/>
-                <w:w w:val="90"/>
-                <w:sz w:val="26"/>
-                <w:szCs w:val="26"/>
-              </w:rPr>
-              <w:t>2026</w:t>
-            </w:r>
-            <w:r>
-              <w:rPr>
-                <w:rFonts w:ascii="Barlow Condensed Medium" w:eastAsia="標楷體" w:hAnsi="Barlow Condensed Medium" w:cs="Segoe UI Symbol"/>
-                <w:w w:val="90"/>
-                <w:sz w:val="26"/>
-                <w:szCs w:val="26"/>
-              </w:rPr>
-              <w:t>年本會</w:t>
-            </w:r>
-            <w:r>
-              <w:rPr>
-                <w:rFonts w:ascii="Barlow Condensed Medium" w:eastAsia="標楷體" w:hAnsi="Barlow Condensed Medium" w:cs="Segoe UI Symbol" w:hint="eastAsia"/>
-                <w:w w:val="90"/>
-                <w:sz w:val="26"/>
-                <w:szCs w:val="26"/>
-              </w:rPr>
-              <w:t>各項</w:t>
-            </w:r>
-            <w:r>
-              <w:rPr>
-                <w:rFonts w:ascii="Barlow Condensed Medium" w:eastAsia="標楷體" w:hAnsi="Barlow Condensed Medium" w:cs="Segoe UI Symbol"/>
-                <w:w w:val="90"/>
-                <w:sz w:val="26"/>
-                <w:szCs w:val="26"/>
-              </w:rPr>
-              <w:t>事</w:t>
-            </w:r>
-            <w:proofErr w:type="gramStart"/>
-            <w:r>
-              <w:rPr>
-                <w:rFonts w:ascii="Barlow Condensed Medium" w:eastAsia="標楷體" w:hAnsi="Barlow Condensed Medium" w:cs="Segoe UI Symbol"/>
-                <w:w w:val="90"/>
-                <w:sz w:val="26"/>
-                <w:szCs w:val="26"/>
-              </w:rPr>
-              <w:t>工代禱</w:t>
-            </w:r>
-            <w:proofErr w:type="gramEnd"/>
-            <w:r>
-              <w:rPr>
-                <w:rFonts w:ascii="Barlow Condensed Medium" w:eastAsia="標楷體" w:hAnsi="Barlow Condensed Medium" w:cstheme="minorHAnsi"/>
-                <w:w w:val="90"/>
-                <w:sz w:val="26"/>
-                <w:szCs w:val="26"/>
-              </w:rPr>
-              <w:t>。</w:t>
-            </w:r>
-          </w:p>
-        </w:tc>
-      </w:tr>
-      <w:tr>
-        <w:tc>
-          <w:tcPr>
-            <w:tcW w:w="266" w:type="dxa"/>
-            <w:tcMar>
-              <w:left w:w="28" w:type="dxa"/>
-              <w:right w:w="28" w:type="dxa"/>
-            </w:tcMar>
-          </w:tcPr>
-          <w:p>
-            <w:pPr>
-              <w:snapToGrid w:val="0"/>
-              <w:spacing w:line="300" w:lineRule="exact"/>
-              <w:jc w:val="right"/>
-              <w:rPr>
-                <w:rFonts w:ascii="Barlow Condensed Medium" w:eastAsia="標楷體" w:hAnsi="Barlow Condensed Medium" w:cstheme="minorHAnsi"/>
-                <w:w w:val="90"/>
-                <w:sz w:val="26"/>
-                <w:szCs w:val="26"/>
-              </w:rPr>
-            </w:pPr>
-            <w:r>
-              <w:rPr>
-                <w:rFonts w:ascii="Barlow Condensed Medium" w:eastAsia="標楷體" w:hAnsi="Barlow Condensed Medium" w:cstheme="minorHAnsi" w:hint="eastAsia"/>
-                <w:w w:val="90"/>
-                <w:sz w:val="26"/>
-                <w:szCs w:val="26"/>
-              </w:rPr>
-              <w:t>5</w:t>
-            </w:r>
-            <w:r>
-              <w:rPr>
-                <w:rFonts w:ascii="Barlow Condensed Medium" w:eastAsia="標楷體" w:hAnsi="Barlow Condensed Medium" w:cstheme="minorHAnsi"/>
-                <w:w w:val="90"/>
-                <w:sz w:val="26"/>
-                <w:szCs w:val="26"/>
-              </w:rPr>
-              <w:t>.</w:t>
-            </w:r>
-          </w:p>
-        </w:tc>
-        <w:tc>
-          <w:tcPr>
-            <w:tcW w:w="5669" w:type="dxa"/>
-            <w:tcMar>
-              <w:left w:w="28" w:type="dxa"/>
-              <w:right w:w="28" w:type="dxa"/>
-            </w:tcMar>
-          </w:tcPr>
-          <w:p>
-            <w:pPr>
-              <w:snapToGrid w:val="0"/>
-              <w:spacing w:line="300" w:lineRule="exact"/>
-              <w:jc w:val="both"/>
-              <w:rPr>
-                <w:rFonts w:ascii="Barlow Condensed Medium" w:eastAsia="標楷體" w:hAnsi="Barlow Condensed Medium" w:cstheme="minorHAnsi"/>
-                <w:w w:val="90"/>
-                <w:sz w:val="26"/>
-                <w:szCs w:val="26"/>
-              </w:rPr>
-            </w:pPr>
-            <w:r>
-              <w:rPr>
-                <w:rFonts w:ascii="Barlow Condensed Medium" w:eastAsia="標楷體" w:hAnsi="Barlow Condensed Medium" w:cstheme="minorHAnsi"/>
-                <w:w w:val="90"/>
-                <w:sz w:val="26"/>
-                <w:szCs w:val="26"/>
-              </w:rPr>
-              <w:t>為</w:t>
-            </w:r>
-            <w:r>
-              <w:rPr>
-                <w:rFonts w:ascii="Barlow Condensed Medium" w:eastAsia="標楷體" w:hAnsi="Barlow Condensed Medium" w:cstheme="minorHAnsi" w:hint="eastAsia"/>
-                <w:w w:val="90"/>
-                <w:sz w:val="26"/>
-                <w:szCs w:val="26"/>
-              </w:rPr>
-              <w:t>教會所有</w:t>
-            </w:r>
-            <w:r>
-              <w:rPr>
-                <w:rFonts w:ascii="Barlow Condensed Medium" w:eastAsia="標楷體" w:hAnsi="Barlow Condensed Medium" w:cstheme="minorHAnsi"/>
-                <w:w w:val="90"/>
-                <w:sz w:val="26"/>
-                <w:szCs w:val="26"/>
-              </w:rPr>
-              <w:t>任職同工的事奉</w:t>
-            </w:r>
-            <w:r>
-              <w:rPr>
-                <w:rFonts w:ascii="Barlow Condensed Medium" w:eastAsia="標楷體" w:hAnsi="Barlow Condensed Medium" w:cstheme="minorHAnsi" w:hint="eastAsia"/>
-                <w:w w:val="90"/>
-                <w:sz w:val="26"/>
-                <w:szCs w:val="26"/>
-              </w:rPr>
-              <w:t>、工作</w:t>
-            </w:r>
-            <w:r>
-              <w:rPr>
-                <w:rFonts w:ascii="Barlow Condensed Medium" w:eastAsia="標楷體" w:hAnsi="Barlow Condensed Medium" w:cstheme="minorHAnsi"/>
-                <w:w w:val="90"/>
-                <w:sz w:val="26"/>
-                <w:szCs w:val="26"/>
-              </w:rPr>
-              <w:t>和</w:t>
-            </w:r>
-            <w:proofErr w:type="gramStart"/>
-            <w:r>
-              <w:rPr>
-                <w:rFonts w:ascii="Barlow Condensed Medium" w:eastAsia="標楷體" w:hAnsi="Barlow Condensed Medium" w:cstheme="minorHAnsi"/>
-                <w:w w:val="90"/>
-                <w:sz w:val="26"/>
-                <w:szCs w:val="26"/>
-              </w:rPr>
-              <w:t>家庭代禱</w:t>
-            </w:r>
-            <w:proofErr w:type="gramEnd"/>
-            <w:r>
-              <w:rPr>
-                <w:rFonts w:ascii="Barlow Condensed Medium" w:eastAsia="標楷體" w:hAnsi="Barlow Condensed Medium" w:cstheme="minorHAnsi"/>
-                <w:w w:val="90"/>
-                <w:sz w:val="26"/>
-                <w:szCs w:val="26"/>
-              </w:rPr>
-              <w:t>。</w:t>
+              <w:t>和家庭代禱。</w:t>
             </w:r>
           </w:p>
         </w:tc>
@@ -2922,9 +2978,8 @@
                 <w:sz w:val="26"/>
                 <w:szCs w:val="26"/>
               </w:rPr>
-              <w:t>兄</w:t>
-            </w:r>
-            <w:proofErr w:type="gramStart"/>
+              <w:t>兄姊</w:t>
+            </w:r>
             <w:r>
               <w:rPr>
                 <w:rFonts w:ascii="Barlow Condensed Medium" w:eastAsia="華康中黑體" w:hAnsi="Barlow Condensed Medium" w:cs="Segoe UI Symbol"/>
@@ -2932,9 +2987,8 @@
                 <w:sz w:val="26"/>
                 <w:szCs w:val="26"/>
               </w:rPr>
-              <w:t>姊</w:t>
-            </w:r>
-            <w:proofErr w:type="gramEnd"/>
+              <w:t>利用代禱卡</w:t>
+            </w:r>
             <w:r>
               <w:rPr>
                 <w:rFonts w:ascii="Barlow Condensed Medium" w:eastAsia="華康中黑體" w:hAnsi="Barlow Condensed Medium" w:cs="Segoe UI Symbol"/>
@@ -2942,9 +2996,8 @@
                 <w:sz w:val="26"/>
                 <w:szCs w:val="26"/>
               </w:rPr>
-              <w:t>利用</w:t>
-            </w:r>
-            <w:proofErr w:type="gramStart"/>
+              <w:t>(</w:t>
+            </w:r>
             <w:r>
               <w:rPr>
                 <w:rFonts w:ascii="Barlow Condensed Medium" w:eastAsia="華康中黑體" w:hAnsi="Barlow Condensed Medium" w:cs="Segoe UI Symbol"/>
@@ -2952,9 +3005,8 @@
                 <w:sz w:val="26"/>
                 <w:szCs w:val="26"/>
               </w:rPr>
-              <w:t>代禱卡</w:t>
-            </w:r>
-            <w:proofErr w:type="gramEnd"/>
+              <w:t>於招待桌上</w:t>
+            </w:r>
             <w:r>
               <w:rPr>
                 <w:rFonts w:ascii="Barlow Condensed Medium" w:eastAsia="華康中黑體" w:hAnsi="Barlow Condensed Medium" w:cs="Segoe UI Symbol"/>
@@ -2962,7 +3014,7 @@
                 <w:sz w:val="26"/>
                 <w:szCs w:val="26"/>
               </w:rPr>
-              <w:t>(</w:t>
+              <w:t>)</w:t>
             </w:r>
             <w:r>
               <w:rPr>
@@ -2971,36 +3023,7 @@
                 <w:sz w:val="26"/>
                 <w:szCs w:val="26"/>
               </w:rPr>
-              <w:t>於招待桌上</w:t>
-            </w:r>
-            <w:r>
-              <w:rPr>
-                <w:rFonts w:ascii="Barlow Condensed Medium" w:eastAsia="華康中黑體" w:hAnsi="Barlow Condensed Medium" w:cs="Segoe UI Symbol"/>
-                <w:w w:val="90"/>
-                <w:sz w:val="26"/>
-                <w:szCs w:val="26"/>
-              </w:rPr>
-              <w:t>)</w:t>
-            </w:r>
-            <w:proofErr w:type="gramStart"/>
-            <w:r>
-              <w:rPr>
-                <w:rFonts w:ascii="Barlow Condensed Medium" w:eastAsia="華康中黑體" w:hAnsi="Barlow Condensed Medium" w:cs="Segoe UI Symbol"/>
-                <w:w w:val="90"/>
-                <w:sz w:val="26"/>
-                <w:szCs w:val="26"/>
-              </w:rPr>
-              <w:t>投代禱</w:t>
-            </w:r>
-            <w:proofErr w:type="gramEnd"/>
-            <w:r>
-              <w:rPr>
-                <w:rFonts w:ascii="Barlow Condensed Medium" w:eastAsia="華康中黑體" w:hAnsi="Barlow Condensed Medium" w:cs="Segoe UI Symbol"/>
-                <w:w w:val="90"/>
-                <w:sz w:val="26"/>
-                <w:szCs w:val="26"/>
-              </w:rPr>
-              <w:t>信箱。</w:t>
+              <w:t>投代禱信箱。</w:t>
             </w:r>
           </w:p>
         </w:tc>
@@ -3079,19 +3102,8 @@
                 <w:sz w:val="26"/>
                 <w:szCs w:val="26"/>
               </w:rPr>
-              <w:t>王</w:t>
-            </w:r>
-            <w:proofErr w:type="gramStart"/>
-            <w:r>
-              <w:rPr>
-                <w:rFonts w:ascii="Barlow Condensed Medium" w:eastAsia="標楷體" w:hAnsi="Barlow Condensed Medium" w:cstheme="minorHAnsi" w:hint="eastAsia"/>
-                <w:w w:val="90"/>
-                <w:sz w:val="26"/>
-                <w:szCs w:val="26"/>
-              </w:rPr>
-              <w:t>聖崴。</w:t>
-            </w:r>
-            <w:proofErr w:type="gramEnd"/>
+              <w:t>王聖崴。</w:t>
+            </w:r>
           </w:p>
         </w:tc>
       </w:tr>
@@ -3245,6 +3257,15 @@
                 <w:szCs w:val="26"/>
               </w:rPr>
             </w:pPr>
+            <w:r>
+              <w:rPr>
+                <w:rFonts w:ascii="Barlow Condensed Medium" w:eastAsia="標楷體" w:hAnsi="Barlow Condensed Medium" w:cstheme="minorHAnsi" w:hint="eastAsia"/>
+                <w:w w:val="90"/>
+                <w:sz w:val="26"/>
+                <w:szCs w:val="26"/>
+              </w:rPr>
+              <w:t>林秀蘭</w:t>
+            </w:r>
             <w:r>
               <w:rPr>
                 <w:rFonts w:ascii="Barlow Condensed Medium" w:eastAsia="標楷體" w:hAnsi="Barlow Condensed Medium" w:cstheme="minorHAnsi" w:hint="eastAsia"/>
@@ -3376,29 +3397,7 @@
           <w:sz w:val="26"/>
           <w:szCs w:val="26"/>
         </w:rPr>
-        <w:t>懇求</w:t>
-      </w:r>
-      <w:proofErr w:type="gramStart"/>
-      <w:r>
-        <w:rPr>
-          <w:rFonts w:asciiTheme="majorBidi" w:eastAsia="標楷體" w:hAnsiTheme="majorBidi" w:cstheme="majorBidi" w:hint="eastAsia"/>
-          <w:bCs/>
-          <w:w w:val="80"/>
-          <w:sz w:val="26"/>
-          <w:szCs w:val="26"/>
-        </w:rPr>
-        <w:t>俯落聽</w:t>
-      </w:r>
-      <w:proofErr w:type="gramEnd"/>
-      <w:r>
-        <w:rPr>
-          <w:rFonts w:asciiTheme="majorBidi" w:eastAsia="標楷體" w:hAnsiTheme="majorBidi" w:cstheme="majorBidi" w:hint="eastAsia"/>
-          <w:bCs/>
-          <w:w w:val="80"/>
-          <w:sz w:val="26"/>
-          <w:szCs w:val="26"/>
-        </w:rPr>
-        <w:t>稱讚，</w:t>
+        <w:t>懇求俯落聽稱讚，</w:t>
       </w:r>
     </w:p>
     <w:p>
@@ -3470,29 +3469,7 @@
           <w:sz w:val="26"/>
           <w:szCs w:val="26"/>
         </w:rPr>
-        <w:t>熱心</w:t>
-      </w:r>
-      <w:proofErr w:type="gramStart"/>
-      <w:r>
-        <w:rPr>
-          <w:rFonts w:asciiTheme="majorBidi" w:eastAsia="標楷體" w:hAnsiTheme="majorBidi" w:cstheme="majorBidi" w:hint="eastAsia"/>
-          <w:bCs/>
-          <w:w w:val="80"/>
-          <w:sz w:val="26"/>
-          <w:szCs w:val="26"/>
-        </w:rPr>
-        <w:t>謳咾</w:t>
-      </w:r>
-      <w:proofErr w:type="gramEnd"/>
-      <w:r>
-        <w:rPr>
-          <w:rFonts w:asciiTheme="majorBidi" w:eastAsia="標楷體" w:hAnsiTheme="majorBidi" w:cstheme="majorBidi" w:hint="eastAsia"/>
-          <w:bCs/>
-          <w:w w:val="80"/>
-          <w:sz w:val="26"/>
-          <w:szCs w:val="26"/>
-        </w:rPr>
-        <w:t>攏無時停，</w:t>
+        <w:t>熱心謳咾攏無時停，</w:t>
       </w:r>
     </w:p>
     <w:p>
@@ -3532,7 +3509,6 @@
           <w:szCs w:val="26"/>
         </w:rPr>
       </w:pPr>
-      <w:proofErr w:type="gramStart"/>
       <w:r>
         <w:rPr>
           <w:rFonts w:asciiTheme="majorBidi" w:eastAsia="標楷體" w:hAnsiTheme="majorBidi" w:cstheme="majorBidi" w:hint="eastAsia"/>
@@ -3541,18 +3517,7 @@
           <w:sz w:val="26"/>
           <w:szCs w:val="26"/>
         </w:rPr>
-        <w:t>上帝愛疼恩惠</w:t>
-      </w:r>
-      <w:proofErr w:type="gramEnd"/>
-      <w:r>
-        <w:rPr>
-          <w:rFonts w:asciiTheme="majorBidi" w:eastAsia="標楷體" w:hAnsiTheme="majorBidi" w:cstheme="majorBidi" w:hint="eastAsia"/>
-          <w:bCs/>
-          <w:w w:val="80"/>
-          <w:sz w:val="26"/>
-          <w:szCs w:val="26"/>
-        </w:rPr>
-        <w:t>極大，</w:t>
+        <w:t>上帝愛疼恩惠極大，</w:t>
       </w:r>
     </w:p>
     <w:p>
@@ -3576,29 +3541,7 @@
           <w:sz w:val="26"/>
           <w:szCs w:val="26"/>
         </w:rPr>
-        <w:t>應該</w:t>
-      </w:r>
-      <w:proofErr w:type="gramStart"/>
-      <w:r>
-        <w:rPr>
-          <w:rFonts w:asciiTheme="majorBidi" w:eastAsia="標楷體" w:hAnsiTheme="majorBidi" w:cstheme="majorBidi" w:hint="eastAsia"/>
-          <w:bCs/>
-          <w:w w:val="80"/>
-          <w:sz w:val="26"/>
-          <w:szCs w:val="26"/>
-        </w:rPr>
-        <w:t>感謝攏</w:t>
-      </w:r>
-      <w:proofErr w:type="gramEnd"/>
-      <w:r>
-        <w:rPr>
-          <w:rFonts w:asciiTheme="majorBidi" w:eastAsia="標楷體" w:hAnsiTheme="majorBidi" w:cstheme="majorBidi" w:hint="eastAsia"/>
-          <w:bCs/>
-          <w:w w:val="80"/>
-          <w:sz w:val="26"/>
-          <w:szCs w:val="26"/>
-        </w:rPr>
-        <w:t>無息。</w:t>
+        <w:t>應該感謝攏無息。</w:t>
       </w:r>
     </w:p>
     <w:p>
@@ -3708,29 +3651,7 @@
           <w:sz w:val="26"/>
           <w:szCs w:val="26"/>
         </w:rPr>
-        <w:t>願我</w:t>
-      </w:r>
-      <w:proofErr w:type="gramStart"/>
-      <w:r>
-        <w:rPr>
-          <w:rFonts w:asciiTheme="majorBidi" w:eastAsia="標楷體" w:hAnsiTheme="majorBidi" w:cstheme="majorBidi" w:hint="eastAsia"/>
-          <w:bCs/>
-          <w:w w:val="80"/>
-          <w:sz w:val="26"/>
-          <w:szCs w:val="26"/>
-        </w:rPr>
-        <w:t>能聽主聲音</w:t>
-      </w:r>
-      <w:proofErr w:type="gramEnd"/>
-      <w:r>
-        <w:rPr>
-          <w:rFonts w:asciiTheme="majorBidi" w:eastAsia="標楷體" w:hAnsiTheme="majorBidi" w:cstheme="majorBidi" w:hint="eastAsia"/>
-          <w:bCs/>
-          <w:w w:val="80"/>
-          <w:sz w:val="26"/>
-          <w:szCs w:val="26"/>
-        </w:rPr>
-        <w:t>，</w:t>
+        <w:t>願我能聽主聲音，</w:t>
       </w:r>
     </w:p>
     <w:p>
@@ -3754,29 +3675,7 @@
           <w:sz w:val="26"/>
           <w:szCs w:val="26"/>
         </w:rPr>
-        <w:t>我</w:t>
-      </w:r>
-      <w:proofErr w:type="gramStart"/>
-      <w:r>
-        <w:rPr>
-          <w:rFonts w:asciiTheme="majorBidi" w:eastAsia="標楷體" w:hAnsiTheme="majorBidi" w:cstheme="majorBidi" w:hint="eastAsia"/>
-          <w:bCs/>
-          <w:w w:val="80"/>
-          <w:sz w:val="26"/>
-          <w:szCs w:val="26"/>
-        </w:rPr>
-        <w:t>若行</w:t>
-      </w:r>
-      <w:proofErr w:type="gramEnd"/>
-      <w:r>
-        <w:rPr>
-          <w:rFonts w:asciiTheme="majorBidi" w:eastAsia="標楷體" w:hAnsiTheme="majorBidi" w:cstheme="majorBidi" w:hint="eastAsia"/>
-          <w:bCs/>
-          <w:w w:val="80"/>
-          <w:sz w:val="26"/>
-          <w:szCs w:val="26"/>
-        </w:rPr>
-        <w:t>到危險路途，</w:t>
+        <w:t>我若行到危險路途，</w:t>
       </w:r>
     </w:p>
     <w:p>
@@ -3800,29 +3699,7 @@
           <w:sz w:val="26"/>
           <w:szCs w:val="26"/>
         </w:rPr>
-        <w:t>耶穌引導</w:t>
-      </w:r>
-      <w:proofErr w:type="gramStart"/>
-      <w:r>
-        <w:rPr>
-          <w:rFonts w:asciiTheme="majorBidi" w:eastAsia="標楷體" w:hAnsiTheme="majorBidi" w:cstheme="majorBidi" w:hint="eastAsia"/>
-          <w:bCs/>
-          <w:w w:val="80"/>
-          <w:sz w:val="26"/>
-          <w:szCs w:val="26"/>
-        </w:rPr>
-        <w:t>行正路</w:t>
-      </w:r>
-      <w:proofErr w:type="gramEnd"/>
-      <w:r>
-        <w:rPr>
-          <w:rFonts w:asciiTheme="majorBidi" w:eastAsia="標楷體" w:hAnsiTheme="majorBidi" w:cstheme="majorBidi" w:hint="eastAsia"/>
-          <w:bCs/>
-          <w:w w:val="80"/>
-          <w:sz w:val="26"/>
-          <w:szCs w:val="26"/>
-        </w:rPr>
-        <w:t>，</w:t>
+        <w:t>耶穌引導行正路，</w:t>
       </w:r>
     </w:p>
     <w:p>
@@ -3846,29 +3723,7 @@
           <w:sz w:val="26"/>
           <w:szCs w:val="26"/>
         </w:rPr>
-        <w:t>主流</w:t>
-      </w:r>
-      <w:proofErr w:type="gramStart"/>
-      <w:r>
-        <w:rPr>
-          <w:rFonts w:asciiTheme="majorBidi" w:eastAsia="標楷體" w:hAnsiTheme="majorBidi" w:cstheme="majorBidi" w:hint="eastAsia"/>
-          <w:bCs/>
-          <w:w w:val="80"/>
-          <w:sz w:val="26"/>
-          <w:szCs w:val="26"/>
-        </w:rPr>
-        <w:t>寶血救</w:t>
-      </w:r>
-      <w:proofErr w:type="gramEnd"/>
-      <w:r>
-        <w:rPr>
-          <w:rFonts w:asciiTheme="majorBidi" w:eastAsia="標楷體" w:hAnsiTheme="majorBidi" w:cstheme="majorBidi" w:hint="eastAsia"/>
-          <w:bCs/>
-          <w:w w:val="80"/>
-          <w:sz w:val="26"/>
-          <w:szCs w:val="26"/>
-        </w:rPr>
-        <w:t>我心靈，</w:t>
+        <w:t>主流寶血救我心靈，</w:t>
       </w:r>
     </w:p>
     <w:p>
@@ -3884,7 +3739,6 @@
           <w:szCs w:val="26"/>
         </w:rPr>
       </w:pPr>
-      <w:proofErr w:type="gramStart"/>
       <w:r>
         <w:rPr>
           <w:rFonts w:asciiTheme="majorBidi" w:eastAsia="標楷體" w:hAnsiTheme="majorBidi" w:cstheme="majorBidi" w:hint="eastAsia"/>
@@ -3893,18 +3747,7 @@
           <w:sz w:val="26"/>
           <w:szCs w:val="26"/>
         </w:rPr>
-        <w:t>救贖導我</w:t>
-      </w:r>
-      <w:proofErr w:type="gramEnd"/>
-      <w:r>
-        <w:rPr>
-          <w:rFonts w:asciiTheme="majorBidi" w:eastAsia="標楷體" w:hAnsiTheme="majorBidi" w:cstheme="majorBidi" w:hint="eastAsia"/>
-          <w:bCs/>
-          <w:w w:val="80"/>
-          <w:sz w:val="26"/>
-          <w:szCs w:val="26"/>
-        </w:rPr>
-        <w:t>到天庭。</w:t>
+        <w:t>救贖導我到天庭。</w:t>
       </w:r>
     </w:p>
     <w:p>
@@ -3958,7 +3801,6 @@
           <w:szCs w:val="26"/>
         </w:rPr>
       </w:pPr>
-      <w:proofErr w:type="gramStart"/>
       <w:r>
         <w:rPr>
           <w:rFonts w:asciiTheme="majorBidi" w:eastAsia="標楷體" w:hAnsiTheme="majorBidi" w:cstheme="majorBidi" w:hint="eastAsia"/>
@@ -3967,18 +3809,7 @@
           <w:sz w:val="26"/>
           <w:szCs w:val="26"/>
         </w:rPr>
-        <w:t>暝及日催迫</w:t>
-      </w:r>
-      <w:proofErr w:type="gramEnd"/>
-      <w:r>
-        <w:rPr>
-          <w:rFonts w:asciiTheme="majorBidi" w:eastAsia="標楷體" w:hAnsiTheme="majorBidi" w:cstheme="majorBidi" w:hint="eastAsia"/>
-          <w:bCs/>
-          <w:w w:val="80"/>
-          <w:sz w:val="26"/>
-          <w:szCs w:val="26"/>
-        </w:rPr>
-        <w:t>我心，</w:t>
+        <w:t>暝及日催迫我心，</w:t>
       </w:r>
     </w:p>
     <w:p>
@@ -4018,7 +3849,6 @@
           <w:szCs w:val="26"/>
         </w:rPr>
       </w:pPr>
-      <w:proofErr w:type="gramStart"/>
       <w:r>
         <w:rPr>
           <w:rFonts w:asciiTheme="majorBidi" w:eastAsia="標楷體" w:hAnsiTheme="majorBidi" w:cstheme="majorBidi" w:hint="eastAsia"/>
@@ -4027,40 +3857,7 @@
           <w:sz w:val="26"/>
           <w:szCs w:val="26"/>
         </w:rPr>
-        <w:t>一</w:t>
-      </w:r>
-      <w:proofErr w:type="gramEnd"/>
-      <w:r>
-        <w:rPr>
-          <w:rFonts w:asciiTheme="majorBidi" w:eastAsia="標楷體" w:hAnsiTheme="majorBidi" w:cstheme="majorBidi" w:hint="eastAsia"/>
-          <w:bCs/>
-          <w:w w:val="80"/>
-          <w:sz w:val="26"/>
-          <w:szCs w:val="26"/>
-        </w:rPr>
-        <w:t>心愛</w:t>
-      </w:r>
-      <w:proofErr w:type="gramStart"/>
-      <w:r>
-        <w:rPr>
-          <w:rFonts w:asciiTheme="majorBidi" w:eastAsia="標楷體" w:hAnsiTheme="majorBidi" w:cstheme="majorBidi" w:hint="eastAsia"/>
-          <w:bCs/>
-          <w:w w:val="80"/>
-          <w:sz w:val="26"/>
-          <w:szCs w:val="26"/>
-        </w:rPr>
-        <w:t>主守教示</w:t>
-      </w:r>
-      <w:proofErr w:type="gramEnd"/>
-      <w:r>
-        <w:rPr>
-          <w:rFonts w:asciiTheme="majorBidi" w:eastAsia="標楷體" w:hAnsiTheme="majorBidi" w:cstheme="majorBidi" w:hint="eastAsia"/>
-          <w:bCs/>
-          <w:w w:val="80"/>
-          <w:sz w:val="26"/>
-          <w:szCs w:val="26"/>
-        </w:rPr>
-        <w:t>，</w:t>
+        <w:t>一心愛主守教示，</w:t>
       </w:r>
     </w:p>
     <w:p>
@@ -4076,7 +3873,6 @@
           <w:szCs w:val="26"/>
         </w:rPr>
       </w:pPr>
-      <w:proofErr w:type="gramStart"/>
       <w:r>
         <w:rPr>
           <w:rFonts w:asciiTheme="majorBidi" w:eastAsia="標楷體" w:hAnsiTheme="majorBidi" w:cstheme="majorBidi" w:hint="eastAsia"/>
@@ -4085,18 +3881,7 @@
           <w:sz w:val="26"/>
           <w:szCs w:val="26"/>
         </w:rPr>
-        <w:t>離開失迷黑暗</w:t>
-      </w:r>
-      <w:proofErr w:type="gramEnd"/>
-      <w:r>
-        <w:rPr>
-          <w:rFonts w:asciiTheme="majorBidi" w:eastAsia="標楷體" w:hAnsiTheme="majorBidi" w:cstheme="majorBidi" w:hint="eastAsia"/>
-          <w:bCs/>
-          <w:w w:val="80"/>
-          <w:sz w:val="26"/>
-          <w:szCs w:val="26"/>
-        </w:rPr>
-        <w:t>交界，</w:t>
+        <w:t>離開失迷黑暗交界，</w:t>
       </w:r>
     </w:p>
     <w:p>
@@ -4120,51 +3905,7 @@
           <w:sz w:val="26"/>
           <w:szCs w:val="26"/>
         </w:rPr>
-        <w:t>入</w:t>
-      </w:r>
-      <w:proofErr w:type="gramStart"/>
-      <w:r>
-        <w:rPr>
-          <w:rFonts w:asciiTheme="majorBidi" w:eastAsia="標楷體" w:hAnsiTheme="majorBidi" w:cstheme="majorBidi" w:hint="eastAsia"/>
-          <w:bCs/>
-          <w:w w:val="80"/>
-          <w:sz w:val="26"/>
-          <w:szCs w:val="26"/>
-        </w:rPr>
-        <w:t>佇</w:t>
-      </w:r>
-      <w:proofErr w:type="gramEnd"/>
-      <w:r>
-        <w:rPr>
-          <w:rFonts w:asciiTheme="majorBidi" w:eastAsia="標楷體" w:hAnsiTheme="majorBidi" w:cstheme="majorBidi" w:hint="eastAsia"/>
-          <w:bCs/>
-          <w:w w:val="80"/>
-          <w:sz w:val="26"/>
-          <w:szCs w:val="26"/>
-        </w:rPr>
-        <w:t>光明得</w:t>
-      </w:r>
-      <w:proofErr w:type="gramStart"/>
-      <w:r>
-        <w:rPr>
-          <w:rFonts w:asciiTheme="majorBidi" w:eastAsia="標楷體" w:hAnsiTheme="majorBidi" w:cstheme="majorBidi" w:hint="eastAsia"/>
-          <w:bCs/>
-          <w:w w:val="80"/>
-          <w:sz w:val="26"/>
-          <w:szCs w:val="26"/>
-        </w:rPr>
-        <w:t>徛</w:t>
-      </w:r>
-      <w:proofErr w:type="gramEnd"/>
-      <w:r>
-        <w:rPr>
-          <w:rFonts w:asciiTheme="majorBidi" w:eastAsia="標楷體" w:hAnsiTheme="majorBidi" w:cstheme="majorBidi" w:hint="eastAsia"/>
-          <w:bCs/>
-          <w:w w:val="80"/>
-          <w:sz w:val="26"/>
-          <w:szCs w:val="26"/>
-        </w:rPr>
-        <w:t>在，</w:t>
+        <w:t>入佇光明得徛在，</w:t>
       </w:r>
     </w:p>
     <w:p>
@@ -4188,29 +3929,7 @@
           <w:sz w:val="26"/>
           <w:szCs w:val="26"/>
         </w:rPr>
-        <w:t>懇求我</w:t>
-      </w:r>
-      <w:proofErr w:type="gramStart"/>
-      <w:r>
-        <w:rPr>
-          <w:rFonts w:asciiTheme="majorBidi" w:eastAsia="標楷體" w:hAnsiTheme="majorBidi" w:cstheme="majorBidi" w:hint="eastAsia"/>
-          <w:bCs/>
-          <w:w w:val="80"/>
-          <w:sz w:val="26"/>
-          <w:szCs w:val="26"/>
-        </w:rPr>
-        <w:t>主認我賤名</w:t>
-      </w:r>
-      <w:proofErr w:type="gramEnd"/>
-      <w:r>
-        <w:rPr>
-          <w:rFonts w:asciiTheme="majorBidi" w:eastAsia="標楷體" w:hAnsiTheme="majorBidi" w:cstheme="majorBidi" w:hint="eastAsia"/>
-          <w:bCs/>
-          <w:w w:val="80"/>
-          <w:sz w:val="26"/>
-          <w:szCs w:val="26"/>
-        </w:rPr>
-        <w:t>，</w:t>
+        <w:t>懇求我主認我賤名，</w:t>
       </w:r>
     </w:p>
     <w:p>
@@ -4234,29 +3953,7 @@
           <w:sz w:val="26"/>
           <w:szCs w:val="26"/>
         </w:rPr>
-        <w:t>與</w:t>
-      </w:r>
-      <w:proofErr w:type="gramStart"/>
-      <w:r>
-        <w:rPr>
-          <w:rFonts w:asciiTheme="majorBidi" w:eastAsia="標楷體" w:hAnsiTheme="majorBidi" w:cstheme="majorBidi" w:hint="eastAsia"/>
-          <w:bCs/>
-          <w:w w:val="80"/>
-          <w:sz w:val="26"/>
-          <w:szCs w:val="26"/>
-        </w:rPr>
-        <w:t>主永站</w:t>
-      </w:r>
-      <w:proofErr w:type="gramEnd"/>
-      <w:r>
-        <w:rPr>
-          <w:rFonts w:asciiTheme="majorBidi" w:eastAsia="標楷體" w:hAnsiTheme="majorBidi" w:cstheme="majorBidi" w:hint="eastAsia"/>
-          <w:bCs/>
-          <w:w w:val="80"/>
-          <w:sz w:val="26"/>
-          <w:szCs w:val="26"/>
-        </w:rPr>
-        <w:t>，</w:t>
+        <w:t>與主永站，</w:t>
       </w:r>
     </w:p>
     <w:p>
@@ -4280,29 +3977,7 @@
           <w:sz w:val="26"/>
           <w:szCs w:val="26"/>
         </w:rPr>
-        <w:t>與</w:t>
-      </w:r>
-      <w:proofErr w:type="gramStart"/>
-      <w:r>
-        <w:rPr>
-          <w:rFonts w:asciiTheme="majorBidi" w:eastAsia="標楷體" w:hAnsiTheme="majorBidi" w:cstheme="majorBidi" w:hint="eastAsia"/>
-          <w:bCs/>
-          <w:w w:val="80"/>
-          <w:sz w:val="26"/>
-          <w:szCs w:val="26"/>
-        </w:rPr>
-        <w:t>主永住</w:t>
-      </w:r>
-      <w:proofErr w:type="gramEnd"/>
-      <w:r>
-        <w:rPr>
-          <w:rFonts w:asciiTheme="majorBidi" w:eastAsia="標楷體" w:hAnsiTheme="majorBidi" w:cstheme="majorBidi" w:hint="eastAsia"/>
-          <w:bCs/>
-          <w:w w:val="80"/>
-          <w:sz w:val="26"/>
-          <w:szCs w:val="26"/>
-        </w:rPr>
-        <w:t>，</w:t>
+        <w:t>與主永住，</w:t>
       </w:r>
     </w:p>
     <w:p>
@@ -4326,29 +4001,7 @@
           <w:sz w:val="26"/>
           <w:szCs w:val="26"/>
         </w:rPr>
-        <w:t>與</w:t>
-      </w:r>
-      <w:proofErr w:type="gramStart"/>
-      <w:r>
-        <w:rPr>
-          <w:rFonts w:asciiTheme="majorBidi" w:eastAsia="標楷體" w:hAnsiTheme="majorBidi" w:cstheme="majorBidi" w:hint="eastAsia"/>
-          <w:bCs/>
-          <w:w w:val="80"/>
-          <w:sz w:val="26"/>
-          <w:szCs w:val="26"/>
-        </w:rPr>
-        <w:t>主永住</w:t>
-      </w:r>
-      <w:proofErr w:type="gramEnd"/>
-      <w:r>
-        <w:rPr>
-          <w:rFonts w:asciiTheme="majorBidi" w:eastAsia="標楷體" w:hAnsiTheme="majorBidi" w:cstheme="majorBidi" w:hint="eastAsia"/>
-          <w:bCs/>
-          <w:w w:val="80"/>
-          <w:sz w:val="26"/>
-          <w:szCs w:val="26"/>
-        </w:rPr>
-        <w:t>在聖城。</w:t>
+        <w:t>與主永住在聖城。</w:t>
       </w:r>
     </w:p>
     <w:p>
@@ -4364,7 +4017,6 @@
           <w:szCs w:val="26"/>
         </w:rPr>
       </w:pPr>
-      <w:proofErr w:type="gramStart"/>
       <w:r>
         <w:rPr>
           <w:rFonts w:asciiTheme="majorBidi" w:eastAsia="標楷體" w:hAnsiTheme="majorBidi" w:cstheme="majorBidi" w:hint="eastAsia"/>
@@ -4373,18 +4025,7 @@
           <w:sz w:val="26"/>
           <w:szCs w:val="26"/>
         </w:rPr>
-        <w:t>阿們</w:t>
-      </w:r>
-      <w:proofErr w:type="gramEnd"/>
-      <w:r>
-        <w:rPr>
-          <w:rFonts w:asciiTheme="majorBidi" w:eastAsia="標楷體" w:hAnsiTheme="majorBidi" w:cstheme="majorBidi" w:hint="eastAsia"/>
-          <w:bCs/>
-          <w:w w:val="80"/>
-          <w:sz w:val="26"/>
-          <w:szCs w:val="26"/>
-        </w:rPr>
-        <w:t>。</w:t>
+        <w:t>阿們。</w:t>
       </w:r>
     </w:p>
     <w:p>
@@ -4415,6 +4056,7 @@
       <w:r>
         <w:rPr>
           <w:noProof/>
+          <w:lang w:bidi="he-IL"/>
         </w:rPr>
         <mc:AlternateContent>
           <mc:Choice Requires="wpg">
@@ -4550,47 +4192,7 @@
                                   <w:w w:val="90"/>
                                   <w:szCs w:val="24"/>
                                 </w:rPr>
-                                <w:t>我們因信主耶穌基督而蒙　神國福音的恩典，成為基督的肢體，並按主的命令彼此相愛。因此我們奉獻自己成為基督的教會的</w:t>
-                              </w:r>
-                              <w:proofErr w:type="gramStart"/>
-                              <w:r>
-                                <w:rPr>
-                                  <w:rFonts w:ascii="文鼎粗魏碑" w:eastAsia="文鼎粗魏碑" w:cstheme="minorHAnsi" w:hint="eastAsia"/>
-                                  <w:color w:val="0D0D0D" w:themeColor="text1" w:themeTint="F2"/>
-                                  <w:w w:val="90"/>
-                                  <w:szCs w:val="24"/>
-                                </w:rPr>
-                                <w:t>事奉者</w:t>
-                              </w:r>
-                              <w:proofErr w:type="gramEnd"/>
-                              <w:r>
-                                <w:rPr>
-                                  <w:rFonts w:ascii="文鼎粗魏碑" w:eastAsia="文鼎粗魏碑" w:cstheme="minorHAnsi" w:hint="eastAsia"/>
-                                  <w:color w:val="0D0D0D" w:themeColor="text1" w:themeTint="F2"/>
-                                  <w:w w:val="90"/>
-                                  <w:szCs w:val="24"/>
-                                </w:rPr>
-                                <w:t>，用彼此事奉、彼此順服、彼此成全，和彼此學習的心，效法基督成為服事人的僕人。將服事會眾的事看為優先，以服事</w:t>
-                              </w:r>
-                              <w:proofErr w:type="gramStart"/>
-                              <w:r>
-                                <w:rPr>
-                                  <w:rFonts w:ascii="文鼎粗魏碑" w:eastAsia="文鼎粗魏碑" w:cstheme="minorHAnsi" w:hint="eastAsia"/>
-                                  <w:color w:val="0D0D0D" w:themeColor="text1" w:themeTint="F2"/>
-                                  <w:w w:val="90"/>
-                                  <w:szCs w:val="24"/>
-                                </w:rPr>
-                                <w:t>會眾來服事</w:t>
-                              </w:r>
-                              <w:proofErr w:type="gramEnd"/>
-                              <w:r>
-                                <w:rPr>
-                                  <w:rFonts w:ascii="文鼎粗魏碑" w:eastAsia="文鼎粗魏碑" w:cstheme="minorHAnsi" w:hint="eastAsia"/>
-                                  <w:color w:val="0D0D0D" w:themeColor="text1" w:themeTint="F2"/>
-                                  <w:w w:val="90"/>
-                                  <w:szCs w:val="24"/>
-                                </w:rPr>
-                                <w:t xml:space="preserve">　神。使我們與我們得救的身分相稱。</w:t>
+                                <w:t>我們因信主耶穌基督而蒙　神國福音的恩典，成為基督的肢體，並按主的命令彼此相愛。因此我們奉獻自己成為基督的教會的事奉者，用彼此事奉、彼此順服、彼此成全，和彼此學習的心，效法基督成為服事人的僕人。將服事會眾的事看為優先，以服事會眾來服事　神。使我們與我們得救的身分相稱。</w:t>
                               </w:r>
                             </w:p>
                           </w:txbxContent>
@@ -4616,7 +4218,7 @@
           </mc:Choice>
           <mc:Fallback>
             <w:pict>
-              <v:group w14:anchorId="789743EB" id="群組 21" o:spid="_x0000_s1026" style="position:absolute;margin-left:538.15pt;margin-top:28.9pt;width:134.65pt;height:261.65pt;z-index:251664384;mso-position-horizontal-relative:page;mso-position-vertical-relative:page;mso-width-relative:margin;mso-height-relative:margin" coordsize="17094,33223" o:gfxdata="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">
+              <v:group w14:anchorId="789743EB" id="群組 21" o:spid="_x0000_s1026" style="position:absolute;margin-left:538.15pt;margin-top:28.9pt;width:134.65pt;height:261.65pt;z-index:251664384;mso-position-horizontal-relative:page;mso-position-vertical-relative:page;mso-width-relative:margin;mso-height-relative:margin" coordsize="17094,33223" o:gfxdata="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">
                 <v:shapetype id="_x0000_t75" coordsize="21600,21600" o:spt="75" o:preferrelative="t" path="m@4@5l@4@11@9@11@9@5xe" filled="f" stroked="f">
                   <v:stroke joinstyle="miter"/>
                   <v:formulas>
@@ -4636,10 +4238,11 @@
                   <v:path o:extrusionok="f" gradientshapeok="t" o:connecttype="rect"/>
                   <o:lock v:ext="edit" aspectratio="t"/>
                 </v:shapetype>
-                <v:shape id="圖片 18" o:spid="_x0000_s1027" type="#_x0000_t75" style="position:absolute;left:-8065;top:8065;width:33223;height:17094;rotation:90;visibility:visible;mso-wrap-style:square" o:gfxdata="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">
+                <v:shape id="圖片 18" o:spid="_x0000_s1027" type="#_x0000_t75" style="position:absolute;left:-8065;top:8065;width:33223;height:17094;rotation:90;visibility:visible;mso-wrap-style:square" o:gfxdata="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">
                   <v:imagedata r:id="rId9" o:title=""/>
+                  <v:path arrowok="t"/>
                 </v:shape>
-                <v:roundrect id="圓角矩形 7" o:spid="_x0000_s1028" style="position:absolute;left:1666;top:2875;width:14086;height:28296;visibility:visible;mso-wrap-style:square;v-text-anchor:top" arcsize="3131f" o:gfxdata="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" filled="f" stroked="f" strokeweight="2.5pt">
+                <v:roundrect id="圓角矩形 7" o:spid="_x0000_s1028" style="position:absolute;left:1666;top:2875;width:14086;height:28296;visibility:visible;mso-wrap-style:square;v-text-anchor:top" arcsize="3131f" o:gfxdata="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" filled="f" stroked="f" strokeweight="2.5pt">
                   <v:stroke joinstyle="miter"/>
                   <v:textbox style="layout-flow:vertical-ideographic" inset="1mm,1mm,1mm,1mm">
                     <w:txbxContent>
@@ -4684,47 +4287,7 @@
                             <w:w w:val="90"/>
                             <w:szCs w:val="24"/>
                           </w:rPr>
-                          <w:t>我們因信主耶穌基督而蒙　神國福音的恩典，成為基督的肢體，並按主的命令彼此相愛。因此我們奉獻自己成為基督的教會的</w:t>
-                        </w:r>
-                        <w:proofErr w:type="gramStart"/>
-                        <w:r>
-                          <w:rPr>
-                            <w:rFonts w:ascii="文鼎粗魏碑" w:eastAsia="文鼎粗魏碑" w:cstheme="minorHAnsi" w:hint="eastAsia"/>
-                            <w:color w:val="0D0D0D" w:themeColor="text1" w:themeTint="F2"/>
-                            <w:w w:val="90"/>
-                            <w:szCs w:val="24"/>
-                          </w:rPr>
-                          <w:t>事奉者</w:t>
-                        </w:r>
-                        <w:proofErr w:type="gramEnd"/>
-                        <w:r>
-                          <w:rPr>
-                            <w:rFonts w:ascii="文鼎粗魏碑" w:eastAsia="文鼎粗魏碑" w:cstheme="minorHAnsi" w:hint="eastAsia"/>
-                            <w:color w:val="0D0D0D" w:themeColor="text1" w:themeTint="F2"/>
-                            <w:w w:val="90"/>
-                            <w:szCs w:val="24"/>
-                          </w:rPr>
-                          <w:t>，用彼此事奉、彼此順服、彼此成全，和彼此學習的心，效法基督成為服事人的僕人。將服事會眾的事看為優先，以服事</w:t>
-                        </w:r>
-                        <w:proofErr w:type="gramStart"/>
-                        <w:r>
-                          <w:rPr>
-                            <w:rFonts w:ascii="文鼎粗魏碑" w:eastAsia="文鼎粗魏碑" w:cstheme="minorHAnsi" w:hint="eastAsia"/>
-                            <w:color w:val="0D0D0D" w:themeColor="text1" w:themeTint="F2"/>
-                            <w:w w:val="90"/>
-                            <w:szCs w:val="24"/>
-                          </w:rPr>
-                          <w:t>會眾來服事</w:t>
-                        </w:r>
-                        <w:proofErr w:type="gramEnd"/>
-                        <w:r>
-                          <w:rPr>
-                            <w:rFonts w:ascii="文鼎粗魏碑" w:eastAsia="文鼎粗魏碑" w:cstheme="minorHAnsi" w:hint="eastAsia"/>
-                            <w:color w:val="0D0D0D" w:themeColor="text1" w:themeTint="F2"/>
-                            <w:w w:val="90"/>
-                            <w:szCs w:val="24"/>
-                          </w:rPr>
-                          <w:t xml:space="preserve">　神。使我們與我們得救的身分相稱。</w:t>
+                          <w:t>我們因信主耶穌基督而蒙　神國福音的恩典，成為基督的肢體，並按主的命令彼此相愛。因此我們奉獻自己成為基督的教會的事奉者，用彼此事奉、彼此順服、彼此成全，和彼此學習的心，效法基督成為服事人的僕人。將服事會眾的事看為優先，以服事會眾來服事　神。使我們與我們得救的身分相稱。</w:t>
                         </w:r>
                       </w:p>
                     </w:txbxContent>
@@ -4739,6 +4302,7 @@
       <w:r>
         <w:rPr>
           <w:noProof/>
+          <w:lang w:bidi="he-IL"/>
         </w:rPr>
         <w:drawing>
           <wp:anchor distT="0" distB="0" distL="114300" distR="114300" simplePos="0" relativeHeight="251660288" behindDoc="0" locked="0" layoutInCell="1" allowOverlap="1" wp14:anchorId="0030E694" wp14:editId="378612D8">
@@ -4799,6 +4363,7 @@
       <w:r>
         <w:rPr>
           <w:noProof/>
+          <w:lang w:bidi="he-IL"/>
         </w:rPr>
         <w:drawing>
           <wp:anchor distT="0" distB="0" distL="114300" distR="114300" simplePos="0" relativeHeight="251656192" behindDoc="0" locked="0" layoutInCell="1" allowOverlap="1" wp14:anchorId="7EAAEB92" wp14:editId="352781AB">
@@ -4879,6 +4444,7 @@
       <w:r>
         <w:rPr>
           <w:noProof/>
+          <w:lang w:bidi="he-IL"/>
         </w:rPr>
         <mc:AlternateContent>
           <mc:Choice Requires="wpg">
@@ -4947,7 +4513,6 @@
                                 </w:rPr>
                                 <w:t>聚會時間表</w:t>
                               </w:r>
-                              <w:proofErr w:type="gramStart"/>
                               <w:r>
                                 <w:rPr>
                                   <w:rFonts w:ascii="Barlow Condensed Medium" w:eastAsia="華康正顏楷體W9" w:hAnsi="Barlow Condensed Medium" w:cstheme="minorHAnsi" w:hint="eastAsia"/>
@@ -4957,7 +4522,6 @@
                                 </w:rPr>
                                 <w:t>》</w:t>
                               </w:r>
-                              <w:proofErr w:type="gramEnd"/>
                             </w:p>
                             <w:tbl>
                               <w:tblPr>
@@ -5731,7 +5295,6 @@
                                         <w:szCs w:val="26"/>
                                       </w:rPr>
                                     </w:pPr>
-                                    <w:proofErr w:type="gramStart"/>
                                     <w:r>
                                       <w:rPr>
                                         <w:rFonts w:ascii="Barlow Condensed Medium" w:eastAsia="標楷體" w:hAnsi="Barlow Condensed Medium" w:hint="eastAsia"/>
@@ -5742,7 +5305,6 @@
                                       </w:rPr>
                                       <w:t>拿細耳</w:t>
                                     </w:r>
-                                    <w:proofErr w:type="gramEnd"/>
                                     <w:r>
                                       <w:rPr>
                                         <w:rFonts w:ascii="Barlow Condensed Medium" w:eastAsia="標楷體" w:hAnsi="Barlow Condensed Medium" w:hint="eastAsia"/>
@@ -5896,7 +5458,6 @@
                                         <w:szCs w:val="26"/>
                                       </w:rPr>
                                     </w:pPr>
-                                    <w:proofErr w:type="gramStart"/>
                                     <w:r>
                                       <w:rPr>
                                         <w:rFonts w:ascii="Barlow Condensed Medium" w:eastAsia="標楷體" w:hAnsi="Barlow Condensed Medium" w:hint="eastAsia"/>
@@ -5907,7 +5468,6 @@
                                       </w:rPr>
                                       <w:t>社青小組</w:t>
                                     </w:r>
-                                    <w:proofErr w:type="gramEnd"/>
                                   </w:p>
                                 </w:tc>
                                 <w:tc>
@@ -6101,7 +5661,6 @@
                                         <w:szCs w:val="26"/>
                                       </w:rPr>
                                     </w:pPr>
-                                    <w:proofErr w:type="gramStart"/>
                                     <w:r>
                                       <w:rPr>
                                         <w:rFonts w:ascii="Barlow Condensed Medium" w:eastAsia="標楷體" w:hAnsi="Barlow Condensed Medium"/>
@@ -6112,7 +5671,6 @@
                                       </w:rPr>
                                       <w:t>明憲家</w:t>
                                     </w:r>
-                                    <w:proofErr w:type="gramEnd"/>
                                   </w:p>
                                 </w:tc>
                               </w:tr>
@@ -6691,12 +6249,12 @@
           </mc:Choice>
           <mc:Fallback>
             <w:pict>
-              <v:group w14:anchorId="5DF93223" id="群組 24" o:spid="_x0000_s1029" style="position:absolute;margin-left:533.85pt;margin-top:298.55pt;width:140.3pt;height:259.35pt;z-index:251662336;mso-position-horizontal-relative:page;mso-position-vertical-relative:page;mso-width-relative:margin;mso-height-relative:margin" coordsize="17818,32941" o:gfxdata="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">
+              <v:group w14:anchorId="5DF93223" id="群組 24" o:spid="_x0000_s1029" style="position:absolute;margin-left:533.85pt;margin-top:298.55pt;width:140.3pt;height:259.35pt;z-index:251662336;mso-position-horizontal-relative:page;mso-position-vertical-relative:page;mso-width-relative:margin;mso-height-relative:margin" coordsize="17818,32941" o:gfxdata="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">
                 <v:shapetype id="_x0000_t202" coordsize="21600,21600" o:spt="202" path="m,l,21600r21600,l21600,xe">
                   <v:stroke joinstyle="miter"/>
                   <v:path gradientshapeok="t" o:connecttype="rect"/>
                 </v:shapetype>
-                <v:shape id="_x0000_s1030" type="#_x0000_t202" style="position:absolute;left:351;top:293;width:17279;height:32590;visibility:visible;mso-wrap-style:square;v-text-anchor:top" o:gfxdata="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" stroked="f">
+                <v:shape id="_x0000_s1030" type="#_x0000_t202" style="position:absolute;left:351;top:293;width:17279;height:32590;visibility:visible;mso-wrap-style:square;v-text-anchor:top" o:gfxdata="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" stroked="f">
                   <v:textbox inset="0,0,0,0">
                     <w:txbxContent>
                       <w:p>
@@ -6713,7 +6271,6 @@
                           </w:rPr>
                           <w:t>聚會時間表</w:t>
                         </w:r>
-                        <w:proofErr w:type="gramStart"/>
                         <w:r>
                           <w:rPr>
                             <w:rFonts w:ascii="Barlow Condensed Medium" w:eastAsia="華康正顏楷體W9" w:hAnsi="Barlow Condensed Medium" w:cstheme="minorHAnsi" w:hint="eastAsia"/>
@@ -6723,7 +6280,6 @@
                           </w:rPr>
                           <w:t>》</w:t>
                         </w:r>
-                        <w:proofErr w:type="gramEnd"/>
                       </w:p>
                       <w:tbl>
                         <w:tblPr>
@@ -7497,7 +7053,6 @@
                                   <w:szCs w:val="26"/>
                                 </w:rPr>
                               </w:pPr>
-                              <w:proofErr w:type="gramStart"/>
                               <w:r>
                                 <w:rPr>
                                   <w:rFonts w:ascii="Barlow Condensed Medium" w:eastAsia="標楷體" w:hAnsi="Barlow Condensed Medium" w:hint="eastAsia"/>
@@ -7508,7 +7063,6 @@
                                 </w:rPr>
                                 <w:t>拿細耳</w:t>
                               </w:r>
-                              <w:proofErr w:type="gramEnd"/>
                               <w:r>
                                 <w:rPr>
                                   <w:rFonts w:ascii="Barlow Condensed Medium" w:eastAsia="標楷體" w:hAnsi="Barlow Condensed Medium" w:hint="eastAsia"/>
@@ -7662,7 +7216,6 @@
                                   <w:szCs w:val="26"/>
                                 </w:rPr>
                               </w:pPr>
-                              <w:proofErr w:type="gramStart"/>
                               <w:r>
                                 <w:rPr>
                                   <w:rFonts w:ascii="Barlow Condensed Medium" w:eastAsia="標楷體" w:hAnsi="Barlow Condensed Medium" w:hint="eastAsia"/>
@@ -7673,7 +7226,6 @@
                                 </w:rPr>
                                 <w:t>社青小組</w:t>
                               </w:r>
-                              <w:proofErr w:type="gramEnd"/>
                             </w:p>
                           </w:tc>
                           <w:tc>
@@ -7867,7 +7419,6 @@
                                   <w:szCs w:val="26"/>
                                 </w:rPr>
                               </w:pPr>
-                              <w:proofErr w:type="gramStart"/>
                               <w:r>
                                 <w:rPr>
                                   <w:rFonts w:ascii="Barlow Condensed Medium" w:eastAsia="標楷體" w:hAnsi="Barlow Condensed Medium"/>
@@ -7878,7 +7429,6 @@
                                 </w:rPr>
                                 <w:t>明憲家</w:t>
                               </w:r>
-                              <w:proofErr w:type="gramEnd"/>
                             </w:p>
                           </w:tc>
                         </w:tr>
@@ -8394,7 +7944,7 @@
                     </w:txbxContent>
                   </v:textbox>
                 </v:shape>
-                <v:roundrect id="圓角矩形 5" o:spid="_x0000_s1031" style="position:absolute;width:17818;height:32941;visibility:visible;mso-wrap-style:square;v-text-anchor:middle" arcsize="2169f" o:gfxdata="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" filled="f" strokecolor="#5a5a5a [2109]" strokeweight="2.5pt">
+                <v:roundrect id="圓角矩形 5" o:spid="_x0000_s1031" style="position:absolute;width:17818;height:32941;visibility:visible;mso-wrap-style:square;v-text-anchor:middle" arcsize="2169f" o:gfxdata="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" filled="f" strokecolor="#5a5a5a [2109]" strokeweight="2.5pt">
                   <v:stroke joinstyle="miter"/>
                 </v:roundrect>
                 <w10:wrap anchorx="page" anchory="page"/>
@@ -8451,6 +8001,7 @@
         <w:rPr>
           <w:rFonts w:ascii="Barlow Condensed Medium" w:hAnsi="Barlow Condensed Medium"/>
           <w:noProof/>
+          <w:lang w:bidi="he-IL"/>
         </w:rPr>
         <mc:AlternateContent>
           <mc:Choice Requires="wpg">
@@ -8734,29 +8285,7 @@
                                         <w:sz w:val="26"/>
                                         <w:szCs w:val="26"/>
                                       </w:rPr>
-                                      <w:t>婚</w:t>
-                                    </w:r>
-                                    <w:proofErr w:type="gramStart"/>
-                                    <w:r>
-                                      <w:rPr>
-                                        <w:rFonts w:ascii="Barlow Condensed Medium" w:eastAsia="華康儷楷書" w:hAnsi="Barlow Condensed Medium" w:cs="華康儷楷書" w:hint="eastAsia"/>
-                                        <w:color w:val="000000" w:themeColor="text1"/>
-                                        <w:w w:val="75"/>
-                                        <w:sz w:val="26"/>
-                                        <w:szCs w:val="26"/>
-                                      </w:rPr>
-                                      <w:t>不婚都</w:t>
-                                    </w:r>
-                                    <w:proofErr w:type="gramEnd"/>
-                                    <w:r>
-                                      <w:rPr>
-                                        <w:rFonts w:ascii="Barlow Condensed Medium" w:eastAsia="華康儷楷書" w:hAnsi="Barlow Condensed Medium" w:cs="華康儷楷書" w:hint="eastAsia"/>
-                                        <w:color w:val="000000" w:themeColor="text1"/>
-                                        <w:w w:val="75"/>
-                                        <w:sz w:val="26"/>
-                                        <w:szCs w:val="26"/>
-                                      </w:rPr>
-                                      <w:t>要合宜</w:t>
+                                      <w:t>婚不婚都要合宜</w:t>
                                     </w:r>
                                   </w:p>
                                 </w:tc>
@@ -9211,7 +8740,6 @@
                                         <w:szCs w:val="26"/>
                                       </w:rPr>
                                     </w:pPr>
-                                    <w:proofErr w:type="gramStart"/>
                                     <w:r>
                                       <w:rPr>
                                         <w:rFonts w:ascii="Barlow Condensed Medium" w:eastAsia="華康中黑體" w:hAnsi="Barlow Condensed Medium" w:hint="eastAsia"/>
@@ -9221,7 +8749,6 @@
                                       </w:rPr>
                                       <w:t>啟應</w:t>
                                     </w:r>
-                                    <w:proofErr w:type="gramEnd"/>
                                     <w:r>
                                       <w:rPr>
                                         <w:rFonts w:ascii="Barlow Condensed Medium" w:eastAsia="華康中黑體" w:hAnsi="Barlow Condensed Medium" w:hint="eastAsia"/>
@@ -9447,8 +8974,8 @@
           </mc:Choice>
           <mc:Fallback>
             <w:pict>
-              <v:group w14:anchorId="0AB0FEB2" id="群組 19" o:spid="_x0000_s1032" style="position:absolute;left:0;text-align:left;margin-left:534.4pt;margin-top:567.3pt;width:140.6pt;height:130.1pt;z-index:251652096;mso-position-horizontal-relative:page;mso-position-vertical-relative:page;mso-width-relative:margin;mso-height-relative:margin" coordorigin="108" coordsize="17868,16510" o:gfxdata="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">
-                <v:shape id="_x0000_s1033" type="#_x0000_t202" style="position:absolute;left:317;top:444;width:17634;height:15621;visibility:visible;mso-wrap-style:square;v-text-anchor:top" o:gfxdata="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" stroked="f">
+              <v:group w14:anchorId="0AB0FEB2" id="群組 19" o:spid="_x0000_s1032" style="position:absolute;left:0;text-align:left;margin-left:534.4pt;margin-top:567.3pt;width:140.6pt;height:130.1pt;z-index:251652096;mso-position-horizontal-relative:page;mso-position-vertical-relative:page;mso-width-relative:margin;mso-height-relative:margin" coordorigin="108" coordsize="17868,16510" o:gfxdata="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">
+                <v:shape id="_x0000_s1033" type="#_x0000_t202" style="position:absolute;left:317;top:444;width:17634;height:15621;visibility:visible;mso-wrap-style:square;v-text-anchor:top" o:gfxdata="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" stroked="f">
                   <v:textbox inset="0,0,0,0">
                     <w:txbxContent>
                       <w:p>
@@ -9680,29 +9207,7 @@
                                   <w:sz w:val="26"/>
                                   <w:szCs w:val="26"/>
                                 </w:rPr>
-                                <w:t>婚</w:t>
-                              </w:r>
-                              <w:proofErr w:type="gramStart"/>
-                              <w:r>
-                                <w:rPr>
-                                  <w:rFonts w:ascii="Barlow Condensed Medium" w:eastAsia="華康儷楷書" w:hAnsi="Barlow Condensed Medium" w:cs="華康儷楷書" w:hint="eastAsia"/>
-                                  <w:color w:val="000000" w:themeColor="text1"/>
-                                  <w:w w:val="75"/>
-                                  <w:sz w:val="26"/>
-                                  <w:szCs w:val="26"/>
-                                </w:rPr>
-                                <w:t>不婚都</w:t>
-                              </w:r>
-                              <w:proofErr w:type="gramEnd"/>
-                              <w:r>
-                                <w:rPr>
-                                  <w:rFonts w:ascii="Barlow Condensed Medium" w:eastAsia="華康儷楷書" w:hAnsi="Barlow Condensed Medium" w:cs="華康儷楷書" w:hint="eastAsia"/>
-                                  <w:color w:val="000000" w:themeColor="text1"/>
-                                  <w:w w:val="75"/>
-                                  <w:sz w:val="26"/>
-                                  <w:szCs w:val="26"/>
-                                </w:rPr>
-                                <w:t>要合宜</w:t>
+                                <w:t>婚不婚都要合宜</w:t>
                               </w:r>
                             </w:p>
                           </w:tc>
@@ -10157,7 +9662,6 @@
                                   <w:szCs w:val="26"/>
                                 </w:rPr>
                               </w:pPr>
-                              <w:proofErr w:type="gramStart"/>
                               <w:r>
                                 <w:rPr>
                                   <w:rFonts w:ascii="Barlow Condensed Medium" w:eastAsia="華康中黑體" w:hAnsi="Barlow Condensed Medium" w:hint="eastAsia"/>
@@ -10167,7 +9671,6 @@
                                 </w:rPr>
                                 <w:t>啟應</w:t>
                               </w:r>
-                              <w:proofErr w:type="gramEnd"/>
                               <w:r>
                                 <w:rPr>
                                   <w:rFonts w:ascii="Barlow Condensed Medium" w:eastAsia="華康中黑體" w:hAnsi="Barlow Condensed Medium" w:hint="eastAsia"/>
@@ -10330,7 +9833,7 @@
                     </w:txbxContent>
                   </v:textbox>
                 </v:shape>
-                <v:roundrect id="圓角矩形 25" o:spid="_x0000_s1034" style="position:absolute;left:108;width:17869;height:16510;visibility:visible;mso-wrap-style:square;v-text-anchor:middle" arcsize="4542f" o:gfxdata="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" filled="f" strokecolor="#5a5a5a [2109]" strokeweight="2.5pt">
+                <v:roundrect id="圓角矩形 25" o:spid="_x0000_s1034" style="position:absolute;left:108;width:17869;height:16510;visibility:visible;mso-wrap-style:square;v-text-anchor:middle" arcsize="4542f" o:gfxdata="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" filled="f" strokecolor="#5a5a5a [2109]" strokeweight="2.5pt">
                   <v:stroke joinstyle="miter"/>
                 </v:roundrect>
                 <w10:wrap anchorx="page" anchory="page"/>
@@ -10377,6 +9880,7 @@
         <w:rPr>
           <w:rFonts w:ascii="Barlow Condensed Medium" w:hAnsi="Barlow Condensed Medium"/>
           <w:noProof/>
+          <w:lang w:bidi="he-IL"/>
         </w:rPr>
         <mc:AlternateContent>
           <mc:Choice Requires="wps">
@@ -10498,7 +10002,7 @@
           </mc:Choice>
           <mc:Fallback>
             <w:pict>
-              <v:shape w14:anchorId="76BD7DFF" id="文字方塊 2" o:spid="_x0000_s1035" type="#_x0000_t202" style="position:absolute;margin-left:31.4pt;margin-top:-54.1pt;width:109.8pt;height:110.6pt;z-index:251667456;visibility:visible;mso-wrap-style:square;mso-width-percent:0;mso-height-percent:200;mso-wrap-distance-left:9pt;mso-wrap-distance-top:3.6pt;mso-wrap-distance-right:9pt;mso-wrap-distance-bottom:3.6pt;mso-position-horizontal:absolute;mso-position-horizontal-relative:text;mso-position-vertical:absolute;mso-position-vertical-relative:text;mso-width-percent:0;mso-height-percent:200;mso-width-relative:margin;mso-height-relative:margin;v-text-anchor:top" o:gfxdata="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" filled="f" stroked="f">
+              <v:shape w14:anchorId="76BD7DFF" id="文字方塊 2" o:spid="_x0000_s1035" type="#_x0000_t202" style="position:absolute;margin-left:31.4pt;margin-top:-54.1pt;width:109.8pt;height:110.6pt;z-index:251667456;visibility:visible;mso-wrap-style:square;mso-width-percent:0;mso-height-percent:200;mso-wrap-distance-left:9pt;mso-wrap-distance-top:3.6pt;mso-wrap-distance-right:9pt;mso-wrap-distance-bottom:3.6pt;mso-position-horizontal:absolute;mso-position-horizontal-relative:text;mso-position-vertical:absolute;mso-position-vertical-relative:text;mso-width-percent:0;mso-height-percent:200;mso-width-relative:margin;mso-height-relative:margin;v-text-anchor:top" o:gfxdata="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" filled="f" stroked="f">
                 <v:textbox style="mso-fit-shape-to-text:t" inset="1mm,1mm,1mm,1mm">
                   <w:txbxContent>
                     <w:p>
@@ -10599,6 +10103,7 @@
         <w:rPr>
           <w:rFonts w:ascii="Barlow Condensed Medium" w:hAnsi="Barlow Condensed Medium"/>
           <w:noProof/>
+          <w:lang w:bidi="he-IL"/>
         </w:rPr>
         <mc:AlternateContent>
           <mc:Choice Requires="wps">
@@ -10697,7 +10202,7 @@
           </mc:Choice>
           <mc:Fallback>
             <w:pict>
-              <v:roundrect w14:anchorId="4775AEF3" id="圓角矩形 12" o:spid="_x0000_s1036" style="position:absolute;margin-left:-.9pt;margin-top:16.35pt;width:49.3pt;height:15.45pt;z-index:251648000;visibility:visible;mso-wrap-style:square;mso-width-percent:0;mso-height-percent:0;mso-wrap-distance-left:9pt;mso-wrap-distance-top:0;mso-wrap-distance-right:9pt;mso-wrap-distance-bottom:0;mso-position-horizontal:absolute;mso-position-horizontal-relative:text;mso-position-vertical:absolute;mso-position-vertical-relative:text;mso-width-percent:0;mso-height-percent:0;mso-width-relative:margin;mso-height-relative:margin;v-text-anchor:middle" arcsize="10923f" o:gfxdata="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" fillcolor="#5a5a5a [2109]" stroked="f" strokeweight="1pt">
+              <v:roundrect w14:anchorId="4775AEF3" id="圓角矩形 12" o:spid="_x0000_s1036" style="position:absolute;margin-left:-.9pt;margin-top:16.35pt;width:49.3pt;height:15.45pt;z-index:251648000;visibility:visible;mso-wrap-style:square;mso-width-percent:0;mso-height-percent:0;mso-wrap-distance-left:9pt;mso-wrap-distance-top:0;mso-wrap-distance-right:9pt;mso-wrap-distance-bottom:0;mso-position-horizontal:absolute;mso-position-horizontal-relative:text;mso-position-vertical:absolute;mso-position-vertical-relative:text;mso-width-percent:0;mso-height-percent:0;mso-width-relative:margin;mso-height-relative:margin;v-text-anchor:middle" arcsize="10923f" o:gfxdata="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" fillcolor="#5a5a5a [2109]" stroked="f" strokeweight="1pt">
                 <v:stroke joinstyle="miter"/>
                 <v:textbox inset=".5mm,0,.5mm,0">
                   <w:txbxContent>
@@ -10739,6 +10244,7 @@
         <w:rPr>
           <w:rFonts w:ascii="Barlow Condensed Medium" w:hAnsi="Barlow Condensed Medium"/>
           <w:noProof/>
+          <w:lang w:bidi="he-IL"/>
         </w:rPr>
         <mc:AlternateContent>
           <mc:Choice Requires="wps">
@@ -10837,7 +10343,7 @@
           </mc:Choice>
           <mc:Fallback>
             <w:pict>
-              <v:roundrect w14:anchorId="196DC3BF" id="圓角矩形 14" o:spid="_x0000_s1037" style="position:absolute;margin-left:-1.25pt;margin-top:16.7pt;width:83.6pt;height:15.3pt;z-index:251649024;visibility:visible;mso-wrap-style:square;mso-width-percent:0;mso-height-percent:0;mso-wrap-distance-left:9pt;mso-wrap-distance-top:0;mso-wrap-distance-right:9pt;mso-wrap-distance-bottom:0;mso-position-horizontal:absolute;mso-position-horizontal-relative:text;mso-position-vertical:absolute;mso-position-vertical-relative:text;mso-width-percent:0;mso-height-percent:0;mso-width-relative:margin;mso-height-relative:margin;v-text-anchor:middle" arcsize="10923f" o:gfxdata="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" fillcolor="#5a5a5a [2109]" stroked="f" strokeweight="1pt">
+              <v:roundrect w14:anchorId="196DC3BF" id="圓角矩形 14" o:spid="_x0000_s1037" style="position:absolute;margin-left:-1.25pt;margin-top:16.7pt;width:83.6pt;height:15.3pt;z-index:251649024;visibility:visible;mso-wrap-style:square;mso-width-percent:0;mso-height-percent:0;mso-wrap-distance-left:9pt;mso-wrap-distance-top:0;mso-wrap-distance-right:9pt;mso-wrap-distance-bottom:0;mso-position-horizontal:absolute;mso-position-horizontal-relative:text;mso-position-vertical:absolute;mso-position-vertical-relative:text;mso-width-percent:0;mso-height-percent:0;mso-width-relative:margin;mso-height-relative:margin;v-text-anchor:middle" arcsize="10923f" o:gfxdata="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" fillcolor="#5a5a5a [2109]" stroked="f" strokeweight="1pt">
                 <v:stroke joinstyle="miter"/>
                 <v:textbox inset=".5mm,0,.5mm,0">
                   <w:txbxContent>
@@ -10935,6 +10441,7 @@
         <w:rPr>
           <w:rFonts w:ascii="Barlow Condensed Medium" w:hAnsi="Barlow Condensed Medium"/>
           <w:noProof/>
+          <w:lang w:bidi="he-IL"/>
         </w:rPr>
         <mc:AlternateContent>
           <mc:Choice Requires="wps">
@@ -11033,7 +10540,7 @@
           </mc:Choice>
           <mc:Fallback>
             <w:pict>
-              <v:roundrect w14:anchorId="1A4DC044" id="圓角矩形 9" o:spid="_x0000_s1038" style="position:absolute;margin-left:-.6pt;margin-top:16.6pt;width:30.35pt;height:15.3pt;z-index:251650048;visibility:visible;mso-wrap-style:square;mso-width-percent:0;mso-height-percent:0;mso-wrap-distance-left:9pt;mso-wrap-distance-top:0;mso-wrap-distance-right:9pt;mso-wrap-distance-bottom:0;mso-position-horizontal:absolute;mso-position-horizontal-relative:text;mso-position-vertical:absolute;mso-position-vertical-relative:text;mso-width-percent:0;mso-height-percent:0;mso-width-relative:margin;mso-height-relative:margin;v-text-anchor:middle" arcsize="10923f" o:gfxdata="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" fillcolor="#5a5a5a [2109]" stroked="f" strokeweight="1pt">
+              <v:roundrect w14:anchorId="1A4DC044" id="圓角矩形 9" o:spid="_x0000_s1038" style="position:absolute;margin-left:-.6pt;margin-top:16.6pt;width:30.35pt;height:15.3pt;z-index:251650048;visibility:visible;mso-wrap-style:square;mso-width-percent:0;mso-height-percent:0;mso-wrap-distance-left:9pt;mso-wrap-distance-top:0;mso-wrap-distance-right:9pt;mso-wrap-distance-bottom:0;mso-position-horizontal:absolute;mso-position-horizontal-relative:text;mso-position-vertical:absolute;mso-position-vertical-relative:text;mso-width-percent:0;mso-height-percent:0;mso-width-relative:margin;mso-height-relative:margin;v-text-anchor:middle" arcsize="10923f" o:gfxdata="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" fillcolor="#5a5a5a [2109]" stroked="f" strokeweight="1pt">
                 <v:stroke joinstyle="miter"/>
                 <v:textbox inset=".5mm,0,.5mm,0">
                   <w:txbxContent>
@@ -11131,6 +10638,7 @@
         <w:rPr>
           <w:rFonts w:ascii="Barlow Condensed Medium" w:hAnsi="Barlow Condensed Medium"/>
           <w:noProof/>
+          <w:lang w:bidi="he-IL"/>
         </w:rPr>
         <w:drawing>
           <wp:anchor distT="0" distB="0" distL="114300" distR="114300" simplePos="0" relativeHeight="251655168" behindDoc="1" locked="0" layoutInCell="1" allowOverlap="1" wp14:anchorId="2AA2D55C" wp14:editId="4BA447FF">
@@ -11199,6 +10707,7 @@
         <w:rPr>
           <w:rFonts w:ascii="Barlow Condensed Medium" w:hAnsi="Barlow Condensed Medium"/>
           <w:noProof/>
+          <w:lang w:bidi="he-IL"/>
         </w:rPr>
         <mc:AlternateContent>
           <mc:Choice Requires="wps">
@@ -11297,7 +10806,7 @@
           </mc:Choice>
           <mc:Fallback>
             <w:pict>
-              <v:roundrect w14:anchorId="03BFD3A3" id="圓角矩形 13" o:spid="_x0000_s1039" style="position:absolute;margin-left:-.4pt;margin-top:16.65pt;width:49.3pt;height:15.3pt;z-index:251651072;visibility:visible;mso-wrap-style:square;mso-width-percent:0;mso-height-percent:0;mso-wrap-distance-left:9pt;mso-wrap-distance-top:0;mso-wrap-distance-right:9pt;mso-wrap-distance-bottom:0;mso-position-horizontal:absolute;mso-position-horizontal-relative:text;mso-position-vertical:absolute;mso-position-vertical-relative:text;mso-width-percent:0;mso-height-percent:0;mso-width-relative:margin;mso-height-relative:margin;v-text-anchor:middle" arcsize="10923f" o:gfxdata="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" fillcolor="#5a5a5a [2109]" stroked="f" strokeweight="1pt">
+              <v:roundrect w14:anchorId="03BFD3A3" id="圓角矩形 13" o:spid="_x0000_s1039" style="position:absolute;margin-left:-.4pt;margin-top:16.65pt;width:49.3pt;height:15.3pt;z-index:251651072;visibility:visible;mso-wrap-style:square;mso-width-percent:0;mso-height-percent:0;mso-wrap-distance-left:9pt;mso-wrap-distance-top:0;mso-wrap-distance-right:9pt;mso-wrap-distance-bottom:0;mso-position-horizontal:absolute;mso-position-horizontal-relative:text;mso-position-vertical:absolute;mso-position-vertical-relative:text;mso-width-percent:0;mso-height-percent:0;mso-width-relative:margin;mso-height-relative:margin;v-text-anchor:middle" arcsize="10923f" o:gfxdata="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" fillcolor="#5a5a5a [2109]" stroked="f" strokeweight="1pt">
                 <v:stroke joinstyle="miter"/>
                 <v:textbox inset=".5mm,0,.5mm,0">
                   <w:txbxContent>
@@ -11334,7 +10843,6 @@
         </w:rPr>
         <w:t xml:space="preserve">       </w:t>
       </w:r>
-      <w:proofErr w:type="gramStart"/>
       <w:r>
         <w:rPr>
           <w:rFonts w:ascii="Barlow Condensed Medium" w:eastAsia="華康中圓體" w:hAnsi="Barlow Condensed Medium"/>
@@ -11342,7 +10850,6 @@
         </w:rPr>
         <w:t>主堂</w:t>
       </w:r>
-      <w:proofErr w:type="gramEnd"/>
       <w:r>
         <w:rPr>
           <w:rFonts w:ascii="Barlow Condensed Medium" w:eastAsia="華康中圓體" w:hAnsi="Barlow Condensed Medium"/>
@@ -11435,6 +10942,7 @@
           <w:rFonts w:ascii="Barlow Condensed Medium" w:eastAsia="華康儷中黑" w:hAnsi="Barlow Condensed Medium"/>
           <w:noProof/>
           <w:w w:val="80"/>
+          <w:lang w:bidi="he-IL"/>
         </w:rPr>
         <mc:AlternateContent>
           <mc:Choice Requires="wps">
@@ -11486,7 +10994,6 @@
                                 <w:sz w:val="22"/>
                               </w:rPr>
                             </w:pPr>
-                            <w:proofErr w:type="gramStart"/>
                             <w:r>
                               <w:rPr>
                                 <w:rFonts w:ascii="Barlow Condensed Medium" w:eastAsia="華康儷中黑" w:hAnsi="Barlow Condensed Medium"/>
@@ -11494,7 +11001,6 @@
                               </w:rPr>
                               <w:t>教會臉書</w:t>
                             </w:r>
-                            <w:proofErr w:type="gramEnd"/>
                             <w:r>
                               <w:rPr>
                                 <w:rFonts w:ascii="Barlow Condensed Medium" w:eastAsia="華康儷中黑" w:hAnsi="Barlow Condensed Medium"/>
@@ -11537,7 +11043,7 @@
           </mc:Choice>
           <mc:Fallback>
             <w:pict>
-              <v:shape w14:anchorId="77C1E33A" id="_x0000_s1040" type="#_x0000_t202" style="position:absolute;margin-left:107.25pt;margin-top:6.2pt;width:125.55pt;height:16.3pt;z-index:251666432;visibility:visible;mso-wrap-style:square;mso-width-percent:0;mso-height-percent:0;mso-wrap-distance-left:9pt;mso-wrap-distance-top:3.6pt;mso-wrap-distance-right:9pt;mso-wrap-distance-bottom:3.6pt;mso-position-horizontal:absolute;mso-position-horizontal-relative:text;mso-position-vertical:absolute;mso-position-vertical-relative:text;mso-width-percent:0;mso-height-percent:0;mso-width-relative:margin;mso-height-relative:margin;v-text-anchor:top" o:gfxdata="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" filled="f" stroked="f">
+              <v:shape w14:anchorId="77C1E33A" id="_x0000_s1040" type="#_x0000_t202" style="position:absolute;margin-left:107.25pt;margin-top:6.2pt;width:125.55pt;height:16.3pt;z-index:251666432;visibility:visible;mso-wrap-style:square;mso-width-percent:0;mso-height-percent:0;mso-wrap-distance-left:9pt;mso-wrap-distance-top:3.6pt;mso-wrap-distance-right:9pt;mso-wrap-distance-bottom:3.6pt;mso-position-horizontal:absolute;mso-position-horizontal-relative:text;mso-position-vertical:absolute;mso-position-vertical-relative:text;mso-width-percent:0;mso-height-percent:0;mso-width-relative:margin;mso-height-relative:margin;v-text-anchor:top" o:gfxdata="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" filled="f" stroked="f">
                 <v:textbox inset="0,0,0,0">
                   <w:txbxContent>
                     <w:p>
@@ -11548,7 +11054,6 @@
                           <w:sz w:val="22"/>
                         </w:rPr>
                       </w:pPr>
-                      <w:proofErr w:type="gramStart"/>
                       <w:r>
                         <w:rPr>
                           <w:rFonts w:ascii="Barlow Condensed Medium" w:eastAsia="華康儷中黑" w:hAnsi="Barlow Condensed Medium"/>
@@ -11556,7 +11061,6 @@
                         </w:rPr>
                         <w:t>教會臉書</w:t>
                       </w:r>
-                      <w:proofErr w:type="gramEnd"/>
                       <w:r>
                         <w:rPr>
                           <w:rFonts w:ascii="Barlow Condensed Medium" w:eastAsia="華康儷中黑" w:hAnsi="Barlow Condensed Medium"/>
@@ -12396,6 +11900,7 @@
                 <w:color w:val="000000" w:themeColor="text1"/>
                 <w:sz w:val="18"/>
                 <w:szCs w:val="18"/>
+                <w:lang w:bidi="he-IL"/>
               </w:rPr>
               <mc:AlternateContent>
                 <mc:Choice Requires="wps">
@@ -12470,15 +11975,7 @@
                                       <w:color w:val="FFFFFF"/>
                                       <w:w w:val="66"/>
                                     </w:rPr>
-                                    <w:t xml:space="preserve">恭候　</w:t>
-                                  </w:r>
-                                  <w:r>
-                                    <w:rPr>
-                                      <w:rFonts w:ascii="華康儷中黑" w:eastAsia="華康儷中黑" w:hAnsi="Calibri" w:cs="Arial" w:hint="eastAsia"/>
-                                      <w:color w:val="FFFFFF"/>
-                                      <w:w w:val="66"/>
-                                    </w:rPr>
-                                    <w:t>神的話</w:t>
+                                    <w:t>恭候　神的話</w:t>
                                   </w:r>
                                 </w:p>
                               </w:txbxContent>
@@ -12503,7 +12000,7 @@
                 </mc:Choice>
                 <mc:Fallback>
                   <w:pict>
-                    <v:rect w14:anchorId="343BC9BA" id="矩形 8" o:spid="_x0000_s1041" style="position:absolute;left:0;text-align:left;margin-left:-.7pt;margin-top:2.7pt;width:18.75pt;height:92.3pt;z-index:251663360;visibility:visible;mso-wrap-style:square;mso-width-percent:0;mso-height-percent:0;mso-wrap-distance-left:9pt;mso-wrap-distance-top:0;mso-wrap-distance-right:9pt;mso-wrap-distance-bottom:0;mso-position-horizontal:absolute;mso-position-horizontal-relative:text;mso-position-vertical:absolute;mso-position-vertical-relative:text;mso-width-percent:0;mso-height-percent:0;mso-width-relative:margin;mso-height-relative:margin;v-text-anchor:middle" o:gfxdata="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" fillcolor="#5a5a5a [2109]" stroked="f" strokeweight="1pt">
+                    <v:rect w14:anchorId="343BC9BA" id="矩形 8" o:spid="_x0000_s1041" style="position:absolute;left:0;text-align:left;margin-left:-.7pt;margin-top:2.7pt;width:18.75pt;height:92.3pt;z-index:251663360;visibility:visible;mso-wrap-style:square;mso-width-percent:0;mso-height-percent:0;mso-wrap-distance-left:9pt;mso-wrap-distance-top:0;mso-wrap-distance-right:9pt;mso-wrap-distance-bottom:0;mso-position-horizontal:absolute;mso-position-horizontal-relative:text;mso-position-vertical:absolute;mso-position-vertical-relative:text;mso-width-percent:0;mso-height-percent:0;mso-width-relative:margin;mso-height-relative:margin;v-text-anchor:middle" o:gfxdata="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" fillcolor="#5a5a5a [2109]" stroked="f" strokeweight="1pt">
                       <v:textbox style="layout-flow:vertical-ideographic" inset="1mm,1mm,1mm,1mm">
                         <w:txbxContent>
                           <w:p>
@@ -12523,15 +12020,7 @@
                                 <w:color w:val="FFFFFF"/>
                                 <w:w w:val="66"/>
                               </w:rPr>
-                              <w:t xml:space="preserve">恭候　</w:t>
-                            </w:r>
-                            <w:r>
-                              <w:rPr>
-                                <w:rFonts w:ascii="華康儷中黑" w:eastAsia="華康儷中黑" w:hAnsi="Calibri" w:cs="Arial" w:hint="eastAsia"/>
-                                <w:color w:val="FFFFFF"/>
-                                <w:w w:val="66"/>
-                              </w:rPr>
-                              <w:t>神的話</w:t>
+                              <w:t>恭候　神的話</w:t>
                             </w:r>
                           </w:p>
                         </w:txbxContent>
@@ -12569,7 +12058,6 @@
                 <w:szCs w:val="20"/>
               </w:rPr>
             </w:pPr>
-            <w:proofErr w:type="gramStart"/>
             <w:r>
               <w:rPr>
                 <w:rFonts w:eastAsia="華康儷中黑" w:cstheme="minorHAnsi"/>
@@ -12580,7 +12068,6 @@
               </w:rPr>
               <w:t>序樂</w:t>
             </w:r>
-            <w:proofErr w:type="gramEnd"/>
           </w:p>
         </w:tc>
         <w:tc>
@@ -12716,7 +12203,6 @@
                 <w:szCs w:val="20"/>
               </w:rPr>
             </w:pPr>
-            <w:proofErr w:type="gramStart"/>
             <w:r>
               <w:rPr>
                 <w:rFonts w:eastAsia="華康儷中黑" w:cstheme="minorHAnsi"/>
@@ -12727,7 +12213,6 @@
               </w:rPr>
               <w:t>宣召</w:t>
             </w:r>
-            <w:proofErr w:type="gramEnd"/>
           </w:p>
         </w:tc>
         <w:tc>
@@ -13085,29 +12570,7 @@
                 <w:sz w:val="20"/>
                 <w:szCs w:val="20"/>
               </w:rPr>
-              <w:t>新的</w:t>
-            </w:r>
-            <w:proofErr w:type="gramStart"/>
-            <w:r>
-              <w:rPr>
-                <w:rFonts w:ascii="Bahnschrift SemiBold Condensed" w:eastAsia="標楷體" w:hAnsi="Bahnschrift SemiBold Condensed" w:cstheme="minorHAnsi" w:hint="eastAsia"/>
-                <w:color w:val="000000" w:themeColor="text1"/>
-                <w:w w:val="125"/>
-                <w:sz w:val="20"/>
-                <w:szCs w:val="20"/>
-              </w:rPr>
-              <w:t>誡</w:t>
-            </w:r>
-            <w:proofErr w:type="gramEnd"/>
-            <w:r>
-              <w:rPr>
-                <w:rFonts w:ascii="Bahnschrift SemiBold Condensed" w:eastAsia="標楷體" w:hAnsi="Bahnschrift SemiBold Condensed" w:cstheme="minorHAnsi" w:hint="eastAsia"/>
-                <w:color w:val="000000" w:themeColor="text1"/>
-                <w:w w:val="125"/>
-                <w:sz w:val="20"/>
-                <w:szCs w:val="20"/>
-              </w:rPr>
-              <w:t>命</w:t>
+              <w:t>新的誡命</w:t>
             </w:r>
           </w:p>
         </w:tc>
@@ -13205,7 +12668,6 @@
                 <w:szCs w:val="20"/>
               </w:rPr>
             </w:pPr>
-            <w:proofErr w:type="gramStart"/>
             <w:r>
               <w:rPr>
                 <w:rFonts w:eastAsia="華康儷中黑" w:cstheme="minorHAnsi"/>
@@ -13216,7 +12678,6 @@
               </w:rPr>
               <w:t>啟應文</w:t>
             </w:r>
-            <w:proofErr w:type="gramEnd"/>
           </w:p>
         </w:tc>
         <w:tc>
@@ -13502,6 +12963,7 @@
                 <w:color w:val="000000" w:themeColor="text1"/>
                 <w:sz w:val="18"/>
                 <w:szCs w:val="18"/>
+                <w:lang w:bidi="he-IL"/>
               </w:rPr>
               <mc:AlternateContent>
                 <mc:Choice Requires="wps">
@@ -13601,7 +13063,7 @@
                 </mc:Choice>
                 <mc:Fallback>
                   <w:pict>
-                    <v:rect w14:anchorId="363672F5" id="矩形 10" o:spid="_x0000_s1042" style="position:absolute;left:0;text-align:left;margin-left:-.7pt;margin-top:12.9pt;width:19.25pt;height:42.9pt;z-index:251659264;visibility:visible;mso-wrap-style:square;mso-width-percent:0;mso-height-percent:0;mso-wrap-distance-left:9pt;mso-wrap-distance-top:0;mso-wrap-distance-right:9pt;mso-wrap-distance-bottom:0;mso-position-horizontal:absolute;mso-position-horizontal-relative:text;mso-position-vertical:absolute;mso-position-vertical-relative:text;mso-width-percent:0;mso-height-percent:0;mso-width-relative:margin;mso-height-relative:margin;v-text-anchor:middle" o:gfxdata="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" fillcolor="#5a5a5a [2109]" stroked="f" strokeweight="1pt">
+                    <v:rect w14:anchorId="363672F5" id="矩形 10" o:spid="_x0000_s1042" style="position:absolute;left:0;text-align:left;margin-left:-.7pt;margin-top:12.9pt;width:19.25pt;height:42.9pt;z-index:251659264;visibility:visible;mso-wrap-style:square;mso-width-percent:0;mso-height-percent:0;mso-wrap-distance-left:9pt;mso-wrap-distance-top:0;mso-wrap-distance-right:9pt;mso-wrap-distance-bottom:0;mso-position-horizontal:absolute;mso-position-horizontal-relative:text;mso-position-vertical:absolute;mso-position-vertical-relative:text;mso-width-percent:0;mso-height-percent:0;mso-width-relative:margin;mso-height-relative:margin;v-text-anchor:middle" o:gfxdata="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" fillcolor="#5a5a5a [2109]" stroked="f" strokeweight="1pt">
                       <v:textbox style="layout-flow:vertical-ideographic" inset="1mm,1mm,1mm,1mm">
                         <w:txbxContent>
                           <w:p>
@@ -14094,21 +13556,8 @@
                 <w:sz w:val="20"/>
                 <w:szCs w:val="20"/>
               </w:rPr>
-              <w:t>潔淨</w:t>
-            </w:r>
-            <w:proofErr w:type="gramStart"/>
-            <w:r>
-              <w:rPr>
-                <w:rFonts w:ascii="標楷體" w:eastAsia="標楷體" w:hAnsi="標楷體" w:cstheme="minorHAnsi" w:hint="eastAsia"/>
-                <w:bCs/>
-                <w:color w:val="000000" w:themeColor="text1"/>
-                <w:w w:val="150"/>
-                <w:sz w:val="20"/>
-                <w:szCs w:val="20"/>
-              </w:rPr>
-              <w:t>以色列全地</w:t>
-            </w:r>
-            <w:proofErr w:type="gramEnd"/>
+              <w:t>潔淨以色列全地</w:t>
+            </w:r>
           </w:p>
         </w:tc>
         <w:tc>
@@ -14317,6 +13766,7 @@
                 <w:color w:val="000000" w:themeColor="text1"/>
                 <w:sz w:val="18"/>
                 <w:szCs w:val="18"/>
+                <w:lang w:bidi="he-IL"/>
               </w:rPr>
               <mc:AlternateContent>
                 <mc:Choice Requires="wps">
@@ -14424,7 +13874,7 @@
                 </mc:Choice>
                 <mc:Fallback>
                   <w:pict>
-                    <v:rect w14:anchorId="4D37C684" id="矩形 11" o:spid="_x0000_s1043" style="position:absolute;left:0;text-align:left;margin-left:-.7pt;margin-top:1.65pt;width:19.25pt;height:111.25pt;z-index:251657216;visibility:visible;mso-wrap-style:square;mso-width-percent:0;mso-height-percent:0;mso-wrap-distance-left:9pt;mso-wrap-distance-top:0;mso-wrap-distance-right:9pt;mso-wrap-distance-bottom:0;mso-position-horizontal:absolute;mso-position-horizontal-relative:text;mso-position-vertical:absolute;mso-position-vertical-relative:text;mso-width-percent:0;mso-height-percent:0;mso-width-relative:margin;mso-height-relative:margin;v-text-anchor:middle" o:gfxdata="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" fillcolor="#5a5a5a [2109]" stroked="f" strokeweight="1pt">
+                    <v:rect w14:anchorId="4D37C684" id="矩形 11" o:spid="_x0000_s1043" style="position:absolute;left:0;text-align:left;margin-left:-.7pt;margin-top:1.65pt;width:19.25pt;height:111.25pt;z-index:251657216;visibility:visible;mso-wrap-style:square;mso-width-percent:0;mso-height-percent:0;mso-wrap-distance-left:9pt;mso-wrap-distance-top:0;mso-wrap-distance-right:9pt;mso-wrap-distance-bottom:0;mso-position-horizontal:absolute;mso-position-horizontal-relative:text;mso-position-vertical:absolute;mso-position-vertical-relative:text;mso-width-percent:0;mso-height-percent:0;mso-width-relative:margin;mso-height-relative:margin;v-text-anchor:middle" o:gfxdata="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" fillcolor="#5a5a5a [2109]" stroked="f" strokeweight="1pt">
                       <v:textbox style="layout-flow:vertical-ideographic" inset="1mm,1mm,1mm,1mm">
                         <w:txbxContent>
                           <w:p>
@@ -15378,7 +14828,6 @@
                 <w:szCs w:val="20"/>
               </w:rPr>
             </w:pPr>
-            <w:proofErr w:type="gramStart"/>
             <w:r>
               <w:rPr>
                 <w:rFonts w:eastAsia="華康儷中黑" w:cstheme="minorHAnsi" w:hint="eastAsia"/>
@@ -15389,7 +14838,6 @@
               </w:rPr>
               <w:t>公禱</w:t>
             </w:r>
-            <w:proofErr w:type="gramEnd"/>
           </w:p>
         </w:tc>
         <w:tc>
@@ -15525,7 +14973,6 @@
                 <w:szCs w:val="20"/>
               </w:rPr>
             </w:pPr>
-            <w:proofErr w:type="gramStart"/>
             <w:r>
               <w:rPr>
                 <w:rFonts w:eastAsia="華康儷中黑" w:cstheme="minorHAnsi"/>
@@ -15536,7 +14983,6 @@
               </w:rPr>
               <w:t>頌榮</w:t>
             </w:r>
-            <w:proofErr w:type="gramEnd"/>
           </w:p>
         </w:tc>
         <w:tc>
@@ -15759,7 +15205,6 @@
               </w:rPr>
               <w:t xml:space="preserve">: </w:t>
             </w:r>
-            <w:proofErr w:type="gramStart"/>
             <w:r>
               <w:rPr>
                 <w:rFonts w:ascii="Bahnschrift SemiBold Condensed" w:eastAsia="標楷體" w:hAnsi="Bahnschrift SemiBold Condensed" w:cstheme="minorHAnsi" w:hint="eastAsia"/>
@@ -15769,7 +15214,6 @@
               </w:rPr>
               <w:t>阿們頌</w:t>
             </w:r>
-            <w:proofErr w:type="gramEnd"/>
           </w:p>
         </w:tc>
         <w:tc>
@@ -15866,7 +15310,6 @@
                 <w:szCs w:val="20"/>
               </w:rPr>
             </w:pPr>
-            <w:proofErr w:type="gramStart"/>
             <w:r>
               <w:rPr>
                 <w:rFonts w:eastAsia="華康儷中黑" w:cstheme="minorHAnsi" w:hint="eastAsia"/>
@@ -15877,7 +15320,6 @@
               </w:rPr>
               <w:t>殿樂</w:t>
             </w:r>
-            <w:proofErr w:type="gramEnd"/>
           </w:p>
         </w:tc>
         <w:tc>
@@ -16340,6 +15782,7 @@
         <w:rPr>
           <w:rFonts w:ascii="Bahnschrift SemiBold Condensed" w:eastAsia="華康細黑體" w:hAnsi="Bahnschrift SemiBold Condensed"/>
           <w:noProof/>
+          <w:lang w:bidi="he-IL"/>
         </w:rPr>
         <mc:AlternateContent>
           <mc:Choice Requires="wps">
@@ -16402,7 +15845,7 @@
           </mc:Choice>
           <mc:Fallback>
             <w:pict>
-              <v:line w14:anchorId="2CDA4C73" id="直線接點 2" o:spid="_x0000_s1026" style="position:absolute;z-index:251654144;visibility:visible;mso-wrap-style:square;mso-height-percent:0;mso-wrap-distance-left:9pt;mso-wrap-distance-top:0;mso-wrap-distance-right:9pt;mso-wrap-distance-bottom:0;mso-position-horizontal:absolute;mso-position-horizontal-relative:page;mso-position-vertical:absolute;mso-position-vertical-relative:page;mso-height-percent:0;mso-height-relative:margin" from="687.75pt,19.85pt" to="687.75pt,709.8pt" o:gfxdata="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" strokecolor="black [3213]" strokeweight=".5pt">
+              <v:line w14:anchorId="553253E3" id="直線接點 2" o:spid="_x0000_s1026" style="position:absolute;z-index:251654144;visibility:visible;mso-wrap-style:square;mso-height-percent:0;mso-wrap-distance-left:9pt;mso-wrap-distance-top:0;mso-wrap-distance-right:9pt;mso-wrap-distance-bottom:0;mso-position-horizontal:absolute;mso-position-horizontal-relative:page;mso-position-vertical:absolute;mso-position-vertical-relative:page;mso-height-percent:0;mso-height-relative:margin" from="687.75pt,19.85pt" to="687.75pt,709.8pt" o:gfxdata="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" strokecolor="black [3213]" strokeweight=".5pt">
                 <v:stroke dashstyle="3 1" joinstyle="miter"/>
                 <w10:wrap anchorx="page" anchory="page"/>
               </v:line>
@@ -16547,27 +15990,7 @@
           <w:sz w:val="26"/>
           <w:szCs w:val="26"/>
         </w:rPr>
-        <w:t>在清氣的人，萬物攏是清氣；在許</w:t>
-      </w:r>
-      <w:proofErr w:type="gramStart"/>
-      <w:r>
-        <w:rPr>
-          <w:rFonts w:ascii="標楷體" w:eastAsia="標楷體" w:hAnsi="標楷體" w:cs="Arial" w:hint="eastAsia"/>
-          <w:w w:val="80"/>
-          <w:sz w:val="26"/>
-          <w:szCs w:val="26"/>
-        </w:rPr>
-        <w:t>個</w:t>
-      </w:r>
-      <w:proofErr w:type="gramEnd"/>
-      <w:r>
-        <w:rPr>
-          <w:rFonts w:ascii="標楷體" w:eastAsia="標楷體" w:hAnsi="標楷體" w:cs="Arial" w:hint="eastAsia"/>
-          <w:w w:val="80"/>
-          <w:sz w:val="26"/>
-          <w:szCs w:val="26"/>
-        </w:rPr>
-        <w:t>污穢無信的人，無一項物清氣，連</w:t>
+        <w:t>在清氣的人，萬物攏是清氣；在許個污穢無信的人，無一項物清氣，連</w:t>
       </w:r>
       <w:r>
         <w:rPr>
@@ -16804,7 +16227,6 @@
                 <w:w w:val="80"/>
               </w:rPr>
             </w:pPr>
-            <w:proofErr w:type="gramStart"/>
             <w:r>
               <w:rPr>
                 <w:rFonts w:ascii="Barlow Condensed Medium" w:eastAsia="華康中黑體" w:hAnsi="Barlow Condensed Medium" w:cstheme="minorHAnsi"/>
@@ -16812,7 +16234,6 @@
               </w:rPr>
               <w:t>主日事奉</w:t>
             </w:r>
-            <w:proofErr w:type="gramEnd"/>
           </w:p>
         </w:tc>
         <w:tc>
@@ -16843,17 +16264,8 @@
                 <w:rFonts w:ascii="Barlow Condensed Medium" w:eastAsia="華康中黑體" w:hAnsi="Barlow Condensed Medium" w:cstheme="minorHAnsi"/>
                 <w:w w:val="66"/>
               </w:rPr>
-              <w:t>本</w:t>
-            </w:r>
-            <w:proofErr w:type="gramStart"/>
-            <w:r>
-              <w:rPr>
-                <w:rFonts w:ascii="Barlow Condensed Medium" w:eastAsia="華康中黑體" w:hAnsi="Barlow Condensed Medium" w:cstheme="minorHAnsi"/>
-                <w:w w:val="66"/>
-              </w:rPr>
-              <w:t>週</w:t>
-            </w:r>
-            <w:proofErr w:type="gramEnd"/>
+              <w:t>本週</w:t>
+            </w:r>
             <w:r>
               <w:rPr>
                 <w:rFonts w:ascii="Barlow Condensed Medium" w:eastAsia="華康儷中黑" w:hAnsi="Barlow Condensed Medium" w:cstheme="minorHAnsi"/>
@@ -16963,17 +16375,8 @@
                 <w:rFonts w:ascii="Barlow Condensed Medium" w:eastAsia="華康中黑體" w:hAnsi="Barlow Condensed Medium" w:cstheme="minorHAnsi"/>
                 <w:w w:val="66"/>
               </w:rPr>
-              <w:t>下</w:t>
-            </w:r>
-            <w:proofErr w:type="gramStart"/>
-            <w:r>
-              <w:rPr>
-                <w:rFonts w:ascii="Barlow Condensed Medium" w:eastAsia="華康中黑體" w:hAnsi="Barlow Condensed Medium" w:cstheme="minorHAnsi"/>
-                <w:w w:val="66"/>
-              </w:rPr>
-              <w:t>週</w:t>
-            </w:r>
-            <w:proofErr w:type="gramEnd"/>
+              <w:t>下週</w:t>
+            </w:r>
             <w:r>
               <w:rPr>
                 <w:rFonts w:ascii="Barlow Condensed Medium" w:eastAsia="華康儷中黑" w:hAnsi="Barlow Condensed Medium" w:cstheme="minorHAnsi"/>
@@ -17392,7 +16795,14 @@
                 <w:rFonts w:ascii="Barlow Condensed Medium" w:eastAsia="標楷體" w:hAnsi="Barlow Condensed Medium" w:cstheme="minorHAnsi" w:hint="eastAsia"/>
                 <w:w w:val="80"/>
               </w:rPr>
-              <w:t>16</w:t>
+              <w:t>1</w:t>
+            </w:r>
+            <w:r>
+              <w:rPr>
+                <w:rFonts w:ascii="Barlow Condensed Medium" w:eastAsia="標楷體" w:hAnsi="Barlow Condensed Medium" w:cstheme="minorHAnsi" w:hint="eastAsia"/>
+                <w:w w:val="80"/>
+              </w:rPr>
+              <w:t>1</w:t>
             </w:r>
           </w:p>
         </w:tc>
@@ -17420,7 +16830,6 @@
                 <w:szCs w:val="28"/>
               </w:rPr>
             </w:pPr>
-            <w:proofErr w:type="gramStart"/>
             <w:r>
               <w:rPr>
                 <w:rFonts w:ascii="Barlow Condensed Medium" w:eastAsia="華康正顏楷體W9" w:hAnsi="Barlow Condensed Medium" w:cstheme="minorHAnsi"/>
@@ -17430,7 +16839,6 @@
               </w:rPr>
               <w:t>月值月長執</w:t>
             </w:r>
-            <w:proofErr w:type="gramEnd"/>
             <w:r>
               <w:rPr>
                 <w:rFonts w:ascii="Barlow Condensed Medium" w:eastAsia="標楷體" w:hAnsi="Barlow Condensed Medium" w:cstheme="minorHAnsi"/>
@@ -17697,7 +17105,14 @@
                 <w:rFonts w:ascii="Barlow Condensed Medium" w:eastAsia="標楷體" w:hAnsi="Barlow Condensed Medium" w:cstheme="minorHAnsi" w:hint="eastAsia"/>
                 <w:w w:val="80"/>
               </w:rPr>
-              <w:t>75</w:t>
+              <w:t>7</w:t>
+            </w:r>
+            <w:r>
+              <w:rPr>
+                <w:rFonts w:ascii="Barlow Condensed Medium" w:eastAsia="標楷體" w:hAnsi="Barlow Condensed Medium" w:cstheme="minorHAnsi" w:hint="eastAsia"/>
+                <w:w w:val="80"/>
+              </w:rPr>
+              <w:t>3</w:t>
             </w:r>
           </w:p>
         </w:tc>
@@ -18095,17 +17510,8 @@
                 <w:rFonts w:ascii="標楷體" w:eastAsia="標楷體" w:hAnsi="標楷體" w:hint="eastAsia"/>
                 <w:szCs w:val="24"/>
               </w:rPr>
-              <w:t>張思</w:t>
-            </w:r>
-            <w:proofErr w:type="gramStart"/>
-            <w:r>
-              <w:rPr>
-                <w:rFonts w:ascii="標楷體" w:eastAsia="標楷體" w:hAnsi="標楷體" w:hint="eastAsia"/>
-                <w:szCs w:val="24"/>
-              </w:rPr>
-              <w:t>婗</w:t>
-            </w:r>
-            <w:proofErr w:type="gramEnd"/>
+              <w:t>張思婗</w:t>
+            </w:r>
           </w:p>
         </w:tc>
         <w:tc>
@@ -18257,13 +17663,6 @@
                 <w:w w:val="80"/>
               </w:rPr>
             </w:pPr>
-            <w:r>
-              <w:rPr>
-                <w:rFonts w:ascii="Barlow Condensed Medium" w:eastAsia="標楷體" w:hAnsi="Barlow Condensed Medium" w:cstheme="minorHAnsi" w:hint="eastAsia"/>
-                <w:w w:val="80"/>
-              </w:rPr>
-              <w:t>9</w:t>
-            </w:r>
           </w:p>
         </w:tc>
         <w:tc>
@@ -18544,7 +17943,7 @@
                 <w:rFonts w:ascii="Barlow Condensed Medium" w:eastAsia="標楷體" w:hAnsi="Barlow Condensed Medium" w:cstheme="minorHAnsi" w:hint="eastAsia"/>
                 <w:w w:val="80"/>
               </w:rPr>
-              <w:t>--</w:t>
+              <w:t>12</w:t>
             </w:r>
           </w:p>
         </w:tc>
@@ -18595,7 +17994,6 @@
                 <w:w w:val="80"/>
               </w:rPr>
             </w:pPr>
-            <w:proofErr w:type="gramStart"/>
             <w:r>
               <w:rPr>
                 <w:rFonts w:ascii="Barlow Condensed Medium" w:eastAsia="華康中黑體" w:hAnsi="Barlow Condensed Medium" w:cstheme="minorHAnsi"/>
@@ -18603,7 +18001,6 @@
               </w:rPr>
               <w:t>司獻</w:t>
             </w:r>
-            <w:proofErr w:type="gramEnd"/>
           </w:p>
         </w:tc>
         <w:tc>
@@ -19095,7 +18492,14 @@
                 <w:rFonts w:ascii="Barlow Condensed Medium" w:eastAsia="標楷體" w:hAnsi="Barlow Condensed Medium" w:cstheme="minorHAnsi" w:hint="eastAsia"/>
                 <w:w w:val="80"/>
               </w:rPr>
-              <w:t>19</w:t>
+              <w:t>1</w:t>
+            </w:r>
+            <w:r>
+              <w:rPr>
+                <w:rFonts w:ascii="Barlow Condensed Medium" w:eastAsia="標楷體" w:hAnsi="Barlow Condensed Medium" w:cstheme="minorHAnsi" w:hint="eastAsia"/>
+                <w:w w:val="80"/>
+              </w:rPr>
+              <w:t>8</w:t>
             </w:r>
           </w:p>
         </w:tc>
@@ -19507,7 +18911,7 @@
                 <w:rFonts w:ascii="Barlow Condensed Medium" w:eastAsia="華康儷中黑" w:hAnsi="Barlow Condensed Medium" w:cstheme="minorHAnsi"/>
                 <w:w w:val="75"/>
               </w:rPr>
-              <w:instrText xml:space="preserve"> =IF(pub_day&lt;6, last_mon_days, 0)+pub_day-5 \* MERGEFORMAT </w:instrText>
+              <w:instrText xml:space="preserve"> =IF(pub_day&lt;4, last_mon_days, 0)+pub_day-3 \* MERGEFORMAT </w:instrText>
             </w:r>
             <w:r>
               <w:rPr>
@@ -19522,7 +18926,7 @@
                 <w:noProof/>
                 <w:w w:val="75"/>
               </w:rPr>
-              <w:t>9</w:t>
+              <w:t>11</w:t>
             </w:r>
             <w:r>
               <w:rPr>
@@ -19558,7 +18962,7 @@
                 <w:rFonts w:ascii="Barlow Condensed Medium" w:eastAsia="標楷體" w:hAnsi="Barlow Condensed Medium" w:cstheme="minorHAnsi" w:hint="eastAsia"/>
                 <w:w w:val="80"/>
               </w:rPr>
-              <w:t>4</w:t>
+              <w:t>5</w:t>
             </w:r>
           </w:p>
         </w:tc>
@@ -19732,21 +19136,12 @@
                 <w:w w:val="80"/>
               </w:rPr>
             </w:pPr>
-            <w:proofErr w:type="gramStart"/>
             <w:r>
               <w:rPr>
                 <w:rFonts w:ascii="標楷體" w:eastAsia="標楷體" w:hAnsi="標楷體" w:cs="華康儷楷書" w:hint="eastAsia"/>
                 <w:w w:val="80"/>
               </w:rPr>
-              <w:t>拿細耳</w:t>
-            </w:r>
-            <w:proofErr w:type="gramEnd"/>
-            <w:r>
-              <w:rPr>
-                <w:rFonts w:ascii="標楷體" w:eastAsia="標楷體" w:hAnsi="標楷體" w:cs="華康儷楷書" w:hint="eastAsia"/>
-                <w:w w:val="80"/>
-              </w:rPr>
-              <w:t>小組</w:t>
+              <w:t>拿細耳小組</w:t>
             </w:r>
           </w:p>
         </w:tc>
@@ -19873,7 +19268,7 @@
                 <w:rFonts w:ascii="Barlow Condensed Medium" w:eastAsia="標楷體" w:hAnsi="Barlow Condensed Medium" w:cstheme="minorHAnsi" w:hint="eastAsia"/>
                 <w:w w:val="80"/>
               </w:rPr>
-              <w:t>4</w:t>
+              <w:t>6</w:t>
             </w:r>
           </w:p>
         </w:tc>
@@ -19959,7 +19354,6 @@
                 <w:szCs w:val="24"/>
               </w:rPr>
             </w:pPr>
-            <w:proofErr w:type="gramStart"/>
             <w:r>
               <w:rPr>
                 <w:rFonts w:ascii="標楷體" w:eastAsia="標楷體" w:hAnsi="標楷體" w:cs="標楷體" w:hint="eastAsia"/>
@@ -19967,7 +19361,6 @@
               </w:rPr>
               <w:t>楊竣傑</w:t>
             </w:r>
-            <w:proofErr w:type="gramEnd"/>
           </w:p>
         </w:tc>
         <w:tc>
@@ -20714,7 +20107,7 @@
                 <w:rFonts w:ascii="Barlow Condensed Medium" w:eastAsia="標楷體" w:hAnsi="Barlow Condensed Medium" w:cstheme="minorHAnsi" w:hint="eastAsia"/>
                 <w:w w:val="80"/>
               </w:rPr>
-              <w:t>--</w:t>
+              <w:t>13</w:t>
             </w:r>
           </w:p>
         </w:tc>
@@ -21582,7 +20975,7 @@
                 <w:rFonts w:ascii="Barlow Condensed Medium" w:eastAsia="標楷體" w:hAnsi="Barlow Condensed Medium" w:cstheme="minorHAnsi" w:hint="eastAsia"/>
                 <w:w w:val="80"/>
               </w:rPr>
-              <w:t>2</w:t>
+              <w:t>10</w:t>
             </w:r>
           </w:p>
         </w:tc>
@@ -21635,7 +21028,6 @@
                 <w:w w:val="80"/>
               </w:rPr>
             </w:pPr>
-            <w:proofErr w:type="gramStart"/>
             <w:r>
               <w:rPr>
                 <w:rFonts w:ascii="Barlow Condensed Medium" w:eastAsia="華康中黑體" w:hAnsi="Barlow Condensed Medium" w:cstheme="minorHAnsi" w:hint="eastAsia"/>
@@ -21643,7 +21035,6 @@
               </w:rPr>
               <w:t>愛宴</w:t>
             </w:r>
-            <w:proofErr w:type="gramEnd"/>
           </w:p>
         </w:tc>
         <w:tc>
@@ -21673,7 +21064,7 @@
                 <w:rFonts w:ascii="標楷體" w:eastAsia="標楷體" w:hAnsi="標楷體" w:cs="華康儷楷書" w:hint="eastAsia"/>
                 <w:szCs w:val="24"/>
               </w:rPr>
-              <w:t>黃阿絹</w:t>
+              <w:t>詹素蘭</w:t>
             </w:r>
           </w:p>
         </w:tc>
@@ -21809,7 +21200,6 @@
                 <w:w w:val="80"/>
               </w:rPr>
             </w:pPr>
-            <w:proofErr w:type="gramStart"/>
             <w:r>
               <w:rPr>
                 <w:rFonts w:ascii="Barlow Condensed Medium" w:eastAsia="華康中黑體" w:hAnsi="Barlow Condensed Medium" w:cstheme="minorHAnsi" w:hint="eastAsia"/>
@@ -21817,7 +21207,6 @@
               </w:rPr>
               <w:t>愛宴清洗</w:t>
             </w:r>
-            <w:proofErr w:type="gramEnd"/>
           </w:p>
         </w:tc>
         <w:tc>
@@ -24976,7 +24365,7 @@
             <w:pPr>
               <w:snapToGrid w:val="0"/>
               <w:rPr>
-                <w:rFonts w:ascii="Barlow Condensed Medium" w:eastAsia="標楷體" w:hAnsi="Barlow Condensed Medium" w:cstheme="minorHAnsi" w:hint="eastAsia"/>
+                <w:rFonts w:ascii="Barlow Condensed Medium" w:eastAsia="標楷體" w:hAnsi="Barlow Condensed Medium" w:cstheme="minorHAnsi"/>
                 <w:w w:val="80"/>
                 <w:szCs w:val="24"/>
               </w:rPr>
@@ -25570,7 +24959,7 @@
               <w:snapToGrid w:val="0"/>
               <w:ind w:leftChars="-2" w:left="-5" w:rightChars="-3" w:right="-7"/>
               <w:rPr>
-                <w:rFonts w:ascii="Barlow Condensed Medium" w:eastAsia="標楷體" w:hAnsi="Barlow Condensed Medium" w:cstheme="minorHAnsi" w:hint="eastAsia"/>
+                <w:rFonts w:ascii="Barlow Condensed Medium" w:eastAsia="標楷體" w:hAnsi="Barlow Condensed Medium" w:cstheme="minorHAnsi"/>
                 <w:w w:val="80"/>
                 <w:szCs w:val="24"/>
               </w:rPr>
@@ -26382,7 +25771,7 @@
                 <w:sz w:val="20"/>
                 <w:szCs w:val="20"/>
               </w:rPr>
-              <w:t>28*(10)</w:t>
+              <w:t>34:14-33(31)</w:t>
             </w:r>
           </w:p>
         </w:tc>
@@ -26411,7 +25800,6 @@
                 <w:szCs w:val="20"/>
               </w:rPr>
             </w:pPr>
-            <w:proofErr w:type="gramStart"/>
             <w:r>
               <w:rPr>
                 <w:rFonts w:ascii="Barlow Condensed Medium" w:eastAsia="華康儷中黑" w:hAnsi="Barlow Condensed Medium" w:cstheme="minorHAnsi"/>
@@ -26421,7 +25809,6 @@
               </w:rPr>
               <w:t>一</w:t>
             </w:r>
-            <w:proofErr w:type="gramEnd"/>
             <w:r>
               <w:rPr>
                 <w:rFonts w:ascii="Barlow Condensed Medium" w:eastAsia="華康儷中黑" w:hAnsi="Barlow Condensed Medium" w:cstheme="minorHAnsi"/>
@@ -26569,7 +25956,7 @@
                 <w:sz w:val="20"/>
                 <w:szCs w:val="20"/>
               </w:rPr>
-              <w:t>29:1-28(10)</w:t>
+              <w:t>35*(18)</w:t>
             </w:r>
           </w:p>
         </w:tc>
@@ -26745,7 +26132,7 @@
                 <w:sz w:val="20"/>
                 <w:szCs w:val="20"/>
               </w:rPr>
-              <w:t>29:29-30:22(30:6)</w:t>
+              <w:t>36*(15-16)</w:t>
             </w:r>
           </w:p>
         </w:tc>
@@ -26774,7 +26161,6 @@
                 <w:szCs w:val="20"/>
               </w:rPr>
             </w:pPr>
-            <w:proofErr w:type="gramStart"/>
             <w:r>
               <w:rPr>
                 <w:rFonts w:ascii="Barlow Condensed Medium" w:eastAsia="華康儷中黑" w:hAnsi="Barlow Condensed Medium" w:cstheme="minorHAnsi"/>
@@ -26784,7 +26170,6 @@
               </w:rPr>
               <w:t>三</w:t>
             </w:r>
-            <w:proofErr w:type="gramEnd"/>
             <w:r>
               <w:rPr>
                 <w:rFonts w:ascii="Barlow Condensed Medium" w:eastAsia="華康儷中黑" w:hAnsi="Barlow Condensed Medium" w:cstheme="minorHAnsi"/>
@@ -26923,7 +26308,18 @@
                 <w:sz w:val="20"/>
                 <w:szCs w:val="20"/>
               </w:rPr>
-              <w:t>30:23-31:19(31:4)</w:t>
+              <w:t>林前</w:t>
+            </w:r>
+            <w:r>
+              <w:rPr>
+                <w:rFonts w:ascii="Yanone Kaffeesatz Regular" w:eastAsia="華康儷中黑" w:hAnsi="Yanone Kaffeesatz Regular" w:cs="DaunPenh"/>
+                <w:b/>
+                <w:bCs/>
+                <w:w w:val="125"/>
+                <w:sz w:val="20"/>
+                <w:szCs w:val="20"/>
+              </w:rPr>
+              <w:t>1*(17)</w:t>
             </w:r>
           </w:p>
         </w:tc>
@@ -27099,7 +26495,7 @@
                 <w:sz w:val="20"/>
                 <w:szCs w:val="20"/>
               </w:rPr>
-              <w:t>31:20-32:23(32:7-8)</w:t>
+              <w:t>2*-3:17(2:13)</w:t>
             </w:r>
           </w:p>
         </w:tc>
@@ -27275,7 +26671,7 @@
                 <w:sz w:val="20"/>
                 <w:szCs w:val="20"/>
               </w:rPr>
-              <w:t>32:24-33:14(33:13)</w:t>
+              <w:t>3:18-4*(4:1-2)</w:t>
             </w:r>
           </w:p>
         </w:tc>
@@ -27451,7 +26847,7 @@
                 <w:sz w:val="20"/>
                 <w:szCs w:val="20"/>
               </w:rPr>
-              <w:t>33:15-34:13(34:7)</w:t>
+              <w:t>5*-6*(6:20)</w:t>
             </w:r>
           </w:p>
         </w:tc>
@@ -27476,6 +26872,7 @@
           <w:w w:val="60"/>
           <w:sz w:val="26"/>
           <w:szCs w:val="26"/>
+          <w:lang w:bidi="he-IL"/>
         </w:rPr>
         <w:drawing>
           <wp:anchor distT="0" distB="0" distL="114300" distR="114300" simplePos="0" relativeHeight="251653120" behindDoc="1" locked="0" layoutInCell="1" allowOverlap="1" wp14:anchorId="433B7986" wp14:editId="39AC0942">
@@ -27533,7 +26930,6 @@
           </wp:anchor>
         </w:drawing>
       </w:r>
-      <w:proofErr w:type="gramStart"/>
       <w:r>
         <w:rPr>
           <w:rFonts w:ascii="Yanone Kaffeesatz Regular" w:eastAsia="華康儷中黑" w:hAnsi="Yanone Kaffeesatz Regular" w:cs="Arial"/>
@@ -27543,7 +26939,6 @@
         </w:rPr>
         <w:t>註</w:t>
       </w:r>
-      <w:proofErr w:type="gramEnd"/>
       <w:r>
         <w:rPr>
           <w:rFonts w:ascii="Yanone Kaffeesatz Regular" w:eastAsia="華康儷中黑" w:hAnsi="Yanone Kaffeesatz Regular" w:cs="Arial" w:hint="eastAsia"/>
@@ -27710,7 +27105,6 @@
         </w:rPr>
         <w:t>，</w:t>
       </w:r>
-      <w:proofErr w:type="gramStart"/>
       <w:r>
         <w:rPr>
           <w:rFonts w:ascii="Yanone Kaffeesatz Regular" w:eastAsia="華康儷中黑" w:hAnsi="Yanone Kaffeesatz Regular" w:cs="Arial" w:hint="eastAsia"/>
@@ -27736,17 +27130,7 @@
           <w:sz w:val="26"/>
           <w:szCs w:val="26"/>
         </w:rPr>
-        <w:t>省略</w:t>
-      </w:r>
-      <w:proofErr w:type="gramEnd"/>
-      <w:r>
-        <w:rPr>
-          <w:rFonts w:ascii="Yanone Kaffeesatz Regular" w:eastAsia="華康儷中黑" w:hAnsi="Yanone Kaffeesatz Regular" w:cs="Arial" w:hint="eastAsia"/>
-          <w:w w:val="60"/>
-          <w:sz w:val="26"/>
-          <w:szCs w:val="26"/>
-        </w:rPr>
-        <w:t>章</w:t>
+        <w:t>省略章</w:t>
       </w:r>
       <w:r>
         <w:rPr>
@@ -27870,7 +27254,7 @@
           <w:sz w:val="26"/>
           <w:szCs w:val="26"/>
         </w:rPr>
-        <w:t>長大麻瘋的王</w:t>
+        <w:t>潔淨以色列全地</w:t>
       </w:r>
       <w:r>
         <w:rPr>
@@ -27890,12 +27274,11 @@
           <w:rFonts w:ascii="華康古印體" w:eastAsia="華康古印體" w:hAnsi="Barlow Condensed Medium" w:cs="Arial"/>
           <w:b/>
           <w:bCs/>
-          <w:w w:val="75"/>
+          <w:w w:val="70"/>
           <w:sz w:val="26"/>
           <w:szCs w:val="26"/>
         </w:rPr>
       </w:pPr>
-      <w:proofErr w:type="gramStart"/>
       <w:r>
         <w:rPr>
           <w:rFonts w:ascii="Barlow Condensed Medium" w:eastAsia="華康儷中黑" w:hAnsi="Barlow Condensed Medium" w:cs="Arial" w:hint="eastAsia"/>
@@ -27903,17 +27286,7 @@
           <w:sz w:val="26"/>
           <w:szCs w:val="26"/>
         </w:rPr>
-        <w:t>鑰</w:t>
-      </w:r>
-      <w:proofErr w:type="gramEnd"/>
-      <w:r>
-        <w:rPr>
-          <w:rFonts w:ascii="Barlow Condensed Medium" w:eastAsia="華康儷中黑" w:hAnsi="Barlow Condensed Medium" w:cs="Arial" w:hint="eastAsia"/>
-          <w:w w:val="80"/>
-          <w:sz w:val="26"/>
-          <w:szCs w:val="26"/>
-        </w:rPr>
-        <w:t>節</w:t>
+        <w:t>鑰節</w:t>
       </w:r>
       <w:r>
         <w:rPr>
@@ -27924,7 +27297,6 @@
         </w:rPr>
         <w:t>：</w:t>
       </w:r>
-      <w:proofErr w:type="gramStart"/>
       <w:r>
         <w:rPr>
           <w:rFonts w:ascii="華康古印體" w:eastAsia="華康古印體" w:hAnsi="Barlow Condensed Medium" w:cs="Arial" w:hint="eastAsia"/>
@@ -27934,44 +27306,23 @@
           <w:sz w:val="26"/>
           <w:szCs w:val="26"/>
         </w:rPr>
-        <w:t>烏西雅</w:t>
+        <w:t>又拆毀祭壇，把木偶和雕刻的像打碎成灰，砍斷以色列遍地所有的日像，就回耶路撒冷去了。</w:t>
       </w:r>
-      <w:proofErr w:type="gramEnd"/>
-      <w:r>
-        <w:rPr>
-          <w:rFonts w:ascii="華康古印體" w:eastAsia="華康古印體" w:hAnsi="Barlow Condensed Medium" w:cs="Arial" w:hint="eastAsia"/>
+    </w:p>
+    <w:p>
+      <w:pPr>
+        <w:kinsoku w:val="0"/>
+        <w:snapToGrid w:val="0"/>
+        <w:spacing w:line="300" w:lineRule="exact"/>
+        <w:rPr>
+          <w:rFonts w:ascii="華康古印體" w:eastAsia="華康古印體" w:hAnsi="Barlow Condensed Medium" w:cs="Arial"/>
           <w:b/>
           <w:bCs/>
-          <w:w w:val="70"/>
+          <w:w w:val="75"/>
           <w:sz w:val="26"/>
           <w:szCs w:val="26"/>
         </w:rPr>
-        <w:t>就發怒，手拿香爐要燒香。他向祭司發怒的時候，在耶和華殿中</w:t>
-      </w:r>
-      <w:proofErr w:type="gramStart"/>
-      <w:r>
-        <w:rPr>
-          <w:rFonts w:ascii="華康古印體" w:eastAsia="華康古印體" w:hAnsi="Barlow Condensed Medium" w:cs="Arial" w:hint="eastAsia"/>
-          <w:b/>
-          <w:bCs/>
-          <w:w w:val="70"/>
-          <w:sz w:val="26"/>
-          <w:szCs w:val="26"/>
-        </w:rPr>
-        <w:t>香壇旁眾</w:t>
-      </w:r>
-      <w:proofErr w:type="gramEnd"/>
-      <w:r>
-        <w:rPr>
-          <w:rFonts w:ascii="華康古印體" w:eastAsia="華康古印體" w:hAnsi="Barlow Condensed Medium" w:cs="Arial" w:hint="eastAsia"/>
-          <w:b/>
-          <w:bCs/>
-          <w:w w:val="70"/>
-          <w:sz w:val="26"/>
-          <w:szCs w:val="26"/>
-        </w:rPr>
-        <w:t>祭司面前，額上忽然發出大痲瘋。</w:t>
-      </w:r>
+      </w:pPr>
       <w:r>
         <w:rPr>
           <w:rFonts w:ascii="Barlow Condensed Medium" w:eastAsia="華康儷中黑" w:hAnsi="Barlow Condensed Medium" w:cs="Calibri"/>
@@ -28010,7 +27361,7 @@
           <w:sz w:val="26"/>
           <w:szCs w:val="26"/>
         </w:rPr>
-        <w:t>26</w:t>
+        <w:t>34</w:t>
       </w:r>
       <w:r>
         <w:rPr>
@@ -28030,7 +27381,7 @@
           <w:sz w:val="26"/>
           <w:szCs w:val="26"/>
         </w:rPr>
-        <w:t>19</w:t>
+        <w:t>7</w:t>
       </w:r>
       <w:r>
         <w:rPr>
@@ -28145,7 +27496,6 @@
                 <w:szCs w:val="26"/>
               </w:rPr>
             </w:pPr>
-            <w:proofErr w:type="gramStart"/>
             <w:r>
               <w:rPr>
                 <w:rFonts w:ascii="Barlow Condensed Medium" w:eastAsia="華康中黑體" w:hAnsi="Barlow Condensed Medium" w:cs="Arial" w:hint="eastAsia"/>
@@ -28153,9 +27503,8 @@
                 <w:sz w:val="26"/>
                 <w:szCs w:val="26"/>
               </w:rPr>
-              <w:t>烏西雅</w:t>
-            </w:r>
-            <w:proofErr w:type="gramEnd"/>
+              <w:t>約西亞作何事堪比大衛王</w:t>
+            </w:r>
             <w:r>
               <w:rPr>
                 <w:rFonts w:ascii="Barlow Condensed Medium" w:eastAsia="華康中黑體" w:hAnsi="Barlow Condensed Medium" w:cs="Arial" w:hint="eastAsia"/>
@@ -28163,8 +27512,62 @@
                 <w:sz w:val="26"/>
                 <w:szCs w:val="26"/>
               </w:rPr>
-              <w:t>的罪與其他王有何不同</w:t>
-            </w:r>
+              <w:t>?</w:t>
+            </w:r>
+          </w:p>
+        </w:tc>
+      </w:tr>
+      <w:tr>
+        <w:tc>
+          <w:tcPr>
+            <w:tcW w:w="238" w:type="dxa"/>
+            <w:tcMar>
+              <w:left w:w="28" w:type="dxa"/>
+              <w:right w:w="28" w:type="dxa"/>
+            </w:tcMar>
+          </w:tcPr>
+          <w:p>
+            <w:pPr>
+              <w:snapToGrid w:val="0"/>
+              <w:spacing w:line="300" w:lineRule="exact"/>
+              <w:rPr>
+                <w:rFonts w:ascii="Barlow Condensed Medium" w:eastAsia="華康細黑體" w:hAnsi="Barlow Condensed Medium" w:cs="Arial"/>
+                <w:w w:val="75"/>
+                <w:sz w:val="26"/>
+                <w:szCs w:val="26"/>
+              </w:rPr>
+            </w:pPr>
+            <w:r>
+              <w:rPr>
+                <w:rFonts w:ascii="Barlow Condensed Medium" w:eastAsia="華康細黑體" w:hAnsi="Barlow Condensed Medium" w:cs="Arial"/>
+                <w:w w:val="75"/>
+                <w:sz w:val="26"/>
+                <w:szCs w:val="26"/>
+              </w:rPr>
+              <w:t>2.</w:t>
+            </w:r>
+          </w:p>
+        </w:tc>
+        <w:tc>
+          <w:tcPr>
+            <w:tcW w:w="2607" w:type="dxa"/>
+            <w:tcMar>
+              <w:left w:w="57" w:type="dxa"/>
+              <w:right w:w="57" w:type="dxa"/>
+            </w:tcMar>
+          </w:tcPr>
+          <w:p>
+            <w:pPr>
+              <w:snapToGrid w:val="0"/>
+              <w:spacing w:line="300" w:lineRule="exact"/>
+              <w:jc w:val="both"/>
+              <w:rPr>
+                <w:rFonts w:ascii="Barlow Condensed Medium" w:eastAsia="華康中黑體" w:hAnsi="Barlow Condensed Medium" w:cs="Arial"/>
+                <w:w w:val="75"/>
+                <w:sz w:val="26"/>
+                <w:szCs w:val="26"/>
+              </w:rPr>
+            </w:pPr>
             <w:r>
               <w:rPr>
                 <w:rFonts w:ascii="Barlow Condensed Medium" w:eastAsia="華康中黑體" w:hAnsi="Barlow Condensed Medium" w:cs="Arial" w:hint="eastAsia"/>
@@ -28172,6 +27575,15 @@
                 <w:sz w:val="26"/>
                 <w:szCs w:val="26"/>
               </w:rPr>
+              <w:t>約西亞為何能管轄以法蓮的伯特利</w:t>
+            </w:r>
+            <w:r>
+              <w:rPr>
+                <w:rFonts w:ascii="Barlow Condensed Medium" w:eastAsia="華康中黑體" w:hAnsi="Barlow Condensed Medium" w:cs="Arial" w:hint="eastAsia"/>
+                <w:w w:val="75"/>
+                <w:sz w:val="26"/>
+                <w:szCs w:val="26"/>
+              </w:rPr>
               <w:t>?</w:t>
             </w:r>
           </w:p>
@@ -28204,7 +27616,7 @@
                 <w:sz w:val="26"/>
                 <w:szCs w:val="26"/>
               </w:rPr>
-              <w:t>2.</w:t>
+              <w:t>3.</w:t>
             </w:r>
           </w:p>
         </w:tc>
@@ -28228,7 +27640,6 @@
                 <w:szCs w:val="26"/>
               </w:rPr>
             </w:pPr>
-            <w:proofErr w:type="gramStart"/>
             <w:r>
               <w:rPr>
                 <w:rFonts w:ascii="Barlow Condensed Medium" w:eastAsia="華康中黑體" w:hAnsi="Barlow Condensed Medium" w:cs="Arial" w:hint="eastAsia"/>
@@ -28236,9 +27647,8 @@
                 <w:sz w:val="26"/>
                 <w:szCs w:val="26"/>
               </w:rPr>
-              <w:t>為何烏西</w:t>
-            </w:r>
-            <w:proofErr w:type="gramEnd"/>
+              <w:t>丘壇的偶像文化如何敗壞人</w:t>
+            </w:r>
             <w:r>
               <w:rPr>
                 <w:rFonts w:ascii="Barlow Condensed Medium" w:eastAsia="華康中黑體" w:hAnsi="Barlow Condensed Medium" w:cs="Arial" w:hint="eastAsia"/>
@@ -28246,8 +27656,71 @@
                 <w:sz w:val="26"/>
                 <w:szCs w:val="26"/>
               </w:rPr>
-              <w:t>雅早期被　神祝福</w:t>
-            </w:r>
+              <w:t>?</w:t>
+            </w:r>
+          </w:p>
+        </w:tc>
+      </w:tr>
+      <w:tr>
+        <w:tc>
+          <w:tcPr>
+            <w:tcW w:w="238" w:type="dxa"/>
+            <w:tcMar>
+              <w:left w:w="28" w:type="dxa"/>
+              <w:right w:w="28" w:type="dxa"/>
+            </w:tcMar>
+          </w:tcPr>
+          <w:p>
+            <w:pPr>
+              <w:snapToGrid w:val="0"/>
+              <w:spacing w:line="300" w:lineRule="exact"/>
+              <w:rPr>
+                <w:rFonts w:ascii="Barlow Condensed Medium" w:eastAsia="華康細黑體" w:hAnsi="Barlow Condensed Medium" w:cs="Arial"/>
+                <w:w w:val="75"/>
+                <w:sz w:val="26"/>
+                <w:szCs w:val="26"/>
+              </w:rPr>
+            </w:pPr>
+            <w:r>
+              <w:rPr>
+                <w:rFonts w:ascii="Barlow Condensed Medium" w:eastAsia="華康細黑體" w:hAnsi="Barlow Condensed Medium" w:cs="Arial" w:hint="eastAsia"/>
+                <w:w w:val="75"/>
+                <w:sz w:val="26"/>
+                <w:szCs w:val="26"/>
+              </w:rPr>
+              <w:t>4</w:t>
+            </w:r>
+            <w:r>
+              <w:rPr>
+                <w:rFonts w:ascii="Barlow Condensed Medium" w:eastAsia="華康細黑體" w:hAnsi="Barlow Condensed Medium" w:cs="Arial"/>
+                <w:w w:val="75"/>
+                <w:sz w:val="26"/>
+                <w:szCs w:val="26"/>
+              </w:rPr>
+              <w:t>.</w:t>
+            </w:r>
+          </w:p>
+        </w:tc>
+        <w:tc>
+          <w:tcPr>
+            <w:tcW w:w="2607" w:type="dxa"/>
+            <w:tcMar>
+              <w:left w:w="57" w:type="dxa"/>
+              <w:right w:w="57" w:type="dxa"/>
+            </w:tcMar>
+          </w:tcPr>
+          <w:p>
+            <w:pPr>
+              <w:snapToGrid w:val="0"/>
+              <w:spacing w:line="300" w:lineRule="exact"/>
+              <w:jc w:val="both"/>
+              <w:rPr>
+                <w:rFonts w:ascii="Barlow Condensed Medium" w:eastAsia="華康中黑體" w:hAnsi="Barlow Condensed Medium" w:cs="Arial"/>
+                <w:w w:val="75"/>
+                <w:sz w:val="26"/>
+                <w:szCs w:val="26"/>
+              </w:rPr>
+            </w:pPr>
             <w:r>
               <w:rPr>
                 <w:rFonts w:ascii="Barlow Condensed Medium" w:eastAsia="華康中黑體" w:hAnsi="Barlow Condensed Medium" w:cs="Arial" w:hint="eastAsia"/>
@@ -28255,63 +27728,8 @@
                 <w:sz w:val="26"/>
                 <w:szCs w:val="26"/>
               </w:rPr>
-              <w:t>?</w:t>
-            </w:r>
-          </w:p>
-        </w:tc>
-      </w:tr>
-      <w:tr>
-        <w:tc>
-          <w:tcPr>
-            <w:tcW w:w="238" w:type="dxa"/>
-            <w:tcMar>
-              <w:left w:w="28" w:type="dxa"/>
-              <w:right w:w="28" w:type="dxa"/>
-            </w:tcMar>
-          </w:tcPr>
-          <w:p>
-            <w:pPr>
-              <w:snapToGrid w:val="0"/>
-              <w:spacing w:line="300" w:lineRule="exact"/>
-              <w:rPr>
-                <w:rFonts w:ascii="Barlow Condensed Medium" w:eastAsia="華康細黑體" w:hAnsi="Barlow Condensed Medium" w:cs="Arial"/>
-                <w:w w:val="75"/>
-                <w:sz w:val="26"/>
-                <w:szCs w:val="26"/>
-              </w:rPr>
-            </w:pPr>
-            <w:r>
-              <w:rPr>
-                <w:rFonts w:ascii="Barlow Condensed Medium" w:eastAsia="華康細黑體" w:hAnsi="Barlow Condensed Medium" w:cs="Arial"/>
-                <w:w w:val="75"/>
-                <w:sz w:val="26"/>
-                <w:szCs w:val="26"/>
-              </w:rPr>
-              <w:t>3.</w:t>
-            </w:r>
-          </w:p>
-        </w:tc>
-        <w:tc>
-          <w:tcPr>
-            <w:tcW w:w="2607" w:type="dxa"/>
-            <w:tcMar>
-              <w:left w:w="57" w:type="dxa"/>
-              <w:right w:w="57" w:type="dxa"/>
-            </w:tcMar>
-          </w:tcPr>
-          <w:p>
-            <w:pPr>
-              <w:snapToGrid w:val="0"/>
-              <w:spacing w:line="300" w:lineRule="exact"/>
-              <w:jc w:val="both"/>
-              <w:rPr>
-                <w:rFonts w:ascii="Barlow Condensed Medium" w:eastAsia="華康中黑體" w:hAnsi="Barlow Condensed Medium" w:cs="Arial"/>
-                <w:w w:val="75"/>
-                <w:sz w:val="26"/>
-                <w:szCs w:val="26"/>
-              </w:rPr>
-            </w:pPr>
-            <w:proofErr w:type="gramStart"/>
+              <w:t>人如何能自發性地行善</w:t>
+            </w:r>
             <w:r>
               <w:rPr>
                 <w:rFonts w:ascii="Barlow Condensed Medium" w:eastAsia="華康中黑體" w:hAnsi="Barlow Condensed Medium" w:cs="Arial" w:hint="eastAsia"/>
@@ -28319,9 +27737,8 @@
                 <w:sz w:val="26"/>
                 <w:szCs w:val="26"/>
               </w:rPr>
-              <w:t>烏西雅</w:t>
-            </w:r>
-            <w:proofErr w:type="gramEnd"/>
+              <w:t>(</w:t>
+            </w:r>
             <w:r>
               <w:rPr>
                 <w:rFonts w:ascii="Barlow Condensed Medium" w:eastAsia="華康中黑體" w:hAnsi="Barlow Condensed Medium" w:cs="Arial" w:hint="eastAsia"/>
@@ -28329,7 +27746,7 @@
                 <w:sz w:val="26"/>
                 <w:szCs w:val="26"/>
               </w:rPr>
-              <w:t>後來為何行為墮落</w:t>
+              <w:t>聖潔</w:t>
             </w:r>
             <w:r>
               <w:rPr>
@@ -28338,89 +27755,10 @@
                 <w:sz w:val="26"/>
                 <w:szCs w:val="26"/>
               </w:rPr>
-              <w:t>?</w:t>
-            </w:r>
-          </w:p>
-        </w:tc>
-      </w:tr>
-      <w:tr>
-        <w:tc>
-          <w:tcPr>
-            <w:tcW w:w="238" w:type="dxa"/>
-            <w:tcMar>
-              <w:left w:w="28" w:type="dxa"/>
-              <w:right w:w="28" w:type="dxa"/>
-            </w:tcMar>
-          </w:tcPr>
-          <w:p>
-            <w:pPr>
-              <w:snapToGrid w:val="0"/>
-              <w:spacing w:line="300" w:lineRule="exact"/>
-              <w:rPr>
-                <w:rFonts w:ascii="Barlow Condensed Medium" w:eastAsia="華康細黑體" w:hAnsi="Barlow Condensed Medium" w:cs="Arial"/>
-                <w:w w:val="75"/>
-                <w:sz w:val="26"/>
-                <w:szCs w:val="26"/>
-              </w:rPr>
-            </w:pPr>
-            <w:r>
-              <w:rPr>
-                <w:rFonts w:ascii="Barlow Condensed Medium" w:eastAsia="華康細黑體" w:hAnsi="Barlow Condensed Medium" w:cs="Arial" w:hint="eastAsia"/>
-                <w:w w:val="75"/>
-                <w:sz w:val="26"/>
-                <w:szCs w:val="26"/>
-              </w:rPr>
-              <w:t>4</w:t>
-            </w:r>
-            <w:r>
-              <w:rPr>
-                <w:rFonts w:ascii="Barlow Condensed Medium" w:eastAsia="華康細黑體" w:hAnsi="Barlow Condensed Medium" w:cs="Arial"/>
-                <w:w w:val="75"/>
-                <w:sz w:val="26"/>
-                <w:szCs w:val="26"/>
-              </w:rPr>
-              <w:t>.</w:t>
-            </w:r>
-          </w:p>
-        </w:tc>
-        <w:tc>
-          <w:tcPr>
-            <w:tcW w:w="2607" w:type="dxa"/>
-            <w:tcMar>
-              <w:left w:w="57" w:type="dxa"/>
-              <w:right w:w="57" w:type="dxa"/>
-            </w:tcMar>
-          </w:tcPr>
-          <w:p>
-            <w:pPr>
-              <w:snapToGrid w:val="0"/>
-              <w:spacing w:line="300" w:lineRule="exact"/>
-              <w:jc w:val="both"/>
-              <w:rPr>
-                <w:rFonts w:ascii="Barlow Condensed Medium" w:eastAsia="華康中黑體" w:hAnsi="Barlow Condensed Medium" w:cs="Arial"/>
-                <w:w w:val="75"/>
-                <w:sz w:val="26"/>
-                <w:szCs w:val="26"/>
-              </w:rPr>
-            </w:pPr>
-            <w:r>
-              <w:rPr>
-                <w:rFonts w:ascii="Barlow Condensed Medium" w:eastAsia="華康中黑體" w:hAnsi="Barlow Condensed Medium" w:cs="Arial" w:hint="eastAsia"/>
-                <w:w w:val="75"/>
-                <w:sz w:val="26"/>
-                <w:szCs w:val="26"/>
-              </w:rPr>
-              <w:t>什麼方法能使人遠離驕傲</w:t>
-            </w:r>
-            <w:r>
-              <w:rPr>
-                <w:rFonts w:ascii="Barlow Condensed Medium" w:eastAsia="華康中黑體" w:hAnsi="Barlow Condensed Medium" w:cs="Arial" w:hint="eastAsia"/>
-                <w:w w:val="75"/>
-                <w:sz w:val="26"/>
-                <w:szCs w:val="26"/>
-              </w:rPr>
-              <w:t>?</w:t>
-            </w:r>
+              <w:t>)?</w:t>
+            </w:r>
+            <w:bookmarkStart w:id="6" w:name="_GoBack"/>
+            <w:bookmarkEnd w:id="6"/>
           </w:p>
         </w:tc>
       </w:tr>
@@ -28465,6 +27803,7 @@
         <w:rPr>
           <w:rFonts w:ascii="Barlow Condensed Medium" w:hAnsi="Barlow Condensed Medium"/>
           <w:noProof/>
+          <w:lang w:bidi="he-IL"/>
         </w:rPr>
         <mc:AlternateContent>
           <mc:Choice Requires="wps">
@@ -28530,7 +27869,7 @@
           </mc:Choice>
           <mc:Fallback>
             <w:pict>
-              <v:line w14:anchorId="22AB3275" id="直線接點 6" o:spid="_x0000_s1026" style="position:absolute;z-index:251665408;visibility:visible;mso-wrap-style:square;mso-width-percent:0;mso-height-percent:0;mso-wrap-distance-left:9pt;mso-wrap-distance-top:0;mso-wrap-distance-right:9pt;mso-wrap-distance-bottom:0;mso-position-horizontal:absolute;mso-position-horizontal-relative:page;mso-position-vertical:absolute;mso-position-vertical-relative:page;mso-width-percent:0;mso-height-percent:0;mso-width-relative:margin;mso-height-relative:margin" from="343.9pt,19.85pt" to="345.05pt,710.95pt" o:gfxdata="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" strokecolor="black [3213]" strokeweight=".5pt">
+              <v:line w14:anchorId="33E182E6" id="直線接點 6" o:spid="_x0000_s1026" style="position:absolute;z-index:251665408;visibility:visible;mso-wrap-style:square;mso-width-percent:0;mso-height-percent:0;mso-wrap-distance-left:9pt;mso-wrap-distance-top:0;mso-wrap-distance-right:9pt;mso-wrap-distance-bottom:0;mso-position-horizontal:absolute;mso-position-horizontal-relative:page;mso-position-vertical:absolute;mso-position-vertical-relative:page;mso-width-percent:0;mso-height-percent:0;mso-width-relative:margin;mso-height-relative:margin" from="343.9pt,19.85pt" to="345.05pt,710.95pt" o:gfxdata="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" strokecolor="black [3213]" strokeweight=".5pt">
                 <v:stroke dashstyle="3 1" joinstyle="miter"/>
                 <w10:wrap anchorx="page" anchory="page"/>
               </v:line>
@@ -28542,6 +27881,7 @@
         <w:rPr>
           <w:rFonts w:ascii="Barlow Condensed Medium" w:hAnsi="Barlow Condensed Medium"/>
           <w:noProof/>
+          <w:lang w:bidi="he-IL"/>
         </w:rPr>
         <mc:AlternateContent>
           <mc:Choice Requires="wps">
@@ -28607,7 +27947,7 @@
           </mc:Choice>
           <mc:Fallback>
             <w:pict>
-              <v:line w14:anchorId="68BEB3D2" id="直線接點 4" o:spid="_x0000_s1026" style="position:absolute;z-index:251661312;visibility:visible;mso-wrap-style:square;mso-width-percent:0;mso-height-percent:0;mso-wrap-distance-left:9pt;mso-wrap-distance-top:0;mso-wrap-distance-right:9pt;mso-wrap-distance-bottom:0;mso-position-horizontal:absolute;mso-position-horizontal-relative:page;mso-position-vertical:absolute;mso-position-vertical-relative:page;mso-width-percent:0;mso-height-percent:0;mso-width-relative:margin;mso-height-relative:margin" from="343.9pt,19.85pt" to="345.05pt,710.95pt" o:gfxdata="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" strokecolor="black [3213]" strokeweight=".5pt">
+              <v:line w14:anchorId="159DA05A" id="直線接點 4" o:spid="_x0000_s1026" style="position:absolute;z-index:251661312;visibility:visible;mso-wrap-style:square;mso-width-percent:0;mso-height-percent:0;mso-wrap-distance-left:9pt;mso-wrap-distance-top:0;mso-wrap-distance-right:9pt;mso-wrap-distance-bottom:0;mso-position-horizontal:absolute;mso-position-horizontal-relative:page;mso-position-vertical:absolute;mso-position-vertical-relative:page;mso-width-percent:0;mso-height-percent:0;mso-width-relative:margin;mso-height-relative:margin" from="343.9pt,19.85pt" to="345.05pt,710.95pt" o:gfxdata="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" strokecolor="black [3213]" strokeweight=".5pt">
                 <v:stroke dashstyle="3 1" joinstyle="miter"/>
                 <w10:wrap anchorx="page" anchory="page"/>
               </v:line>
@@ -28629,7 +27969,6 @@
         </w:rPr>
         <w:t>本</w:t>
       </w:r>
-      <w:proofErr w:type="gramStart"/>
       <w:r>
         <w:rPr>
           <w:rFonts w:ascii="Barlow Condensed Medium" w:eastAsia="華康正顏楷體W9" w:hAnsi="Barlow Condensed Medium" w:cstheme="minorHAnsi"/>
@@ -28637,7 +27976,6 @@
         </w:rPr>
         <w:t>週講章</w:t>
       </w:r>
-      <w:proofErr w:type="gramEnd"/>
       <w:r>
         <w:rPr>
           <w:rFonts w:ascii="Barlow Condensed Medium" w:eastAsia="華康正顏楷體W9" w:hAnsi="Barlow Condensed Medium" w:cstheme="minorHAnsi"/>
@@ -28801,7 +28139,7 @@
           <w:sz w:val="26"/>
           <w:szCs w:val="26"/>
         </w:rPr>
-        <w:t>長大麻瘋的王</w:t>
+        <w:t>潔淨以色列全地</w:t>
       </w:r>
       <w:r>
         <w:rPr>
@@ -28887,12 +28225,12 @@
             </w:r>
             <w:r>
               <w:rPr>
-                <w:rFonts w:ascii="Barlow Condensed Medium" w:eastAsia="華康儷中黑" w:hAnsi="Barlow Condensed Medium" w:cs="Calibri"/>
+                <w:rFonts w:ascii="Barlow Condensed Medium" w:eastAsia="華康儷中黑" w:hAnsi="Barlow Condensed Medium" w:cs="Calibri" w:hint="eastAsia"/>
                 <w:w w:val="72"/>
                 <w:sz w:val="26"/>
                 <w:szCs w:val="26"/>
               </w:rPr>
-              <w:t>26:1-5, 16-23</w:t>
+              <w:t>34:1-8</w:t>
             </w:r>
           </w:p>
         </w:tc>
@@ -28933,7 +28271,7 @@
         <w:jc w:val="both"/>
         <w:rPr>
           <w:rFonts w:ascii="Barlow Condensed Medium" w:eastAsia="華康細黑體" w:hAnsi="Barlow Condensed Medium" w:cs="微軟正黑體"/>
-          <w:w w:val="70"/>
+          <w:w w:val="66"/>
           <w:sz w:val="26"/>
           <w:szCs w:val="26"/>
         </w:rPr>
@@ -28941,439 +28279,110 @@
       <w:r>
         <w:rPr>
           <w:rFonts w:ascii="Barlow Condensed Medium" w:eastAsia="華康儷中黑" w:hAnsi="Barlow Condensed Medium" w:hint="eastAsia"/>
-          <w:w w:val="70"/>
+          <w:w w:val="66"/>
           <w:sz w:val="26"/>
           <w:szCs w:val="26"/>
         </w:rPr>
-        <w:t>猶大</w:t>
+        <w:t>約西亞是唯二堪比先王大衛的猶大王。又父親亞們早逝，他八歲登基，在母親耶底大</w:t>
       </w:r>
-      <w:proofErr w:type="gramStart"/>
       <w:r>
         <w:rPr>
           <w:rFonts w:ascii="Barlow Condensed Medium" w:eastAsia="華康儷中黑" w:hAnsi="Barlow Condensed Medium" w:hint="eastAsia"/>
-          <w:w w:val="70"/>
+          <w:w w:val="66"/>
           <w:sz w:val="26"/>
           <w:szCs w:val="26"/>
         </w:rPr>
-        <w:t>王烏西</w:t>
+        <w:t>(</w:t>
       </w:r>
-      <w:proofErr w:type="gramEnd"/>
       <w:r>
         <w:rPr>
           <w:rFonts w:ascii="Barlow Condensed Medium" w:eastAsia="華康儷中黑" w:hAnsi="Barlow Condensed Medium" w:hint="eastAsia"/>
-          <w:w w:val="70"/>
+          <w:w w:val="66"/>
           <w:sz w:val="26"/>
           <w:szCs w:val="26"/>
         </w:rPr>
-        <w:t>雅，就是亞撒利雅，被評為效法父親亞瑪謝，行耶和華看為正的事，但是不及先祖大衛。因為他後來得罪了　神，他雖</w:t>
+        <w:t>王下</w:t>
       </w:r>
-      <w:proofErr w:type="gramStart"/>
       <w:r>
         <w:rPr>
           <w:rFonts w:ascii="Barlow Condensed Medium" w:eastAsia="華康儷中黑" w:hAnsi="Barlow Condensed Medium" w:hint="eastAsia"/>
-          <w:w w:val="70"/>
+          <w:w w:val="66"/>
           <w:sz w:val="26"/>
           <w:szCs w:val="26"/>
         </w:rPr>
-        <w:t>不</w:t>
+        <w:t>22:1)</w:t>
       </w:r>
-      <w:proofErr w:type="gramEnd"/>
       <w:r>
         <w:rPr>
           <w:rFonts w:ascii="Barlow Condensed Medium" w:eastAsia="華康儷中黑" w:hAnsi="Barlow Condensed Medium" w:hint="eastAsia"/>
-          <w:w w:val="70"/>
+          <w:w w:val="66"/>
           <w:sz w:val="26"/>
           <w:szCs w:val="26"/>
         </w:rPr>
-        <w:t>拜偶像，卻藐視了　神。</w:t>
+        <w:t>和宮庭環境的影響下，培養出敬虔品格又如　神所預言的明君。</w:t>
       </w:r>
       <w:r>
         <w:rPr>
           <w:rFonts w:ascii="Barlow Condensed Medium" w:eastAsia="華康細黑體" w:hAnsi="Barlow Condensed Medium" w:cs="微軟正黑體" w:hint="eastAsia"/>
-          <w:w w:val="70"/>
+          <w:w w:val="66"/>
           <w:sz w:val="26"/>
           <w:szCs w:val="26"/>
         </w:rPr>
-        <w:t>歷代</w:t>
+        <w:t>按歷代志的觀點，全面拆除民間的丘壇，就是澈底禁止百姓崇拜迦南偶像，這成了能與大衛敬畏　神的程度相比的標準。困難的原因是丘壇遍佈以色列全地，同時在迦南文化中代代傳承，且是以百姓的日常生活生產、農耕，甚至情感、慾望為訴求。要除滅整個文化性的信仰，必然會受到極大的阻力，和既得利益團體的抵制。所以，若不是出於王的命令，和國家機器的強制力。幾乎是不可能。約西亞在</w:t>
       </w:r>
-      <w:proofErr w:type="gramStart"/>
       <w:r>
         <w:rPr>
           <w:rFonts w:ascii="Barlow Condensed Medium" w:eastAsia="華康細黑體" w:hAnsi="Barlow Condensed Medium" w:cs="微軟正黑體" w:hint="eastAsia"/>
-          <w:w w:val="70"/>
+          <w:w w:val="66"/>
           <w:sz w:val="26"/>
           <w:szCs w:val="26"/>
         </w:rPr>
-        <w:t>志下記載烏西雅王</w:t>
+        <w:t>20</w:t>
       </w:r>
-      <w:proofErr w:type="gramEnd"/>
       <w:r>
         <w:rPr>
           <w:rFonts w:ascii="Barlow Condensed Medium" w:eastAsia="華康細黑體" w:hAnsi="Barlow Condensed Medium" w:cs="微軟正黑體" w:hint="eastAsia"/>
-          <w:w w:val="70"/>
+          <w:w w:val="66"/>
           <w:sz w:val="26"/>
           <w:szCs w:val="26"/>
         </w:rPr>
-        <w:t>16</w:t>
+        <w:t>歲就展現出這樣的魄力，又加上數百年前的預言，記載在列王記上卷</w:t>
       </w:r>
       <w:r>
         <w:rPr>
           <w:rFonts w:ascii="Barlow Condensed Medium" w:eastAsia="華康細黑體" w:hAnsi="Barlow Condensed Medium" w:cs="微軟正黑體" w:hint="eastAsia"/>
-          <w:w w:val="70"/>
+          <w:w w:val="66"/>
           <w:sz w:val="26"/>
           <w:szCs w:val="26"/>
         </w:rPr>
-        <w:t>歲登基，作</w:t>
+        <w:t>(13:1-2)</w:t>
       </w:r>
-      <w:proofErr w:type="gramStart"/>
       <w:r>
         <w:rPr>
           <w:rFonts w:ascii="Barlow Condensed Medium" w:eastAsia="華康細黑體" w:hAnsi="Barlow Condensed Medium" w:cs="微軟正黑體" w:hint="eastAsia"/>
-          <w:w w:val="70"/>
+          <w:w w:val="66"/>
           <w:sz w:val="26"/>
           <w:szCs w:val="26"/>
         </w:rPr>
-        <w:t>猶大王共</w:t>
+        <w:t>，神人向北國第一任君王耶羅波安所說的。就是在伯特利的丘壇，將會被約西亞摧毀。這預言把約西亞推上了　神所差來的彌賽亞的位子，看似以色列南北要再次統一和復興的日子近了。卻又戲劇性地，約西亞年僅</w:t>
       </w:r>
       <w:r>
         <w:rPr>
           <w:rFonts w:ascii="Barlow Condensed Medium" w:eastAsia="華康細黑體" w:hAnsi="Barlow Condensed Medium" w:cs="微軟正黑體" w:hint="eastAsia"/>
-          <w:w w:val="70"/>
+          <w:w w:val="66"/>
           <w:sz w:val="26"/>
           <w:szCs w:val="26"/>
         </w:rPr>
-        <w:t>52</w:t>
+        <w:t>39</w:t>
       </w:r>
       <w:r>
         <w:rPr>
           <w:rFonts w:ascii="Barlow Condensed Medium" w:eastAsia="華康細黑體" w:hAnsi="Barlow Condensed Medium" w:cs="微軟正黑體" w:hint="eastAsia"/>
-          <w:w w:val="70"/>
+          <w:w w:val="66"/>
           <w:sz w:val="26"/>
           <w:szCs w:val="26"/>
         </w:rPr>
-        <w:t>年</w:t>
-      </w:r>
-      <w:proofErr w:type="gramEnd"/>
-      <w:r>
-        <w:rPr>
-          <w:rFonts w:ascii="Barlow Condensed Medium" w:eastAsia="華康細黑體" w:hAnsi="Barlow Condensed Medium" w:cs="微軟正黑體" w:hint="eastAsia"/>
-          <w:w w:val="70"/>
-          <w:sz w:val="26"/>
-          <w:szCs w:val="26"/>
-        </w:rPr>
-        <w:t>。其實，前</w:t>
-      </w:r>
-      <w:r>
-        <w:rPr>
-          <w:rFonts w:ascii="Barlow Condensed Medium" w:eastAsia="華康細黑體" w:hAnsi="Barlow Condensed Medium" w:cs="微軟正黑體" w:hint="eastAsia"/>
-          <w:w w:val="70"/>
-          <w:sz w:val="26"/>
-          <w:szCs w:val="26"/>
-        </w:rPr>
-        <w:t>24</w:t>
-      </w:r>
-      <w:r>
-        <w:rPr>
-          <w:rFonts w:ascii="Barlow Condensed Medium" w:eastAsia="華康細黑體" w:hAnsi="Barlow Condensed Medium" w:cs="微軟正黑體" w:hint="eastAsia"/>
-          <w:w w:val="70"/>
-          <w:sz w:val="26"/>
-          <w:szCs w:val="26"/>
-        </w:rPr>
-        <w:t>年是與他的父親亞瑪謝共同執政，又前</w:t>
-      </w:r>
-      <w:r>
-        <w:rPr>
-          <w:rFonts w:ascii="Barlow Condensed Medium" w:eastAsia="華康細黑體" w:hAnsi="Barlow Condensed Medium" w:cs="微軟正黑體" w:hint="eastAsia"/>
-          <w:w w:val="70"/>
-          <w:sz w:val="26"/>
-          <w:szCs w:val="26"/>
-        </w:rPr>
-        <w:t>10</w:t>
-      </w:r>
-      <w:r>
-        <w:rPr>
-          <w:rFonts w:ascii="Barlow Condensed Medium" w:eastAsia="華康細黑體" w:hAnsi="Barlow Condensed Medium" w:cs="微軟正黑體" w:hint="eastAsia"/>
-          <w:w w:val="70"/>
-          <w:sz w:val="26"/>
-          <w:szCs w:val="26"/>
-        </w:rPr>
-        <w:t>年是亞瑪謝被擄去北國以色列當人質，抓他的以色列王</w:t>
-      </w:r>
-      <w:proofErr w:type="gramStart"/>
-      <w:r>
-        <w:rPr>
-          <w:rFonts w:ascii="Barlow Condensed Medium" w:eastAsia="華康細黑體" w:hAnsi="Barlow Condensed Medium" w:cs="微軟正黑體" w:hint="eastAsia"/>
-          <w:w w:val="70"/>
-          <w:sz w:val="26"/>
-          <w:szCs w:val="26"/>
-        </w:rPr>
-        <w:t>約阿施死</w:t>
-      </w:r>
-      <w:proofErr w:type="gramEnd"/>
-      <w:r>
-        <w:rPr>
-          <w:rFonts w:ascii="Barlow Condensed Medium" w:eastAsia="華康細黑體" w:hAnsi="Barlow Condensed Medium" w:cs="微軟正黑體" w:hint="eastAsia"/>
-          <w:w w:val="70"/>
-          <w:sz w:val="26"/>
-          <w:szCs w:val="26"/>
-        </w:rPr>
-        <w:t>後才被放回來。又在死前的</w:t>
-      </w:r>
-      <w:r>
-        <w:rPr>
-          <w:rFonts w:ascii="Barlow Condensed Medium" w:eastAsia="華康細黑體" w:hAnsi="Barlow Condensed Medium" w:cs="微軟正黑體" w:hint="eastAsia"/>
-          <w:w w:val="70"/>
-          <w:sz w:val="26"/>
-          <w:szCs w:val="26"/>
-        </w:rPr>
-        <w:t>12</w:t>
-      </w:r>
-      <w:r>
-        <w:rPr>
-          <w:rFonts w:ascii="Barlow Condensed Medium" w:eastAsia="華康細黑體" w:hAnsi="Barlow Condensed Medium" w:cs="微軟正黑體" w:hint="eastAsia"/>
-          <w:w w:val="70"/>
-          <w:sz w:val="26"/>
-          <w:szCs w:val="26"/>
-        </w:rPr>
-        <w:t>年也是與他的兒子約坦共同治理，</w:t>
-      </w:r>
-      <w:proofErr w:type="gramStart"/>
-      <w:r>
-        <w:rPr>
-          <w:rFonts w:ascii="Barlow Condensed Medium" w:eastAsia="華康細黑體" w:hAnsi="Barlow Condensed Medium" w:cs="微軟正黑體" w:hint="eastAsia"/>
-          <w:w w:val="70"/>
-          <w:sz w:val="26"/>
-          <w:szCs w:val="26"/>
-        </w:rPr>
-        <w:t>所以烏西雅</w:t>
-      </w:r>
-      <w:proofErr w:type="gramEnd"/>
-      <w:r>
-        <w:rPr>
-          <w:rFonts w:ascii="Barlow Condensed Medium" w:eastAsia="華康細黑體" w:hAnsi="Barlow Condensed Medium" w:cs="微軟正黑體" w:hint="eastAsia"/>
-          <w:w w:val="70"/>
-          <w:sz w:val="26"/>
-          <w:szCs w:val="26"/>
-        </w:rPr>
-        <w:t>真正獨立統治猶大的時間是</w:t>
-      </w:r>
-      <w:r>
-        <w:rPr>
-          <w:rFonts w:ascii="Barlow Condensed Medium" w:eastAsia="華康細黑體" w:hAnsi="Barlow Condensed Medium" w:cs="微軟正黑體" w:hint="eastAsia"/>
-          <w:w w:val="70"/>
-          <w:sz w:val="26"/>
-          <w:szCs w:val="26"/>
-        </w:rPr>
-        <w:t>16</w:t>
-      </w:r>
-      <w:r>
-        <w:rPr>
-          <w:rFonts w:ascii="Barlow Condensed Medium" w:eastAsia="華康細黑體" w:hAnsi="Barlow Condensed Medium" w:cs="微軟正黑體" w:hint="eastAsia"/>
-          <w:w w:val="70"/>
-          <w:sz w:val="26"/>
-          <w:szCs w:val="26"/>
-        </w:rPr>
-        <w:t>年。這父子共同治理的理論，解決了經文記載許多登基和統治</w:t>
-      </w:r>
-      <w:proofErr w:type="gramStart"/>
-      <w:r>
-        <w:rPr>
-          <w:rFonts w:ascii="Barlow Condensed Medium" w:eastAsia="華康細黑體" w:hAnsi="Barlow Condensed Medium" w:cs="微軟正黑體" w:hint="eastAsia"/>
-          <w:w w:val="70"/>
-          <w:sz w:val="26"/>
-          <w:szCs w:val="26"/>
-        </w:rPr>
-        <w:t>期間兜不</w:t>
-      </w:r>
-      <w:proofErr w:type="gramEnd"/>
-      <w:r>
-        <w:rPr>
-          <w:rFonts w:ascii="Barlow Condensed Medium" w:eastAsia="華康細黑體" w:hAnsi="Barlow Condensed Medium" w:cs="微軟正黑體" w:hint="eastAsia"/>
-          <w:w w:val="70"/>
-          <w:sz w:val="26"/>
-          <w:szCs w:val="26"/>
-        </w:rPr>
-        <w:t>攏的問題。而就功</w:t>
-      </w:r>
-      <w:proofErr w:type="gramStart"/>
-      <w:r>
-        <w:rPr>
-          <w:rFonts w:ascii="Barlow Condensed Medium" w:eastAsia="華康細黑體" w:hAnsi="Barlow Condensed Medium" w:cs="微軟正黑體" w:hint="eastAsia"/>
-          <w:w w:val="70"/>
-          <w:sz w:val="26"/>
-          <w:szCs w:val="26"/>
-        </w:rPr>
-        <w:t>蹟</w:t>
-      </w:r>
-      <w:proofErr w:type="gramEnd"/>
-      <w:r>
-        <w:rPr>
-          <w:rFonts w:ascii="Barlow Condensed Medium" w:eastAsia="華康細黑體" w:hAnsi="Barlow Condensed Medium" w:cs="微軟正黑體" w:hint="eastAsia"/>
-          <w:w w:val="70"/>
-          <w:sz w:val="26"/>
-          <w:szCs w:val="26"/>
-        </w:rPr>
-        <w:t>來說，</w:t>
-      </w:r>
-      <w:proofErr w:type="gramStart"/>
-      <w:r>
-        <w:rPr>
-          <w:rFonts w:ascii="Barlow Condensed Medium" w:eastAsia="華康細黑體" w:hAnsi="Barlow Condensed Medium" w:cs="微軟正黑體" w:hint="eastAsia"/>
-          <w:w w:val="70"/>
-          <w:sz w:val="26"/>
-          <w:szCs w:val="26"/>
-        </w:rPr>
-        <w:t>烏西雅</w:t>
-      </w:r>
-      <w:proofErr w:type="gramEnd"/>
-      <w:r>
-        <w:rPr>
-          <w:rFonts w:ascii="Barlow Condensed Medium" w:eastAsia="華康細黑體" w:hAnsi="Barlow Condensed Medium" w:cs="微軟正黑體" w:hint="eastAsia"/>
-          <w:w w:val="70"/>
-          <w:sz w:val="26"/>
-          <w:szCs w:val="26"/>
-        </w:rPr>
-        <w:t xml:space="preserve">是十分顯耀的，因為早期他仍敬畏　神，受　神祝福。到後來，他得罪　神也不是因為背叛　</w:t>
-      </w:r>
-      <w:proofErr w:type="gramStart"/>
-      <w:r>
-        <w:rPr>
-          <w:rFonts w:ascii="Barlow Condensed Medium" w:eastAsia="華康細黑體" w:hAnsi="Barlow Condensed Medium" w:cs="微軟正黑體" w:hint="eastAsia"/>
-          <w:w w:val="70"/>
-          <w:sz w:val="26"/>
-          <w:szCs w:val="26"/>
-        </w:rPr>
-        <w:t>神去拜偶像</w:t>
-      </w:r>
-      <w:proofErr w:type="gramEnd"/>
-      <w:r>
-        <w:rPr>
-          <w:rFonts w:ascii="Barlow Condensed Medium" w:eastAsia="華康細黑體" w:hAnsi="Barlow Condensed Medium" w:cs="微軟正黑體" w:hint="eastAsia"/>
-          <w:w w:val="70"/>
-          <w:sz w:val="26"/>
-          <w:szCs w:val="26"/>
-        </w:rPr>
-        <w:t>。卻是因為王的權位和功</w:t>
-      </w:r>
-      <w:proofErr w:type="gramStart"/>
-      <w:r>
-        <w:rPr>
-          <w:rFonts w:ascii="Barlow Condensed Medium" w:eastAsia="華康細黑體" w:hAnsi="Barlow Condensed Medium" w:cs="微軟正黑體" w:hint="eastAsia"/>
-          <w:w w:val="70"/>
-          <w:sz w:val="26"/>
-          <w:szCs w:val="26"/>
-        </w:rPr>
-        <w:t>蹟</w:t>
-      </w:r>
-      <w:proofErr w:type="gramEnd"/>
-      <w:r>
-        <w:rPr>
-          <w:rFonts w:ascii="Barlow Condensed Medium" w:eastAsia="華康細黑體" w:hAnsi="Barlow Condensed Medium" w:cs="微軟正黑體" w:hint="eastAsia"/>
-          <w:w w:val="70"/>
-          <w:sz w:val="26"/>
-          <w:szCs w:val="26"/>
-        </w:rPr>
-        <w:t xml:space="preserve">使他驕傲，藐視了　</w:t>
-      </w:r>
-      <w:proofErr w:type="gramStart"/>
-      <w:r>
-        <w:rPr>
-          <w:rFonts w:ascii="Barlow Condensed Medium" w:eastAsia="華康細黑體" w:hAnsi="Barlow Condensed Medium" w:cs="微軟正黑體" w:hint="eastAsia"/>
-          <w:w w:val="70"/>
-          <w:sz w:val="26"/>
-          <w:szCs w:val="26"/>
-        </w:rPr>
-        <w:t>神藉摩</w:t>
-      </w:r>
-      <w:proofErr w:type="gramEnd"/>
-      <w:r>
-        <w:rPr>
-          <w:rFonts w:ascii="Barlow Condensed Medium" w:eastAsia="華康細黑體" w:hAnsi="Barlow Condensed Medium" w:cs="微軟正黑體" w:hint="eastAsia"/>
-          <w:w w:val="70"/>
-          <w:sz w:val="26"/>
-          <w:szCs w:val="26"/>
-        </w:rPr>
-        <w:t>西所設立聖殿事奉的律法，</w:t>
-      </w:r>
-      <w:proofErr w:type="gramStart"/>
-      <w:r>
-        <w:rPr>
-          <w:rFonts w:ascii="Barlow Condensed Medium" w:eastAsia="華康細黑體" w:hAnsi="Barlow Condensed Medium" w:cs="微軟正黑體" w:hint="eastAsia"/>
-          <w:w w:val="70"/>
-          <w:sz w:val="26"/>
-          <w:szCs w:val="26"/>
-        </w:rPr>
-        <w:t>譖</w:t>
-      </w:r>
-      <w:proofErr w:type="gramEnd"/>
-      <w:r>
-        <w:rPr>
-          <w:rFonts w:ascii="Barlow Condensed Medium" w:eastAsia="華康細黑體" w:hAnsi="Barlow Condensed Medium" w:cs="微軟正黑體" w:hint="eastAsia"/>
-          <w:w w:val="70"/>
-          <w:sz w:val="26"/>
-          <w:szCs w:val="26"/>
-        </w:rPr>
-        <w:t>越了祭司的職權。雖然歷代的君王也兼有祭司的職分，但是僅限於聖所之外的</w:t>
-      </w:r>
-      <w:proofErr w:type="gramStart"/>
-      <w:r>
-        <w:rPr>
-          <w:rFonts w:ascii="Barlow Condensed Medium" w:eastAsia="華康細黑體" w:hAnsi="Barlow Condensed Medium" w:cs="微軟正黑體" w:hint="eastAsia"/>
-          <w:w w:val="70"/>
-          <w:sz w:val="26"/>
-          <w:szCs w:val="26"/>
-        </w:rPr>
-        <w:t>獻祭和儀式</w:t>
-      </w:r>
-      <w:proofErr w:type="gramEnd"/>
-      <w:r>
-        <w:rPr>
-          <w:rFonts w:ascii="Barlow Condensed Medium" w:eastAsia="華康細黑體" w:hAnsi="Barlow Condensed Medium" w:cs="微軟正黑體" w:hint="eastAsia"/>
-          <w:w w:val="70"/>
-          <w:sz w:val="26"/>
-          <w:szCs w:val="26"/>
-        </w:rPr>
-        <w:t>。他雖然表面敬畏　神，內心卻敗壞了。我們當要醒</w:t>
-      </w:r>
-      <w:proofErr w:type="gramStart"/>
-      <w:r>
-        <w:rPr>
-          <w:rFonts w:ascii="Barlow Condensed Medium" w:eastAsia="華康細黑體" w:hAnsi="Barlow Condensed Medium" w:cs="微軟正黑體" w:hint="eastAsia"/>
-          <w:w w:val="70"/>
-          <w:sz w:val="26"/>
-          <w:szCs w:val="26"/>
-        </w:rPr>
-        <w:t>惕</w:t>
-      </w:r>
-      <w:proofErr w:type="gramEnd"/>
-      <w:r>
-        <w:rPr>
-          <w:rFonts w:ascii="Barlow Condensed Medium" w:eastAsia="華康細黑體" w:hAnsi="Barlow Condensed Medium" w:cs="微軟正黑體" w:hint="eastAsia"/>
-          <w:w w:val="70"/>
-          <w:sz w:val="26"/>
-          <w:szCs w:val="26"/>
-        </w:rPr>
-        <w:t>，這一直都是魔鬼給人最大的誘惑，人能自己作　神。而世間的一切敗壞都出於人造神、自認為神和</w:t>
-      </w:r>
-      <w:proofErr w:type="gramStart"/>
-      <w:r>
-        <w:rPr>
-          <w:rFonts w:ascii="Barlow Condensed Medium" w:eastAsia="華康細黑體" w:hAnsi="Barlow Condensed Medium" w:cs="微軟正黑體" w:hint="eastAsia"/>
-          <w:w w:val="70"/>
-          <w:sz w:val="26"/>
-          <w:szCs w:val="26"/>
-        </w:rPr>
-        <w:t>操控神的</w:t>
-      </w:r>
-      <w:proofErr w:type="gramEnd"/>
-      <w:r>
-        <w:rPr>
-          <w:rFonts w:ascii="Barlow Condensed Medium" w:eastAsia="華康細黑體" w:hAnsi="Barlow Condensed Medium" w:cs="微軟正黑體" w:hint="eastAsia"/>
-          <w:w w:val="70"/>
-          <w:sz w:val="26"/>
-          <w:szCs w:val="26"/>
-        </w:rPr>
-        <w:t>旨意。</w:t>
+        <w:t>，戰死在一場不必要的戰爭中。</w:t>
       </w:r>
     </w:p>
     <w:p>
@@ -29384,7 +28393,7 @@
         <w:jc w:val="both"/>
         <w:rPr>
           <w:rFonts w:ascii="Barlow Condensed Medium" w:eastAsia="華康細黑體" w:hAnsi="Barlow Condensed Medium" w:cs="微軟正黑體"/>
-          <w:w w:val="70"/>
+          <w:w w:val="66"/>
           <w:sz w:val="26"/>
           <w:szCs w:val="26"/>
         </w:rPr>
@@ -29392,245 +28401,20 @@
       <w:r>
         <w:rPr>
           <w:rFonts w:ascii="Barlow Condensed Medium" w:eastAsia="華康儷中黑" w:hAnsi="Barlow Condensed Medium" w:hint="eastAsia"/>
-          <w:w w:val="70"/>
+          <w:w w:val="66"/>
           <w:sz w:val="26"/>
           <w:szCs w:val="26"/>
         </w:rPr>
-        <w:t>早年因為有通曉　神默示的撒</w:t>
+        <w:t>與列王記中的時間不同，約西亞是先除丘壇和偶像，然後才修聖殿和發現律法書。這表示，約西亞不是看了律法書才悔改，而是發現律法書的預言真實發生。</w:t>
       </w:r>
-      <w:proofErr w:type="gramStart"/>
       <w:r>
         <w:rPr>
-          <w:rFonts w:ascii="Barlow Condensed Medium" w:eastAsia="華康儷中黑" w:hAnsi="Barlow Condensed Medium" w:hint="eastAsia"/>
-          <w:w w:val="70"/>
+          <w:rFonts w:ascii="Barlow Condensed Medium" w:eastAsia="華康細黑體" w:hAnsi="Barlow Condensed Medium" w:cs="微軟正黑體" w:hint="eastAsia"/>
+          <w:w w:val="66"/>
           <w:sz w:val="26"/>
           <w:szCs w:val="26"/>
         </w:rPr>
-        <w:t>迦</w:t>
-      </w:r>
-      <w:proofErr w:type="gramEnd"/>
-      <w:r>
-        <w:rPr>
-          <w:rFonts w:ascii="Barlow Condensed Medium" w:eastAsia="華康儷中黑" w:hAnsi="Barlow Condensed Medium" w:hint="eastAsia"/>
-          <w:w w:val="70"/>
-          <w:sz w:val="26"/>
-          <w:szCs w:val="26"/>
-        </w:rPr>
-        <w:t>利亞</w:t>
-      </w:r>
-      <w:proofErr w:type="gramStart"/>
-      <w:r>
-        <w:rPr>
-          <w:rFonts w:ascii="Barlow Condensed Medium" w:eastAsia="華康儷中黑" w:hAnsi="Barlow Condensed Medium" w:hint="eastAsia"/>
-          <w:w w:val="70"/>
-          <w:sz w:val="26"/>
-          <w:szCs w:val="26"/>
-        </w:rPr>
-        <w:t>引導烏西雅</w:t>
-      </w:r>
-      <w:proofErr w:type="gramEnd"/>
-      <w:r>
-        <w:rPr>
-          <w:rFonts w:ascii="Barlow Condensed Medium" w:eastAsia="華康儷中黑" w:hAnsi="Barlow Condensed Medium" w:hint="eastAsia"/>
-          <w:w w:val="70"/>
-          <w:sz w:val="26"/>
-          <w:szCs w:val="26"/>
-        </w:rPr>
-        <w:t>尋求　神，使他亨通。使猶大在南方的勢力幾乎回到所羅門時期。顯然這位導師死後，他就因成功而驕傲。</w:t>
-      </w:r>
-      <w:r>
-        <w:rPr>
-          <w:rFonts w:ascii="Barlow Condensed Medium" w:eastAsia="華康細黑體" w:hAnsi="Barlow Condensed Medium" w:cs="微軟正黑體" w:hint="eastAsia"/>
-          <w:w w:val="70"/>
-          <w:sz w:val="26"/>
-          <w:szCs w:val="26"/>
-        </w:rPr>
-        <w:t>因為撒</w:t>
-      </w:r>
-      <w:proofErr w:type="gramStart"/>
-      <w:r>
-        <w:rPr>
-          <w:rFonts w:ascii="Barlow Condensed Medium" w:eastAsia="華康細黑體" w:hAnsi="Barlow Condensed Medium" w:cs="微軟正黑體" w:hint="eastAsia"/>
-          <w:w w:val="70"/>
-          <w:sz w:val="26"/>
-          <w:szCs w:val="26"/>
-        </w:rPr>
-        <w:t>迦</w:t>
-      </w:r>
-      <w:proofErr w:type="gramEnd"/>
-      <w:r>
-        <w:rPr>
-          <w:rFonts w:ascii="Barlow Condensed Medium" w:eastAsia="華康細黑體" w:hAnsi="Barlow Condensed Medium" w:cs="微軟正黑體" w:hint="eastAsia"/>
-          <w:w w:val="70"/>
-          <w:sz w:val="26"/>
-          <w:szCs w:val="26"/>
-        </w:rPr>
-        <w:t>利亞的名字太普遍了，他可能是位先知，卻不是聖經中提起過的任何一位撒</w:t>
-      </w:r>
-      <w:proofErr w:type="gramStart"/>
-      <w:r>
-        <w:rPr>
-          <w:rFonts w:ascii="Barlow Condensed Medium" w:eastAsia="華康細黑體" w:hAnsi="Barlow Condensed Medium" w:cs="微軟正黑體" w:hint="eastAsia"/>
-          <w:w w:val="70"/>
-          <w:sz w:val="26"/>
-          <w:szCs w:val="26"/>
-        </w:rPr>
-        <w:t>迦</w:t>
-      </w:r>
-      <w:proofErr w:type="gramEnd"/>
-      <w:r>
-        <w:rPr>
-          <w:rFonts w:ascii="Barlow Condensed Medium" w:eastAsia="華康細黑體" w:hAnsi="Barlow Condensed Medium" w:cs="微軟正黑體" w:hint="eastAsia"/>
-          <w:w w:val="70"/>
-          <w:sz w:val="26"/>
-          <w:szCs w:val="26"/>
-        </w:rPr>
-        <w:t>利亞。因為有他在身邊</w:t>
-      </w:r>
-      <w:proofErr w:type="gramStart"/>
-      <w:r>
-        <w:rPr>
-          <w:rFonts w:ascii="Barlow Condensed Medium" w:eastAsia="華康細黑體" w:hAnsi="Barlow Condensed Medium" w:cs="微軟正黑體" w:hint="eastAsia"/>
-          <w:w w:val="70"/>
-          <w:sz w:val="26"/>
-          <w:szCs w:val="26"/>
-        </w:rPr>
-        <w:t>引導烏西雅</w:t>
-      </w:r>
-      <w:proofErr w:type="gramEnd"/>
-      <w:r>
-        <w:rPr>
-          <w:rFonts w:ascii="Barlow Condensed Medium" w:eastAsia="華康細黑體" w:hAnsi="Barlow Condensed Medium" w:cs="微軟正黑體" w:hint="eastAsia"/>
-          <w:w w:val="70"/>
-          <w:sz w:val="26"/>
-          <w:szCs w:val="26"/>
-        </w:rPr>
-        <w:t>，讓他能行　神看為正的事。不過，顯然，</w:t>
-      </w:r>
-      <w:proofErr w:type="gramStart"/>
-      <w:r>
-        <w:rPr>
-          <w:rFonts w:ascii="Barlow Condensed Medium" w:eastAsia="華康細黑體" w:hAnsi="Barlow Condensed Medium" w:cs="微軟正黑體" w:hint="eastAsia"/>
-          <w:w w:val="70"/>
-          <w:sz w:val="26"/>
-          <w:szCs w:val="26"/>
-        </w:rPr>
-        <w:t>烏西雅</w:t>
-      </w:r>
-      <w:proofErr w:type="gramEnd"/>
-      <w:r>
-        <w:rPr>
-          <w:rFonts w:ascii="Barlow Condensed Medium" w:eastAsia="華康細黑體" w:hAnsi="Barlow Condensed Medium" w:cs="微軟正黑體" w:hint="eastAsia"/>
-          <w:w w:val="70"/>
-          <w:sz w:val="26"/>
-          <w:szCs w:val="26"/>
-        </w:rPr>
-        <w:t>並沒有從這位導師，真正認識　神，也沒有得著敬畏　神的智慧。然而早年　神</w:t>
-      </w:r>
-      <w:proofErr w:type="gramStart"/>
-      <w:r>
-        <w:rPr>
-          <w:rFonts w:ascii="Barlow Condensed Medium" w:eastAsia="華康細黑體" w:hAnsi="Barlow Condensed Medium" w:cs="微軟正黑體" w:hint="eastAsia"/>
-          <w:w w:val="70"/>
-          <w:sz w:val="26"/>
-          <w:szCs w:val="26"/>
-        </w:rPr>
-        <w:t>祝福烏西</w:t>
-      </w:r>
-      <w:r>
-        <w:rPr>
-          <w:rFonts w:ascii="Barlow Condensed Medium" w:eastAsia="華康細黑體" w:hAnsi="Barlow Condensed Medium" w:cs="微軟正黑體" w:hint="eastAsia"/>
-          <w:w w:val="70"/>
-          <w:sz w:val="26"/>
-          <w:szCs w:val="26"/>
-        </w:rPr>
-        <w:t>雅</w:t>
-      </w:r>
-      <w:proofErr w:type="gramEnd"/>
-      <w:r>
-        <w:rPr>
-          <w:rFonts w:ascii="Barlow Condensed Medium" w:eastAsia="華康細黑體" w:hAnsi="Barlow Condensed Medium" w:cs="微軟正黑體" w:hint="eastAsia"/>
-          <w:w w:val="70"/>
-          <w:sz w:val="26"/>
-          <w:szCs w:val="26"/>
-        </w:rPr>
-        <w:t>，是猶大國的疆域最大的時期。南至阿卡巴灣的以錄</w:t>
-      </w:r>
-      <w:r>
-        <w:rPr>
-          <w:rFonts w:ascii="Barlow Condensed Medium" w:eastAsia="華康細黑體" w:hAnsi="Barlow Condensed Medium" w:cs="微軟正黑體" w:hint="eastAsia"/>
-          <w:w w:val="70"/>
-          <w:sz w:val="26"/>
-          <w:szCs w:val="26"/>
-        </w:rPr>
-        <w:t>(</w:t>
-      </w:r>
-      <w:r>
-        <w:rPr>
-          <w:rFonts w:ascii="Barlow Condensed Medium" w:eastAsia="華康細黑體" w:hAnsi="Barlow Condensed Medium" w:cs="微軟正黑體" w:hint="eastAsia"/>
-          <w:w w:val="70"/>
-          <w:sz w:val="26"/>
-          <w:szCs w:val="26"/>
-        </w:rPr>
-        <w:t>以拉他</w:t>
-      </w:r>
-      <w:r>
-        <w:rPr>
-          <w:rFonts w:ascii="Barlow Condensed Medium" w:eastAsia="華康細黑體" w:hAnsi="Barlow Condensed Medium" w:cs="微軟正黑體" w:hint="eastAsia"/>
-          <w:w w:val="70"/>
-          <w:sz w:val="26"/>
-          <w:szCs w:val="26"/>
-        </w:rPr>
-        <w:t>)</w:t>
-      </w:r>
-      <w:r>
-        <w:rPr>
-          <w:rFonts w:ascii="Barlow Condensed Medium" w:eastAsia="華康細黑體" w:hAnsi="Barlow Condensed Medium" w:cs="微軟正黑體" w:hint="eastAsia"/>
-          <w:w w:val="70"/>
-          <w:sz w:val="26"/>
-          <w:szCs w:val="26"/>
-        </w:rPr>
-        <w:t>港，這在古城以旬</w:t>
-      </w:r>
-      <w:proofErr w:type="gramStart"/>
-      <w:r>
-        <w:rPr>
-          <w:rFonts w:ascii="Barlow Condensed Medium" w:eastAsia="華康細黑體" w:hAnsi="Barlow Condensed Medium" w:cs="微軟正黑體" w:hint="eastAsia"/>
-          <w:w w:val="70"/>
-          <w:sz w:val="26"/>
-          <w:szCs w:val="26"/>
-        </w:rPr>
-        <w:t>‧迦</w:t>
-      </w:r>
-      <w:proofErr w:type="gramEnd"/>
-      <w:r>
-        <w:rPr>
-          <w:rFonts w:ascii="Barlow Condensed Medium" w:eastAsia="華康細黑體" w:hAnsi="Barlow Condensed Medium" w:cs="微軟正黑體" w:hint="eastAsia"/>
-          <w:w w:val="70"/>
-          <w:sz w:val="26"/>
-          <w:szCs w:val="26"/>
-        </w:rPr>
-        <w:t>別附近，之前可能因為以東背叛而被占領。即是打通了南方的海運商路。另一方面則是打通了非利士人所占領的</w:t>
-      </w:r>
-      <w:proofErr w:type="gramStart"/>
-      <w:r>
-        <w:rPr>
-          <w:rFonts w:ascii="Barlow Condensed Medium" w:eastAsia="華康細黑體" w:hAnsi="Barlow Condensed Medium" w:cs="微軟正黑體" w:hint="eastAsia"/>
-          <w:w w:val="70"/>
-          <w:sz w:val="26"/>
-          <w:szCs w:val="26"/>
-        </w:rPr>
-        <w:t>迦薩</w:t>
-      </w:r>
-      <w:proofErr w:type="gramEnd"/>
-      <w:r>
-        <w:rPr>
-          <w:rFonts w:ascii="Barlow Condensed Medium" w:eastAsia="華康細黑體" w:hAnsi="Barlow Condensed Medium" w:cs="微軟正黑體" w:hint="eastAsia"/>
-          <w:w w:val="70"/>
-          <w:sz w:val="26"/>
-          <w:szCs w:val="26"/>
-        </w:rPr>
-        <w:t>走廊，是通往北非的商道。這點有考古的發現可以證明，就是發現了同時代的城市毀滅層和興建的堡壘。而同時期北國以色列也十分強盛，主要是因為這期間的亞述帝國在鬧內亂，只能鉗制亞蘭，卻無力南征，才使得猶大和以色列能安心處理他們的邊境事務。</w:t>
+        <w:t>然而，按事情發生的因果關係。就是因為清潔聖殿和重修聖殿才會發現律法書，所以廢除丘壇的命令極有可能就是和清潔聖殿和恢復聖殿功能的事一同發生在重修聖殿之前。又也有可能是在發現律法書之後，才把這個潔淨以色列人信仰的事，擴大到要澈底除滅丘壇。無論如何，約西亞對　神的敬虔早在這些事之前已經表現出來。先是讀了律法書後，他第一個想知道的是，以色列現在所遭遇的苦難，是不是先祖沒有行　神的律法而招致　神的怒氣。言下之意是問，還有沒有挽回的空間。後來，女先知戶勒大就律法書的出現傳達　神的預言，卻是對以色列全體的刑罰已定，只保證不會發生在約西亞任內。就是，不管約西亞再作什麼，也不可能挽回　神的心意。意思是，這時候再去除滅丘壇已經是馬後炮了。在刑罰和大能奇事之前，就知道敬畏，謙卑自己，才是真正的信心。</w:t>
       </w:r>
     </w:p>
     <w:p>
@@ -29641,506 +28425,64 @@
         <w:jc w:val="both"/>
         <w:rPr>
           <w:rFonts w:ascii="Barlow Condensed Medium" w:eastAsia="華康細黑體" w:hAnsi="Barlow Condensed Medium" w:cs="微軟正黑體"/>
-          <w:w w:val="70"/>
+          <w:w w:val="66"/>
           <w:sz w:val="26"/>
           <w:szCs w:val="26"/>
         </w:rPr>
       </w:pPr>
-      <w:proofErr w:type="gramStart"/>
       <w:r>
         <w:rPr>
           <w:rFonts w:ascii="Barlow Condensed Medium" w:eastAsia="華康儷中黑" w:hAnsi="Barlow Condensed Medium" w:hint="eastAsia"/>
-          <w:w w:val="70"/>
+          <w:w w:val="66"/>
           <w:sz w:val="26"/>
           <w:szCs w:val="26"/>
         </w:rPr>
-        <w:t>烏西雅</w:t>
+        <w:t>約西亞潔淨信仰文化，除滅偶像的行動，包括約旦河東和以法蓮的撒瑪利亞，顯示當時猶大能支配的範圍。而撒瑪利亞已成為亞述的行省，約西亞自稱餘民。</w:t>
       </w:r>
-      <w:proofErr w:type="gramEnd"/>
       <w:r>
         <w:rPr>
-          <w:rFonts w:ascii="Barlow Condensed Medium" w:eastAsia="華康儷中黑" w:hAnsi="Barlow Condensed Medium" w:hint="eastAsia"/>
-          <w:w w:val="70"/>
+          <w:rFonts w:ascii="Barlow Condensed Medium" w:eastAsia="華康細黑體" w:hAnsi="Barlow Condensed Medium" w:cs="微軟正黑體" w:hint="eastAsia"/>
+          <w:w w:val="66"/>
           <w:sz w:val="26"/>
           <w:szCs w:val="26"/>
         </w:rPr>
-        <w:t xml:space="preserve">無視在聖所內燒香是祭司限定的律法，甚至因為被祭司亞撒利雅阻止就發怒。就在發怒時，　</w:t>
+        <w:t>當時的國際情勢，亞述王亞述巴尼帕在約西亞登基第</w:t>
       </w:r>
-      <w:proofErr w:type="gramStart"/>
       <w:r>
         <w:rPr>
-          <w:rFonts w:ascii="Barlow Condensed Medium" w:eastAsia="華康儷中黑" w:hAnsi="Barlow Condensed Medium" w:hint="eastAsia"/>
-          <w:w w:val="70"/>
+          <w:rFonts w:ascii="Barlow Condensed Medium" w:eastAsia="華康細黑體" w:hAnsi="Barlow Condensed Medium" w:cs="微軟正黑體" w:hint="eastAsia"/>
+          <w:w w:val="66"/>
           <w:sz w:val="26"/>
           <w:szCs w:val="26"/>
         </w:rPr>
-        <w:t>神使他</w:t>
+        <w:t>8</w:t>
       </w:r>
-      <w:proofErr w:type="gramEnd"/>
       <w:r>
         <w:rPr>
-          <w:rFonts w:ascii="Barlow Condensed Medium" w:eastAsia="華康儷中黑" w:hAnsi="Barlow Condensed Medium" w:hint="eastAsia"/>
-          <w:w w:val="70"/>
+          <w:rFonts w:ascii="Barlow Condensed Medium" w:eastAsia="華康細黑體" w:hAnsi="Barlow Condensed Medium" w:cs="微軟正黑體" w:hint="eastAsia"/>
+          <w:w w:val="66"/>
           <w:sz w:val="26"/>
           <w:szCs w:val="26"/>
         </w:rPr>
-        <w:t>的額頭長出大痲瘋。即是懲罰他永遠不得進入聖殿。</w:t>
+        <w:t>年左右去世，此後亞述長期陷入無政府狀態，最後於主前</w:t>
       </w:r>
       <w:r>
         <w:rPr>
           <w:rFonts w:ascii="Barlow Condensed Medium" w:eastAsia="華康細黑體" w:hAnsi="Barlow Condensed Medium" w:cs="微軟正黑體" w:hint="eastAsia"/>
-          <w:w w:val="70"/>
+          <w:w w:val="66"/>
           <w:sz w:val="26"/>
           <w:szCs w:val="26"/>
         </w:rPr>
-        <w:t>這位能</w:t>
+        <w:t>610</w:t>
       </w:r>
-      <w:proofErr w:type="gramStart"/>
       <w:r>
         <w:rPr>
           <w:rFonts w:ascii="Barlow Condensed Medium" w:eastAsia="華康細黑體" w:hAnsi="Barlow Condensed Medium" w:cs="微軟正黑體" w:hint="eastAsia"/>
-          <w:w w:val="70"/>
+          <w:w w:val="66"/>
           <w:sz w:val="26"/>
           <w:szCs w:val="26"/>
         </w:rPr>
-        <w:t>給烏西雅</w:t>
-      </w:r>
-      <w:proofErr w:type="gramEnd"/>
-      <w:r>
-        <w:rPr>
-          <w:rFonts w:ascii="Barlow Condensed Medium" w:eastAsia="華康細黑體" w:hAnsi="Barlow Condensed Medium" w:cs="微軟正黑體" w:hint="eastAsia"/>
-          <w:w w:val="70"/>
-          <w:sz w:val="26"/>
-          <w:szCs w:val="26"/>
-        </w:rPr>
-        <w:t>引導的撒</w:t>
-      </w:r>
-      <w:proofErr w:type="gramStart"/>
-      <w:r>
-        <w:rPr>
-          <w:rFonts w:ascii="Barlow Condensed Medium" w:eastAsia="華康細黑體" w:hAnsi="Barlow Condensed Medium" w:cs="微軟正黑體" w:hint="eastAsia"/>
-          <w:w w:val="70"/>
-          <w:sz w:val="26"/>
-          <w:szCs w:val="26"/>
-        </w:rPr>
-        <w:t>迦利亞死後</w:t>
-      </w:r>
-      <w:proofErr w:type="gramEnd"/>
-      <w:r>
-        <w:rPr>
-          <w:rFonts w:ascii="Barlow Condensed Medium" w:eastAsia="華康細黑體" w:hAnsi="Barlow Condensed Medium" w:cs="微軟正黑體" w:hint="eastAsia"/>
-          <w:w w:val="70"/>
-          <w:sz w:val="26"/>
-          <w:szCs w:val="26"/>
-        </w:rPr>
-        <w:t>，卻</w:t>
-      </w:r>
-      <w:proofErr w:type="gramStart"/>
-      <w:r>
-        <w:rPr>
-          <w:rFonts w:ascii="Barlow Condensed Medium" w:eastAsia="華康細黑體" w:hAnsi="Barlow Condensed Medium" w:cs="微軟正黑體" w:hint="eastAsia"/>
-          <w:w w:val="70"/>
-          <w:sz w:val="26"/>
-          <w:szCs w:val="26"/>
-        </w:rPr>
-        <w:t>是烏利雅</w:t>
-      </w:r>
-      <w:proofErr w:type="gramEnd"/>
-      <w:r>
-        <w:rPr>
-          <w:rFonts w:ascii="Barlow Condensed Medium" w:eastAsia="華康細黑體" w:hAnsi="Barlow Condensed Medium" w:cs="微軟正黑體" w:hint="eastAsia"/>
-          <w:w w:val="70"/>
-          <w:sz w:val="26"/>
-          <w:szCs w:val="26"/>
-        </w:rPr>
-        <w:t>驕傲和墮落的開始。而這個燒香事件本來是可能有轉機的，因為亞撒利雅和</w:t>
-      </w:r>
-      <w:r>
-        <w:rPr>
-          <w:rFonts w:ascii="Barlow Condensed Medium" w:eastAsia="華康細黑體" w:hAnsi="Barlow Condensed Medium" w:cs="微軟正黑體" w:hint="eastAsia"/>
-          <w:w w:val="70"/>
-          <w:sz w:val="26"/>
-          <w:szCs w:val="26"/>
-        </w:rPr>
-        <w:t>80</w:t>
-      </w:r>
-      <w:r>
-        <w:rPr>
-          <w:rFonts w:ascii="Barlow Condensed Medium" w:eastAsia="華康細黑體" w:hAnsi="Barlow Condensed Medium" w:cs="微軟正黑體" w:hint="eastAsia"/>
-          <w:w w:val="70"/>
-          <w:sz w:val="26"/>
-          <w:szCs w:val="26"/>
-        </w:rPr>
-        <w:t>位祭司，冒著丟腦袋的危險阻止</w:t>
-      </w:r>
-      <w:proofErr w:type="gramStart"/>
-      <w:r>
-        <w:rPr>
-          <w:rFonts w:ascii="Barlow Condensed Medium" w:eastAsia="華康細黑體" w:hAnsi="Barlow Condensed Medium" w:cs="微軟正黑體" w:hint="eastAsia"/>
-          <w:w w:val="70"/>
-          <w:sz w:val="26"/>
-          <w:szCs w:val="26"/>
-        </w:rPr>
-        <w:t>了烏西雅</w:t>
-      </w:r>
-      <w:proofErr w:type="gramEnd"/>
-      <w:r>
-        <w:rPr>
-          <w:rFonts w:ascii="Barlow Condensed Medium" w:eastAsia="華康細黑體" w:hAnsi="Barlow Condensed Medium" w:cs="微軟正黑體" w:hint="eastAsia"/>
-          <w:w w:val="70"/>
-          <w:sz w:val="26"/>
-          <w:szCs w:val="26"/>
-        </w:rPr>
-        <w:t>。若烏西雅謙卑把話聽下去且悔改，　神的刑罰可能會輕一點。一錯再錯的是，他向眾祭司發怒，因為祭司堅守他們的職分和在　神面前的忠心。所以，就在這時候，他的額頭長出大痲瘋，就好像是　神將他內心的不潔淨顯露出來。不但瞬間叫烏西雅謙卑，也可能急時拯救了這群祭司，免於他們死在王的怒氣下。這刑罰是極重的，不但因為大痲瘋要獨居，更永遠不能進　神的聖殿，連死後也只能葬在王室陵墓旁的田間。他一生的功</w:t>
-      </w:r>
-      <w:proofErr w:type="gramStart"/>
-      <w:r>
-        <w:rPr>
-          <w:rFonts w:ascii="Barlow Condensed Medium" w:eastAsia="華康細黑體" w:hAnsi="Barlow Condensed Medium" w:cs="微軟正黑體" w:hint="eastAsia"/>
-          <w:w w:val="70"/>
-          <w:sz w:val="26"/>
-          <w:szCs w:val="26"/>
-        </w:rPr>
-        <w:t>蹟</w:t>
-      </w:r>
-      <w:proofErr w:type="gramEnd"/>
-      <w:r>
-        <w:rPr>
-          <w:rFonts w:ascii="Barlow Condensed Medium" w:eastAsia="華康細黑體" w:hAnsi="Barlow Condensed Medium" w:cs="微軟正黑體" w:hint="eastAsia"/>
-          <w:w w:val="70"/>
-          <w:sz w:val="26"/>
-          <w:szCs w:val="26"/>
-        </w:rPr>
-        <w:t>，正如祭司亞撒利雅</w:t>
-      </w:r>
-      <w:proofErr w:type="gramStart"/>
-      <w:r>
-        <w:rPr>
-          <w:rFonts w:ascii="Barlow Condensed Medium" w:eastAsia="華康細黑體" w:hAnsi="Barlow Condensed Medium" w:cs="微軟正黑體" w:hint="eastAsia"/>
-          <w:w w:val="70"/>
-          <w:sz w:val="26"/>
-          <w:szCs w:val="26"/>
-        </w:rPr>
-        <w:t>所說的</w:t>
-      </w:r>
-      <w:proofErr w:type="gramEnd"/>
-      <w:r>
-        <w:rPr>
-          <w:rFonts w:ascii="Barlow Condensed Medium" w:eastAsia="華康細黑體" w:hAnsi="Barlow Condensed Medium" w:cs="微軟正黑體" w:hint="eastAsia"/>
-          <w:w w:val="70"/>
-          <w:sz w:val="26"/>
-          <w:szCs w:val="26"/>
-        </w:rPr>
-        <w:t xml:space="preserve">，　</w:t>
-      </w:r>
-      <w:proofErr w:type="gramStart"/>
-      <w:r>
-        <w:rPr>
-          <w:rFonts w:ascii="Barlow Condensed Medium" w:eastAsia="華康細黑體" w:hAnsi="Barlow Condensed Medium" w:cs="微軟正黑體" w:hint="eastAsia"/>
-          <w:w w:val="70"/>
-          <w:sz w:val="26"/>
-          <w:szCs w:val="26"/>
-        </w:rPr>
-        <w:t>神要使</w:t>
-      </w:r>
-      <w:proofErr w:type="gramEnd"/>
-      <w:r>
-        <w:rPr>
-          <w:rFonts w:ascii="Barlow Condensed Medium" w:eastAsia="華康細黑體" w:hAnsi="Barlow Condensed Medium" w:cs="微軟正黑體" w:hint="eastAsia"/>
-          <w:w w:val="70"/>
-          <w:sz w:val="26"/>
-          <w:szCs w:val="26"/>
-        </w:rPr>
-        <w:t>他不得榮耀。這不是燒香本身有什麼大不了的，而這個儀式被分別出來，作為榮耀　神的一個象徵，混淆或試探這個分別就是一種褻瀆。</w:t>
-      </w:r>
-    </w:p>
-    <w:p>
-      <w:pPr>
-        <w:kinsoku w:val="0"/>
-        <w:snapToGrid w:val="0"/>
-        <w:spacing w:afterLines="50" w:after="165" w:line="290" w:lineRule="exact"/>
-        <w:rPr>
-          <w:rFonts w:ascii="Cambria" w:eastAsia="華康細黑體" w:hAnsi="Cambria" w:cs="Cambria"/>
-          <w:w w:val="70"/>
-          <w:sz w:val="26"/>
-          <w:szCs w:val="26"/>
-        </w:rPr>
-      </w:pPr>
-      <w:r>
-        <w:rPr>
-          <w:rFonts w:ascii="Barlow Condensed Medium" w:eastAsia="華康儷中黑" w:hAnsi="Barlow Condensed Medium" w:cs="新細明體"/>
-          <w:w w:val="70"/>
-          <w:sz w:val="26"/>
-          <w:szCs w:val="26"/>
-        </w:rPr>
-        <w:t>＜</w:t>
-      </w:r>
-      <w:r>
-        <w:rPr>
-          <w:rFonts w:ascii="Barlow Condensed Medium" w:eastAsia="華康儷中黑" w:hAnsi="Barlow Condensed Medium" w:cs="新細明體" w:hint="eastAsia"/>
-          <w:w w:val="70"/>
-          <w:sz w:val="26"/>
-          <w:szCs w:val="26"/>
-        </w:rPr>
-        <w:t>謙卑像小孩</w:t>
-      </w:r>
-      <w:r>
-        <w:rPr>
-          <w:rFonts w:ascii="Barlow Condensed Medium" w:eastAsia="華康儷中黑" w:hAnsi="Barlow Condensed Medium" w:cs="新細明體"/>
-          <w:w w:val="70"/>
-          <w:sz w:val="26"/>
-          <w:szCs w:val="26"/>
-        </w:rPr>
-        <w:t>＞</w:t>
-      </w:r>
-      <w:r>
-        <w:rPr>
-          <w:rFonts w:ascii="Cambria" w:eastAsia="華康細黑體" w:hAnsi="Cambria" w:cs="Cambria" w:hint="eastAsia"/>
-          <w:w w:val="70"/>
-          <w:sz w:val="26"/>
-          <w:szCs w:val="26"/>
-        </w:rPr>
-        <w:t>人的驕傲是罪的根源，只是要操控偶像的神明，或是</w:t>
-      </w:r>
-      <w:r>
-        <w:rPr>
-          <w:rFonts w:ascii="Cambria" w:eastAsia="華康細黑體" w:hAnsi="Cambria" w:cs="Cambria" w:hint="eastAsia"/>
-          <w:w w:val="70"/>
-          <w:sz w:val="26"/>
-          <w:szCs w:val="26"/>
-        </w:rPr>
-        <w:t>藉　神耶和華的名發號施令。前幾天有個新聞，</w:t>
-      </w:r>
-      <w:proofErr w:type="gramStart"/>
-      <w:r>
-        <w:rPr>
-          <w:rFonts w:ascii="Cambria" w:eastAsia="華康細黑體" w:hAnsi="Cambria" w:cs="Cambria" w:hint="eastAsia"/>
-          <w:w w:val="70"/>
-          <w:sz w:val="26"/>
-          <w:szCs w:val="26"/>
-        </w:rPr>
-        <w:t>說某寺廟</w:t>
-      </w:r>
-      <w:proofErr w:type="gramEnd"/>
-      <w:r>
-        <w:rPr>
-          <w:rFonts w:ascii="Cambria" w:eastAsia="華康細黑體" w:hAnsi="Cambria" w:cs="Cambria" w:hint="eastAsia"/>
-          <w:w w:val="70"/>
-          <w:sz w:val="26"/>
-          <w:szCs w:val="26"/>
-        </w:rPr>
-        <w:t>因為廟方工作人員，翻動香爐內的灰，導致後來的</w:t>
-      </w:r>
-      <w:proofErr w:type="gramStart"/>
-      <w:r>
-        <w:rPr>
-          <w:rFonts w:ascii="Cambria" w:eastAsia="華康細黑體" w:hAnsi="Cambria" w:cs="Cambria" w:hint="eastAsia"/>
-          <w:w w:val="70"/>
-          <w:sz w:val="26"/>
-          <w:szCs w:val="26"/>
-        </w:rPr>
-        <w:t>發爐被質疑</w:t>
-      </w:r>
-      <w:proofErr w:type="gramEnd"/>
-      <w:r>
-        <w:rPr>
-          <w:rFonts w:ascii="Cambria" w:eastAsia="華康細黑體" w:hAnsi="Cambria" w:cs="Cambria" w:hint="eastAsia"/>
-          <w:w w:val="70"/>
-          <w:sz w:val="26"/>
-          <w:szCs w:val="26"/>
-        </w:rPr>
-        <w:t>是造假。後來，當事人辯稱，是他先發現有發爐的跡象，才去翻動，不是故意動手腳。有點常識的人一聽，就明白這就是挾持神明的宗教流氓的傲慢。第一，如果發爐是神明顯靈，人無論如何就更不應該動手去干擾，不但是對神明不敬，更是破壞了神明顯靈的神</w:t>
-      </w:r>
-      <w:proofErr w:type="gramStart"/>
-      <w:r>
-        <w:rPr>
-          <w:rFonts w:ascii="Cambria" w:eastAsia="華康細黑體" w:hAnsi="Cambria" w:cs="Cambria" w:hint="eastAsia"/>
-          <w:w w:val="70"/>
-          <w:sz w:val="26"/>
-          <w:szCs w:val="26"/>
-        </w:rPr>
-        <w:t>蹟</w:t>
-      </w:r>
-      <w:proofErr w:type="gramEnd"/>
-      <w:r>
-        <w:rPr>
-          <w:rFonts w:ascii="Cambria" w:eastAsia="華康細黑體" w:hAnsi="Cambria" w:cs="Cambria" w:hint="eastAsia"/>
-          <w:w w:val="70"/>
-          <w:sz w:val="26"/>
-          <w:szCs w:val="26"/>
-        </w:rPr>
-        <w:t>自發性。第二，誰沒見過烤肉的</w:t>
-      </w:r>
-      <w:proofErr w:type="gramStart"/>
-      <w:r>
-        <w:rPr>
-          <w:rFonts w:ascii="Cambria" w:eastAsia="華康細黑體" w:hAnsi="Cambria" w:cs="Cambria" w:hint="eastAsia"/>
-          <w:w w:val="70"/>
-          <w:sz w:val="26"/>
-          <w:szCs w:val="26"/>
-        </w:rPr>
-        <w:t>木碳</w:t>
-      </w:r>
-      <w:proofErr w:type="gramEnd"/>
-      <w:r>
-        <w:rPr>
-          <w:rFonts w:ascii="Cambria" w:eastAsia="華康細黑體" w:hAnsi="Cambria" w:cs="Cambria" w:hint="eastAsia"/>
-          <w:w w:val="70"/>
-          <w:sz w:val="26"/>
-          <w:szCs w:val="26"/>
-        </w:rPr>
-        <w:t>發爐，烤地瓜的</w:t>
-      </w:r>
-      <w:proofErr w:type="gramStart"/>
-      <w:r>
-        <w:rPr>
-          <w:rFonts w:ascii="Cambria" w:eastAsia="華康細黑體" w:hAnsi="Cambria" w:cs="Cambria" w:hint="eastAsia"/>
-          <w:w w:val="70"/>
-          <w:sz w:val="26"/>
-          <w:szCs w:val="26"/>
-        </w:rPr>
-        <w:t>土窯發爐</w:t>
-      </w:r>
-      <w:proofErr w:type="gramEnd"/>
-      <w:r>
-        <w:rPr>
-          <w:rFonts w:ascii="Cambria" w:eastAsia="華康細黑體" w:hAnsi="Cambria" w:cs="Cambria" w:hint="eastAsia"/>
-          <w:w w:val="70"/>
-          <w:sz w:val="26"/>
-          <w:szCs w:val="26"/>
-        </w:rPr>
-        <w:t>，有常識的人都知道急速、大量地供氧，就會引發劇烈的燃燒，只是套個不願戳破的宗教</w:t>
-      </w:r>
-      <w:proofErr w:type="gramStart"/>
-      <w:r>
-        <w:rPr>
-          <w:rFonts w:ascii="Cambria" w:eastAsia="華康細黑體" w:hAnsi="Cambria" w:cs="Cambria" w:hint="eastAsia"/>
-          <w:w w:val="70"/>
-          <w:sz w:val="26"/>
-          <w:szCs w:val="26"/>
-        </w:rPr>
-        <w:t>術語叫發爐</w:t>
-      </w:r>
-      <w:proofErr w:type="gramEnd"/>
-      <w:r>
-        <w:rPr>
-          <w:rFonts w:ascii="Cambria" w:eastAsia="華康細黑體" w:hAnsi="Cambria" w:cs="Cambria" w:hint="eastAsia"/>
-          <w:w w:val="70"/>
-          <w:sz w:val="26"/>
-          <w:szCs w:val="26"/>
-        </w:rPr>
-        <w:t>。而翻動爐灰就是製造空氣流通量，還聲稱不是故意，那麼</w:t>
-      </w:r>
-      <w:proofErr w:type="gramStart"/>
-      <w:r>
-        <w:rPr>
-          <w:rFonts w:ascii="Cambria" w:eastAsia="華康細黑體" w:hAnsi="Cambria" w:cs="Cambria" w:hint="eastAsia"/>
-          <w:w w:val="70"/>
-          <w:sz w:val="26"/>
-          <w:szCs w:val="26"/>
-        </w:rPr>
-        <w:t>說慌又再</w:t>
-      </w:r>
-      <w:proofErr w:type="gramEnd"/>
-      <w:r>
-        <w:rPr>
-          <w:rFonts w:ascii="Cambria" w:eastAsia="華康細黑體" w:hAnsi="Cambria" w:cs="Cambria" w:hint="eastAsia"/>
-          <w:w w:val="70"/>
-          <w:sz w:val="26"/>
-          <w:szCs w:val="26"/>
-        </w:rPr>
-        <w:t>加一條藐視神明的罪。這一切都是人想掌控一切的傲慢。因此，一再強調主耶穌的教導：「</w:t>
-      </w:r>
-      <w:r>
-        <w:rPr>
-          <w:rFonts w:ascii="華康古印體" w:eastAsia="華康古印體" w:hAnsi="Cambria" w:cs="Cambria"/>
-          <w:b/>
-          <w:bCs/>
-          <w:w w:val="70"/>
-          <w:sz w:val="26"/>
-          <w:szCs w:val="26"/>
-        </w:rPr>
-        <w:t>…</w:t>
-      </w:r>
-      <w:r>
-        <w:rPr>
-          <w:rFonts w:ascii="華康古印體" w:eastAsia="華康古印體" w:hAnsi="Cambria" w:cs="Cambria" w:hint="eastAsia"/>
-          <w:b/>
-          <w:bCs/>
-          <w:w w:val="70"/>
-          <w:sz w:val="26"/>
-          <w:szCs w:val="26"/>
-        </w:rPr>
-        <w:t>凡自己謙卑像這小孩子的，他在天國</w:t>
-      </w:r>
-      <w:proofErr w:type="gramStart"/>
-      <w:r>
-        <w:rPr>
-          <w:rFonts w:ascii="華康古印體" w:eastAsia="華康古印體" w:hAnsi="Cambria" w:cs="Cambria" w:hint="eastAsia"/>
-          <w:b/>
-          <w:bCs/>
-          <w:w w:val="70"/>
-          <w:sz w:val="26"/>
-          <w:szCs w:val="26"/>
-        </w:rPr>
-        <w:t>裏</w:t>
-      </w:r>
-      <w:proofErr w:type="gramEnd"/>
-      <w:r>
-        <w:rPr>
-          <w:rFonts w:ascii="華康古印體" w:eastAsia="華康古印體" w:hAnsi="Cambria" w:cs="Cambria" w:hint="eastAsia"/>
-          <w:b/>
-          <w:bCs/>
-          <w:w w:val="70"/>
-          <w:sz w:val="26"/>
-          <w:szCs w:val="26"/>
-        </w:rPr>
-        <w:t>就是最大的。</w:t>
-      </w:r>
-      <w:r>
-        <w:rPr>
-          <w:rFonts w:ascii="Cambria" w:eastAsia="華康細黑體" w:hAnsi="Cambria" w:cs="Cambria" w:hint="eastAsia"/>
-          <w:w w:val="70"/>
-          <w:sz w:val="26"/>
-          <w:szCs w:val="26"/>
-        </w:rPr>
-        <w:t>」</w:t>
-      </w:r>
-      <w:r>
-        <w:rPr>
-          <w:rFonts w:ascii="Cambria" w:eastAsia="華康細黑體" w:hAnsi="Cambria" w:cs="Cambria" w:hint="eastAsia"/>
-          <w:w w:val="70"/>
-          <w:sz w:val="26"/>
-          <w:szCs w:val="26"/>
-        </w:rPr>
-        <w:t>(</w:t>
-      </w:r>
-      <w:r>
-        <w:rPr>
-          <w:rFonts w:ascii="Cambria" w:eastAsia="華康細黑體" w:hAnsi="Cambria" w:cs="Cambria" w:hint="eastAsia"/>
-          <w:w w:val="70"/>
-          <w:sz w:val="26"/>
-          <w:szCs w:val="26"/>
-        </w:rPr>
-        <w:t>太</w:t>
-      </w:r>
-      <w:r>
-        <w:rPr>
-          <w:rFonts w:ascii="Cambria" w:eastAsia="華康細黑體" w:hAnsi="Cambria" w:cs="Cambria" w:hint="eastAsia"/>
-          <w:w w:val="70"/>
-          <w:sz w:val="26"/>
-          <w:szCs w:val="26"/>
-        </w:rPr>
-        <w:t>18:4)</w:t>
-      </w:r>
-      <w:r>
-        <w:rPr>
-          <w:rFonts w:ascii="Cambria" w:eastAsia="華康細黑體" w:hAnsi="Cambria" w:cs="Cambria" w:hint="eastAsia"/>
-          <w:w w:val="70"/>
-          <w:sz w:val="26"/>
-          <w:szCs w:val="26"/>
-        </w:rPr>
-        <w:t>不是天真無邪，而是謙卑成為最沒有權力的小孩。沒有權力，人才不會把自己當作　神。</w:t>
+        <w:t>年，約西亞戰死前一年，被巴比倫瓦解和取代。在這期間，亞述根本無力掌控撒瑪利亞，反而猶大能發揮在地的影響力，讓約西亞的宗教改革行動，能遍及以色列王國的舊有疆域。然而，不論廢去以色列全境的丘壇是發生在發現律法書的前或後，顯然丘壇的罪都不能赦免。因為這罪太重、太大，使以色列的世世代代都深陷其中。即偶像文化造成道德墮落、社會壓迫和真理扭曲，與其說是　神的懲罰，不如是說社會集體的自殺，是邪惡和不義的世代的自我毀滅。而律法書重現的意義，一是宣告了對舊世代的刑罰不可避免，二是作為新生代，後來的「餘民」，遵行　神話語和建立新文化的準則，雖然世間的國度會毀滅，卻要在　神的國度中獲得拯救。</w:t>
       </w:r>
     </w:p>
     <w:p>
@@ -30150,85 +28492,120 @@
         <w:spacing w:afterLines="50" w:after="165" w:line="290" w:lineRule="exact"/>
         <w:jc w:val="both"/>
         <w:rPr>
-          <w:rFonts w:ascii="Barlow Condensed Medium" w:eastAsia="華康儷中黑" w:hAnsi="Barlow Condensed Medium"/>
-          <w:w w:val="70"/>
+          <w:rFonts w:ascii="Cambria" w:eastAsia="華康細黑體" w:hAnsi="Cambria" w:cs="Cambria"/>
+          <w:w w:val="66"/>
           <w:sz w:val="26"/>
           <w:szCs w:val="26"/>
         </w:rPr>
       </w:pPr>
       <w:r>
         <w:rPr>
-          <w:rFonts w:ascii="Barlow Condensed Medium" w:eastAsia="華康儷中黑" w:hAnsi="Barlow Condensed Medium" w:hint="eastAsia"/>
-          <w:w w:val="70"/>
+          <w:rFonts w:ascii="Barlow Condensed Medium" w:eastAsia="華康儷中黑" w:hAnsi="Barlow Condensed Medium" w:cs="新細明體"/>
+          <w:w w:val="66"/>
           <w:sz w:val="26"/>
           <w:szCs w:val="26"/>
         </w:rPr>
-        <w:t>權位和成功使烏西雅無視　神的賜福。因驕傲而墮落，大痲瘋就像是內心的</w:t>
+        <w:t>＜</w:t>
       </w:r>
-      <w:proofErr w:type="gramStart"/>
       <w:r>
         <w:rPr>
-          <w:rFonts w:ascii="Barlow Condensed Medium" w:eastAsia="華康儷中黑" w:hAnsi="Barlow Condensed Medium" w:hint="eastAsia"/>
-          <w:w w:val="70"/>
+          <w:rFonts w:ascii="Barlow Condensed Medium" w:eastAsia="華康儷中黑" w:hAnsi="Barlow Condensed Medium" w:cs="新細明體" w:hint="eastAsia"/>
+          <w:w w:val="66"/>
           <w:sz w:val="26"/>
           <w:szCs w:val="26"/>
         </w:rPr>
-        <w:t>不潔被</w:t>
+        <w:t>操控假神之惡</w:t>
       </w:r>
-      <w:proofErr w:type="gramEnd"/>
       <w:r>
         <w:rPr>
-          <w:rFonts w:ascii="Barlow Condensed Medium" w:eastAsia="華康儷中黑" w:hAnsi="Barlow Condensed Medium" w:hint="eastAsia"/>
-          <w:w w:val="70"/>
+          <w:rFonts w:ascii="Barlow Condensed Medium" w:eastAsia="華康儷中黑" w:hAnsi="Barlow Condensed Medium" w:cs="新細明體"/>
+          <w:w w:val="66"/>
           <w:sz w:val="26"/>
           <w:szCs w:val="26"/>
         </w:rPr>
-        <w:t>顯露出來。　神給烏西雅尊榮和長壽，最後只能葬在王室墓園外的田間。</w:t>
+        <w:t>＞</w:t>
       </w:r>
-      <w:proofErr w:type="gramStart"/>
       <w:r>
         <w:rPr>
-          <w:rFonts w:ascii="Barlow Condensed Medium" w:eastAsia="華康細黑體" w:hAnsi="Barlow Condensed Medium" w:cs="微軟正黑體" w:hint="eastAsia"/>
-          <w:w w:val="70"/>
+          <w:rFonts w:ascii="Cambria" w:eastAsia="華康細黑體" w:hAnsi="Cambria" w:cs="Cambria" w:hint="eastAsia"/>
+          <w:w w:val="66"/>
           <w:sz w:val="26"/>
           <w:szCs w:val="26"/>
         </w:rPr>
-        <w:t>說到祭司</w:t>
+        <w:t>宗教信仰如同思想和學說有馴化人心和社會的能力。而之所以稱為宗教，就是運用了人必須無條件地順服、不能被碰觸或討論的思想控制形式，比如各種禁忌、神聖的律法，或是虛假的知識和話術</w:t>
       </w:r>
-      <w:proofErr w:type="gramEnd"/>
       <w:r>
         <w:rPr>
-          <w:rFonts w:ascii="Barlow Condensed Medium" w:eastAsia="華康細黑體" w:hAnsi="Barlow Condensed Medium" w:cs="微軟正黑體" w:hint="eastAsia"/>
-          <w:w w:val="70"/>
+          <w:rFonts w:ascii="Cambria" w:eastAsia="華康細黑體" w:hAnsi="Cambria" w:cs="Cambria" w:hint="eastAsia"/>
+          <w:w w:val="66"/>
           <w:sz w:val="26"/>
           <w:szCs w:val="26"/>
         </w:rPr>
-        <w:t>要自潔，才能進入聖殿事奉。這自潔就是把自己分別出來，獻給　神使用，他人不能取代。是外在的潔淨，加下內心的潔淨，才是一個完整的事奉態度。而烏西雅以王的身分，代表世間的權力，自己強行要作祭司分別為聖才作的事奉，就成了對　神的聖潔的一種褻瀆。而懂得敬畏　神分別為聖的律法和道德</w:t>
+        <w:t>(</w:t>
       </w:r>
-      <w:proofErr w:type="gramStart"/>
       <w:r>
         <w:rPr>
-          <w:rFonts w:ascii="Barlow Condensed Medium" w:eastAsia="華康細黑體" w:hAnsi="Barlow Condensed Medium" w:cs="微軟正黑體" w:hint="eastAsia"/>
-          <w:w w:val="70"/>
+          <w:rFonts w:ascii="Cambria" w:eastAsia="華康細黑體" w:hAnsi="Cambria" w:cs="Cambria" w:hint="eastAsia"/>
+          <w:w w:val="66"/>
           <w:sz w:val="26"/>
           <w:szCs w:val="26"/>
         </w:rPr>
-        <w:t>誡</w:t>
+        <w:t>符水、算命</w:t>
       </w:r>
-      <w:proofErr w:type="gramEnd"/>
       <w:r>
         <w:rPr>
-          <w:rFonts w:ascii="Barlow Condensed Medium" w:eastAsia="華康細黑體" w:hAnsi="Barlow Condensed Medium" w:cs="微軟正黑體" w:hint="eastAsia"/>
-          <w:w w:val="70"/>
+          <w:rFonts w:ascii="Cambria" w:eastAsia="華康細黑體" w:hAnsi="Cambria" w:cs="Cambria" w:hint="eastAsia"/>
+          <w:w w:val="66"/>
           <w:sz w:val="26"/>
           <w:szCs w:val="26"/>
         </w:rPr>
-        <w:t>命，就是與　維持和好的關係；同樣的道理，尊重他人的各種權利，工作的專業知識和權責的歸屬，就能與人維持和好的關係。超越了界限就是驕傲，破壞和諧，就算擁有再高的權力也不能。</w:t>
+        <w:t>)</w:t>
       </w:r>
       <w:r>
         <w:rPr>
+          <w:rFonts w:ascii="Cambria" w:eastAsia="華康細黑體" w:hAnsi="Cambria" w:cs="Cambria" w:hint="eastAsia"/>
+          <w:w w:val="66"/>
+          <w:sz w:val="26"/>
+          <w:szCs w:val="26"/>
+        </w:rPr>
+        <w:t>。所謂神明的代言人，利用信者的敬虔，就能假傳神明的旨意，操控人的行為。其實是假宗教之名，小則騙財、騙色，作的是人與神明利益交換的掮客；大則騙得權力來行社會控制。比如無神論者或共產主義者，不信神，卻將獨裁者塑造成神。在這種人造神面前，人民必須交出人權、交出言論自由、交出身體的器官、和交出對是非、真理的判斷能力。又像原本耶穌基督已經藉由血、復活、新約和聖靈打破猶太律法主義對人的思想控制，使人類在　神的真理中能得著作　神兒女能對自己的生命和行為負責的自由。而伊斯蘭教卻扭曲獨一真神、　神國和彌賽亞的盼望，形成一個先知獨裁、完全政教合一的新猶太律法主義的思想控制體系，影響了一千多年的人類文明。人權的侵害、恐怖主義，和掌權者自身的墮落令人悲憤。原來敵基督就是這些假先知，信徒卻是無辜。</w:t>
+      </w:r>
+    </w:p>
+    <w:p>
+      <w:pPr>
+        <w:kinsoku w:val="0"/>
+        <w:snapToGrid w:val="0"/>
+        <w:spacing w:afterLines="50" w:after="165" w:line="290" w:lineRule="exact"/>
+        <w:jc w:val="both"/>
+        <w:rPr>
+          <w:rFonts w:ascii="Barlow Condensed Medium" w:eastAsia="華康儷中黑" w:hAnsi="Barlow Condensed Medium"/>
+          <w:w w:val="66"/>
+          <w:sz w:val="26"/>
+          <w:szCs w:val="26"/>
+        </w:rPr>
+      </w:pPr>
+      <w:r>
+        <w:rPr>
+          <w:rFonts w:ascii="Barlow Condensed Medium" w:eastAsia="華康儷中黑" w:hAnsi="Barlow Condensed Medium" w:hint="eastAsia"/>
+          <w:w w:val="66"/>
+          <w:sz w:val="26"/>
+          <w:szCs w:val="26"/>
+        </w:rPr>
+        <w:t>潔淨只是開始事奉　神的預備工作，如同除滅偶像帶來的文化控制只是第一步，必須有新的信仰和觀念取代它。發現律法書，進而行　神的旨意才是得救之道。</w:t>
+      </w:r>
+      <w:r>
+        <w:rPr>
           <w:rFonts w:ascii="Barlow Condensed Medium" w:eastAsia="華康細黑體" w:hAnsi="Barlow Condensed Medium" w:cs="微軟正黑體" w:hint="eastAsia"/>
-          <w:w w:val="70"/>
+          <w:w w:val="66"/>
+          <w:sz w:val="26"/>
+          <w:szCs w:val="26"/>
+        </w:rPr>
+        <w:t>真正潔淨人的是　神的話語，因為　神的話語有使信的人將它活出來力量。因此手潔心清的義人指的，就是指在行為和內心都是潔淨的人。在新約中，保羅用聖潔提升了潔淨的意含，就是至高的良善，就是一種必須有行為且以　神為標準的生活方式。最近台灣人熱心在討論毒駕要判多重，卻沒有想過他們是這惡的文化下的受害者。黑道和敵對的國家用毒品來控制我們的青少年，而我們的社會卻不能為這些社會的邊緣人，提供心靈的保護和支持來對抗和拒絕這樣的惡。而基督的救恩所賜給人的，乃是有自我聖潔能力的聖靈的律，這才是對抗惡的控制和捆綁唯一的能力。</w:t>
+      </w:r>
+      <w:r>
+        <w:rPr>
+          <w:rFonts w:ascii="Barlow Condensed Medium" w:eastAsia="華康細黑體" w:hAnsi="Barlow Condensed Medium" w:cs="微軟正黑體" w:hint="eastAsia"/>
+          <w:w w:val="66"/>
           <w:sz w:val="26"/>
           <w:szCs w:val="26"/>
         </w:rPr>
@@ -30255,7 +28632,7 @@
 </file>
 
 <file path=word/endnotes.xml><?xml version="1.0" encoding="utf-8"?>
-<w:endnotes xmlns:wpc="http://schemas.microsoft.com/office/word/2010/wordprocessingCanvas" xmlns:cx="http://schemas.microsoft.com/office/drawing/2014/chartex" xmlns:cx1="http://schemas.microsoft.com/office/drawing/2015/9/8/chartex" xmlns:cx2="http://schemas.microsoft.com/office/drawing/2015/10/21/chartex" xmlns:cx3="http://schemas.microsoft.com/office/drawing/2016/5/9/chartex" xmlns:cx4="http://schemas.microsoft.com/office/drawing/2016/5/10/chartex" xmlns:cx5="http://schemas.microsoft.com/office/drawing/2016/5/11/chartex" xmlns:cx6="http://schemas.microsoft.com/office/drawing/2016/5/12/chartex" xmlns:cx7="http://schemas.microsoft.com/office/drawing/2016/5/13/chartex" xmlns:cx8="http://schemas.microsoft.com/office/drawing/2016/5/14/chartex" xmlns:mc="http://schemas.openxmlformats.org/markup-compatibility/2006" xmlns:aink="http://schemas.microsoft.com/office/drawing/2016/ink" xmlns:am3d="http://schemas.microsoft.com/office/drawing/2017/model3d" xmlns:o="urn:schemas-microsoft-com:office:office" xmlns:oel="http://schemas.microsoft.com/office/2019/extlst" xmlns:r="http://schemas.openxmlformats.org/officeDocument/2006/relationships" xmlns:m="http://schemas.openxmlformats.org/officeDocument/2006/math" xmlns:v="urn:schemas-microsoft-com:vml" xmlns:wp14="http://schemas.microsoft.com/office/word/2010/wordprocessingDrawing" xmlns:wp="http://schemas.openxmlformats.org/drawingml/2006/wordprocessingDrawing" xmlns:w10="urn:schemas-microsoft-com:office:word" xmlns:w="http://schemas.openxmlformats.org/wordprocessingml/2006/main" xmlns:w14="http://schemas.microsoft.com/office/word/2010/wordml" xmlns:w15="http://schemas.microsoft.com/office/word/2012/wordml" xmlns:w16cex="http://schemas.microsoft.com/office/word/2018/wordml/cex" xmlns:w16cid="http://schemas.microsoft.com/office/word/2016/wordml/cid" xmlns:w16="http://schemas.microsoft.com/office/word/2018/wordml" xmlns:w16sdtdh="http://schemas.microsoft.com/office/word/2020/wordml/sdtdatahash" xmlns:w16se="http://schemas.microsoft.com/office/word/2015/wordml/symex" xmlns:wpg="http://schemas.microsoft.com/office/word/2010/wordprocessingGroup" xmlns:wpi="http://schemas.microsoft.com/office/word/2010/wordprocessingInk" xmlns:wne="http://schemas.microsoft.com/office/word/2006/wordml" xmlns:wps="http://schemas.microsoft.com/office/word/2010/wordprocessingShape" mc:Ignorable="w14 w15 w16se w16cid w16 w16cex w16sdtdh wp14">
+<w:endnotes xmlns:wpc="http://schemas.microsoft.com/office/word/2010/wordprocessingCanvas" xmlns:mc="http://schemas.openxmlformats.org/markup-compatibility/2006" xmlns:o="urn:schemas-microsoft-com:office:office" xmlns:r="http://schemas.openxmlformats.org/officeDocument/2006/relationships" xmlns:m="http://schemas.openxmlformats.org/officeDocument/2006/math" xmlns:v="urn:schemas-microsoft-com:vml" xmlns:wp14="http://schemas.microsoft.com/office/word/2010/wordprocessingDrawing" xmlns:wp="http://schemas.openxmlformats.org/drawingml/2006/wordprocessingDrawing" xmlns:w10="urn:schemas-microsoft-com:office:word" xmlns:w="http://schemas.openxmlformats.org/wordprocessingml/2006/main" xmlns:w14="http://schemas.microsoft.com/office/word/2010/wordml" xmlns:w15="http://schemas.microsoft.com/office/word/2012/wordml" xmlns:wpg="http://schemas.microsoft.com/office/word/2010/wordprocessingGroup" xmlns:wpi="http://schemas.microsoft.com/office/word/2010/wordprocessingInk" xmlns:wne="http://schemas.microsoft.com/office/word/2006/wordml" xmlns:wps="http://schemas.microsoft.com/office/word/2010/wordprocessingShape" mc:Ignorable="w14 w15 wp14">
   <w:endnote w:type="separator" w:id="-1">
     <w:p>
       <w:r>
@@ -30274,7 +28651,7 @@
 </file>
 
 <file path=word/footnotes.xml><?xml version="1.0" encoding="utf-8"?>
-<w:footnotes xmlns:wpc="http://schemas.microsoft.com/office/word/2010/wordprocessingCanvas" xmlns:cx="http://schemas.microsoft.com/office/drawing/2014/chartex" xmlns:cx1="http://schemas.microsoft.com/office/drawing/2015/9/8/chartex" xmlns:cx2="http://schemas.microsoft.com/office/drawing/2015/10/21/chartex" xmlns:cx3="http://schemas.microsoft.com/office/drawing/2016/5/9/chartex" xmlns:cx4="http://schemas.microsoft.com/office/drawing/2016/5/10/chartex" xmlns:cx5="http://schemas.microsoft.com/office/drawing/2016/5/11/chartex" xmlns:cx6="http://schemas.microsoft.com/office/drawing/2016/5/12/chartex" xmlns:cx7="http://schemas.microsoft.com/office/drawing/2016/5/13/chartex" xmlns:cx8="http://schemas.microsoft.com/office/drawing/2016/5/14/chartex" xmlns:mc="http://schemas.openxmlformats.org/markup-compatibility/2006" xmlns:aink="http://schemas.microsoft.com/office/drawing/2016/ink" xmlns:am3d="http://schemas.microsoft.com/office/drawing/2017/model3d" xmlns:o="urn:schemas-microsoft-com:office:office" xmlns:oel="http://schemas.microsoft.com/office/2019/extlst" xmlns:r="http://schemas.openxmlformats.org/officeDocument/2006/relationships" xmlns:m="http://schemas.openxmlformats.org/officeDocument/2006/math" xmlns:v="urn:schemas-microsoft-com:vml" xmlns:wp14="http://schemas.microsoft.com/office/word/2010/wordprocessingDrawing" xmlns:wp="http://schemas.openxmlformats.org/drawingml/2006/wordprocessingDrawing" xmlns:w10="urn:schemas-microsoft-com:office:word" xmlns:w="http://schemas.openxmlformats.org/wordprocessingml/2006/main" xmlns:w14="http://schemas.microsoft.com/office/word/2010/wordml" xmlns:w15="http://schemas.microsoft.com/office/word/2012/wordml" xmlns:w16cex="http://schemas.microsoft.com/office/word/2018/wordml/cex" xmlns:w16cid="http://schemas.microsoft.com/office/word/2016/wordml/cid" xmlns:w16="http://schemas.microsoft.com/office/word/2018/wordml" xmlns:w16sdtdh="http://schemas.microsoft.com/office/word/2020/wordml/sdtdatahash" xmlns:w16se="http://schemas.microsoft.com/office/word/2015/wordml/symex" xmlns:wpg="http://schemas.microsoft.com/office/word/2010/wordprocessingGroup" xmlns:wpi="http://schemas.microsoft.com/office/word/2010/wordprocessingInk" xmlns:wne="http://schemas.microsoft.com/office/word/2006/wordml" xmlns:wps="http://schemas.microsoft.com/office/word/2010/wordprocessingShape" mc:Ignorable="w14 w15 w16se w16cid w16 w16cex w16sdtdh wp14">
+<w:footnotes xmlns:wpc="http://schemas.microsoft.com/office/word/2010/wordprocessingCanvas" xmlns:mc="http://schemas.openxmlformats.org/markup-compatibility/2006" xmlns:o="urn:schemas-microsoft-com:office:office" xmlns:r="http://schemas.openxmlformats.org/officeDocument/2006/relationships" xmlns:m="http://schemas.openxmlformats.org/officeDocument/2006/math" xmlns:v="urn:schemas-microsoft-com:vml" xmlns:wp14="http://schemas.microsoft.com/office/word/2010/wordprocessingDrawing" xmlns:wp="http://schemas.openxmlformats.org/drawingml/2006/wordprocessingDrawing" xmlns:w10="urn:schemas-microsoft-com:office:word" xmlns:w="http://schemas.openxmlformats.org/wordprocessingml/2006/main" xmlns:w14="http://schemas.microsoft.com/office/word/2010/wordml" xmlns:w15="http://schemas.microsoft.com/office/word/2012/wordml" xmlns:wpg="http://schemas.microsoft.com/office/word/2010/wordprocessingGroup" xmlns:wpi="http://schemas.microsoft.com/office/word/2010/wordprocessingInk" xmlns:wne="http://schemas.microsoft.com/office/word/2006/wordml" xmlns:wps="http://schemas.microsoft.com/office/word/2010/wordprocessingShape" mc:Ignorable="w14 w15 wp14">
   <w:footnote w:type="separator" w:id="-1">
     <w:p>
       <w:r>
@@ -30293,7 +28670,7 @@
 </file>
 
 <file path=word/header1.xml><?xml version="1.0" encoding="utf-8"?>
-<w:hdr xmlns:wpc="http://schemas.microsoft.com/office/word/2010/wordprocessingCanvas" xmlns:cx="http://schemas.microsoft.com/office/drawing/2014/chartex" xmlns:cx1="http://schemas.microsoft.com/office/drawing/2015/9/8/chartex" xmlns:cx2="http://schemas.microsoft.com/office/drawing/2015/10/21/chartex" xmlns:cx3="http://schemas.microsoft.com/office/drawing/2016/5/9/chartex" xmlns:cx4="http://schemas.microsoft.com/office/drawing/2016/5/10/chartex" xmlns:cx5="http://schemas.microsoft.com/office/drawing/2016/5/11/chartex" xmlns:cx6="http://schemas.microsoft.com/office/drawing/2016/5/12/chartex" xmlns:cx7="http://schemas.microsoft.com/office/drawing/2016/5/13/chartex" xmlns:cx8="http://schemas.microsoft.com/office/drawing/2016/5/14/chartex" xmlns:mc="http://schemas.openxmlformats.org/markup-compatibility/2006" xmlns:aink="http://schemas.microsoft.com/office/drawing/2016/ink" xmlns:am3d="http://schemas.microsoft.com/office/drawing/2017/model3d" xmlns:o="urn:schemas-microsoft-com:office:office" xmlns:oel="http://schemas.microsoft.com/office/2019/extlst" xmlns:r="http://schemas.openxmlformats.org/officeDocument/2006/relationships" xmlns:m="http://schemas.openxmlformats.org/officeDocument/2006/math" xmlns:v="urn:schemas-microsoft-com:vml" xmlns:wp14="http://schemas.microsoft.com/office/word/2010/wordprocessingDrawing" xmlns:wp="http://schemas.openxmlformats.org/drawingml/2006/wordprocessingDrawing" xmlns:w10="urn:schemas-microsoft-com:office:word" xmlns:w="http://schemas.openxmlformats.org/wordprocessingml/2006/main" xmlns:w14="http://schemas.microsoft.com/office/word/2010/wordml" xmlns:w15="http://schemas.microsoft.com/office/word/2012/wordml" xmlns:w16cex="http://schemas.microsoft.com/office/word/2018/wordml/cex" xmlns:w16cid="http://schemas.microsoft.com/office/word/2016/wordml/cid" xmlns:w16="http://schemas.microsoft.com/office/word/2018/wordml" xmlns:w16sdtdh="http://schemas.microsoft.com/office/word/2020/wordml/sdtdatahash" xmlns:w16se="http://schemas.microsoft.com/office/word/2015/wordml/symex" xmlns:wpg="http://schemas.microsoft.com/office/word/2010/wordprocessingGroup" xmlns:wpi="http://schemas.microsoft.com/office/word/2010/wordprocessingInk" xmlns:wne="http://schemas.microsoft.com/office/word/2006/wordml" xmlns:wps="http://schemas.microsoft.com/office/word/2010/wordprocessingShape" mc:Ignorable="w14 w15 w16se w16cid w16 w16cex w16sdtdh wp14">
+<w:hdr xmlns:wpc="http://schemas.microsoft.com/office/word/2010/wordprocessingCanvas" xmlns:mc="http://schemas.openxmlformats.org/markup-compatibility/2006" xmlns:o="urn:schemas-microsoft-com:office:office" xmlns:r="http://schemas.openxmlformats.org/officeDocument/2006/relationships" xmlns:m="http://schemas.openxmlformats.org/officeDocument/2006/math" xmlns:v="urn:schemas-microsoft-com:vml" xmlns:wp14="http://schemas.microsoft.com/office/word/2010/wordprocessingDrawing" xmlns:wp="http://schemas.openxmlformats.org/drawingml/2006/wordprocessingDrawing" xmlns:w10="urn:schemas-microsoft-com:office:word" xmlns:w="http://schemas.openxmlformats.org/wordprocessingml/2006/main" xmlns:w14="http://schemas.microsoft.com/office/word/2010/wordml" xmlns:w15="http://schemas.microsoft.com/office/word/2012/wordml" xmlns:wpg="http://schemas.microsoft.com/office/word/2010/wordprocessingGroup" xmlns:wpi="http://schemas.microsoft.com/office/word/2010/wordprocessingInk" xmlns:wne="http://schemas.microsoft.com/office/word/2006/wordml" xmlns:wps="http://schemas.microsoft.com/office/word/2010/wordprocessingShape" mc:Ignorable="w14 w15 wp14">
   <w:p>
     <w:pPr>
       <w:pStyle w:val="a4"/>
@@ -30751,7 +29128,7 @@
 </file>
 
 <file path=word/header2.xml><?xml version="1.0" encoding="utf-8"?>
-<w:hdr xmlns:wpc="http://schemas.microsoft.com/office/word/2010/wordprocessingCanvas" xmlns:cx="http://schemas.microsoft.com/office/drawing/2014/chartex" xmlns:cx1="http://schemas.microsoft.com/office/drawing/2015/9/8/chartex" xmlns:cx2="http://schemas.microsoft.com/office/drawing/2015/10/21/chartex" xmlns:cx3="http://schemas.microsoft.com/office/drawing/2016/5/9/chartex" xmlns:cx4="http://schemas.microsoft.com/office/drawing/2016/5/10/chartex" xmlns:cx5="http://schemas.microsoft.com/office/drawing/2016/5/11/chartex" xmlns:cx6="http://schemas.microsoft.com/office/drawing/2016/5/12/chartex" xmlns:cx7="http://schemas.microsoft.com/office/drawing/2016/5/13/chartex" xmlns:cx8="http://schemas.microsoft.com/office/drawing/2016/5/14/chartex" xmlns:mc="http://schemas.openxmlformats.org/markup-compatibility/2006" xmlns:aink="http://schemas.microsoft.com/office/drawing/2016/ink" xmlns:am3d="http://schemas.microsoft.com/office/drawing/2017/model3d" xmlns:o="urn:schemas-microsoft-com:office:office" xmlns:oel="http://schemas.microsoft.com/office/2019/extlst" xmlns:r="http://schemas.openxmlformats.org/officeDocument/2006/relationships" xmlns:m="http://schemas.openxmlformats.org/officeDocument/2006/math" xmlns:v="urn:schemas-microsoft-com:vml" xmlns:wp14="http://schemas.microsoft.com/office/word/2010/wordprocessingDrawing" xmlns:wp="http://schemas.openxmlformats.org/drawingml/2006/wordprocessingDrawing" xmlns:w10="urn:schemas-microsoft-com:office:word" xmlns:w="http://schemas.openxmlformats.org/wordprocessingml/2006/main" xmlns:w14="http://schemas.microsoft.com/office/word/2010/wordml" xmlns:w15="http://schemas.microsoft.com/office/word/2012/wordml" xmlns:w16cex="http://schemas.microsoft.com/office/word/2018/wordml/cex" xmlns:w16cid="http://schemas.microsoft.com/office/word/2016/wordml/cid" xmlns:w16="http://schemas.microsoft.com/office/word/2018/wordml" xmlns:w16sdtdh="http://schemas.microsoft.com/office/word/2020/wordml/sdtdatahash" xmlns:w16se="http://schemas.microsoft.com/office/word/2015/wordml/symex" xmlns:wpg="http://schemas.microsoft.com/office/word/2010/wordprocessingGroup" xmlns:wpi="http://schemas.microsoft.com/office/word/2010/wordprocessingInk" xmlns:wne="http://schemas.microsoft.com/office/word/2006/wordml" xmlns:wps="http://schemas.microsoft.com/office/word/2010/wordprocessingShape" mc:Ignorable="w14 w15 w16se w16cid w16 w16cex w16sdtdh wp14">
+<w:hdr xmlns:wpc="http://schemas.microsoft.com/office/word/2010/wordprocessingCanvas" xmlns:mc="http://schemas.openxmlformats.org/markup-compatibility/2006" xmlns:o="urn:schemas-microsoft-com:office:office" xmlns:r="http://schemas.openxmlformats.org/officeDocument/2006/relationships" xmlns:m="http://schemas.openxmlformats.org/officeDocument/2006/math" xmlns:v="urn:schemas-microsoft-com:vml" xmlns:wp14="http://schemas.microsoft.com/office/word/2010/wordprocessingDrawing" xmlns:wp="http://schemas.openxmlformats.org/drawingml/2006/wordprocessingDrawing" xmlns:w10="urn:schemas-microsoft-com:office:word" xmlns:w="http://schemas.openxmlformats.org/wordprocessingml/2006/main" xmlns:w14="http://schemas.microsoft.com/office/word/2010/wordml" xmlns:w15="http://schemas.microsoft.com/office/word/2012/wordml" xmlns:wpg="http://schemas.microsoft.com/office/word/2010/wordprocessingGroup" xmlns:wpi="http://schemas.microsoft.com/office/word/2010/wordprocessingInk" xmlns:wne="http://schemas.microsoft.com/office/word/2006/wordml" xmlns:wps="http://schemas.microsoft.com/office/word/2010/wordprocessingShape" mc:Ignorable="w14 w15 wp14">
   <w:p>
     <w:pPr>
       <w:pStyle w:val="a4"/>
@@ -31209,7 +29586,7 @@
 </file>
 
 <file path=word/header3.xml><?xml version="1.0" encoding="utf-8"?>
-<w:hdr xmlns:wpc="http://schemas.microsoft.com/office/word/2010/wordprocessingCanvas" xmlns:cx="http://schemas.microsoft.com/office/drawing/2014/chartex" xmlns:cx1="http://schemas.microsoft.com/office/drawing/2015/9/8/chartex" xmlns:cx2="http://schemas.microsoft.com/office/drawing/2015/10/21/chartex" xmlns:cx3="http://schemas.microsoft.com/office/drawing/2016/5/9/chartex" xmlns:cx4="http://schemas.microsoft.com/office/drawing/2016/5/10/chartex" xmlns:cx5="http://schemas.microsoft.com/office/drawing/2016/5/11/chartex" xmlns:cx6="http://schemas.microsoft.com/office/drawing/2016/5/12/chartex" xmlns:cx7="http://schemas.microsoft.com/office/drawing/2016/5/13/chartex" xmlns:cx8="http://schemas.microsoft.com/office/drawing/2016/5/14/chartex" xmlns:mc="http://schemas.openxmlformats.org/markup-compatibility/2006" xmlns:aink="http://schemas.microsoft.com/office/drawing/2016/ink" xmlns:am3d="http://schemas.microsoft.com/office/drawing/2017/model3d" xmlns:o="urn:schemas-microsoft-com:office:office" xmlns:oel="http://schemas.microsoft.com/office/2019/extlst" xmlns:r="http://schemas.openxmlformats.org/officeDocument/2006/relationships" xmlns:m="http://schemas.openxmlformats.org/officeDocument/2006/math" xmlns:v="urn:schemas-microsoft-com:vml" xmlns:wp14="http://schemas.microsoft.com/office/word/2010/wordprocessingDrawing" xmlns:wp="http://schemas.openxmlformats.org/drawingml/2006/wordprocessingDrawing" xmlns:w10="urn:schemas-microsoft-com:office:word" xmlns:w="http://schemas.openxmlformats.org/wordprocessingml/2006/main" xmlns:w14="http://schemas.microsoft.com/office/word/2010/wordml" xmlns:w15="http://schemas.microsoft.com/office/word/2012/wordml" xmlns:w16cex="http://schemas.microsoft.com/office/word/2018/wordml/cex" xmlns:w16cid="http://schemas.microsoft.com/office/word/2016/wordml/cid" xmlns:w16="http://schemas.microsoft.com/office/word/2018/wordml" xmlns:w16sdtdh="http://schemas.microsoft.com/office/word/2020/wordml/sdtdatahash" xmlns:w16se="http://schemas.microsoft.com/office/word/2015/wordml/symex" xmlns:wpg="http://schemas.microsoft.com/office/word/2010/wordprocessingGroup" xmlns:wpi="http://schemas.microsoft.com/office/word/2010/wordprocessingInk" xmlns:wne="http://schemas.microsoft.com/office/word/2006/wordml" xmlns:wps="http://schemas.microsoft.com/office/word/2010/wordprocessingShape" mc:Ignorable="w14 w15 w16se w16cid w16 w16cex w16sdtdh wp14">
+<w:hdr xmlns:wpc="http://schemas.microsoft.com/office/word/2010/wordprocessingCanvas" xmlns:mc="http://schemas.openxmlformats.org/markup-compatibility/2006" xmlns:o="urn:schemas-microsoft-com:office:office" xmlns:r="http://schemas.openxmlformats.org/officeDocument/2006/relationships" xmlns:m="http://schemas.openxmlformats.org/officeDocument/2006/math" xmlns:v="urn:schemas-microsoft-com:vml" xmlns:wp14="http://schemas.microsoft.com/office/word/2010/wordprocessingDrawing" xmlns:wp="http://schemas.openxmlformats.org/drawingml/2006/wordprocessingDrawing" xmlns:w10="urn:schemas-microsoft-com:office:word" xmlns:w="http://schemas.openxmlformats.org/wordprocessingml/2006/main" xmlns:w14="http://schemas.microsoft.com/office/word/2010/wordml" xmlns:w15="http://schemas.microsoft.com/office/word/2012/wordml" xmlns:wpg="http://schemas.microsoft.com/office/word/2010/wordprocessingGroup" xmlns:wpi="http://schemas.microsoft.com/office/word/2010/wordprocessingInk" xmlns:wne="http://schemas.microsoft.com/office/word/2006/wordml" xmlns:wps="http://schemas.microsoft.com/office/word/2010/wordprocessingShape" mc:Ignorable="w14 w15 wp14">
   <w:p>
     <w:pPr>
       <w:pStyle w:val="a4"/>
@@ -31667,7 +30044,7 @@
 </file>
 
 <file path=word/header4.xml><?xml version="1.0" encoding="utf-8"?>
-<w:hdr xmlns:wpc="http://schemas.microsoft.com/office/word/2010/wordprocessingCanvas" xmlns:cx="http://schemas.microsoft.com/office/drawing/2014/chartex" xmlns:cx1="http://schemas.microsoft.com/office/drawing/2015/9/8/chartex" xmlns:cx2="http://schemas.microsoft.com/office/drawing/2015/10/21/chartex" xmlns:cx3="http://schemas.microsoft.com/office/drawing/2016/5/9/chartex" xmlns:cx4="http://schemas.microsoft.com/office/drawing/2016/5/10/chartex" xmlns:cx5="http://schemas.microsoft.com/office/drawing/2016/5/11/chartex" xmlns:cx6="http://schemas.microsoft.com/office/drawing/2016/5/12/chartex" xmlns:cx7="http://schemas.microsoft.com/office/drawing/2016/5/13/chartex" xmlns:cx8="http://schemas.microsoft.com/office/drawing/2016/5/14/chartex" xmlns:mc="http://schemas.openxmlformats.org/markup-compatibility/2006" xmlns:aink="http://schemas.microsoft.com/office/drawing/2016/ink" xmlns:am3d="http://schemas.microsoft.com/office/drawing/2017/model3d" xmlns:o="urn:schemas-microsoft-com:office:office" xmlns:oel="http://schemas.microsoft.com/office/2019/extlst" xmlns:r="http://schemas.openxmlformats.org/officeDocument/2006/relationships" xmlns:m="http://schemas.openxmlformats.org/officeDocument/2006/math" xmlns:v="urn:schemas-microsoft-com:vml" xmlns:wp14="http://schemas.microsoft.com/office/word/2010/wordprocessingDrawing" xmlns:wp="http://schemas.openxmlformats.org/drawingml/2006/wordprocessingDrawing" xmlns:w10="urn:schemas-microsoft-com:office:word" xmlns:w="http://schemas.openxmlformats.org/wordprocessingml/2006/main" xmlns:w14="http://schemas.microsoft.com/office/word/2010/wordml" xmlns:w15="http://schemas.microsoft.com/office/word/2012/wordml" xmlns:w16cex="http://schemas.microsoft.com/office/word/2018/wordml/cex" xmlns:w16cid="http://schemas.microsoft.com/office/word/2016/wordml/cid" xmlns:w16="http://schemas.microsoft.com/office/word/2018/wordml" xmlns:w16sdtdh="http://schemas.microsoft.com/office/word/2020/wordml/sdtdatahash" xmlns:w16se="http://schemas.microsoft.com/office/word/2015/wordml/symex" xmlns:wpg="http://schemas.microsoft.com/office/word/2010/wordprocessingGroup" xmlns:wpi="http://schemas.microsoft.com/office/word/2010/wordprocessingInk" xmlns:wne="http://schemas.microsoft.com/office/word/2006/wordml" xmlns:wps="http://schemas.microsoft.com/office/word/2010/wordprocessingShape" mc:Ignorable="w14 w15 w16se w16cid w16 w16cex w16sdtdh wp14">
+<w:hdr xmlns:wpc="http://schemas.microsoft.com/office/word/2010/wordprocessingCanvas" xmlns:mc="http://schemas.openxmlformats.org/markup-compatibility/2006" xmlns:o="urn:schemas-microsoft-com:office:office" xmlns:r="http://schemas.openxmlformats.org/officeDocument/2006/relationships" xmlns:m="http://schemas.openxmlformats.org/officeDocument/2006/math" xmlns:v="urn:schemas-microsoft-com:vml" xmlns:wp14="http://schemas.microsoft.com/office/word/2010/wordprocessingDrawing" xmlns:wp="http://schemas.openxmlformats.org/drawingml/2006/wordprocessingDrawing" xmlns:w10="urn:schemas-microsoft-com:office:word" xmlns:w="http://schemas.openxmlformats.org/wordprocessingml/2006/main" xmlns:w14="http://schemas.microsoft.com/office/word/2010/wordml" xmlns:w15="http://schemas.microsoft.com/office/word/2012/wordml" xmlns:wpg="http://schemas.microsoft.com/office/word/2010/wordprocessingGroup" xmlns:wpi="http://schemas.microsoft.com/office/word/2010/wordprocessingInk" xmlns:wne="http://schemas.microsoft.com/office/word/2006/wordml" xmlns:wps="http://schemas.microsoft.com/office/word/2010/wordprocessingShape" mc:Ignorable="w14 w15 wp14">
   <w:p>
     <w:pPr>
       <w:pStyle w:val="a4"/>
@@ -32125,7 +30502,7 @@
 </file>
 
 <file path=word/numbering.xml><?xml version="1.0" encoding="utf-8"?>
-<w:numbering xmlns:wpc="http://schemas.microsoft.com/office/word/2010/wordprocessingCanvas" xmlns:cx="http://schemas.microsoft.com/office/drawing/2014/chartex" xmlns:cx1="http://schemas.microsoft.com/office/drawing/2015/9/8/chartex" xmlns:cx2="http://schemas.microsoft.com/office/drawing/2015/10/21/chartex" xmlns:cx3="http://schemas.microsoft.com/office/drawing/2016/5/9/chartex" xmlns:cx4="http://schemas.microsoft.com/office/drawing/2016/5/10/chartex" xmlns:cx5="http://schemas.microsoft.com/office/drawing/2016/5/11/chartex" xmlns:cx6="http://schemas.microsoft.com/office/drawing/2016/5/12/chartex" xmlns:cx7="http://schemas.microsoft.com/office/drawing/2016/5/13/chartex" xmlns:cx8="http://schemas.microsoft.com/office/drawing/2016/5/14/chartex" xmlns:mc="http://schemas.openxmlformats.org/markup-compatibility/2006" xmlns:aink="http://schemas.microsoft.com/office/drawing/2016/ink" xmlns:am3d="http://schemas.microsoft.com/office/drawing/2017/model3d" xmlns:o="urn:schemas-microsoft-com:office:office" xmlns:oel="http://schemas.microsoft.com/office/2019/extlst" xmlns:r="http://schemas.openxmlformats.org/officeDocument/2006/relationships" xmlns:m="http://schemas.openxmlformats.org/officeDocument/2006/math" xmlns:v="urn:schemas-microsoft-com:vml" xmlns:wp14="http://schemas.microsoft.com/office/word/2010/wordprocessingDrawing" xmlns:wp="http://schemas.openxmlformats.org/drawingml/2006/wordprocessingDrawing" xmlns:w10="urn:schemas-microsoft-com:office:word" xmlns:w="http://schemas.openxmlformats.org/wordprocessingml/2006/main" xmlns:w14="http://schemas.microsoft.com/office/word/2010/wordml" xmlns:w15="http://schemas.microsoft.com/office/word/2012/wordml" xmlns:w16cex="http://schemas.microsoft.com/office/word/2018/wordml/cex" xmlns:w16cid="http://schemas.microsoft.com/office/word/2016/wordml/cid" xmlns:w16="http://schemas.microsoft.com/office/word/2018/wordml" xmlns:w16sdtdh="http://schemas.microsoft.com/office/word/2020/wordml/sdtdatahash" xmlns:w16se="http://schemas.microsoft.com/office/word/2015/wordml/symex" xmlns:wpg="http://schemas.microsoft.com/office/word/2010/wordprocessingGroup" xmlns:wpi="http://schemas.microsoft.com/office/word/2010/wordprocessingInk" xmlns:wne="http://schemas.microsoft.com/office/word/2006/wordml" xmlns:wps="http://schemas.microsoft.com/office/word/2010/wordprocessingShape" mc:Ignorable="w14 w15 w16se w16cid w16 w16cex w16sdtdh wp14">
+<w:numbering xmlns:wpc="http://schemas.microsoft.com/office/word/2010/wordprocessingCanvas" xmlns:mc="http://schemas.openxmlformats.org/markup-compatibility/2006" xmlns:o="urn:schemas-microsoft-com:office:office" xmlns:r="http://schemas.openxmlformats.org/officeDocument/2006/relationships" xmlns:m="http://schemas.openxmlformats.org/officeDocument/2006/math" xmlns:v="urn:schemas-microsoft-com:vml" xmlns:wp14="http://schemas.microsoft.com/office/word/2010/wordprocessingDrawing" xmlns:wp="http://schemas.openxmlformats.org/drawingml/2006/wordprocessingDrawing" xmlns:w10="urn:schemas-microsoft-com:office:word" xmlns:w="http://schemas.openxmlformats.org/wordprocessingml/2006/main" xmlns:w14="http://schemas.microsoft.com/office/word/2010/wordml" xmlns:w15="http://schemas.microsoft.com/office/word/2012/wordml" xmlns:wpg="http://schemas.microsoft.com/office/word/2010/wordprocessingGroup" xmlns:wpi="http://schemas.microsoft.com/office/word/2010/wordprocessingInk" xmlns:wne="http://schemas.microsoft.com/office/word/2006/wordml" xmlns:wps="http://schemas.microsoft.com/office/word/2010/wordprocessingShape" mc:Ignorable="w14 w15 wp14">
   <w:abstractNum w:abstractNumId="0" w15:restartNumberingAfterBreak="0">
     <w:nsid w:val="0397573A"/>
     <w:multiLevelType w:val="hybridMultilevel"/>
@@ -33817,68 +32194,68 @@
       </w:pPr>
     </w:lvl>
   </w:abstractNum>
-  <w:num w:numId="1" w16cid:durableId="370112561">
+  <w:num w:numId="1">
     <w:abstractNumId w:val="18"/>
   </w:num>
-  <w:num w:numId="2" w16cid:durableId="1009714571">
+  <w:num w:numId="2">
     <w:abstractNumId w:val="5"/>
   </w:num>
-  <w:num w:numId="3" w16cid:durableId="2128963082">
+  <w:num w:numId="3">
     <w:abstractNumId w:val="9"/>
   </w:num>
-  <w:num w:numId="4" w16cid:durableId="1109927836">
+  <w:num w:numId="4">
     <w:abstractNumId w:val="3"/>
   </w:num>
-  <w:num w:numId="5" w16cid:durableId="90396540">
+  <w:num w:numId="5">
     <w:abstractNumId w:val="10"/>
   </w:num>
-  <w:num w:numId="6" w16cid:durableId="1383477834">
+  <w:num w:numId="6">
     <w:abstractNumId w:val="17"/>
   </w:num>
-  <w:num w:numId="7" w16cid:durableId="1809320226">
+  <w:num w:numId="7">
     <w:abstractNumId w:val="16"/>
   </w:num>
-  <w:num w:numId="8" w16cid:durableId="164443231">
+  <w:num w:numId="8">
     <w:abstractNumId w:val="8"/>
   </w:num>
-  <w:num w:numId="9" w16cid:durableId="1190408835">
+  <w:num w:numId="9">
     <w:abstractNumId w:val="14"/>
   </w:num>
-  <w:num w:numId="10" w16cid:durableId="14042794">
+  <w:num w:numId="10">
     <w:abstractNumId w:val="4"/>
   </w:num>
-  <w:num w:numId="11" w16cid:durableId="1005940104">
+  <w:num w:numId="11">
     <w:abstractNumId w:val="11"/>
   </w:num>
-  <w:num w:numId="12" w16cid:durableId="815757069">
+  <w:num w:numId="12">
     <w:abstractNumId w:val="2"/>
   </w:num>
-  <w:num w:numId="13" w16cid:durableId="1378237734">
+  <w:num w:numId="13">
     <w:abstractNumId w:val="12"/>
   </w:num>
-  <w:num w:numId="14" w16cid:durableId="988362496">
+  <w:num w:numId="14">
     <w:abstractNumId w:val="13"/>
   </w:num>
-  <w:num w:numId="15" w16cid:durableId="383531021">
+  <w:num w:numId="15">
     <w:abstractNumId w:val="1"/>
   </w:num>
-  <w:num w:numId="16" w16cid:durableId="225457479">
+  <w:num w:numId="16">
     <w:abstractNumId w:val="0"/>
   </w:num>
-  <w:num w:numId="17" w16cid:durableId="1738211587">
+  <w:num w:numId="17">
     <w:abstractNumId w:val="15"/>
   </w:num>
-  <w:num w:numId="18" w16cid:durableId="1848136025">
+  <w:num w:numId="18">
     <w:abstractNumId w:val="7"/>
   </w:num>
-  <w:num w:numId="19" w16cid:durableId="115763057">
+  <w:num w:numId="19">
     <w:abstractNumId w:val="6"/>
   </w:num>
 </w:numbering>
 </file>
 
 <file path=word/styles.xml><?xml version="1.0" encoding="utf-8"?>
-<w:styles xmlns:mc="http://schemas.openxmlformats.org/markup-compatibility/2006" xmlns:r="http://schemas.openxmlformats.org/officeDocument/2006/relationships" xmlns:w="http://schemas.openxmlformats.org/wordprocessingml/2006/main" xmlns:w14="http://schemas.microsoft.com/office/word/2010/wordml" xmlns:w15="http://schemas.microsoft.com/office/word/2012/wordml" xmlns:w16cex="http://schemas.microsoft.com/office/word/2018/wordml/cex" xmlns:w16cid="http://schemas.microsoft.com/office/word/2016/wordml/cid" xmlns:w16="http://schemas.microsoft.com/office/word/2018/wordml" xmlns:w16sdtdh="http://schemas.microsoft.com/office/word/2020/wordml/sdtdatahash" xmlns:w16se="http://schemas.microsoft.com/office/word/2015/wordml/symex" mc:Ignorable="w14 w15 w16se w16cid w16 w16cex w16sdtdh">
+<w:styles xmlns:mc="http://schemas.openxmlformats.org/markup-compatibility/2006" xmlns:r="http://schemas.openxmlformats.org/officeDocument/2006/relationships" xmlns:w="http://schemas.openxmlformats.org/wordprocessingml/2006/main" xmlns:w14="http://schemas.microsoft.com/office/word/2010/wordml" xmlns:w15="http://schemas.microsoft.com/office/word/2012/wordml" mc:Ignorable="w14 w15">
   <w:docDefaults>
     <w:rPrDefault>
       <w:rPr>
@@ -33891,7 +32268,7 @@
     </w:rPrDefault>
     <w:pPrDefault/>
   </w:docDefaults>
-  <w:latentStyles w:defLockedState="0" w:defUIPriority="99" w:defSemiHidden="0" w:defUnhideWhenUsed="0" w:defQFormat="0" w:count="376">
+  <w:latentStyles w:defLockedState="0" w:defUIPriority="99" w:defSemiHidden="0" w:defUnhideWhenUsed="0" w:defQFormat="0" w:count="371">
     <w:lsdException w:name="Normal" w:uiPriority="0" w:qFormat="1"/>
     <w:lsdException w:name="heading 1" w:uiPriority="9" w:qFormat="1"/>
     <w:lsdException w:name="heading 2" w:semiHidden="1" w:uiPriority="9" w:unhideWhenUsed="1" w:qFormat="1"/>
@@ -34263,11 +32640,6 @@
     <w:lsdException w:name="List Table 5 Dark Accent 6" w:uiPriority="50"/>
     <w:lsdException w:name="List Table 6 Colorful Accent 6" w:uiPriority="51"/>
     <w:lsdException w:name="List Table 7 Colorful Accent 6" w:uiPriority="52"/>
-    <w:lsdException w:name="Mention" w:semiHidden="1" w:unhideWhenUsed="1"/>
-    <w:lsdException w:name="Smart Hyperlink" w:semiHidden="1" w:unhideWhenUsed="1"/>
-    <w:lsdException w:name="Hashtag" w:semiHidden="1" w:unhideWhenUsed="1"/>
-    <w:lsdException w:name="Unresolved Mention" w:semiHidden="1" w:unhideWhenUsed="1"/>
-    <w:lsdException w:name="Smart Link" w:semiHidden="1" w:unhideWhenUsed="1"/>
   </w:latentStyles>
   <w:style w:type="paragraph" w:default="1" w:styleId="a">
     <w:name w:val="Normal"/>
@@ -34923,7 +33295,7 @@
 </file>
 
 <file path=customXml/itemProps1.xml><?xml version="1.0" encoding="utf-8"?>
-<ds:datastoreItem xmlns:ds="http://schemas.openxmlformats.org/officeDocument/2006/customXml" ds:itemID="{007881D2-CA4B-4D14-86C6-A51B9450CE7C}">
+<ds:datastoreItem xmlns:ds="http://schemas.openxmlformats.org/officeDocument/2006/customXml" ds:itemID="{907A749C-6694-4D7F-9A0B-481463D384B2}">
   <ds:schemaRefs>
     <ds:schemaRef ds:uri="http://schemas.openxmlformats.org/officeDocument/2006/bibliography"/>
   </ds:schemaRefs>

--- a/新泰週報20260614[2624]B4F.docx
+++ b/新泰週報20260614[2624]B4F.docx
@@ -15845,7 +15845,7 @@
           </mc:Choice>
           <mc:Fallback>
             <w:pict>
-              <v:line w14:anchorId="553253E3" id="直線接點 2" o:spid="_x0000_s1026" style="position:absolute;z-index:251654144;visibility:visible;mso-wrap-style:square;mso-height-percent:0;mso-wrap-distance-left:9pt;mso-wrap-distance-top:0;mso-wrap-distance-right:9pt;mso-wrap-distance-bottom:0;mso-position-horizontal:absolute;mso-position-horizontal-relative:page;mso-position-vertical:absolute;mso-position-vertical-relative:page;mso-height-percent:0;mso-height-relative:margin" from="687.75pt,19.85pt" to="687.75pt,709.8pt" o:gfxdata="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" strokecolor="black [3213]" strokeweight=".5pt">
+              <v:line w14:anchorId="19D9D9ED" id="直線接點 2" o:spid="_x0000_s1026" style="position:absolute;z-index:251654144;visibility:visible;mso-wrap-style:square;mso-height-percent:0;mso-wrap-distance-left:9pt;mso-wrap-distance-top:0;mso-wrap-distance-right:9pt;mso-wrap-distance-bottom:0;mso-position-horizontal:absolute;mso-position-horizontal-relative:page;mso-position-vertical:absolute;mso-position-vertical-relative:page;mso-height-percent:0;mso-height-relative:margin" from="687.75pt,19.85pt" to="687.75pt,709.8pt" o:gfxdata="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" strokecolor="black [3213]" strokeweight=".5pt">
                 <v:stroke dashstyle="3 1" joinstyle="miter"/>
                 <w10:wrap anchorx="page" anchory="page"/>
               </v:line>
@@ -27757,8 +27757,6 @@
               </w:rPr>
               <w:t>)?</w:t>
             </w:r>
-            <w:bookmarkStart w:id="6" w:name="_GoBack"/>
-            <w:bookmarkEnd w:id="6"/>
           </w:p>
         </w:tc>
       </w:tr>
@@ -27869,7 +27867,7 @@
           </mc:Choice>
           <mc:Fallback>
             <w:pict>
-              <v:line w14:anchorId="33E182E6" id="直線接點 6" o:spid="_x0000_s1026" style="position:absolute;z-index:251665408;visibility:visible;mso-wrap-style:square;mso-width-percent:0;mso-height-percent:0;mso-wrap-distance-left:9pt;mso-wrap-distance-top:0;mso-wrap-distance-right:9pt;mso-wrap-distance-bottom:0;mso-position-horizontal:absolute;mso-position-horizontal-relative:page;mso-position-vertical:absolute;mso-position-vertical-relative:page;mso-width-percent:0;mso-height-percent:0;mso-width-relative:margin;mso-height-relative:margin" from="343.9pt,19.85pt" to="345.05pt,710.95pt" o:gfxdata="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" strokecolor="black [3213]" strokeweight=".5pt">
+              <v:line w14:anchorId="64E77372" id="直線接點 6" o:spid="_x0000_s1026" style="position:absolute;z-index:251665408;visibility:visible;mso-wrap-style:square;mso-width-percent:0;mso-height-percent:0;mso-wrap-distance-left:9pt;mso-wrap-distance-top:0;mso-wrap-distance-right:9pt;mso-wrap-distance-bottom:0;mso-position-horizontal:absolute;mso-position-horizontal-relative:page;mso-position-vertical:absolute;mso-position-vertical-relative:page;mso-width-percent:0;mso-height-percent:0;mso-width-relative:margin;mso-height-relative:margin" from="343.9pt,19.85pt" to="345.05pt,710.95pt" o:gfxdata="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" strokecolor="black [3213]" strokeweight=".5pt">
                 <v:stroke dashstyle="3 1" joinstyle="miter"/>
                 <w10:wrap anchorx="page" anchory="page"/>
               </v:line>
@@ -27947,7 +27945,7 @@
           </mc:Choice>
           <mc:Fallback>
             <w:pict>
-              <v:line w14:anchorId="159DA05A" id="直線接點 4" o:spid="_x0000_s1026" style="position:absolute;z-index:251661312;visibility:visible;mso-wrap-style:square;mso-width-percent:0;mso-height-percent:0;mso-wrap-distance-left:9pt;mso-wrap-distance-top:0;mso-wrap-distance-right:9pt;mso-wrap-distance-bottom:0;mso-position-horizontal:absolute;mso-position-horizontal-relative:page;mso-position-vertical:absolute;mso-position-vertical-relative:page;mso-width-percent:0;mso-height-percent:0;mso-width-relative:margin;mso-height-relative:margin" from="343.9pt,19.85pt" to="345.05pt,710.95pt" o:gfxdata="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" strokecolor="black [3213]" strokeweight=".5pt">
+              <v:line w14:anchorId="5F07714A" id="直線接點 4" o:spid="_x0000_s1026" style="position:absolute;z-index:251661312;visibility:visible;mso-wrap-style:square;mso-width-percent:0;mso-height-percent:0;mso-wrap-distance-left:9pt;mso-wrap-distance-top:0;mso-wrap-distance-right:9pt;mso-wrap-distance-bottom:0;mso-position-horizontal:absolute;mso-position-horizontal-relative:page;mso-position-vertical:absolute;mso-position-vertical-relative:page;mso-width-percent:0;mso-height-percent:0;mso-width-relative:margin;mso-height-relative:margin" from="343.9pt,19.85pt" to="345.05pt,710.95pt" o:gfxdata="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" strokecolor="black [3213]" strokeweight=".5pt">
                 <v:stroke dashstyle="3 1" joinstyle="miter"/>
                 <w10:wrap anchorx="page" anchory="page"/>
               </v:line>
@@ -28319,7 +28317,36 @@
           <w:sz w:val="26"/>
           <w:szCs w:val="26"/>
         </w:rPr>
-        <w:t>和宮庭環境的影響下，培養出敬虔品格又如　神所預言的明君。</w:t>
+        <w:t>和宮庭環境的影響下，培養出敬虔品格又如　神</w:t>
+      </w:r>
+      <w:r>
+        <w:rPr>
+          <w:rFonts w:ascii="Barlow Condensed Medium" w:eastAsia="華康儷中黑" w:hAnsi="Barlow Condensed Medium" w:hint="eastAsia"/>
+          <w:w w:val="66"/>
+          <w:sz w:val="26"/>
+          <w:szCs w:val="26"/>
+        </w:rPr>
+        <w:t>預言的</w:t>
+      </w:r>
+      <w:r>
+        <w:rPr>
+          <w:rFonts w:ascii="Barlow Condensed Medium" w:eastAsia="華康儷中黑" w:hAnsi="Barlow Condensed Medium" w:hint="eastAsia"/>
+          <w:w w:val="66"/>
+          <w:sz w:val="26"/>
+          <w:szCs w:val="26"/>
+        </w:rPr>
+        <w:t>彌賽亞</w:t>
+      </w:r>
+      <w:bookmarkStart w:id="6" w:name="_GoBack"/>
+      <w:bookmarkEnd w:id="6"/>
+      <w:r>
+        <w:rPr>
+          <w:rFonts w:ascii="Barlow Condensed Medium" w:eastAsia="華康儷中黑" w:hAnsi="Barlow Condensed Medium" w:hint="eastAsia"/>
+          <w:w w:val="66"/>
+          <w:sz w:val="26"/>
+          <w:szCs w:val="26"/>
+        </w:rPr>
+        <w:t>。</w:t>
       </w:r>
       <w:r>
         <w:rPr>
@@ -28600,7 +28627,25 @@
           <w:sz w:val="26"/>
           <w:szCs w:val="26"/>
         </w:rPr>
-        <w:t>真正潔淨人的是　神的話語，因為　神的話語有使信的人將它活出來力量。因此手潔心清的義人指的，就是指在行為和內心都是潔淨的人。在新約中，保羅用聖潔提升了潔淨的意含，就是至高的良善，就是一種必須有行為且以　神為標準的生活方式。最近台灣人熱心在討論毒駕要判多重，卻沒有想過他們是這惡的文化下的受害者。黑道和敵對的國家用毒品來控制我們的青少年，而我們的社會卻不能為這些社會的邊緣人，提供心靈的保護和支持來對抗和拒絕這樣的惡。而基督的救恩所賜給人的，乃是有自我聖潔能力的聖靈的律，這才是對抗惡的控制和捆綁唯一的能力。</w:t>
+        <w:t>真正潔淨人的是　神的話語，因為　神的話語有使信的人將它活出來力量。因此手潔心清的義人指的，就是指在行為和內心都是潔淨的人。在新約中，保羅用聖潔提升了潔淨的意含，就是至高的良善，就是一種</w:t>
+      </w:r>
+      <w:r>
+        <w:rPr>
+          <w:rFonts w:ascii="Barlow Condensed Medium" w:eastAsia="華康細黑體" w:hAnsi="Barlow Condensed Medium" w:cs="微軟正黑體" w:hint="eastAsia"/>
+          <w:w w:val="66"/>
+          <w:sz w:val="26"/>
+          <w:szCs w:val="26"/>
+        </w:rPr>
+        <w:t>發自聖靈的行為</w:t>
+      </w:r>
+      <w:r>
+        <w:rPr>
+          <w:rFonts w:ascii="Barlow Condensed Medium" w:eastAsia="華康細黑體" w:hAnsi="Barlow Condensed Medium" w:cs="微軟正黑體" w:hint="eastAsia"/>
+          <w:w w:val="66"/>
+          <w:sz w:val="26"/>
+          <w:szCs w:val="26"/>
+        </w:rPr>
+        <w:t>行為且以　神為標準的生活方式。最近台灣人熱心在討論毒駕要判多重，卻沒有想過他們是這惡的文化下的受害者。黑道和敵對的國家用毒品來控制我們的青少年，而我們的社會卻不能為這些社會的邊緣人，提供心靈的保護和支持來對抗和拒絕這樣的惡。而基督的救恩所賜給人的，乃是有自我聖潔能力的聖靈的律，這才是對抗惡的控制和捆綁唯一的能力。</w:t>
       </w:r>
       <w:r>
         <w:rPr>
@@ -33295,7 +33340,7 @@
 </file>
 
 <file path=customXml/itemProps1.xml><?xml version="1.0" encoding="utf-8"?>
-<ds:datastoreItem xmlns:ds="http://schemas.openxmlformats.org/officeDocument/2006/customXml" ds:itemID="{907A749C-6694-4D7F-9A0B-481463D384B2}">
+<ds:datastoreItem xmlns:ds="http://schemas.openxmlformats.org/officeDocument/2006/customXml" ds:itemID="{4B2AB406-F7CD-4BB5-920F-29AD53A9C5F4}">
   <ds:schemaRefs>
     <ds:schemaRef ds:uri="http://schemas.openxmlformats.org/officeDocument/2006/bibliography"/>
   </ds:schemaRefs>
